--- a/GFPI-F-023_V06.__Formato_de_Planeación_Seguimiento_y_Evaluación_de_Etapa_Productiva_Grado10_Modelo.docx
+++ b/GFPI-F-023_V06.__Formato_de_Planeación_Seguimiento_y_Evaluación_de_Etapa_Productiva_Grado10_Modelo.docx
@@ -1,6 +1,6 @@
 
 <file path=word/document.xml><?xml version="1.0" encoding="utf-8"?>
-<w:document xmlns:wpc="http://schemas.microsoft.com/office/word/2010/wordprocessingCanvas" xmlns:cx="http://schemas.microsoft.com/office/drawing/2014/chartex" xmlns:cx1="http://schemas.microsoft.com/office/drawing/2015/9/8/chartex" xmlns:cx2="http://schemas.microsoft.com/office/drawing/2015/10/21/chartex" xmlns:cx3="http://schemas.microsoft.com/office/drawing/2016/5/9/chartex" xmlns:cx4="http://schemas.microsoft.com/office/drawing/2016/5/10/chartex" xmlns:cx5="http://schemas.microsoft.com/office/drawing/2016/5/11/chartex" xmlns:cx6="http://schemas.microsoft.com/office/drawing/2016/5/12/chartex" xmlns:cx7="http://schemas.microsoft.com/office/drawing/2016/5/13/chartex" xmlns:cx8="http://schemas.microsoft.com/office/drawing/2016/5/14/chartex" xmlns:mc="http://schemas.openxmlformats.org/markup-compatibility/2006" xmlns:aink="http://schemas.microsoft.com/office/drawing/2016/ink" xmlns:am3d="http://schemas.microsoft.com/office/drawing/2017/model3d" xmlns:o="urn:schemas-microsoft-com:office:office" xmlns:oel="http://schemas.microsoft.com/office/2019/extlst" xmlns:r="http://schemas.openxmlformats.org/officeDocument/2006/relationships" xmlns:m="http://schemas.openxmlformats.org/officeDocument/2006/math" xmlns:v="urn:schemas-microsoft-com:vml" xmlns:wp14="http://schemas.microsoft.com/office/word/2010/wordprocessingDrawing" xmlns:wp="http://schemas.openxmlformats.org/drawingml/2006/wordprocessingDrawing" xmlns:w10="urn:schemas-microsoft-com:office:word" xmlns:w="http://schemas.openxmlformats.org/wordprocessingml/2006/main" xmlns:w14="http://schemas.microsoft.com/office/word/2010/wordml" xmlns:w15="http://schemas.microsoft.com/office/word/2012/wordml" xmlns:w16cei="http://schemas.microsoft.com/office/word/2026/wordml/cei" xmlns:w16cex="http://schemas.microsoft.com/office/word/2018/wordml/cex" xmlns:w16cid="http://schemas.microsoft.com/office/word/2016/wordml/cid" xmlns:w16="http://schemas.microsoft.com/office/word/2018/wordml" xmlns:w16du="http://schemas.microsoft.com/office/word/2023/wordml/word16du" xmlns:w16sdtdh="http://schemas.microsoft.com/office/word/2020/wordml/sdtdatahash" xmlns:w16sdtfl="http://schemas.microsoft.com/office/word/2024/wordml/sdtformatlock" xmlns:w16se="http://schemas.microsoft.com/office/word/2015/wordml/symex" xmlns:wpg="http://schemas.microsoft.com/office/word/2010/wordprocessingGroup" xmlns:wpi="http://schemas.microsoft.com/office/word/2010/wordprocessingInk" xmlns:wne="http://schemas.microsoft.com/office/word/2006/wordml" xmlns:wps="http://schemas.microsoft.com/office/word/2010/wordprocessingShape" mc:Ignorable="w14 w15 w16se w16cid w16 w16cex w16sdtdh w16sdtfl w16du wp14">
+<w:document xmlns:wpc="http://schemas.microsoft.com/office/word/2010/wordprocessingCanvas" xmlns:cx="http://schemas.microsoft.com/office/drawing/2014/chartex" xmlns:cx1="http://schemas.microsoft.com/office/drawing/2015/9/8/chartex" xmlns:cx2="http://schemas.microsoft.com/office/drawing/2015/10/21/chartex" xmlns:cx3="http://schemas.microsoft.com/office/drawing/2016/5/9/chartex" xmlns:cx4="http://schemas.microsoft.com/office/drawing/2016/5/10/chartex" xmlns:cx5="http://schemas.microsoft.com/office/drawing/2016/5/11/chartex" xmlns:cx6="http://schemas.microsoft.com/office/drawing/2016/5/12/chartex" xmlns:cx7="http://schemas.microsoft.com/office/drawing/2016/5/13/chartex" xmlns:cx8="http://schemas.microsoft.com/office/drawing/2016/5/14/chartex" xmlns:mc="http://schemas.openxmlformats.org/markup-compatibility/2006" xmlns:aink="http://schemas.microsoft.com/office/drawing/2016/ink" xmlns:am3d="http://schemas.microsoft.com/office/drawing/2017/model3d" xmlns:o="urn:schemas-microsoft-com:office:office" xmlns:oel="http://schemas.microsoft.com/office/2019/extlst" xmlns:r="http://schemas.openxmlformats.org/officeDocument/2006/relationships" xmlns:m="http://schemas.openxmlformats.org/officeDocument/2006/math" xmlns:v="urn:schemas-microsoft-com:vml" xmlns:wp14="http://schemas.microsoft.com/office/word/2010/wordprocessingDrawing" xmlns:wp="http://schemas.openxmlformats.org/drawingml/2006/wordprocessingDrawing" xmlns:w10="urn:schemas-microsoft-com:office:word" xmlns:w="http://schemas.openxmlformats.org/wordprocessingml/2006/main" xmlns:w14="http://schemas.microsoft.com/office/word/2010/wordml" xmlns:w15="http://schemas.microsoft.com/office/word/2012/wordml" xmlns:w16cex="http://schemas.microsoft.com/office/word/2018/wordml/cex" xmlns:w16cid="http://schemas.microsoft.com/office/word/2016/wordml/cid" xmlns:w16="http://schemas.microsoft.com/office/word/2018/wordml" xmlns:w16du="http://schemas.microsoft.com/office/word/2023/wordml/word16du" xmlns:w16sdtdh="http://schemas.microsoft.com/office/word/2020/wordml/sdtdatahash" xmlns:w16sdtfl="http://schemas.microsoft.com/office/word/2024/wordml/sdtformatlock" xmlns:w16se="http://schemas.microsoft.com/office/word/2015/wordml/symex" xmlns:wpg="http://schemas.microsoft.com/office/word/2010/wordprocessingGroup" xmlns:wpi="http://schemas.microsoft.com/office/word/2010/wordprocessingInk" xmlns:wne="http://schemas.microsoft.com/office/word/2006/wordml" xmlns:wps="http://schemas.microsoft.com/office/word/2010/wordprocessingShape" mc:Ignorable="w14 w15 w16se w16cid w16 w16cex w16sdtdh w16sdtfl w16du wp14">
   <w:body>
     <w:tbl>
       <w:tblPr>
@@ -262,7 +262,7 @@
                     </wp:anchor>
                   </w:drawing>
                 </mc:Choice>
-                <mc:Fallback>
+                <mc:Fallback xmlns:w16cei="http://schemas.microsoft.com/office/word/2026/wordml/cei">
                   <w:pict>
                     <v:shapetype w14:anchorId="77783FD2" id="_x0000_t202" coordsize="21600,21600" o:spt="202" path="m,l,21600r21600,l21600,xe">
                       <v:stroke joinstyle="miter"/>
@@ -389,7 +389,7 @@
                     </wp:anchor>
                   </w:drawing>
                 </mc:Choice>
-                <mc:Fallback>
+                <mc:Fallback xmlns:w16cei="http://schemas.microsoft.com/office/word/2026/wordml/cei">
                   <w:pict>
                     <v:shape w14:anchorId="25F5E5B3" id="_x0000_s1027" type="#_x0000_t202" alt="&quot;&quot;" style="position:absolute;left:0;text-align:left;margin-left:116.2pt;margin-top:-1.6pt;width:20.4pt;height:19.8pt;z-index:251660288;visibility:visible;mso-wrap-style:square;mso-width-percent:0;mso-height-percent:0;mso-wrap-distance-left:9pt;mso-wrap-distance-top:0;mso-wrap-distance-right:9pt;mso-wrap-distance-bottom:0;mso-position-horizontal:absolute;mso-position-horizontal-relative:text;mso-position-vertical:absolute;mso-position-vertical-relative:text;mso-width-percent:0;mso-height-percent:0;mso-width-relative:margin;mso-height-relative:margin;v-text-anchor:top" o:gfxdata="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" fillcolor="white [3201]" strokeweight=".5pt">
                       <v:textbox>
@@ -504,7 +504,7 @@
                     </wp:anchor>
                   </w:drawing>
                 </mc:Choice>
-                <mc:Fallback>
+                <mc:Fallback xmlns:w16cei="http://schemas.microsoft.com/office/word/2026/wordml/cei">
                   <w:pict>
                     <v:shape w14:anchorId="0BBDA7CE" id="_x0000_s1028" type="#_x0000_t202" alt="&quot;&quot;" style="position:absolute;left:0;text-align:left;margin-left:111.35pt;margin-top:.75pt;width:20.4pt;height:19.8pt;z-index:251661312;visibility:visible;mso-wrap-style:square;mso-width-percent:0;mso-height-percent:0;mso-wrap-distance-left:9pt;mso-wrap-distance-top:0;mso-wrap-distance-right:9pt;mso-wrap-distance-bottom:0;mso-position-horizontal:absolute;mso-position-horizontal-relative:text;mso-position-vertical:absolute;mso-position-vertical-relative:text;mso-width-percent:0;mso-height-percent:0;mso-width-relative:margin;mso-height-relative:margin;v-text-anchor:top" o:gfxdata="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" fillcolor="white [3201]" strokeweight=".5pt">
                       <v:textbox>
@@ -6773,9 +6773,12 @@
                 <w:lang w:val="es-CO" w:eastAsia="es-CO"/>
                 <w14:ligatures w14:val="none"/>
               </w:rPr>
-              <w:t xml:space="preserve">669168 - RAP 3. EVALUAR LA APLICACIÓN DESARROLLADA </w:t>
-            </w:r>
-            <w:r>
+              <w:t>669168 - RAP 3. EVALUAR LA APLICACIÓN DESARROLLADA DE ACUERDO CON LOS REQUERIMIENTOS DEFINIDOS POR EL CLIENTE.</w:t>
+            </w:r>
+          </w:p>
+          <w:p>
+            <w:pPr>
+              <w:spacing w:before="0" w:after="0"/>
               <w:rPr>
                 <w:rFonts w:ascii="Calibri" w:hAnsi="Calibri" w:cs="Calibri"/>
                 <w:i/>
@@ -6785,9 +6788,11 @@
                 <w:lang w:val="es-CO" w:eastAsia="es-CO"/>
                 <w14:ligatures w14:val="none"/>
               </w:rPr>
-              <w:t>DE ACUERDO CON</w:t>
-            </w:r>
-            <w:r>
+            </w:pPr>
+          </w:p>
+          <w:p>
+            <w:pPr>
+              <w:spacing w:before="0" w:after="0"/>
               <w:rPr>
                 <w:rFonts w:ascii="Calibri" w:hAnsi="Calibri" w:cs="Calibri"/>
                 <w:i/>
@@ -6797,12 +6802,8 @@
                 <w:lang w:val="es-CO" w:eastAsia="es-CO"/>
                 <w14:ligatures w14:val="none"/>
               </w:rPr>
-              <w:t xml:space="preserve"> LOS REQUERIMIENTOS DEFINIDOS POR EL CLIENTE.</w:t>
-            </w:r>
-          </w:p>
-          <w:p>
-            <w:pPr>
-              <w:spacing w:before="0" w:after="0"/>
+            </w:pPr>
+            <w:r>
               <w:rPr>
                 <w:rFonts w:ascii="Calibri" w:hAnsi="Calibri" w:cs="Calibri"/>
                 <w:i/>
@@ -6812,32 +6813,6 @@
                 <w:lang w:val="es-CO" w:eastAsia="es-CO"/>
                 <w14:ligatures w14:val="none"/>
               </w:rPr>
-            </w:pPr>
-          </w:p>
-          <w:p>
-            <w:pPr>
-              <w:spacing w:before="0" w:after="0"/>
-              <w:rPr>
-                <w:rFonts w:ascii="Calibri" w:hAnsi="Calibri" w:cs="Calibri"/>
-                <w:i/>
-                <w:iCs/>
-                <w:sz w:val="18"/>
-                <w:szCs w:val="18"/>
-                <w:lang w:val="es-CO" w:eastAsia="es-CO"/>
-                <w14:ligatures w14:val="none"/>
-              </w:rPr>
-            </w:pPr>
-            <w:r>
-              <w:rPr>
-                <w:rFonts w:ascii="Calibri" w:hAnsi="Calibri" w:cs="Calibri"/>
-                <w:i/>
-                <w:iCs/>
-                <w:sz w:val="18"/>
-                <w:szCs w:val="18"/>
-                <w:lang w:val="es-CO" w:eastAsia="es-CO"/>
-                <w14:ligatures w14:val="none"/>
-              </w:rPr>
-              <w:lastRenderedPageBreak/>
               <w:t>669167 - RAP 1. INTERPRETAR EL INFORME DE REQUERIMIENTOS ACUERDO A LAS NECESIDADES DEL CLIENTE.</w:t>
             </w:r>
           </w:p>
@@ -7665,6 +7640,7 @@
                 <w:sz w:val="23"/>
                 <w:szCs w:val="23"/>
               </w:rPr>
+              <w:lastRenderedPageBreak/>
               <w:t xml:space="preserve">RAP al que apunta: 669167 - RAP 1. Resolver procesos lógicos a través de la implementación de algoritmos y el lenguaje de programación seleccionado. </w:t>
             </w:r>
           </w:p>
@@ -8718,17 +8694,6 @@
           <w:lang w:val="es-CO" w:eastAsia="es-CO"/>
           <w14:ligatures w14:val="none"/>
         </w:rPr>
-        <w:sectPr>
-          <w:headerReference w:type="default" r:id="rId12"/>
-          <w:footerReference w:type="default" r:id="rId13"/>
-          <w:headerReference w:type="first" r:id="rId14"/>
-          <w:footerReference w:type="first" r:id="rId15"/>
-          <w:type w:val="continuous"/>
-          <w:pgSz w:w="12240" w:h="15840"/>
-          <w:pgMar w:top="720" w:right="720" w:bottom="720" w:left="720" w:header="708" w:footer="708" w:gutter="0"/>
-          <w:cols w:space="708"/>
-          <w:docGrid w:linePitch="360"/>
-        </w:sectPr>
       </w:pPr>
       <w:r>
         <w:rPr>
@@ -9008,9127 +8973,10 @@
         <w:t>_</w:t>
       </w:r>
     </w:p>
-    <w:p>
-      <w:pPr>
-        <w:jc w:val="center"/>
-        <w:rPr>
-          <w:rFonts w:ascii="Calibri" w:hAnsi="Calibri" w:cs="Calibri"/>
-          <w:b/>
-          <w:bCs/>
-          <w:color w:val="000000"/>
-          <w:sz w:val="20"/>
-          <w:szCs w:val="20"/>
-          <w:lang w:val="es-CO" w:eastAsia="es-CO"/>
-          <w14:ligatures w14:val="none"/>
-        </w:rPr>
-        <w:sectPr>
-          <w:footerReference w:type="default" r:id="rId16"/>
-          <w:pgSz w:w="12240" w:h="15840"/>
-          <w:pgMar w:top="720" w:right="720" w:bottom="720" w:left="720" w:header="708" w:footer="708" w:gutter="0"/>
-          <w:cols w:space="708"/>
-          <w:docGrid w:linePitch="360"/>
-        </w:sectPr>
-      </w:pPr>
-    </w:p>
-    <w:tbl>
-      <w:tblPr>
-        <w:tblW w:w="5000" w:type="pct"/>
-        <w:tblBorders>
-          <w:top w:val="single" w:sz="4" w:space="0" w:color="auto"/>
-          <w:left w:val="single" w:sz="4" w:space="0" w:color="auto"/>
-          <w:bottom w:val="single" w:sz="4" w:space="0" w:color="auto"/>
-          <w:right w:val="single" w:sz="4" w:space="0" w:color="auto"/>
-          <w:insideH w:val="single" w:sz="4" w:space="0" w:color="auto"/>
-          <w:insideV w:val="single" w:sz="4" w:space="0" w:color="auto"/>
-        </w:tblBorders>
-        <w:tblLayout w:type="fixed"/>
-        <w:tblCellMar>
-          <w:left w:w="70" w:type="dxa"/>
-          <w:right w:w="70" w:type="dxa"/>
-        </w:tblCellMar>
-        <w:tblLook w:val="04A0" w:firstRow="1" w:lastRow="0" w:firstColumn="1" w:lastColumn="0" w:noHBand="0" w:noVBand="1"/>
-      </w:tblPr>
-      <w:tblGrid>
-        <w:gridCol w:w="2264"/>
-        <w:gridCol w:w="637"/>
-        <w:gridCol w:w="921"/>
-        <w:gridCol w:w="395"/>
-        <w:gridCol w:w="1176"/>
-        <w:gridCol w:w="140"/>
-        <w:gridCol w:w="1170"/>
-        <w:gridCol w:w="805"/>
-        <w:gridCol w:w="3282"/>
-      </w:tblGrid>
-      <w:tr>
-        <w:trPr>
-          <w:trHeight w:val="615"/>
-        </w:trPr>
-        <w:tc>
-          <w:tcPr>
-            <w:tcW w:w="5000" w:type="pct"/>
-            <w:gridSpan w:val="9"/>
-            <w:shd w:val="clear" w:color="auto" w:fill="262626" w:themeFill="text1" w:themeFillTint="D9"/>
-            <w:noWrap/>
-            <w:vAlign w:val="center"/>
-            <w:hideMark/>
-          </w:tcPr>
-          <w:p>
-            <w:pPr>
-              <w:spacing w:before="0" w:after="0"/>
-              <w:jc w:val="center"/>
-              <w:rPr>
-                <w:rFonts w:ascii="Calibri" w:hAnsi="Calibri" w:cs="Calibri"/>
-                <w:b/>
-                <w:bCs/>
-                <w:sz w:val="18"/>
-                <w:szCs w:val="18"/>
-                <w:lang w:val="es-CO" w:eastAsia="es-CO"/>
-                <w14:ligatures w14:val="none"/>
-              </w:rPr>
-            </w:pPr>
-            <w:r>
-              <w:rPr>
-                <w:rFonts w:ascii="Calibri" w:hAnsi="Calibri" w:cs="Calibri"/>
-                <w:b/>
-                <w:bCs/>
-                <w:sz w:val="22"/>
-                <w:szCs w:val="22"/>
-                <w:lang w:val="es-CO" w:eastAsia="es-CO"/>
-                <w14:ligatures w14:val="none"/>
-              </w:rPr>
-              <w:t>Momento N° 2 - Seguimiento Etapa Productiva</w:t>
-            </w:r>
-          </w:p>
-        </w:tc>
-      </w:tr>
-      <w:tr>
-        <w:trPr>
-          <w:trHeight w:val="592"/>
-        </w:trPr>
-        <w:tc>
-          <w:tcPr>
-            <w:tcW w:w="1049" w:type="pct"/>
-            <w:vAlign w:val="center"/>
-            <w:hideMark/>
-          </w:tcPr>
-          <w:p>
-            <w:pPr>
-              <w:spacing w:before="0" w:after="0"/>
-              <w:jc w:val="left"/>
-              <w:rPr>
-                <w:rFonts w:ascii="Calibri" w:hAnsi="Calibri" w:cs="Calibri"/>
-                <w:b/>
-                <w:bCs/>
-                <w:sz w:val="18"/>
-                <w:szCs w:val="18"/>
-                <w:lang w:val="es-CO" w:eastAsia="es-CO"/>
-                <w14:ligatures w14:val="none"/>
-              </w:rPr>
-            </w:pPr>
-            <w:r>
-              <w:rPr>
-                <w:rFonts w:ascii="Calibri" w:hAnsi="Calibri" w:cs="Calibri"/>
-                <w:b/>
-                <w:bCs/>
-                <w:sz w:val="18"/>
-                <w:szCs w:val="18"/>
-                <w:lang w:val="es-CO" w:eastAsia="es-CO"/>
-                <w14:ligatures w14:val="none"/>
-              </w:rPr>
-              <w:t xml:space="preserve">Fecha inicio </w:t>
-            </w:r>
-            <w:r>
-              <w:rPr>
-                <w:rFonts w:ascii="Calibri" w:hAnsi="Calibri" w:cs="Calibri"/>
-                <w:b/>
-                <w:bCs/>
-                <w:sz w:val="18"/>
-                <w:szCs w:val="18"/>
-                <w:lang w:val="es-CO" w:eastAsia="es-CO"/>
-                <w14:ligatures w14:val="none"/>
-              </w:rPr>
-              <w:t xml:space="preserve">de </w:t>
-            </w:r>
-            <w:r>
-              <w:rPr>
-                <w:rFonts w:ascii="Calibri" w:hAnsi="Calibri" w:cs="Calibri"/>
-                <w:b/>
-                <w:bCs/>
-                <w:sz w:val="18"/>
-                <w:szCs w:val="18"/>
-                <w:lang w:val="es-CO" w:eastAsia="es-CO"/>
-                <w14:ligatures w14:val="none"/>
-              </w:rPr>
-              <w:t>e</w:t>
-            </w:r>
-            <w:r>
-              <w:rPr>
-                <w:rFonts w:ascii="Calibri" w:hAnsi="Calibri" w:cs="Calibri"/>
-                <w:b/>
-                <w:bCs/>
-                <w:sz w:val="18"/>
-                <w:szCs w:val="18"/>
-                <w:lang w:val="es-CO" w:eastAsia="es-CO"/>
-                <w14:ligatures w14:val="none"/>
-              </w:rPr>
-              <w:t xml:space="preserve">tapa </w:t>
-            </w:r>
-            <w:r>
-              <w:rPr>
-                <w:rFonts w:ascii="Calibri" w:hAnsi="Calibri" w:cs="Calibri"/>
-                <w:b/>
-                <w:bCs/>
-                <w:sz w:val="18"/>
-                <w:szCs w:val="18"/>
-                <w:lang w:val="es-CO" w:eastAsia="es-CO"/>
-                <w14:ligatures w14:val="none"/>
-              </w:rPr>
-              <w:t>p</w:t>
-            </w:r>
-            <w:r>
-              <w:rPr>
-                <w:rFonts w:ascii="Calibri" w:hAnsi="Calibri" w:cs="Calibri"/>
-                <w:b/>
-                <w:bCs/>
-                <w:sz w:val="18"/>
-                <w:szCs w:val="18"/>
-                <w:lang w:val="es-CO" w:eastAsia="es-CO"/>
-                <w14:ligatures w14:val="none"/>
-              </w:rPr>
-              <w:t xml:space="preserve">roductiva: </w:t>
-            </w:r>
-            <w:r>
-              <w:rPr>
-                <w:rFonts w:ascii="Calibri" w:hAnsi="Calibri" w:cs="Calibri"/>
-                <w:b/>
-                <w:bCs/>
-                <w:sz w:val="18"/>
-                <w:szCs w:val="18"/>
-                <w:lang w:val="es-CO" w:eastAsia="es-CO"/>
-                <w14:ligatures w14:val="none"/>
-              </w:rPr>
-              <w:br/>
-            </w:r>
-            <w:r>
-              <w:rPr>
-                <w:rFonts w:ascii="Calibri" w:hAnsi="Calibri" w:cs="Calibri"/>
-                <w:i/>
-                <w:iCs/>
-                <w:sz w:val="18"/>
-                <w:szCs w:val="18"/>
-                <w:lang w:val="es-CO" w:eastAsia="es-CO"/>
-                <w14:ligatures w14:val="none"/>
-              </w:rPr>
-              <w:t>(DD/MM/AA)</w:t>
-            </w:r>
-          </w:p>
-        </w:tc>
-        <w:tc>
-          <w:tcPr>
-            <w:tcW w:w="1450" w:type="pct"/>
-            <w:gridSpan w:val="4"/>
-            <w:noWrap/>
-            <w:vAlign w:val="center"/>
-            <w:hideMark/>
-          </w:tcPr>
-          <w:p>
-            <w:pPr>
-              <w:spacing w:before="0" w:after="0"/>
-              <w:jc w:val="left"/>
-              <w:rPr>
-                <w:rFonts w:ascii="Calibri" w:hAnsi="Calibri" w:cs="Calibri"/>
-                <w:b/>
-                <w:bCs/>
-                <w:sz w:val="18"/>
-                <w:szCs w:val="18"/>
-                <w:lang w:val="es-CO" w:eastAsia="es-CO"/>
-                <w14:ligatures w14:val="none"/>
-              </w:rPr>
-            </w:pPr>
-          </w:p>
-        </w:tc>
-        <w:tc>
-          <w:tcPr>
-            <w:tcW w:w="980" w:type="pct"/>
-            <w:gridSpan w:val="3"/>
-            <w:vAlign w:val="center"/>
-            <w:hideMark/>
-          </w:tcPr>
-          <w:p>
-            <w:pPr>
-              <w:spacing w:before="0" w:after="0"/>
-              <w:jc w:val="left"/>
-              <w:rPr>
-                <w:rFonts w:ascii="Calibri" w:hAnsi="Calibri" w:cs="Calibri"/>
-                <w:b/>
-                <w:bCs/>
-                <w:sz w:val="18"/>
-                <w:szCs w:val="18"/>
-                <w:lang w:val="es-CO" w:eastAsia="es-CO"/>
-                <w14:ligatures w14:val="none"/>
-              </w:rPr>
-            </w:pPr>
-            <w:r>
-              <w:rPr>
-                <w:rFonts w:ascii="Calibri" w:hAnsi="Calibri" w:cs="Calibri"/>
-                <w:b/>
-                <w:bCs/>
-                <w:sz w:val="18"/>
-                <w:szCs w:val="18"/>
-                <w:lang w:val="es-CO" w:eastAsia="es-CO"/>
-                <w14:ligatures w14:val="none"/>
-              </w:rPr>
-              <w:t>Fecha del momento de seguimiento:</w:t>
-            </w:r>
-            <w:r>
-              <w:rPr>
-                <w:rFonts w:ascii="Calibri" w:hAnsi="Calibri" w:cs="Calibri"/>
-                <w:b/>
-                <w:bCs/>
-                <w:sz w:val="18"/>
-                <w:szCs w:val="18"/>
-                <w:lang w:val="es-CO" w:eastAsia="es-CO"/>
-                <w14:ligatures w14:val="none"/>
-              </w:rPr>
-              <w:br/>
-            </w:r>
-            <w:r>
-              <w:rPr>
-                <w:rFonts w:ascii="Calibri" w:hAnsi="Calibri" w:cs="Calibri"/>
-                <w:i/>
-                <w:iCs/>
-                <w:sz w:val="18"/>
-                <w:szCs w:val="18"/>
-                <w:lang w:val="es-CO" w:eastAsia="es-CO"/>
-                <w14:ligatures w14:val="none"/>
-              </w:rPr>
-              <w:t>(</w:t>
-            </w:r>
-            <w:r>
-              <w:rPr>
-                <w:rFonts w:ascii="Calibri" w:hAnsi="Calibri" w:cs="Calibri"/>
-                <w:i/>
-                <w:iCs/>
-                <w:sz w:val="18"/>
-                <w:szCs w:val="18"/>
-                <w:lang w:val="es-CO" w:eastAsia="es-CO"/>
-                <w14:ligatures w14:val="none"/>
-              </w:rPr>
-              <w:t>DD/MM/AA</w:t>
-            </w:r>
-            <w:r>
-              <w:rPr>
-                <w:rFonts w:ascii="Calibri" w:hAnsi="Calibri" w:cs="Calibri"/>
-                <w:i/>
-                <w:iCs/>
-                <w:sz w:val="18"/>
-                <w:szCs w:val="18"/>
-                <w:lang w:val="es-CO" w:eastAsia="es-CO"/>
-                <w14:ligatures w14:val="none"/>
-              </w:rPr>
-              <w:t>)</w:t>
-            </w:r>
-          </w:p>
-        </w:tc>
-        <w:tc>
-          <w:tcPr>
-            <w:tcW w:w="1521" w:type="pct"/>
-            <w:noWrap/>
-            <w:vAlign w:val="center"/>
-            <w:hideMark/>
-          </w:tcPr>
-          <w:p>
-            <w:pPr>
-              <w:spacing w:before="0" w:after="0"/>
-              <w:rPr>
-                <w:rFonts w:ascii="Calibri" w:hAnsi="Calibri" w:cs="Calibri"/>
-                <w:b/>
-                <w:bCs/>
-                <w:sz w:val="18"/>
-                <w:szCs w:val="18"/>
-                <w:lang w:val="es-CO" w:eastAsia="es-CO"/>
-                <w14:ligatures w14:val="none"/>
-              </w:rPr>
-            </w:pPr>
-          </w:p>
-        </w:tc>
-      </w:tr>
-      <w:tr>
-        <w:trPr>
-          <w:trHeight w:val="458"/>
-        </w:trPr>
-        <w:tc>
-          <w:tcPr>
-            <w:tcW w:w="1049" w:type="pct"/>
-            <w:tcBorders>
-              <w:bottom w:val="thickThinLargeGap" w:sz="12" w:space="0" w:color="auto"/>
-            </w:tcBorders>
-            <w:vAlign w:val="center"/>
-            <w:hideMark/>
-          </w:tcPr>
-          <w:p>
-            <w:pPr>
-              <w:spacing w:before="0" w:after="0"/>
-              <w:jc w:val="left"/>
-              <w:rPr>
-                <w:rFonts w:ascii="Calibri" w:hAnsi="Calibri" w:cs="Calibri"/>
-                <w:b/>
-                <w:bCs/>
-                <w:sz w:val="18"/>
-                <w:szCs w:val="18"/>
-                <w:lang w:val="es-CO" w:eastAsia="es-CO"/>
-                <w14:ligatures w14:val="none"/>
-              </w:rPr>
-            </w:pPr>
-            <w:r>
-              <w:rPr>
-                <w:rFonts w:ascii="Calibri" w:hAnsi="Calibri" w:cs="Calibri"/>
-                <w:b/>
-                <w:bCs/>
-                <w:sz w:val="18"/>
-                <w:szCs w:val="18"/>
-                <w:lang w:val="es-CO" w:eastAsia="es-CO"/>
-                <w14:ligatures w14:val="none"/>
-              </w:rPr>
-              <w:t xml:space="preserve">Modalidad del seguimiento: </w:t>
-            </w:r>
-            <w:r>
-              <w:rPr>
-                <w:rFonts w:ascii="Calibri" w:hAnsi="Calibri" w:cs="Calibri"/>
-                <w:i/>
-                <w:iCs/>
-                <w:sz w:val="18"/>
-                <w:szCs w:val="18"/>
-                <w:lang w:val="es-CO" w:eastAsia="es-CO"/>
-                <w14:ligatures w14:val="none"/>
-              </w:rPr>
-              <w:t>(presencial/virtual)</w:t>
-            </w:r>
-          </w:p>
-        </w:tc>
-        <w:tc>
-          <w:tcPr>
-            <w:tcW w:w="722" w:type="pct"/>
-            <w:gridSpan w:val="2"/>
-            <w:tcBorders>
-              <w:bottom w:val="thickThinLargeGap" w:sz="12" w:space="0" w:color="auto"/>
-            </w:tcBorders>
-            <w:noWrap/>
-            <w:vAlign w:val="center"/>
-            <w:hideMark/>
-          </w:tcPr>
-          <w:p>
-            <w:pPr>
-              <w:spacing w:before="0" w:after="0"/>
-              <w:jc w:val="left"/>
-              <w:rPr>
-                <w:rFonts w:ascii="Calibri" w:hAnsi="Calibri" w:cs="Calibri"/>
-                <w:b/>
-                <w:bCs/>
-                <w:sz w:val="18"/>
-                <w:szCs w:val="18"/>
-                <w:lang w:val="es-CO" w:eastAsia="es-CO"/>
-                <w14:ligatures w14:val="none"/>
-              </w:rPr>
-            </w:pPr>
-          </w:p>
-        </w:tc>
-        <w:tc>
-          <w:tcPr>
-            <w:tcW w:w="1335" w:type="pct"/>
-            <w:gridSpan w:val="4"/>
-            <w:tcBorders>
-              <w:bottom w:val="thickThinLargeGap" w:sz="12" w:space="0" w:color="auto"/>
-            </w:tcBorders>
-            <w:noWrap/>
-            <w:vAlign w:val="center"/>
-            <w:hideMark/>
-          </w:tcPr>
-          <w:p>
-            <w:pPr>
-              <w:spacing w:before="0" w:after="0"/>
-              <w:rPr>
-                <w:rFonts w:ascii="Calibri" w:hAnsi="Calibri" w:cs="Calibri"/>
-                <w:b/>
-                <w:bCs/>
-                <w:sz w:val="18"/>
-                <w:szCs w:val="18"/>
-                <w:lang w:val="es-CO" w:eastAsia="es-CO"/>
-                <w14:ligatures w14:val="none"/>
-              </w:rPr>
-            </w:pPr>
-            <w:r>
-              <w:rPr>
-                <w:rFonts w:ascii="Calibri" w:hAnsi="Calibri" w:cs="Calibri"/>
-                <w:b/>
-                <w:bCs/>
-                <w:sz w:val="18"/>
-                <w:szCs w:val="18"/>
-                <w:lang w:val="es-CO" w:eastAsia="es-CO"/>
-                <w14:ligatures w14:val="none"/>
-              </w:rPr>
-              <w:t xml:space="preserve">Enlace de grabación del momento 2: </w:t>
-            </w:r>
-            <w:r>
-              <w:rPr>
-                <w:rFonts w:ascii="Calibri" w:hAnsi="Calibri" w:cs="Calibri"/>
-                <w:i/>
-                <w:iCs/>
-                <w:sz w:val="18"/>
-                <w:szCs w:val="18"/>
-                <w:lang w:val="es-CO" w:eastAsia="es-CO"/>
-                <w14:ligatures w14:val="none"/>
-              </w:rPr>
-              <w:t>(si se hace de forma virtual)</w:t>
-            </w:r>
-          </w:p>
-        </w:tc>
-        <w:tc>
-          <w:tcPr>
-            <w:tcW w:w="1894" w:type="pct"/>
-            <w:gridSpan w:val="2"/>
-            <w:tcBorders>
-              <w:bottom w:val="thickThinLargeGap" w:sz="12" w:space="0" w:color="auto"/>
-            </w:tcBorders>
-            <w:noWrap/>
-            <w:vAlign w:val="center"/>
-            <w:hideMark/>
-          </w:tcPr>
-          <w:p>
-            <w:pPr>
-              <w:spacing w:before="0" w:after="0"/>
-              <w:rPr>
-                <w:rFonts w:ascii="Calibri" w:hAnsi="Calibri" w:cs="Calibri"/>
-                <w:b/>
-                <w:bCs/>
-                <w:sz w:val="18"/>
-                <w:szCs w:val="18"/>
-                <w:lang w:val="es-CO" w:eastAsia="es-CO"/>
-                <w14:ligatures w14:val="none"/>
-              </w:rPr>
-            </w:pPr>
-            <w:r>
-              <w:rPr>
-                <w:rFonts w:ascii="Calibri" w:hAnsi="Calibri" w:cs="Calibri"/>
-                <w:b/>
-                <w:bCs/>
-                <w:sz w:val="18"/>
-                <w:szCs w:val="18"/>
-                <w:lang w:val="es-CO" w:eastAsia="es-CO"/>
-                <w14:ligatures w14:val="none"/>
-              </w:rPr>
-              <w:t> </w:t>
-            </w:r>
-          </w:p>
-        </w:tc>
-      </w:tr>
-      <w:tr>
-        <w:trPr>
-          <w:trHeight w:val="277"/>
-        </w:trPr>
-        <w:tc>
-          <w:tcPr>
-            <w:tcW w:w="5000" w:type="pct"/>
-            <w:gridSpan w:val="9"/>
-            <w:tcBorders>
-              <w:top w:val="thickThinLargeGap" w:sz="12" w:space="0" w:color="auto"/>
-            </w:tcBorders>
-            <w:noWrap/>
-            <w:vAlign w:val="center"/>
-            <w:hideMark/>
-          </w:tcPr>
-          <w:p>
-            <w:pPr>
-              <w:spacing w:before="0" w:after="0"/>
-              <w:jc w:val="center"/>
-              <w:rPr>
-                <w:rFonts w:ascii="Calibri" w:hAnsi="Calibri" w:cs="Calibri"/>
-                <w:b/>
-                <w:bCs/>
-                <w:i/>
-                <w:iCs/>
-                <w:sz w:val="18"/>
-                <w:szCs w:val="18"/>
-                <w:lang w:val="es-CO" w:eastAsia="es-CO"/>
-                <w14:ligatures w14:val="none"/>
-              </w:rPr>
-            </w:pPr>
-            <w:r>
-              <w:rPr>
-                <w:rFonts w:ascii="Calibri" w:hAnsi="Calibri" w:cs="Calibri"/>
-                <w:b/>
-                <w:bCs/>
-                <w:i/>
-                <w:iCs/>
-                <w:sz w:val="18"/>
-                <w:szCs w:val="18"/>
-                <w:lang w:val="es-CO" w:eastAsia="es-CO"/>
-                <w14:ligatures w14:val="none"/>
-              </w:rPr>
-              <w:t>Factores Técnicos</w:t>
-            </w:r>
-          </w:p>
-        </w:tc>
-      </w:tr>
-      <w:tr>
-        <w:trPr>
-          <w:trHeight w:val="128"/>
-        </w:trPr>
-        <w:tc>
-          <w:tcPr>
-            <w:tcW w:w="1344" w:type="pct"/>
-            <w:gridSpan w:val="2"/>
-            <w:vMerge w:val="restart"/>
-            <w:vAlign w:val="center"/>
-            <w:hideMark/>
-          </w:tcPr>
-          <w:p>
-            <w:pPr>
-              <w:spacing w:before="0" w:after="0"/>
-              <w:jc w:val="center"/>
-              <w:rPr>
-                <w:rFonts w:ascii="Calibri" w:hAnsi="Calibri" w:cs="Calibri"/>
-                <w:b/>
-                <w:bCs/>
-                <w:sz w:val="18"/>
-                <w:szCs w:val="18"/>
-                <w:lang w:val="es-CO" w:eastAsia="es-CO"/>
-                <w14:ligatures w14:val="none"/>
-              </w:rPr>
-            </w:pPr>
-            <w:r>
-              <w:rPr>
-                <w:rFonts w:ascii="Calibri" w:hAnsi="Calibri" w:cs="Calibri"/>
-                <w:b/>
-                <w:bCs/>
-                <w:sz w:val="18"/>
-                <w:szCs w:val="18"/>
-                <w:lang w:val="es-CO" w:eastAsia="es-CO"/>
-                <w14:ligatures w14:val="none"/>
-              </w:rPr>
-              <w:t>Variable</w:t>
-            </w:r>
-          </w:p>
-        </w:tc>
-        <w:tc>
-          <w:tcPr>
-            <w:tcW w:w="1220" w:type="pct"/>
-            <w:gridSpan w:val="4"/>
-            <w:vAlign w:val="center"/>
-            <w:hideMark/>
-          </w:tcPr>
-          <w:p>
-            <w:pPr>
-              <w:spacing w:before="0" w:after="0"/>
-              <w:jc w:val="center"/>
-              <w:rPr>
-                <w:rFonts w:ascii="Calibri" w:hAnsi="Calibri" w:cs="Calibri"/>
-                <w:b/>
-                <w:bCs/>
-                <w:sz w:val="18"/>
-                <w:szCs w:val="18"/>
-                <w:lang w:val="es-CO" w:eastAsia="es-CO"/>
-                <w14:ligatures w14:val="none"/>
-              </w:rPr>
-            </w:pPr>
-            <w:r>
-              <w:rPr>
-                <w:rFonts w:ascii="Calibri" w:hAnsi="Calibri" w:cs="Calibri"/>
-                <w:b/>
-                <w:bCs/>
-                <w:sz w:val="18"/>
-                <w:szCs w:val="18"/>
-                <w:lang w:val="es-CO" w:eastAsia="es-CO"/>
-                <w14:ligatures w14:val="none"/>
-              </w:rPr>
-              <w:t>Valoración</w:t>
-            </w:r>
-            <w:r>
-              <w:rPr>
-                <w:rFonts w:ascii="Calibri" w:hAnsi="Calibri" w:cs="Calibri"/>
-                <w:i/>
-                <w:iCs/>
-                <w:sz w:val="18"/>
-                <w:szCs w:val="18"/>
-                <w:lang w:val="es-CO" w:eastAsia="es-CO"/>
-                <w14:ligatures w14:val="none"/>
-              </w:rPr>
-              <w:t xml:space="preserve"> </w:t>
-            </w:r>
-            <w:r>
-              <w:rPr>
-                <w:rFonts w:ascii="Calibri" w:hAnsi="Calibri" w:cs="Calibri"/>
-                <w:i/>
-                <w:iCs/>
-                <w:sz w:val="18"/>
-                <w:szCs w:val="18"/>
-                <w:lang w:val="es-CO" w:eastAsia="es-CO"/>
-                <w14:ligatures w14:val="none"/>
-              </w:rPr>
-              <w:t>(marcar con X)</w:t>
-            </w:r>
-          </w:p>
-        </w:tc>
-        <w:tc>
-          <w:tcPr>
-            <w:tcW w:w="2436" w:type="pct"/>
-            <w:gridSpan w:val="3"/>
-            <w:vMerge w:val="restart"/>
-            <w:noWrap/>
-            <w:vAlign w:val="center"/>
-            <w:hideMark/>
-          </w:tcPr>
-          <w:p>
-            <w:pPr>
-              <w:spacing w:before="0" w:after="0"/>
-              <w:jc w:val="center"/>
-              <w:rPr>
-                <w:rFonts w:ascii="Calibri" w:hAnsi="Calibri" w:cs="Calibri"/>
-                <w:b/>
-                <w:bCs/>
-                <w:sz w:val="18"/>
-                <w:szCs w:val="18"/>
-                <w:lang w:val="es-CO" w:eastAsia="es-CO"/>
-                <w14:ligatures w14:val="none"/>
-              </w:rPr>
-            </w:pPr>
-            <w:r>
-              <w:rPr>
-                <w:rFonts w:ascii="Calibri" w:hAnsi="Calibri" w:cs="Calibri"/>
-                <w:b/>
-                <w:bCs/>
-                <w:sz w:val="18"/>
-                <w:szCs w:val="18"/>
-                <w:lang w:val="es-CO" w:eastAsia="es-CO"/>
-                <w14:ligatures w14:val="none"/>
-              </w:rPr>
-              <w:t>Observaciones / Compromisos de mejora</w:t>
-            </w:r>
-          </w:p>
-        </w:tc>
-      </w:tr>
-      <w:tr>
-        <w:trPr>
-          <w:trHeight w:val="127"/>
-        </w:trPr>
-        <w:tc>
-          <w:tcPr>
-            <w:tcW w:w="1344" w:type="pct"/>
-            <w:gridSpan w:val="2"/>
-            <w:vMerge/>
-            <w:vAlign w:val="center"/>
-          </w:tcPr>
-          <w:p>
-            <w:pPr>
-              <w:spacing w:before="0" w:after="0"/>
-              <w:jc w:val="center"/>
-              <w:rPr>
-                <w:rFonts w:ascii="Calibri" w:hAnsi="Calibri" w:cs="Calibri"/>
-                <w:b/>
-                <w:bCs/>
-                <w:sz w:val="18"/>
-                <w:szCs w:val="18"/>
-                <w:lang w:val="es-CO" w:eastAsia="es-CO"/>
-                <w14:ligatures w14:val="none"/>
-              </w:rPr>
-            </w:pPr>
-          </w:p>
-        </w:tc>
-        <w:tc>
-          <w:tcPr>
-            <w:tcW w:w="610" w:type="pct"/>
-            <w:gridSpan w:val="2"/>
-            <w:vAlign w:val="center"/>
-          </w:tcPr>
-          <w:p>
-            <w:pPr>
-              <w:spacing w:before="0" w:after="0"/>
-              <w:jc w:val="center"/>
-              <w:rPr>
-                <w:rFonts w:ascii="Calibri" w:hAnsi="Calibri" w:cs="Calibri"/>
-                <w:b/>
-                <w:bCs/>
-                <w:sz w:val="18"/>
-                <w:szCs w:val="18"/>
-                <w:lang w:val="es-CO" w:eastAsia="es-CO"/>
-                <w14:ligatures w14:val="none"/>
-              </w:rPr>
-            </w:pPr>
-            <w:r>
-              <w:rPr>
-                <w:rFonts w:ascii="Calibri" w:hAnsi="Calibri" w:cs="Calibri"/>
-                <w:b/>
-                <w:bCs/>
-                <w:color w:val="747474" w:themeColor="background2" w:themeShade="80"/>
-                <w:sz w:val="18"/>
-                <w:szCs w:val="18"/>
-                <w:lang w:val="es-CO" w:eastAsia="es-CO"/>
-                <w14:ligatures w14:val="none"/>
-              </w:rPr>
-              <w:t>Satisfactorio</w:t>
-            </w:r>
-          </w:p>
-        </w:tc>
-        <w:tc>
-          <w:tcPr>
-            <w:tcW w:w="610" w:type="pct"/>
-            <w:gridSpan w:val="2"/>
-            <w:vAlign w:val="center"/>
-          </w:tcPr>
-          <w:p>
-            <w:pPr>
-              <w:spacing w:before="0" w:after="0"/>
-              <w:jc w:val="center"/>
-              <w:rPr>
-                <w:rFonts w:ascii="Calibri" w:hAnsi="Calibri" w:cs="Calibri"/>
-                <w:b/>
-                <w:bCs/>
-                <w:sz w:val="18"/>
-                <w:szCs w:val="18"/>
-                <w:lang w:val="es-CO" w:eastAsia="es-CO"/>
-                <w14:ligatures w14:val="none"/>
-              </w:rPr>
-            </w:pPr>
-            <w:r>
-              <w:rPr>
-                <w:rFonts w:ascii="Calibri" w:hAnsi="Calibri" w:cs="Calibri"/>
-                <w:b/>
-                <w:bCs/>
-                <w:color w:val="747474" w:themeColor="background2" w:themeShade="80"/>
-                <w:sz w:val="18"/>
-                <w:szCs w:val="18"/>
-                <w:lang w:val="es-CO" w:eastAsia="es-CO"/>
-                <w14:ligatures w14:val="none"/>
-              </w:rPr>
-              <w:t>Por mejorar</w:t>
-            </w:r>
-          </w:p>
-        </w:tc>
-        <w:tc>
-          <w:tcPr>
-            <w:tcW w:w="2436" w:type="pct"/>
-            <w:gridSpan w:val="3"/>
-            <w:vMerge/>
-            <w:noWrap/>
-            <w:vAlign w:val="center"/>
-          </w:tcPr>
-          <w:p>
-            <w:pPr>
-              <w:spacing w:before="0" w:after="0"/>
-              <w:jc w:val="center"/>
-              <w:rPr>
-                <w:rFonts w:ascii="Calibri" w:hAnsi="Calibri" w:cs="Calibri"/>
-                <w:b/>
-                <w:bCs/>
-                <w:sz w:val="18"/>
-                <w:szCs w:val="18"/>
-                <w:lang w:val="es-CO" w:eastAsia="es-CO"/>
-                <w14:ligatures w14:val="none"/>
-              </w:rPr>
-            </w:pPr>
-          </w:p>
-        </w:tc>
-      </w:tr>
-      <w:tr>
-        <w:trPr>
-          <w:trHeight w:val="295"/>
-        </w:trPr>
-        <w:tc>
-          <w:tcPr>
-            <w:tcW w:w="1344" w:type="pct"/>
-            <w:gridSpan w:val="2"/>
-            <w:vAlign w:val="center"/>
-            <w:hideMark/>
-          </w:tcPr>
-          <w:p>
-            <w:pPr>
-              <w:spacing w:before="0" w:after="0"/>
-              <w:jc w:val="left"/>
-              <w:rPr>
-                <w:rFonts w:ascii="Calibri" w:hAnsi="Calibri" w:cs="Calibri"/>
-                <w:b/>
-                <w:bCs/>
-                <w:sz w:val="18"/>
-                <w:szCs w:val="18"/>
-                <w:lang w:val="es-CO" w:eastAsia="es-CO"/>
-                <w14:ligatures w14:val="none"/>
-              </w:rPr>
-            </w:pPr>
-            <w:r>
-              <w:rPr>
-                <w:rFonts w:ascii="Calibri" w:hAnsi="Calibri" w:cs="Calibri"/>
-                <w:b/>
-                <w:bCs/>
-                <w:sz w:val="18"/>
-                <w:szCs w:val="18"/>
-                <w:lang w:val="es-CO" w:eastAsia="es-CO"/>
-                <w14:ligatures w14:val="none"/>
-              </w:rPr>
-              <w:t>Aplicación de</w:t>
-            </w:r>
-            <w:r>
-              <w:rPr>
-                <w:rFonts w:ascii="Calibri" w:hAnsi="Calibri" w:cs="Calibri"/>
-                <w:b/>
-                <w:bCs/>
-                <w:sz w:val="18"/>
-                <w:szCs w:val="18"/>
-                <w:lang w:val="es-CO" w:eastAsia="es-CO"/>
-                <w14:ligatures w14:val="none"/>
-              </w:rPr>
-              <w:t xml:space="preserve"> </w:t>
-            </w:r>
-            <w:r>
-              <w:rPr>
-                <w:rFonts w:ascii="Calibri" w:hAnsi="Calibri" w:cs="Calibri"/>
-                <w:b/>
-                <w:bCs/>
-                <w:sz w:val="18"/>
-                <w:szCs w:val="18"/>
-                <w:lang w:val="es-CO" w:eastAsia="es-CO"/>
-                <w14:ligatures w14:val="none"/>
-              </w:rPr>
-              <w:t>c</w:t>
-            </w:r>
-            <w:r>
-              <w:rPr>
-                <w:rFonts w:ascii="Calibri" w:hAnsi="Calibri" w:cs="Calibri"/>
-                <w:b/>
-                <w:bCs/>
-                <w:sz w:val="18"/>
-                <w:szCs w:val="18"/>
-                <w:lang w:val="es-CO" w:eastAsia="es-CO"/>
-                <w14:ligatures w14:val="none"/>
-              </w:rPr>
-              <w:t>onocimiento</w:t>
-            </w:r>
-          </w:p>
-        </w:tc>
-        <w:tc>
-          <w:tcPr>
-            <w:tcW w:w="610" w:type="pct"/>
-            <w:gridSpan w:val="2"/>
-            <w:vAlign w:val="center"/>
-          </w:tcPr>
-          <w:p>
-            <w:pPr>
-              <w:spacing w:before="0" w:after="0"/>
-              <w:jc w:val="center"/>
-              <w:rPr>
-                <w:rFonts w:ascii="Calibri" w:hAnsi="Calibri" w:cs="Calibri"/>
-                <w:b/>
-                <w:bCs/>
-                <w:color w:val="747474" w:themeColor="background2" w:themeShade="80"/>
-                <w:sz w:val="18"/>
-                <w:szCs w:val="18"/>
-                <w:lang w:val="es-CO" w:eastAsia="es-CO"/>
-                <w14:ligatures w14:val="none"/>
-              </w:rPr>
-            </w:pPr>
-          </w:p>
-        </w:tc>
-        <w:tc>
-          <w:tcPr>
-            <w:tcW w:w="610" w:type="pct"/>
-            <w:gridSpan w:val="2"/>
-            <w:vAlign w:val="center"/>
-          </w:tcPr>
-          <w:p>
-            <w:pPr>
-              <w:spacing w:before="0" w:after="0"/>
-              <w:jc w:val="center"/>
-              <w:rPr>
-                <w:rFonts w:ascii="Calibri" w:hAnsi="Calibri" w:cs="Calibri"/>
-                <w:b/>
-                <w:bCs/>
-                <w:color w:val="747474" w:themeColor="background2" w:themeShade="80"/>
-                <w:sz w:val="18"/>
-                <w:szCs w:val="18"/>
-                <w:lang w:val="es-CO" w:eastAsia="es-CO"/>
-                <w14:ligatures w14:val="none"/>
-              </w:rPr>
-            </w:pPr>
-          </w:p>
-        </w:tc>
-        <w:tc>
-          <w:tcPr>
-            <w:tcW w:w="2436" w:type="pct"/>
-            <w:gridSpan w:val="3"/>
-            <w:noWrap/>
-            <w:vAlign w:val="center"/>
-          </w:tcPr>
-          <w:p>
-            <w:pPr>
-              <w:spacing w:before="0" w:after="0"/>
-              <w:rPr>
-                <w:rFonts w:ascii="Calibri" w:hAnsi="Calibri" w:cs="Calibri"/>
-                <w:sz w:val="18"/>
-                <w:szCs w:val="18"/>
-                <w:lang w:val="es-CO" w:eastAsia="es-CO"/>
-                <w14:ligatures w14:val="none"/>
-              </w:rPr>
-            </w:pPr>
-          </w:p>
-        </w:tc>
-      </w:tr>
-      <w:tr>
-        <w:trPr>
-          <w:trHeight w:val="295"/>
-        </w:trPr>
-        <w:tc>
-          <w:tcPr>
-            <w:tcW w:w="1344" w:type="pct"/>
-            <w:gridSpan w:val="2"/>
-            <w:vAlign w:val="center"/>
-            <w:hideMark/>
-          </w:tcPr>
-          <w:p>
-            <w:pPr>
-              <w:spacing w:before="0" w:after="0"/>
-              <w:jc w:val="left"/>
-              <w:rPr>
-                <w:rFonts w:ascii="Calibri" w:hAnsi="Calibri" w:cs="Calibri"/>
-                <w:b/>
-                <w:bCs/>
-                <w:sz w:val="18"/>
-                <w:szCs w:val="18"/>
-                <w:lang w:val="es-CO" w:eastAsia="es-CO"/>
-                <w14:ligatures w14:val="none"/>
-              </w:rPr>
-            </w:pPr>
-            <w:r>
-              <w:rPr>
-                <w:rFonts w:ascii="Calibri" w:hAnsi="Calibri" w:cs="Calibri"/>
-                <w:b/>
-                <w:bCs/>
-                <w:sz w:val="18"/>
-                <w:szCs w:val="18"/>
-                <w:lang w:val="es-CO" w:eastAsia="es-CO"/>
-                <w14:ligatures w14:val="none"/>
-              </w:rPr>
-              <w:t xml:space="preserve">Mejora </w:t>
-            </w:r>
-            <w:r>
-              <w:rPr>
-                <w:rFonts w:ascii="Calibri" w:hAnsi="Calibri" w:cs="Calibri"/>
-                <w:b/>
-                <w:bCs/>
-                <w:sz w:val="18"/>
-                <w:szCs w:val="18"/>
-                <w:lang w:val="es-CO" w:eastAsia="es-CO"/>
-                <w14:ligatures w14:val="none"/>
-              </w:rPr>
-              <w:t>c</w:t>
-            </w:r>
-            <w:r>
-              <w:rPr>
-                <w:rFonts w:ascii="Calibri" w:hAnsi="Calibri" w:cs="Calibri"/>
-                <w:b/>
-                <w:bCs/>
-                <w:sz w:val="18"/>
-                <w:szCs w:val="18"/>
-                <w:lang w:val="es-CO" w:eastAsia="es-CO"/>
-                <w14:ligatures w14:val="none"/>
-              </w:rPr>
-              <w:t>ontinua</w:t>
-            </w:r>
-          </w:p>
-        </w:tc>
-        <w:tc>
-          <w:tcPr>
-            <w:tcW w:w="610" w:type="pct"/>
-            <w:gridSpan w:val="2"/>
-            <w:vAlign w:val="center"/>
-          </w:tcPr>
-          <w:p>
-            <w:pPr>
-              <w:spacing w:before="0" w:after="0"/>
-              <w:jc w:val="center"/>
-              <w:rPr>
-                <w:rFonts w:ascii="Calibri" w:hAnsi="Calibri" w:cs="Calibri"/>
-                <w:b/>
-                <w:bCs/>
-                <w:color w:val="747474" w:themeColor="background2" w:themeShade="80"/>
-                <w:sz w:val="18"/>
-                <w:szCs w:val="18"/>
-                <w:lang w:val="es-CO" w:eastAsia="es-CO"/>
-                <w14:ligatures w14:val="none"/>
-              </w:rPr>
-            </w:pPr>
-          </w:p>
-        </w:tc>
-        <w:tc>
-          <w:tcPr>
-            <w:tcW w:w="610" w:type="pct"/>
-            <w:gridSpan w:val="2"/>
-            <w:vAlign w:val="center"/>
-          </w:tcPr>
-          <w:p>
-            <w:pPr>
-              <w:spacing w:before="0" w:after="0"/>
-              <w:jc w:val="center"/>
-              <w:rPr>
-                <w:rFonts w:ascii="Calibri" w:hAnsi="Calibri" w:cs="Calibri"/>
-                <w:b/>
-                <w:bCs/>
-                <w:color w:val="747474" w:themeColor="background2" w:themeShade="80"/>
-                <w:sz w:val="18"/>
-                <w:szCs w:val="18"/>
-                <w:lang w:val="es-CO" w:eastAsia="es-CO"/>
-                <w14:ligatures w14:val="none"/>
-              </w:rPr>
-            </w:pPr>
-          </w:p>
-        </w:tc>
-        <w:tc>
-          <w:tcPr>
-            <w:tcW w:w="2436" w:type="pct"/>
-            <w:gridSpan w:val="3"/>
-            <w:noWrap/>
-            <w:vAlign w:val="center"/>
-            <w:hideMark/>
-          </w:tcPr>
-          <w:p>
-            <w:pPr>
-              <w:spacing w:before="0" w:after="0"/>
-              <w:rPr>
-                <w:rFonts w:ascii="Calibri" w:hAnsi="Calibri" w:cs="Calibri"/>
-                <w:sz w:val="18"/>
-                <w:szCs w:val="18"/>
-                <w:lang w:val="es-CO" w:eastAsia="es-CO"/>
-                <w14:ligatures w14:val="none"/>
-              </w:rPr>
-            </w:pPr>
-            <w:r>
-              <w:rPr>
-                <w:rFonts w:ascii="Calibri" w:hAnsi="Calibri" w:cs="Calibri"/>
-                <w:sz w:val="18"/>
-                <w:szCs w:val="18"/>
-                <w:lang w:val="es-CO" w:eastAsia="es-CO"/>
-                <w14:ligatures w14:val="none"/>
-              </w:rPr>
-              <w:t> </w:t>
-            </w:r>
-          </w:p>
-        </w:tc>
-      </w:tr>
-      <w:tr>
-        <w:trPr>
-          <w:trHeight w:val="295"/>
-        </w:trPr>
-        <w:tc>
-          <w:tcPr>
-            <w:tcW w:w="1344" w:type="pct"/>
-            <w:gridSpan w:val="2"/>
-            <w:vAlign w:val="center"/>
-            <w:hideMark/>
-          </w:tcPr>
-          <w:p>
-            <w:pPr>
-              <w:spacing w:before="0" w:after="0"/>
-              <w:jc w:val="left"/>
-              <w:rPr>
-                <w:rFonts w:ascii="Calibri" w:hAnsi="Calibri" w:cs="Calibri"/>
-                <w:b/>
-                <w:bCs/>
-                <w:sz w:val="18"/>
-                <w:szCs w:val="18"/>
-                <w:lang w:val="es-CO" w:eastAsia="es-CO"/>
-                <w14:ligatures w14:val="none"/>
-              </w:rPr>
-            </w:pPr>
-            <w:r>
-              <w:rPr>
-                <w:rFonts w:ascii="Calibri" w:hAnsi="Calibri" w:cs="Calibri"/>
-                <w:b/>
-                <w:bCs/>
-                <w:sz w:val="18"/>
-                <w:szCs w:val="18"/>
-                <w:lang w:val="es-CO" w:eastAsia="es-CO"/>
-                <w14:ligatures w14:val="none"/>
-              </w:rPr>
-              <w:t xml:space="preserve">Fortalecimiento </w:t>
-            </w:r>
-            <w:r>
-              <w:rPr>
-                <w:rFonts w:ascii="Calibri" w:hAnsi="Calibri" w:cs="Calibri"/>
-                <w:b/>
-                <w:bCs/>
-                <w:sz w:val="18"/>
-                <w:szCs w:val="18"/>
-                <w:lang w:val="es-CO" w:eastAsia="es-CO"/>
-                <w14:ligatures w14:val="none"/>
-              </w:rPr>
-              <w:t>o</w:t>
-            </w:r>
-            <w:r>
-              <w:rPr>
-                <w:rFonts w:ascii="Calibri" w:hAnsi="Calibri" w:cs="Calibri"/>
-                <w:b/>
-                <w:bCs/>
-                <w:sz w:val="18"/>
-                <w:szCs w:val="18"/>
-                <w:lang w:val="es-CO" w:eastAsia="es-CO"/>
-                <w14:ligatures w14:val="none"/>
-              </w:rPr>
-              <w:t>cupacional</w:t>
-            </w:r>
-          </w:p>
-        </w:tc>
-        <w:tc>
-          <w:tcPr>
-            <w:tcW w:w="610" w:type="pct"/>
-            <w:gridSpan w:val="2"/>
-            <w:vAlign w:val="center"/>
-          </w:tcPr>
-          <w:p>
-            <w:pPr>
-              <w:spacing w:before="0" w:after="0"/>
-              <w:jc w:val="center"/>
-              <w:rPr>
-                <w:rFonts w:ascii="Calibri" w:hAnsi="Calibri" w:cs="Calibri"/>
-                <w:b/>
-                <w:bCs/>
-                <w:color w:val="747474" w:themeColor="background2" w:themeShade="80"/>
-                <w:sz w:val="18"/>
-                <w:szCs w:val="18"/>
-                <w:lang w:val="es-CO" w:eastAsia="es-CO"/>
-                <w14:ligatures w14:val="none"/>
-              </w:rPr>
-            </w:pPr>
-          </w:p>
-        </w:tc>
-        <w:tc>
-          <w:tcPr>
-            <w:tcW w:w="610" w:type="pct"/>
-            <w:gridSpan w:val="2"/>
-            <w:vAlign w:val="center"/>
-          </w:tcPr>
-          <w:p>
-            <w:pPr>
-              <w:spacing w:before="0" w:after="0"/>
-              <w:jc w:val="center"/>
-              <w:rPr>
-                <w:rFonts w:ascii="Calibri" w:hAnsi="Calibri" w:cs="Calibri"/>
-                <w:b/>
-                <w:bCs/>
-                <w:color w:val="747474" w:themeColor="background2" w:themeShade="80"/>
-                <w:sz w:val="18"/>
-                <w:szCs w:val="18"/>
-                <w:lang w:val="es-CO" w:eastAsia="es-CO"/>
-                <w14:ligatures w14:val="none"/>
-              </w:rPr>
-            </w:pPr>
-          </w:p>
-        </w:tc>
-        <w:tc>
-          <w:tcPr>
-            <w:tcW w:w="2436" w:type="pct"/>
-            <w:gridSpan w:val="3"/>
-            <w:noWrap/>
-            <w:vAlign w:val="center"/>
-          </w:tcPr>
-          <w:p>
-            <w:pPr>
-              <w:spacing w:before="0" w:after="0"/>
-              <w:rPr>
-                <w:rFonts w:ascii="Calibri" w:hAnsi="Calibri" w:cs="Calibri"/>
-                <w:sz w:val="18"/>
-                <w:szCs w:val="18"/>
-                <w:lang w:val="es-CO" w:eastAsia="es-CO"/>
-                <w14:ligatures w14:val="none"/>
-              </w:rPr>
-            </w:pPr>
-          </w:p>
-        </w:tc>
-      </w:tr>
-      <w:tr>
-        <w:trPr>
-          <w:trHeight w:val="295"/>
-        </w:trPr>
-        <w:tc>
-          <w:tcPr>
-            <w:tcW w:w="1344" w:type="pct"/>
-            <w:gridSpan w:val="2"/>
-            <w:vAlign w:val="center"/>
-            <w:hideMark/>
-          </w:tcPr>
-          <w:p>
-            <w:pPr>
-              <w:spacing w:before="0" w:after="0"/>
-              <w:jc w:val="left"/>
-              <w:rPr>
-                <w:rFonts w:ascii="Calibri" w:hAnsi="Calibri" w:cs="Calibri"/>
-                <w:b/>
-                <w:bCs/>
-                <w:sz w:val="18"/>
-                <w:szCs w:val="18"/>
-                <w:lang w:val="es-CO" w:eastAsia="es-CO"/>
-                <w14:ligatures w14:val="none"/>
-              </w:rPr>
-            </w:pPr>
-            <w:r>
-              <w:rPr>
-                <w:rFonts w:ascii="Calibri" w:hAnsi="Calibri" w:cs="Calibri"/>
-                <w:b/>
-                <w:bCs/>
-                <w:sz w:val="18"/>
-                <w:szCs w:val="18"/>
-                <w:lang w:val="es-CO" w:eastAsia="es-CO"/>
-                <w14:ligatures w14:val="none"/>
-              </w:rPr>
-              <w:t xml:space="preserve">Oportunidad y </w:t>
-            </w:r>
-            <w:r>
-              <w:rPr>
-                <w:rFonts w:ascii="Calibri" w:hAnsi="Calibri" w:cs="Calibri"/>
-                <w:b/>
-                <w:bCs/>
-                <w:sz w:val="18"/>
-                <w:szCs w:val="18"/>
-                <w:lang w:val="es-CO" w:eastAsia="es-CO"/>
-                <w14:ligatures w14:val="none"/>
-              </w:rPr>
-              <w:t>c</w:t>
-            </w:r>
-            <w:r>
-              <w:rPr>
-                <w:rFonts w:ascii="Calibri" w:hAnsi="Calibri" w:cs="Calibri"/>
-                <w:b/>
-                <w:bCs/>
-                <w:sz w:val="18"/>
-                <w:szCs w:val="18"/>
-                <w:lang w:val="es-CO" w:eastAsia="es-CO"/>
-                <w14:ligatures w14:val="none"/>
-              </w:rPr>
-              <w:t>alidad</w:t>
-            </w:r>
-          </w:p>
-        </w:tc>
-        <w:tc>
-          <w:tcPr>
-            <w:tcW w:w="610" w:type="pct"/>
-            <w:gridSpan w:val="2"/>
-            <w:vAlign w:val="center"/>
-          </w:tcPr>
-          <w:p>
-            <w:pPr>
-              <w:spacing w:before="0" w:after="0"/>
-              <w:jc w:val="center"/>
-              <w:rPr>
-                <w:rFonts w:ascii="Calibri" w:hAnsi="Calibri" w:cs="Calibri"/>
-                <w:b/>
-                <w:bCs/>
-                <w:color w:val="747474" w:themeColor="background2" w:themeShade="80"/>
-                <w:sz w:val="18"/>
-                <w:szCs w:val="18"/>
-                <w:lang w:val="es-CO" w:eastAsia="es-CO"/>
-                <w14:ligatures w14:val="none"/>
-              </w:rPr>
-            </w:pPr>
-          </w:p>
-        </w:tc>
-        <w:tc>
-          <w:tcPr>
-            <w:tcW w:w="610" w:type="pct"/>
-            <w:gridSpan w:val="2"/>
-            <w:vAlign w:val="center"/>
-          </w:tcPr>
-          <w:p>
-            <w:pPr>
-              <w:spacing w:before="0" w:after="0"/>
-              <w:jc w:val="center"/>
-              <w:rPr>
-                <w:rFonts w:ascii="Calibri" w:hAnsi="Calibri" w:cs="Calibri"/>
-                <w:b/>
-                <w:bCs/>
-                <w:color w:val="747474" w:themeColor="background2" w:themeShade="80"/>
-                <w:sz w:val="18"/>
-                <w:szCs w:val="18"/>
-                <w:lang w:val="es-CO" w:eastAsia="es-CO"/>
-                <w14:ligatures w14:val="none"/>
-              </w:rPr>
-            </w:pPr>
-          </w:p>
-        </w:tc>
-        <w:tc>
-          <w:tcPr>
-            <w:tcW w:w="2436" w:type="pct"/>
-            <w:gridSpan w:val="3"/>
-            <w:noWrap/>
-            <w:vAlign w:val="center"/>
-          </w:tcPr>
-          <w:p>
-            <w:pPr>
-              <w:spacing w:before="0" w:after="0"/>
-              <w:jc w:val="center"/>
-              <w:rPr>
-                <w:rFonts w:ascii="Calibri" w:hAnsi="Calibri" w:cs="Calibri"/>
-                <w:sz w:val="18"/>
-                <w:szCs w:val="18"/>
-                <w:lang w:val="es-CO" w:eastAsia="es-CO"/>
-                <w14:ligatures w14:val="none"/>
-              </w:rPr>
-            </w:pPr>
-          </w:p>
-        </w:tc>
-      </w:tr>
-      <w:tr>
-        <w:trPr>
-          <w:trHeight w:val="295"/>
-        </w:trPr>
-        <w:tc>
-          <w:tcPr>
-            <w:tcW w:w="1344" w:type="pct"/>
-            <w:gridSpan w:val="2"/>
-            <w:vAlign w:val="center"/>
-            <w:hideMark/>
-          </w:tcPr>
-          <w:p>
-            <w:pPr>
-              <w:spacing w:before="0" w:after="0"/>
-              <w:jc w:val="left"/>
-              <w:rPr>
-                <w:rFonts w:ascii="Calibri" w:hAnsi="Calibri" w:cs="Calibri"/>
-                <w:b/>
-                <w:bCs/>
-                <w:sz w:val="18"/>
-                <w:szCs w:val="18"/>
-                <w:lang w:val="es-CO" w:eastAsia="es-CO"/>
-                <w14:ligatures w14:val="none"/>
-              </w:rPr>
-            </w:pPr>
-            <w:r>
-              <w:rPr>
-                <w:rFonts w:ascii="Calibri" w:hAnsi="Calibri" w:cs="Calibri"/>
-                <w:b/>
-                <w:bCs/>
-                <w:sz w:val="18"/>
-                <w:szCs w:val="18"/>
-                <w:lang w:val="es-CO" w:eastAsia="es-CO"/>
-                <w14:ligatures w14:val="none"/>
-              </w:rPr>
-              <w:t xml:space="preserve">Responsabilidad </w:t>
-            </w:r>
-            <w:r>
-              <w:rPr>
-                <w:rFonts w:ascii="Calibri" w:hAnsi="Calibri" w:cs="Calibri"/>
-                <w:b/>
-                <w:bCs/>
-                <w:sz w:val="18"/>
-                <w:szCs w:val="18"/>
-                <w:lang w:val="es-CO" w:eastAsia="es-CO"/>
-                <w14:ligatures w14:val="none"/>
-              </w:rPr>
-              <w:t>a</w:t>
-            </w:r>
-            <w:r>
-              <w:rPr>
-                <w:rFonts w:ascii="Calibri" w:hAnsi="Calibri" w:cs="Calibri"/>
-                <w:b/>
-                <w:bCs/>
-                <w:sz w:val="18"/>
-                <w:szCs w:val="18"/>
-                <w:lang w:val="es-CO" w:eastAsia="es-CO"/>
-                <w14:ligatures w14:val="none"/>
-              </w:rPr>
-              <w:t>mbiental</w:t>
-            </w:r>
-          </w:p>
-        </w:tc>
-        <w:tc>
-          <w:tcPr>
-            <w:tcW w:w="610" w:type="pct"/>
-            <w:gridSpan w:val="2"/>
-            <w:vAlign w:val="center"/>
-          </w:tcPr>
-          <w:p>
-            <w:pPr>
-              <w:spacing w:before="0" w:after="0"/>
-              <w:jc w:val="center"/>
-              <w:rPr>
-                <w:rFonts w:ascii="Calibri" w:hAnsi="Calibri" w:cs="Calibri"/>
-                <w:b/>
-                <w:bCs/>
-                <w:color w:val="747474" w:themeColor="background2" w:themeShade="80"/>
-                <w:sz w:val="18"/>
-                <w:szCs w:val="18"/>
-                <w:lang w:val="es-CO" w:eastAsia="es-CO"/>
-                <w14:ligatures w14:val="none"/>
-              </w:rPr>
-            </w:pPr>
-          </w:p>
-        </w:tc>
-        <w:tc>
-          <w:tcPr>
-            <w:tcW w:w="610" w:type="pct"/>
-            <w:gridSpan w:val="2"/>
-            <w:vAlign w:val="center"/>
-          </w:tcPr>
-          <w:p>
-            <w:pPr>
-              <w:spacing w:before="0" w:after="0"/>
-              <w:jc w:val="center"/>
-              <w:rPr>
-                <w:rFonts w:ascii="Calibri" w:hAnsi="Calibri" w:cs="Calibri"/>
-                <w:b/>
-                <w:bCs/>
-                <w:color w:val="747474" w:themeColor="background2" w:themeShade="80"/>
-                <w:sz w:val="18"/>
-                <w:szCs w:val="18"/>
-                <w:lang w:val="es-CO" w:eastAsia="es-CO"/>
-                <w14:ligatures w14:val="none"/>
-              </w:rPr>
-            </w:pPr>
-          </w:p>
-        </w:tc>
-        <w:tc>
-          <w:tcPr>
-            <w:tcW w:w="2436" w:type="pct"/>
-            <w:gridSpan w:val="3"/>
-            <w:noWrap/>
-            <w:vAlign w:val="center"/>
-          </w:tcPr>
-          <w:p>
-            <w:pPr>
-              <w:spacing w:before="0" w:after="0"/>
-              <w:jc w:val="center"/>
-              <w:rPr>
-                <w:rFonts w:ascii="Calibri" w:hAnsi="Calibri" w:cs="Calibri"/>
-                <w:sz w:val="18"/>
-                <w:szCs w:val="18"/>
-                <w:lang w:val="es-CO" w:eastAsia="es-CO"/>
-                <w14:ligatures w14:val="none"/>
-              </w:rPr>
-            </w:pPr>
-          </w:p>
-        </w:tc>
-      </w:tr>
-      <w:tr>
-        <w:trPr>
-          <w:trHeight w:val="295"/>
-        </w:trPr>
-        <w:tc>
-          <w:tcPr>
-            <w:tcW w:w="1344" w:type="pct"/>
-            <w:gridSpan w:val="2"/>
-            <w:vAlign w:val="center"/>
-            <w:hideMark/>
-          </w:tcPr>
-          <w:p>
-            <w:pPr>
-              <w:spacing w:before="0" w:after="0"/>
-              <w:jc w:val="left"/>
-              <w:rPr>
-                <w:rFonts w:ascii="Calibri" w:hAnsi="Calibri" w:cs="Calibri"/>
-                <w:b/>
-                <w:bCs/>
-                <w:sz w:val="18"/>
-                <w:szCs w:val="18"/>
-                <w:lang w:val="es-CO" w:eastAsia="es-CO"/>
-                <w14:ligatures w14:val="none"/>
-              </w:rPr>
-            </w:pPr>
-            <w:r>
-              <w:rPr>
-                <w:rFonts w:ascii="Calibri" w:hAnsi="Calibri" w:cs="Calibri"/>
-                <w:b/>
-                <w:bCs/>
-                <w:sz w:val="18"/>
-                <w:szCs w:val="18"/>
-                <w:lang w:val="es-CO" w:eastAsia="es-CO"/>
-                <w14:ligatures w14:val="none"/>
-              </w:rPr>
-              <w:t xml:space="preserve">Administración de </w:t>
-            </w:r>
-            <w:r>
-              <w:rPr>
-                <w:rFonts w:ascii="Calibri" w:hAnsi="Calibri" w:cs="Calibri"/>
-                <w:b/>
-                <w:bCs/>
-                <w:sz w:val="18"/>
-                <w:szCs w:val="18"/>
-                <w:lang w:val="es-CO" w:eastAsia="es-CO"/>
-                <w14:ligatures w14:val="none"/>
-              </w:rPr>
-              <w:t>r</w:t>
-            </w:r>
-            <w:r>
-              <w:rPr>
-                <w:rFonts w:ascii="Calibri" w:hAnsi="Calibri" w:cs="Calibri"/>
-                <w:b/>
-                <w:bCs/>
-                <w:sz w:val="18"/>
-                <w:szCs w:val="18"/>
-                <w:lang w:val="es-CO" w:eastAsia="es-CO"/>
-                <w14:ligatures w14:val="none"/>
-              </w:rPr>
-              <w:t>ecursos</w:t>
-            </w:r>
-          </w:p>
-        </w:tc>
-        <w:tc>
-          <w:tcPr>
-            <w:tcW w:w="610" w:type="pct"/>
-            <w:gridSpan w:val="2"/>
-            <w:vAlign w:val="center"/>
-          </w:tcPr>
-          <w:p>
-            <w:pPr>
-              <w:spacing w:before="0" w:after="0"/>
-              <w:jc w:val="center"/>
-              <w:rPr>
-                <w:rFonts w:ascii="Calibri" w:hAnsi="Calibri" w:cs="Calibri"/>
-                <w:b/>
-                <w:bCs/>
-                <w:color w:val="747474" w:themeColor="background2" w:themeShade="80"/>
-                <w:sz w:val="18"/>
-                <w:szCs w:val="18"/>
-                <w:lang w:val="es-CO" w:eastAsia="es-CO"/>
-                <w14:ligatures w14:val="none"/>
-              </w:rPr>
-            </w:pPr>
-          </w:p>
-        </w:tc>
-        <w:tc>
-          <w:tcPr>
-            <w:tcW w:w="610" w:type="pct"/>
-            <w:gridSpan w:val="2"/>
-            <w:vAlign w:val="center"/>
-          </w:tcPr>
-          <w:p>
-            <w:pPr>
-              <w:spacing w:before="0" w:after="0"/>
-              <w:jc w:val="center"/>
-              <w:rPr>
-                <w:rFonts w:ascii="Calibri" w:hAnsi="Calibri" w:cs="Calibri"/>
-                <w:b/>
-                <w:bCs/>
-                <w:color w:val="747474" w:themeColor="background2" w:themeShade="80"/>
-                <w:sz w:val="18"/>
-                <w:szCs w:val="18"/>
-                <w:lang w:val="es-CO" w:eastAsia="es-CO"/>
-                <w14:ligatures w14:val="none"/>
-              </w:rPr>
-            </w:pPr>
-          </w:p>
-        </w:tc>
-        <w:tc>
-          <w:tcPr>
-            <w:tcW w:w="2436" w:type="pct"/>
-            <w:gridSpan w:val="3"/>
-            <w:noWrap/>
-            <w:vAlign w:val="center"/>
-          </w:tcPr>
-          <w:p>
-            <w:pPr>
-              <w:spacing w:before="0" w:after="0"/>
-              <w:rPr>
-                <w:rFonts w:ascii="Calibri" w:hAnsi="Calibri" w:cs="Calibri"/>
-                <w:sz w:val="18"/>
-                <w:szCs w:val="18"/>
-                <w:lang w:val="es-CO" w:eastAsia="es-CO"/>
-                <w14:ligatures w14:val="none"/>
-              </w:rPr>
-            </w:pPr>
-          </w:p>
-        </w:tc>
-      </w:tr>
-      <w:tr>
-        <w:trPr>
-          <w:trHeight w:val="295"/>
-        </w:trPr>
-        <w:tc>
-          <w:tcPr>
-            <w:tcW w:w="1344" w:type="pct"/>
-            <w:gridSpan w:val="2"/>
-            <w:vAlign w:val="center"/>
-            <w:hideMark/>
-          </w:tcPr>
-          <w:p>
-            <w:pPr>
-              <w:spacing w:before="0" w:after="0"/>
-              <w:jc w:val="left"/>
-              <w:rPr>
-                <w:rFonts w:ascii="Calibri" w:hAnsi="Calibri" w:cs="Calibri"/>
-                <w:b/>
-                <w:bCs/>
-                <w:sz w:val="18"/>
-                <w:szCs w:val="18"/>
-                <w:lang w:val="es-CO" w:eastAsia="es-CO"/>
-                <w14:ligatures w14:val="none"/>
-              </w:rPr>
-            </w:pPr>
-            <w:r>
-              <w:rPr>
-                <w:rFonts w:ascii="Calibri" w:hAnsi="Calibri" w:cs="Calibri"/>
-                <w:b/>
-                <w:bCs/>
-                <w:sz w:val="18"/>
-                <w:szCs w:val="18"/>
-                <w:lang w:val="es-CO" w:eastAsia="es-CO"/>
-                <w14:ligatures w14:val="none"/>
-              </w:rPr>
-              <w:t>Seguridad y salud en el trabajo</w:t>
-            </w:r>
-          </w:p>
-        </w:tc>
-        <w:tc>
-          <w:tcPr>
-            <w:tcW w:w="610" w:type="pct"/>
-            <w:gridSpan w:val="2"/>
-            <w:vAlign w:val="center"/>
-          </w:tcPr>
-          <w:p>
-            <w:pPr>
-              <w:spacing w:before="0" w:after="0"/>
-              <w:jc w:val="center"/>
-              <w:rPr>
-                <w:rFonts w:ascii="Calibri" w:hAnsi="Calibri" w:cs="Calibri"/>
-                <w:b/>
-                <w:bCs/>
-                <w:color w:val="747474" w:themeColor="background2" w:themeShade="80"/>
-                <w:sz w:val="18"/>
-                <w:szCs w:val="18"/>
-                <w:lang w:val="es-CO" w:eastAsia="es-CO"/>
-                <w14:ligatures w14:val="none"/>
-              </w:rPr>
-            </w:pPr>
-          </w:p>
-        </w:tc>
-        <w:tc>
-          <w:tcPr>
-            <w:tcW w:w="610" w:type="pct"/>
-            <w:gridSpan w:val="2"/>
-            <w:vAlign w:val="center"/>
-          </w:tcPr>
-          <w:p>
-            <w:pPr>
-              <w:spacing w:before="0" w:after="0"/>
-              <w:jc w:val="center"/>
-              <w:rPr>
-                <w:rFonts w:ascii="Calibri" w:hAnsi="Calibri" w:cs="Calibri"/>
-                <w:b/>
-                <w:bCs/>
-                <w:color w:val="747474" w:themeColor="background2" w:themeShade="80"/>
-                <w:sz w:val="18"/>
-                <w:szCs w:val="18"/>
-                <w:lang w:val="es-CO" w:eastAsia="es-CO"/>
-                <w14:ligatures w14:val="none"/>
-              </w:rPr>
-            </w:pPr>
-          </w:p>
-        </w:tc>
-        <w:tc>
-          <w:tcPr>
-            <w:tcW w:w="2436" w:type="pct"/>
-            <w:gridSpan w:val="3"/>
-            <w:noWrap/>
-            <w:vAlign w:val="center"/>
-          </w:tcPr>
-          <w:p>
-            <w:pPr>
-              <w:spacing w:before="0" w:after="0"/>
-              <w:rPr>
-                <w:rFonts w:ascii="Calibri" w:hAnsi="Calibri" w:cs="Calibri"/>
-                <w:sz w:val="18"/>
-                <w:szCs w:val="18"/>
-                <w:lang w:val="es-CO" w:eastAsia="es-CO"/>
-                <w14:ligatures w14:val="none"/>
-              </w:rPr>
-            </w:pPr>
-          </w:p>
-        </w:tc>
-      </w:tr>
-      <w:tr>
-        <w:trPr>
-          <w:trHeight w:val="295"/>
-        </w:trPr>
-        <w:tc>
-          <w:tcPr>
-            <w:tcW w:w="1344" w:type="pct"/>
-            <w:gridSpan w:val="2"/>
-            <w:tcBorders>
-              <w:bottom w:val="thickThinLargeGap" w:sz="12" w:space="0" w:color="auto"/>
-            </w:tcBorders>
-            <w:vAlign w:val="center"/>
-            <w:hideMark/>
-          </w:tcPr>
-          <w:p>
-            <w:pPr>
-              <w:spacing w:before="0" w:after="0"/>
-              <w:jc w:val="left"/>
-              <w:rPr>
-                <w:rFonts w:ascii="Calibri" w:hAnsi="Calibri" w:cs="Calibri"/>
-                <w:b/>
-                <w:bCs/>
-                <w:sz w:val="18"/>
-                <w:szCs w:val="18"/>
-                <w:lang w:val="es-CO" w:eastAsia="es-CO"/>
-                <w14:ligatures w14:val="none"/>
-              </w:rPr>
-            </w:pPr>
-            <w:r>
-              <w:rPr>
-                <w:rFonts w:ascii="Calibri" w:hAnsi="Calibri" w:cs="Calibri"/>
-                <w:b/>
-                <w:bCs/>
-                <w:sz w:val="18"/>
-                <w:szCs w:val="18"/>
-                <w:lang w:val="es-CO" w:eastAsia="es-CO"/>
-                <w14:ligatures w14:val="none"/>
-              </w:rPr>
-              <w:t xml:space="preserve">Documentación </w:t>
-            </w:r>
-            <w:r>
-              <w:rPr>
-                <w:rFonts w:ascii="Calibri" w:hAnsi="Calibri" w:cs="Calibri"/>
-                <w:b/>
-                <w:bCs/>
-                <w:sz w:val="18"/>
-                <w:szCs w:val="18"/>
-                <w:lang w:val="es-CO" w:eastAsia="es-CO"/>
-                <w14:ligatures w14:val="none"/>
-              </w:rPr>
-              <w:t>e</w:t>
-            </w:r>
-            <w:r>
-              <w:rPr>
-                <w:rFonts w:ascii="Calibri" w:hAnsi="Calibri" w:cs="Calibri"/>
-                <w:b/>
-                <w:bCs/>
-                <w:sz w:val="18"/>
-                <w:szCs w:val="18"/>
-                <w:lang w:val="es-CO" w:eastAsia="es-CO"/>
-                <w14:ligatures w14:val="none"/>
-              </w:rPr>
-              <w:t xml:space="preserve">tapa </w:t>
-            </w:r>
-            <w:r>
-              <w:rPr>
-                <w:rFonts w:ascii="Calibri" w:hAnsi="Calibri" w:cs="Calibri"/>
-                <w:b/>
-                <w:bCs/>
-                <w:sz w:val="18"/>
-                <w:szCs w:val="18"/>
-                <w:lang w:val="es-CO" w:eastAsia="es-CO"/>
-                <w14:ligatures w14:val="none"/>
-              </w:rPr>
-              <w:t>p</w:t>
-            </w:r>
-            <w:r>
-              <w:rPr>
-                <w:rFonts w:ascii="Calibri" w:hAnsi="Calibri" w:cs="Calibri"/>
-                <w:b/>
-                <w:bCs/>
-                <w:sz w:val="18"/>
-                <w:szCs w:val="18"/>
-                <w:lang w:val="es-CO" w:eastAsia="es-CO"/>
-                <w14:ligatures w14:val="none"/>
-              </w:rPr>
-              <w:t>roductiva</w:t>
-            </w:r>
-          </w:p>
-        </w:tc>
-        <w:tc>
-          <w:tcPr>
-            <w:tcW w:w="610" w:type="pct"/>
-            <w:gridSpan w:val="2"/>
-            <w:tcBorders>
-              <w:bottom w:val="thickThinLargeGap" w:sz="12" w:space="0" w:color="auto"/>
-            </w:tcBorders>
-            <w:vAlign w:val="center"/>
-          </w:tcPr>
-          <w:p>
-            <w:pPr>
-              <w:spacing w:before="0" w:after="0"/>
-              <w:jc w:val="center"/>
-              <w:rPr>
-                <w:rFonts w:ascii="Calibri" w:hAnsi="Calibri" w:cs="Calibri"/>
-                <w:b/>
-                <w:bCs/>
-                <w:color w:val="747474" w:themeColor="background2" w:themeShade="80"/>
-                <w:sz w:val="18"/>
-                <w:szCs w:val="18"/>
-                <w:lang w:val="es-CO" w:eastAsia="es-CO"/>
-                <w14:ligatures w14:val="none"/>
-              </w:rPr>
-            </w:pPr>
-          </w:p>
-        </w:tc>
-        <w:tc>
-          <w:tcPr>
-            <w:tcW w:w="610" w:type="pct"/>
-            <w:gridSpan w:val="2"/>
-            <w:tcBorders>
-              <w:bottom w:val="thickThinLargeGap" w:sz="12" w:space="0" w:color="auto"/>
-            </w:tcBorders>
-            <w:vAlign w:val="center"/>
-          </w:tcPr>
-          <w:p>
-            <w:pPr>
-              <w:spacing w:before="0" w:after="0"/>
-              <w:jc w:val="center"/>
-              <w:rPr>
-                <w:rFonts w:ascii="Calibri" w:hAnsi="Calibri" w:cs="Calibri"/>
-                <w:b/>
-                <w:bCs/>
-                <w:color w:val="747474" w:themeColor="background2" w:themeShade="80"/>
-                <w:sz w:val="18"/>
-                <w:szCs w:val="18"/>
-                <w:lang w:val="es-CO" w:eastAsia="es-CO"/>
-                <w14:ligatures w14:val="none"/>
-              </w:rPr>
-            </w:pPr>
-          </w:p>
-        </w:tc>
-        <w:tc>
-          <w:tcPr>
-            <w:tcW w:w="2436" w:type="pct"/>
-            <w:gridSpan w:val="3"/>
-            <w:tcBorders>
-              <w:bottom w:val="thickThinLargeGap" w:sz="12" w:space="0" w:color="auto"/>
-            </w:tcBorders>
-            <w:noWrap/>
-            <w:vAlign w:val="center"/>
-          </w:tcPr>
-          <w:p>
-            <w:pPr>
-              <w:spacing w:before="0" w:after="0"/>
-              <w:rPr>
-                <w:rFonts w:ascii="Calibri" w:hAnsi="Calibri" w:cs="Calibri"/>
-                <w:sz w:val="18"/>
-                <w:szCs w:val="18"/>
-                <w:lang w:val="es-CO" w:eastAsia="es-CO"/>
-                <w14:ligatures w14:val="none"/>
-              </w:rPr>
-            </w:pPr>
-          </w:p>
-        </w:tc>
-      </w:tr>
-      <w:tr>
-        <w:trPr>
-          <w:trHeight w:val="322"/>
-        </w:trPr>
-        <w:tc>
-          <w:tcPr>
-            <w:tcW w:w="5000" w:type="pct"/>
-            <w:gridSpan w:val="9"/>
-            <w:tcBorders>
-              <w:top w:val="thickThinLargeGap" w:sz="12" w:space="0" w:color="auto"/>
-            </w:tcBorders>
-            <w:noWrap/>
-            <w:vAlign w:val="center"/>
-            <w:hideMark/>
-          </w:tcPr>
-          <w:p>
-            <w:pPr>
-              <w:spacing w:before="0" w:after="0"/>
-              <w:jc w:val="center"/>
-              <w:rPr>
-                <w:rFonts w:ascii="Calibri" w:hAnsi="Calibri" w:cs="Calibri"/>
-                <w:b/>
-                <w:bCs/>
-                <w:i/>
-                <w:iCs/>
-                <w:sz w:val="18"/>
-                <w:szCs w:val="18"/>
-                <w:lang w:val="es-CO" w:eastAsia="es-CO"/>
-                <w14:ligatures w14:val="none"/>
-              </w:rPr>
-            </w:pPr>
-            <w:r>
-              <w:rPr>
-                <w:rFonts w:ascii="Calibri" w:hAnsi="Calibri" w:cs="Calibri"/>
-                <w:b/>
-                <w:bCs/>
-                <w:i/>
-                <w:iCs/>
-                <w:sz w:val="18"/>
-                <w:szCs w:val="18"/>
-                <w:lang w:val="es-CO" w:eastAsia="es-CO"/>
-                <w14:ligatures w14:val="none"/>
-              </w:rPr>
-              <w:t xml:space="preserve">Factores </w:t>
-            </w:r>
-            <w:r>
-              <w:rPr>
-                <w:rFonts w:ascii="Calibri" w:hAnsi="Calibri" w:cs="Calibri"/>
-                <w:b/>
-                <w:bCs/>
-                <w:i/>
-                <w:iCs/>
-                <w:sz w:val="18"/>
-                <w:szCs w:val="18"/>
-                <w:lang w:val="es-CO" w:eastAsia="es-CO"/>
-                <w14:ligatures w14:val="none"/>
-              </w:rPr>
-              <w:t>A</w:t>
-            </w:r>
-            <w:r>
-              <w:rPr>
-                <w:rFonts w:ascii="Calibri" w:hAnsi="Calibri" w:cs="Calibri"/>
-                <w:b/>
-                <w:bCs/>
-                <w:i/>
-                <w:iCs/>
-                <w:sz w:val="18"/>
-                <w:szCs w:val="18"/>
-                <w:lang w:val="es-CO" w:eastAsia="es-CO"/>
-                <w14:ligatures w14:val="none"/>
-              </w:rPr>
-              <w:t xml:space="preserve">ctitudinales y </w:t>
-            </w:r>
-            <w:r>
-              <w:rPr>
-                <w:rFonts w:ascii="Calibri" w:hAnsi="Calibri" w:cs="Calibri"/>
-                <w:b/>
-                <w:bCs/>
-                <w:i/>
-                <w:iCs/>
-                <w:sz w:val="18"/>
-                <w:szCs w:val="18"/>
-                <w:lang w:val="es-CO" w:eastAsia="es-CO"/>
-                <w14:ligatures w14:val="none"/>
-              </w:rPr>
-              <w:t>C</w:t>
-            </w:r>
-            <w:r>
-              <w:rPr>
-                <w:rFonts w:ascii="Calibri" w:hAnsi="Calibri" w:cs="Calibri"/>
-                <w:b/>
-                <w:bCs/>
-                <w:i/>
-                <w:iCs/>
-                <w:sz w:val="18"/>
-                <w:szCs w:val="18"/>
-                <w:lang w:val="es-CO" w:eastAsia="es-CO"/>
-                <w14:ligatures w14:val="none"/>
-              </w:rPr>
-              <w:t xml:space="preserve">omportamentales </w:t>
-            </w:r>
-          </w:p>
-        </w:tc>
-      </w:tr>
-      <w:tr>
-        <w:trPr>
-          <w:trHeight w:val="123"/>
-        </w:trPr>
-        <w:tc>
-          <w:tcPr>
-            <w:tcW w:w="1344" w:type="pct"/>
-            <w:gridSpan w:val="2"/>
-            <w:vMerge w:val="restart"/>
-            <w:vAlign w:val="center"/>
-            <w:hideMark/>
-          </w:tcPr>
-          <w:p>
-            <w:pPr>
-              <w:spacing w:before="0" w:after="0"/>
-              <w:jc w:val="center"/>
-              <w:rPr>
-                <w:rFonts w:ascii="Calibri" w:hAnsi="Calibri" w:cs="Calibri"/>
-                <w:b/>
-                <w:bCs/>
-                <w:sz w:val="18"/>
-                <w:szCs w:val="18"/>
-                <w:lang w:val="es-CO" w:eastAsia="es-CO"/>
-                <w14:ligatures w14:val="none"/>
-              </w:rPr>
-            </w:pPr>
-            <w:r>
-              <w:rPr>
-                <w:rFonts w:ascii="Calibri" w:hAnsi="Calibri" w:cs="Calibri"/>
-                <w:b/>
-                <w:bCs/>
-                <w:sz w:val="18"/>
-                <w:szCs w:val="18"/>
-                <w:lang w:val="es-CO" w:eastAsia="es-CO"/>
-                <w14:ligatures w14:val="none"/>
-              </w:rPr>
-              <w:t>Variable</w:t>
-            </w:r>
-          </w:p>
-        </w:tc>
-        <w:tc>
-          <w:tcPr>
-            <w:tcW w:w="1220" w:type="pct"/>
-            <w:gridSpan w:val="4"/>
-            <w:vAlign w:val="center"/>
-            <w:hideMark/>
-          </w:tcPr>
-          <w:p>
-            <w:pPr>
-              <w:spacing w:before="0" w:after="0"/>
-              <w:jc w:val="center"/>
-              <w:rPr>
-                <w:rFonts w:ascii="Calibri" w:hAnsi="Calibri" w:cs="Calibri"/>
-                <w:b/>
-                <w:bCs/>
-                <w:sz w:val="18"/>
-                <w:szCs w:val="18"/>
-                <w:lang w:val="es-CO" w:eastAsia="es-CO"/>
-                <w14:ligatures w14:val="none"/>
-              </w:rPr>
-            </w:pPr>
-            <w:r>
-              <w:rPr>
-                <w:rFonts w:ascii="Calibri" w:hAnsi="Calibri" w:cs="Calibri"/>
-                <w:b/>
-                <w:bCs/>
-                <w:sz w:val="18"/>
-                <w:szCs w:val="18"/>
-                <w:lang w:val="es-CO" w:eastAsia="es-CO"/>
-                <w14:ligatures w14:val="none"/>
-              </w:rPr>
-              <w:t>Valoración</w:t>
-            </w:r>
-            <w:r>
-              <w:rPr>
-                <w:rFonts w:ascii="Calibri" w:hAnsi="Calibri" w:cs="Calibri"/>
-                <w:i/>
-                <w:iCs/>
-                <w:sz w:val="18"/>
-                <w:szCs w:val="18"/>
-                <w:lang w:val="es-CO" w:eastAsia="es-CO"/>
-                <w14:ligatures w14:val="none"/>
-              </w:rPr>
-              <w:t xml:space="preserve"> (marcar con X)</w:t>
-            </w:r>
-          </w:p>
-        </w:tc>
-        <w:tc>
-          <w:tcPr>
-            <w:tcW w:w="2436" w:type="pct"/>
-            <w:gridSpan w:val="3"/>
-            <w:vMerge w:val="restart"/>
-            <w:noWrap/>
-            <w:vAlign w:val="center"/>
-            <w:hideMark/>
-          </w:tcPr>
-          <w:p>
-            <w:pPr>
-              <w:spacing w:before="0" w:after="0"/>
-              <w:jc w:val="center"/>
-              <w:rPr>
-                <w:rFonts w:ascii="Calibri" w:hAnsi="Calibri" w:cs="Calibri"/>
-                <w:b/>
-                <w:bCs/>
-                <w:sz w:val="18"/>
-                <w:szCs w:val="18"/>
-                <w:lang w:val="es-CO" w:eastAsia="es-CO"/>
-                <w14:ligatures w14:val="none"/>
-              </w:rPr>
-            </w:pPr>
-            <w:r>
-              <w:rPr>
-                <w:rFonts w:ascii="Calibri" w:hAnsi="Calibri" w:cs="Calibri"/>
-                <w:b/>
-                <w:bCs/>
-                <w:sz w:val="18"/>
-                <w:szCs w:val="18"/>
-                <w:lang w:val="es-CO" w:eastAsia="es-CO"/>
-                <w14:ligatures w14:val="none"/>
-              </w:rPr>
-              <w:t>Observaciones / Compromisos de mejora</w:t>
-            </w:r>
-          </w:p>
-        </w:tc>
-      </w:tr>
-      <w:tr>
-        <w:trPr>
-          <w:trHeight w:val="122"/>
-        </w:trPr>
-        <w:tc>
-          <w:tcPr>
-            <w:tcW w:w="1344" w:type="pct"/>
-            <w:gridSpan w:val="2"/>
-            <w:vMerge/>
-            <w:vAlign w:val="center"/>
-          </w:tcPr>
-          <w:p>
-            <w:pPr>
-              <w:spacing w:before="0" w:after="0"/>
-              <w:jc w:val="center"/>
-              <w:rPr>
-                <w:rFonts w:ascii="Calibri" w:hAnsi="Calibri" w:cs="Calibri"/>
-                <w:b/>
-                <w:bCs/>
-                <w:sz w:val="18"/>
-                <w:szCs w:val="18"/>
-                <w:lang w:val="es-CO" w:eastAsia="es-CO"/>
-                <w14:ligatures w14:val="none"/>
-              </w:rPr>
-            </w:pPr>
-          </w:p>
-        </w:tc>
-        <w:tc>
-          <w:tcPr>
-            <w:tcW w:w="610" w:type="pct"/>
-            <w:gridSpan w:val="2"/>
-            <w:vAlign w:val="center"/>
-          </w:tcPr>
-          <w:p>
-            <w:pPr>
-              <w:spacing w:before="0" w:after="0"/>
-              <w:jc w:val="center"/>
-              <w:rPr>
-                <w:rFonts w:ascii="Calibri" w:hAnsi="Calibri" w:cs="Calibri"/>
-                <w:b/>
-                <w:bCs/>
-                <w:sz w:val="18"/>
-                <w:szCs w:val="18"/>
-                <w:lang w:val="es-CO" w:eastAsia="es-CO"/>
-                <w14:ligatures w14:val="none"/>
-              </w:rPr>
-            </w:pPr>
-            <w:r>
-              <w:rPr>
-                <w:rFonts w:ascii="Calibri" w:hAnsi="Calibri" w:cs="Calibri"/>
-                <w:b/>
-                <w:bCs/>
-                <w:color w:val="747474" w:themeColor="background2" w:themeShade="80"/>
-                <w:sz w:val="18"/>
-                <w:szCs w:val="18"/>
-                <w:lang w:val="es-CO" w:eastAsia="es-CO"/>
-                <w14:ligatures w14:val="none"/>
-              </w:rPr>
-              <w:t>Satisfactorio</w:t>
-            </w:r>
-          </w:p>
-        </w:tc>
-        <w:tc>
-          <w:tcPr>
-            <w:tcW w:w="610" w:type="pct"/>
-            <w:gridSpan w:val="2"/>
-            <w:vAlign w:val="center"/>
-          </w:tcPr>
-          <w:p>
-            <w:pPr>
-              <w:spacing w:before="0" w:after="0"/>
-              <w:jc w:val="center"/>
-              <w:rPr>
-                <w:rFonts w:ascii="Calibri" w:hAnsi="Calibri" w:cs="Calibri"/>
-                <w:b/>
-                <w:bCs/>
-                <w:sz w:val="18"/>
-                <w:szCs w:val="18"/>
-                <w:lang w:val="es-CO" w:eastAsia="es-CO"/>
-                <w14:ligatures w14:val="none"/>
-              </w:rPr>
-            </w:pPr>
-            <w:r>
-              <w:rPr>
-                <w:rFonts w:ascii="Calibri" w:hAnsi="Calibri" w:cs="Calibri"/>
-                <w:b/>
-                <w:bCs/>
-                <w:color w:val="747474" w:themeColor="background2" w:themeShade="80"/>
-                <w:sz w:val="18"/>
-                <w:szCs w:val="18"/>
-                <w:lang w:val="es-CO" w:eastAsia="es-CO"/>
-                <w14:ligatures w14:val="none"/>
-              </w:rPr>
-              <w:t>Por mejorar</w:t>
-            </w:r>
-          </w:p>
-        </w:tc>
-        <w:tc>
-          <w:tcPr>
-            <w:tcW w:w="2436" w:type="pct"/>
-            <w:gridSpan w:val="3"/>
-            <w:vMerge/>
-            <w:noWrap/>
-            <w:vAlign w:val="center"/>
-          </w:tcPr>
-          <w:p>
-            <w:pPr>
-              <w:spacing w:before="0" w:after="0"/>
-              <w:jc w:val="center"/>
-              <w:rPr>
-                <w:rFonts w:ascii="Calibri" w:hAnsi="Calibri" w:cs="Calibri"/>
-                <w:b/>
-                <w:bCs/>
-                <w:sz w:val="18"/>
-                <w:szCs w:val="18"/>
-                <w:lang w:val="es-CO" w:eastAsia="es-CO"/>
-                <w14:ligatures w14:val="none"/>
-              </w:rPr>
-            </w:pPr>
-          </w:p>
-        </w:tc>
-      </w:tr>
-      <w:tr>
-        <w:trPr>
-          <w:trHeight w:val="295"/>
-        </w:trPr>
-        <w:tc>
-          <w:tcPr>
-            <w:tcW w:w="1344" w:type="pct"/>
-            <w:gridSpan w:val="2"/>
-            <w:vAlign w:val="center"/>
-            <w:hideMark/>
-          </w:tcPr>
-          <w:p>
-            <w:pPr>
-              <w:spacing w:before="0" w:after="0"/>
-              <w:jc w:val="left"/>
-              <w:rPr>
-                <w:rFonts w:ascii="Calibri" w:hAnsi="Calibri" w:cs="Calibri"/>
-                <w:b/>
-                <w:bCs/>
-                <w:sz w:val="18"/>
-                <w:szCs w:val="18"/>
-                <w:lang w:val="es-CO" w:eastAsia="es-CO"/>
-                <w14:ligatures w14:val="none"/>
-              </w:rPr>
-            </w:pPr>
-            <w:r>
-              <w:rPr>
-                <w:rFonts w:ascii="Calibri" w:hAnsi="Calibri" w:cs="Calibri"/>
-                <w:b/>
-                <w:bCs/>
-                <w:sz w:val="18"/>
-                <w:szCs w:val="18"/>
-                <w:lang w:val="es-CO" w:eastAsia="es-CO"/>
-                <w14:ligatures w14:val="none"/>
-              </w:rPr>
-              <w:t xml:space="preserve">Relaciones </w:t>
-            </w:r>
-            <w:r>
-              <w:rPr>
-                <w:rFonts w:ascii="Calibri" w:hAnsi="Calibri" w:cs="Calibri"/>
-                <w:b/>
-                <w:bCs/>
-                <w:sz w:val="18"/>
-                <w:szCs w:val="18"/>
-                <w:lang w:val="es-CO" w:eastAsia="es-CO"/>
-                <w14:ligatures w14:val="none"/>
-              </w:rPr>
-              <w:t>i</w:t>
-            </w:r>
-            <w:r>
-              <w:rPr>
-                <w:rFonts w:ascii="Calibri" w:hAnsi="Calibri" w:cs="Calibri"/>
-                <w:b/>
-                <w:bCs/>
-                <w:sz w:val="18"/>
-                <w:szCs w:val="18"/>
-                <w:lang w:val="es-CO" w:eastAsia="es-CO"/>
-                <w14:ligatures w14:val="none"/>
-              </w:rPr>
-              <w:t>nterpersonales</w:t>
-            </w:r>
-          </w:p>
-        </w:tc>
-        <w:tc>
-          <w:tcPr>
-            <w:tcW w:w="610" w:type="pct"/>
-            <w:gridSpan w:val="2"/>
-            <w:vAlign w:val="center"/>
-          </w:tcPr>
-          <w:p>
-            <w:pPr>
-              <w:spacing w:before="0" w:after="0"/>
-              <w:jc w:val="center"/>
-              <w:rPr>
-                <w:rFonts w:ascii="Calibri" w:hAnsi="Calibri" w:cs="Calibri"/>
-                <w:b/>
-                <w:bCs/>
-                <w:color w:val="747474" w:themeColor="background2" w:themeShade="80"/>
-                <w:sz w:val="18"/>
-                <w:szCs w:val="18"/>
-                <w:lang w:val="es-CO" w:eastAsia="es-CO"/>
-                <w14:ligatures w14:val="none"/>
-              </w:rPr>
-            </w:pPr>
-          </w:p>
-        </w:tc>
-        <w:tc>
-          <w:tcPr>
-            <w:tcW w:w="610" w:type="pct"/>
-            <w:gridSpan w:val="2"/>
-            <w:vAlign w:val="center"/>
-          </w:tcPr>
-          <w:p>
-            <w:pPr>
-              <w:spacing w:before="0" w:after="0"/>
-              <w:jc w:val="center"/>
-              <w:rPr>
-                <w:rFonts w:ascii="Calibri" w:hAnsi="Calibri" w:cs="Calibri"/>
-                <w:b/>
-                <w:bCs/>
-                <w:color w:val="747474" w:themeColor="background2" w:themeShade="80"/>
-                <w:sz w:val="18"/>
-                <w:szCs w:val="18"/>
-                <w:lang w:val="es-CO" w:eastAsia="es-CO"/>
-                <w14:ligatures w14:val="none"/>
-              </w:rPr>
-            </w:pPr>
-          </w:p>
-        </w:tc>
-        <w:tc>
-          <w:tcPr>
-            <w:tcW w:w="2436" w:type="pct"/>
-            <w:gridSpan w:val="3"/>
-            <w:noWrap/>
-            <w:vAlign w:val="center"/>
-          </w:tcPr>
-          <w:p>
-            <w:pPr>
-              <w:spacing w:before="0" w:after="0"/>
-              <w:jc w:val="center"/>
-              <w:rPr>
-                <w:rFonts w:ascii="Calibri" w:hAnsi="Calibri" w:cs="Calibri"/>
-                <w:sz w:val="18"/>
-                <w:szCs w:val="18"/>
-                <w:lang w:val="es-CO" w:eastAsia="es-CO"/>
-                <w14:ligatures w14:val="none"/>
-              </w:rPr>
-            </w:pPr>
-          </w:p>
-        </w:tc>
-      </w:tr>
-      <w:tr>
-        <w:trPr>
-          <w:trHeight w:val="295"/>
-        </w:trPr>
-        <w:tc>
-          <w:tcPr>
-            <w:tcW w:w="1344" w:type="pct"/>
-            <w:gridSpan w:val="2"/>
-            <w:vAlign w:val="center"/>
-            <w:hideMark/>
-          </w:tcPr>
-          <w:p>
-            <w:pPr>
-              <w:spacing w:before="0" w:after="0"/>
-              <w:jc w:val="left"/>
-              <w:rPr>
-                <w:rFonts w:ascii="Calibri" w:hAnsi="Calibri" w:cs="Calibri"/>
-                <w:b/>
-                <w:bCs/>
-                <w:sz w:val="18"/>
-                <w:szCs w:val="18"/>
-                <w:lang w:val="es-CO" w:eastAsia="es-CO"/>
-                <w14:ligatures w14:val="none"/>
-              </w:rPr>
-            </w:pPr>
-            <w:r>
-              <w:rPr>
-                <w:rFonts w:ascii="Calibri" w:hAnsi="Calibri" w:cs="Calibri"/>
-                <w:b/>
-                <w:bCs/>
-                <w:sz w:val="18"/>
-                <w:szCs w:val="18"/>
-                <w:lang w:val="es-CO" w:eastAsia="es-CO"/>
-                <w14:ligatures w14:val="none"/>
-              </w:rPr>
-              <w:t xml:space="preserve">Trabajo en </w:t>
-            </w:r>
-            <w:r>
-              <w:rPr>
-                <w:rFonts w:ascii="Calibri" w:hAnsi="Calibri" w:cs="Calibri"/>
-                <w:b/>
-                <w:bCs/>
-                <w:sz w:val="18"/>
-                <w:szCs w:val="18"/>
-                <w:lang w:val="es-CO" w:eastAsia="es-CO"/>
-                <w14:ligatures w14:val="none"/>
-              </w:rPr>
-              <w:t>e</w:t>
-            </w:r>
-            <w:r>
-              <w:rPr>
-                <w:rFonts w:ascii="Calibri" w:hAnsi="Calibri" w:cs="Calibri"/>
-                <w:b/>
-                <w:bCs/>
-                <w:sz w:val="18"/>
-                <w:szCs w:val="18"/>
-                <w:lang w:val="es-CO" w:eastAsia="es-CO"/>
-                <w14:ligatures w14:val="none"/>
-              </w:rPr>
-              <w:t xml:space="preserve">quipo </w:t>
-            </w:r>
-          </w:p>
-        </w:tc>
-        <w:tc>
-          <w:tcPr>
-            <w:tcW w:w="610" w:type="pct"/>
-            <w:gridSpan w:val="2"/>
-            <w:vAlign w:val="center"/>
-          </w:tcPr>
-          <w:p>
-            <w:pPr>
-              <w:spacing w:before="0" w:after="0"/>
-              <w:jc w:val="center"/>
-              <w:rPr>
-                <w:rFonts w:ascii="Calibri" w:hAnsi="Calibri" w:cs="Calibri"/>
-                <w:b/>
-                <w:bCs/>
-                <w:color w:val="747474" w:themeColor="background2" w:themeShade="80"/>
-                <w:sz w:val="18"/>
-                <w:szCs w:val="18"/>
-                <w:lang w:val="es-CO" w:eastAsia="es-CO"/>
-                <w14:ligatures w14:val="none"/>
-              </w:rPr>
-            </w:pPr>
-          </w:p>
-        </w:tc>
-        <w:tc>
-          <w:tcPr>
-            <w:tcW w:w="610" w:type="pct"/>
-            <w:gridSpan w:val="2"/>
-            <w:vAlign w:val="center"/>
-          </w:tcPr>
-          <w:p>
-            <w:pPr>
-              <w:spacing w:before="0" w:after="0"/>
-              <w:jc w:val="center"/>
-              <w:rPr>
-                <w:rFonts w:ascii="Calibri" w:hAnsi="Calibri" w:cs="Calibri"/>
-                <w:b/>
-                <w:bCs/>
-                <w:color w:val="747474" w:themeColor="background2" w:themeShade="80"/>
-                <w:sz w:val="18"/>
-                <w:szCs w:val="18"/>
-                <w:lang w:val="es-CO" w:eastAsia="es-CO"/>
-                <w14:ligatures w14:val="none"/>
-              </w:rPr>
-            </w:pPr>
-          </w:p>
-        </w:tc>
-        <w:tc>
-          <w:tcPr>
-            <w:tcW w:w="2436" w:type="pct"/>
-            <w:gridSpan w:val="3"/>
-            <w:noWrap/>
-            <w:vAlign w:val="center"/>
-          </w:tcPr>
-          <w:p>
-            <w:pPr>
-              <w:spacing w:before="0" w:after="0"/>
-              <w:jc w:val="center"/>
-              <w:rPr>
-                <w:rFonts w:ascii="Calibri" w:hAnsi="Calibri" w:cs="Calibri"/>
-                <w:sz w:val="18"/>
-                <w:szCs w:val="18"/>
-                <w:lang w:val="es-CO" w:eastAsia="es-CO"/>
-                <w14:ligatures w14:val="none"/>
-              </w:rPr>
-            </w:pPr>
-          </w:p>
-        </w:tc>
-      </w:tr>
-      <w:tr>
-        <w:trPr>
-          <w:trHeight w:val="295"/>
-        </w:trPr>
-        <w:tc>
-          <w:tcPr>
-            <w:tcW w:w="1344" w:type="pct"/>
-            <w:gridSpan w:val="2"/>
-            <w:vAlign w:val="center"/>
-            <w:hideMark/>
-          </w:tcPr>
-          <w:p>
-            <w:pPr>
-              <w:spacing w:before="0" w:after="0"/>
-              <w:jc w:val="left"/>
-              <w:rPr>
-                <w:rFonts w:ascii="Calibri" w:hAnsi="Calibri" w:cs="Calibri"/>
-                <w:b/>
-                <w:bCs/>
-                <w:sz w:val="18"/>
-                <w:szCs w:val="18"/>
-                <w:lang w:val="es-CO" w:eastAsia="es-CO"/>
-                <w14:ligatures w14:val="none"/>
-              </w:rPr>
-            </w:pPr>
-            <w:r>
-              <w:rPr>
-                <w:rFonts w:ascii="Calibri" w:hAnsi="Calibri" w:cs="Calibri"/>
-                <w:b/>
-                <w:bCs/>
-                <w:sz w:val="18"/>
-                <w:szCs w:val="18"/>
-                <w:lang w:val="es-CO" w:eastAsia="es-CO"/>
-                <w14:ligatures w14:val="none"/>
-              </w:rPr>
-              <w:t xml:space="preserve">Solución de </w:t>
-            </w:r>
-            <w:r>
-              <w:rPr>
-                <w:rFonts w:ascii="Calibri" w:hAnsi="Calibri" w:cs="Calibri"/>
-                <w:b/>
-                <w:bCs/>
-                <w:sz w:val="18"/>
-                <w:szCs w:val="18"/>
-                <w:lang w:val="es-CO" w:eastAsia="es-CO"/>
-                <w14:ligatures w14:val="none"/>
-              </w:rPr>
-              <w:t>p</w:t>
-            </w:r>
-            <w:r>
-              <w:rPr>
-                <w:rFonts w:ascii="Calibri" w:hAnsi="Calibri" w:cs="Calibri"/>
-                <w:b/>
-                <w:bCs/>
-                <w:sz w:val="18"/>
-                <w:szCs w:val="18"/>
-                <w:lang w:val="es-CO" w:eastAsia="es-CO"/>
-                <w14:ligatures w14:val="none"/>
-              </w:rPr>
-              <w:t>roblemas</w:t>
-            </w:r>
-          </w:p>
-        </w:tc>
-        <w:tc>
-          <w:tcPr>
-            <w:tcW w:w="610" w:type="pct"/>
-            <w:gridSpan w:val="2"/>
-            <w:vAlign w:val="center"/>
-          </w:tcPr>
-          <w:p>
-            <w:pPr>
-              <w:spacing w:before="0" w:after="0"/>
-              <w:jc w:val="center"/>
-              <w:rPr>
-                <w:rFonts w:ascii="Calibri" w:hAnsi="Calibri" w:cs="Calibri"/>
-                <w:b/>
-                <w:bCs/>
-                <w:color w:val="747474" w:themeColor="background2" w:themeShade="80"/>
-                <w:sz w:val="18"/>
-                <w:szCs w:val="18"/>
-                <w:lang w:val="es-CO" w:eastAsia="es-CO"/>
-                <w14:ligatures w14:val="none"/>
-              </w:rPr>
-            </w:pPr>
-          </w:p>
-        </w:tc>
-        <w:tc>
-          <w:tcPr>
-            <w:tcW w:w="610" w:type="pct"/>
-            <w:gridSpan w:val="2"/>
-            <w:vAlign w:val="center"/>
-          </w:tcPr>
-          <w:p>
-            <w:pPr>
-              <w:spacing w:before="0" w:after="0"/>
-              <w:jc w:val="center"/>
-              <w:rPr>
-                <w:rFonts w:ascii="Calibri" w:hAnsi="Calibri" w:cs="Calibri"/>
-                <w:b/>
-                <w:bCs/>
-                <w:color w:val="747474" w:themeColor="background2" w:themeShade="80"/>
-                <w:sz w:val="18"/>
-                <w:szCs w:val="18"/>
-                <w:lang w:val="es-CO" w:eastAsia="es-CO"/>
-                <w14:ligatures w14:val="none"/>
-              </w:rPr>
-            </w:pPr>
-          </w:p>
-        </w:tc>
-        <w:tc>
-          <w:tcPr>
-            <w:tcW w:w="2436" w:type="pct"/>
-            <w:gridSpan w:val="3"/>
-            <w:noWrap/>
-            <w:vAlign w:val="center"/>
-          </w:tcPr>
-          <w:p>
-            <w:pPr>
-              <w:spacing w:before="0" w:after="0"/>
-              <w:jc w:val="center"/>
-              <w:rPr>
-                <w:rFonts w:ascii="Calibri" w:hAnsi="Calibri" w:cs="Calibri"/>
-                <w:sz w:val="18"/>
-                <w:szCs w:val="18"/>
-                <w:lang w:val="es-CO" w:eastAsia="es-CO"/>
-                <w14:ligatures w14:val="none"/>
-              </w:rPr>
-            </w:pPr>
-          </w:p>
-        </w:tc>
-      </w:tr>
-      <w:tr>
-        <w:trPr>
-          <w:trHeight w:val="295"/>
-        </w:trPr>
-        <w:tc>
-          <w:tcPr>
-            <w:tcW w:w="1344" w:type="pct"/>
-            <w:gridSpan w:val="2"/>
-            <w:vAlign w:val="center"/>
-            <w:hideMark/>
-          </w:tcPr>
-          <w:p>
-            <w:pPr>
-              <w:spacing w:before="0" w:after="0"/>
-              <w:jc w:val="left"/>
-              <w:rPr>
-                <w:rFonts w:ascii="Calibri" w:hAnsi="Calibri" w:cs="Calibri"/>
-                <w:b/>
-                <w:bCs/>
-                <w:sz w:val="18"/>
-                <w:szCs w:val="18"/>
-                <w:lang w:val="es-CO" w:eastAsia="es-CO"/>
-                <w14:ligatures w14:val="none"/>
-              </w:rPr>
-            </w:pPr>
-            <w:r>
-              <w:rPr>
-                <w:rFonts w:ascii="Calibri" w:hAnsi="Calibri" w:cs="Calibri"/>
-                <w:b/>
-                <w:bCs/>
-                <w:sz w:val="18"/>
-                <w:szCs w:val="18"/>
-                <w:lang w:val="es-CO" w:eastAsia="es-CO"/>
-                <w14:ligatures w14:val="none"/>
-              </w:rPr>
-              <w:t>Cumplimiento</w:t>
-            </w:r>
-          </w:p>
-        </w:tc>
-        <w:tc>
-          <w:tcPr>
-            <w:tcW w:w="610" w:type="pct"/>
-            <w:gridSpan w:val="2"/>
-            <w:vAlign w:val="center"/>
-          </w:tcPr>
-          <w:p>
-            <w:pPr>
-              <w:spacing w:before="0" w:after="0"/>
-              <w:jc w:val="center"/>
-              <w:rPr>
-                <w:rFonts w:ascii="Calibri" w:hAnsi="Calibri" w:cs="Calibri"/>
-                <w:b/>
-                <w:bCs/>
-                <w:color w:val="747474" w:themeColor="background2" w:themeShade="80"/>
-                <w:sz w:val="18"/>
-                <w:szCs w:val="18"/>
-                <w:lang w:val="es-CO" w:eastAsia="es-CO"/>
-                <w14:ligatures w14:val="none"/>
-              </w:rPr>
-            </w:pPr>
-          </w:p>
-        </w:tc>
-        <w:tc>
-          <w:tcPr>
-            <w:tcW w:w="610" w:type="pct"/>
-            <w:gridSpan w:val="2"/>
-            <w:vAlign w:val="center"/>
-          </w:tcPr>
-          <w:p>
-            <w:pPr>
-              <w:spacing w:before="0" w:after="0"/>
-              <w:jc w:val="center"/>
-              <w:rPr>
-                <w:rFonts w:ascii="Calibri" w:hAnsi="Calibri" w:cs="Calibri"/>
-                <w:b/>
-                <w:bCs/>
-                <w:color w:val="747474" w:themeColor="background2" w:themeShade="80"/>
-                <w:sz w:val="18"/>
-                <w:szCs w:val="18"/>
-                <w:lang w:val="es-CO" w:eastAsia="es-CO"/>
-                <w14:ligatures w14:val="none"/>
-              </w:rPr>
-            </w:pPr>
-          </w:p>
-        </w:tc>
-        <w:tc>
-          <w:tcPr>
-            <w:tcW w:w="2436" w:type="pct"/>
-            <w:gridSpan w:val="3"/>
-            <w:noWrap/>
-            <w:vAlign w:val="center"/>
-          </w:tcPr>
-          <w:p>
-            <w:pPr>
-              <w:spacing w:before="0" w:after="0"/>
-              <w:jc w:val="center"/>
-              <w:rPr>
-                <w:rFonts w:ascii="Calibri" w:hAnsi="Calibri" w:cs="Calibri"/>
-                <w:sz w:val="18"/>
-                <w:szCs w:val="18"/>
-                <w:lang w:val="es-CO" w:eastAsia="es-CO"/>
-                <w14:ligatures w14:val="none"/>
-              </w:rPr>
-            </w:pPr>
-          </w:p>
-        </w:tc>
-      </w:tr>
-      <w:tr>
-        <w:trPr>
-          <w:trHeight w:val="295"/>
-        </w:trPr>
-        <w:tc>
-          <w:tcPr>
-            <w:tcW w:w="1344" w:type="pct"/>
-            <w:gridSpan w:val="2"/>
-            <w:vAlign w:val="center"/>
-            <w:hideMark/>
-          </w:tcPr>
-          <w:p>
-            <w:pPr>
-              <w:spacing w:before="0" w:after="0"/>
-              <w:jc w:val="left"/>
-              <w:rPr>
-                <w:rFonts w:ascii="Calibri" w:hAnsi="Calibri" w:cs="Calibri"/>
-                <w:b/>
-                <w:bCs/>
-                <w:sz w:val="18"/>
-                <w:szCs w:val="18"/>
-                <w:lang w:val="es-CO" w:eastAsia="es-CO"/>
-                <w14:ligatures w14:val="none"/>
-              </w:rPr>
-            </w:pPr>
-            <w:r>
-              <w:rPr>
-                <w:rFonts w:ascii="Calibri" w:hAnsi="Calibri" w:cs="Calibri"/>
-                <w:b/>
-                <w:bCs/>
-                <w:sz w:val="18"/>
-                <w:szCs w:val="18"/>
-                <w:lang w:val="es-CO" w:eastAsia="es-CO"/>
-                <w14:ligatures w14:val="none"/>
-              </w:rPr>
-              <w:t>Organización</w:t>
-            </w:r>
-          </w:p>
-        </w:tc>
-        <w:tc>
-          <w:tcPr>
-            <w:tcW w:w="610" w:type="pct"/>
-            <w:gridSpan w:val="2"/>
-            <w:vAlign w:val="center"/>
-          </w:tcPr>
-          <w:p>
-            <w:pPr>
-              <w:spacing w:before="0" w:after="0"/>
-              <w:jc w:val="center"/>
-              <w:rPr>
-                <w:rFonts w:ascii="Calibri" w:hAnsi="Calibri" w:cs="Calibri"/>
-                <w:b/>
-                <w:bCs/>
-                <w:color w:val="747474" w:themeColor="background2" w:themeShade="80"/>
-                <w:sz w:val="18"/>
-                <w:szCs w:val="18"/>
-                <w:lang w:val="es-CO" w:eastAsia="es-CO"/>
-                <w14:ligatures w14:val="none"/>
-              </w:rPr>
-            </w:pPr>
-          </w:p>
-        </w:tc>
-        <w:tc>
-          <w:tcPr>
-            <w:tcW w:w="610" w:type="pct"/>
-            <w:gridSpan w:val="2"/>
-            <w:vAlign w:val="center"/>
-          </w:tcPr>
-          <w:p>
-            <w:pPr>
-              <w:spacing w:before="0" w:after="0"/>
-              <w:jc w:val="center"/>
-              <w:rPr>
-                <w:rFonts w:ascii="Calibri" w:hAnsi="Calibri" w:cs="Calibri"/>
-                <w:b/>
-                <w:bCs/>
-                <w:color w:val="747474" w:themeColor="background2" w:themeShade="80"/>
-                <w:sz w:val="18"/>
-                <w:szCs w:val="18"/>
-                <w:lang w:val="es-CO" w:eastAsia="es-CO"/>
-                <w14:ligatures w14:val="none"/>
-              </w:rPr>
-            </w:pPr>
-          </w:p>
-        </w:tc>
-        <w:tc>
-          <w:tcPr>
-            <w:tcW w:w="2436" w:type="pct"/>
-            <w:gridSpan w:val="3"/>
-            <w:noWrap/>
-            <w:vAlign w:val="center"/>
-          </w:tcPr>
-          <w:p>
-            <w:pPr>
-              <w:spacing w:before="0" w:after="0"/>
-              <w:jc w:val="center"/>
-              <w:rPr>
-                <w:rFonts w:ascii="Calibri" w:hAnsi="Calibri" w:cs="Calibri"/>
-                <w:sz w:val="18"/>
-                <w:szCs w:val="18"/>
-                <w:lang w:val="es-CO" w:eastAsia="es-CO"/>
-                <w14:ligatures w14:val="none"/>
-              </w:rPr>
-            </w:pPr>
-          </w:p>
-        </w:tc>
-      </w:tr>
-    </w:tbl>
-    <w:p>
-      <w:pPr>
-        <w:jc w:val="left"/>
-        <w:rPr>
-          <w:rFonts w:ascii="Calibri" w:hAnsi="Calibri" w:cs="Calibri"/>
-          <w:b/>
-          <w:bCs/>
-          <w:sz w:val="18"/>
-          <w:szCs w:val="18"/>
-          <w:lang w:val="es-CO" w:eastAsia="es-CO"/>
-          <w14:ligatures w14:val="none"/>
-        </w:rPr>
-      </w:pPr>
-      <w:r>
-        <w:rPr>
-          <w:rFonts w:ascii="Calibri" w:hAnsi="Calibri" w:cs="Calibri"/>
-          <w:b/>
-          <w:bCs/>
-          <w:sz w:val="18"/>
-          <w:szCs w:val="18"/>
-          <w:lang w:val="es-CO" w:eastAsia="es-CO"/>
-          <w14:ligatures w14:val="none"/>
-        </w:rPr>
-        <w:t xml:space="preserve">Observaciones complementarias del instructor de seguimiento:   </w:t>
-      </w:r>
-    </w:p>
-    <w:p>
-      <w:pPr>
-        <w:pBdr>
-          <w:bottom w:val="single" w:sz="4" w:space="1" w:color="auto"/>
-        </w:pBdr>
-        <w:jc w:val="left"/>
-        <w:rPr>
-          <w:rFonts w:ascii="Calibri" w:hAnsi="Calibri" w:cs="Calibri"/>
-          <w:b/>
-          <w:bCs/>
-          <w:sz w:val="18"/>
-          <w:szCs w:val="18"/>
-          <w:lang w:val="es-CO" w:eastAsia="es-CO"/>
-          <w14:ligatures w14:val="none"/>
-        </w:rPr>
-      </w:pPr>
-    </w:p>
-    <w:p>
-      <w:pPr>
-        <w:jc w:val="left"/>
-        <w:rPr>
-          <w:rFonts w:ascii="Calibri" w:hAnsi="Calibri" w:cs="Calibri"/>
-          <w:b/>
-          <w:bCs/>
-          <w:sz w:val="18"/>
-          <w:szCs w:val="18"/>
-          <w:lang w:val="es-CO" w:eastAsia="es-CO"/>
-          <w14:ligatures w14:val="none"/>
-        </w:rPr>
-      </w:pPr>
-      <w:r>
-        <w:rPr>
-          <w:rFonts w:ascii="Calibri" w:hAnsi="Calibri" w:cs="Calibri"/>
-          <w:b/>
-          <w:bCs/>
-          <w:sz w:val="18"/>
-          <w:szCs w:val="18"/>
-          <w:lang w:val="es-CO" w:eastAsia="es-CO"/>
-          <w14:ligatures w14:val="none"/>
-        </w:rPr>
-        <w:t>________________________________________________________________________________________________________________________</w:t>
-      </w:r>
-    </w:p>
-    <w:p>
-      <w:pPr>
-        <w:jc w:val="left"/>
-        <w:rPr>
-          <w:rFonts w:ascii="Calibri" w:hAnsi="Calibri" w:cs="Calibri"/>
-          <w:b/>
-          <w:bCs/>
-          <w:sz w:val="18"/>
-          <w:szCs w:val="18"/>
-          <w:lang w:val="es-CO" w:eastAsia="es-CO"/>
-          <w14:ligatures w14:val="none"/>
-        </w:rPr>
-      </w:pPr>
-      <w:r>
-        <w:rPr>
-          <w:rFonts w:ascii="Calibri" w:hAnsi="Calibri" w:cs="Calibri"/>
-          <w:b/>
-          <w:bCs/>
-          <w:sz w:val="18"/>
-          <w:szCs w:val="18"/>
-          <w:lang w:val="es-CO" w:eastAsia="es-CO"/>
-          <w14:ligatures w14:val="none"/>
-        </w:rPr>
-        <w:t>Observaciones del</w:t>
-      </w:r>
-      <w:r>
-        <w:rPr>
-          <w:rFonts w:ascii="Calibri" w:hAnsi="Calibri" w:cs="Calibri"/>
-          <w:b/>
-          <w:bCs/>
-          <w:sz w:val="18"/>
-          <w:szCs w:val="18"/>
-          <w:lang w:val="es-CO" w:eastAsia="es-CO"/>
-          <w14:ligatures w14:val="none"/>
-        </w:rPr>
-        <w:t xml:space="preserve"> </w:t>
-      </w:r>
-      <w:r>
-        <w:rPr>
-          <w:rFonts w:ascii="Calibri" w:hAnsi="Calibri" w:cs="Calibri"/>
-          <w:b/>
-          <w:bCs/>
-          <w:sz w:val="18"/>
-          <w:szCs w:val="18"/>
-          <w:lang w:val="es-CO" w:eastAsia="es-CO"/>
-          <w14:ligatures w14:val="none"/>
-        </w:rPr>
-        <w:t>a</w:t>
-      </w:r>
-      <w:r>
-        <w:rPr>
-          <w:rFonts w:ascii="Calibri" w:hAnsi="Calibri" w:cs="Calibri"/>
-          <w:b/>
-          <w:bCs/>
-          <w:sz w:val="18"/>
-          <w:szCs w:val="18"/>
-          <w:lang w:val="es-CO" w:eastAsia="es-CO"/>
-          <w14:ligatures w14:val="none"/>
-        </w:rPr>
-        <w:t>prendiz:</w:t>
-      </w:r>
-      <w:r>
-        <w:rPr>
-          <w:rFonts w:ascii="Calibri" w:hAnsi="Calibri" w:cs="Calibri"/>
-          <w:b/>
-          <w:bCs/>
-          <w:sz w:val="18"/>
-          <w:szCs w:val="18"/>
-          <w:lang w:val="es-CO" w:eastAsia="es-CO"/>
-          <w14:ligatures w14:val="none"/>
-        </w:rPr>
-        <w:t xml:space="preserve"> </w:t>
-      </w:r>
-    </w:p>
-    <w:p>
-      <w:pPr>
-        <w:pBdr>
-          <w:bottom w:val="single" w:sz="4" w:space="1" w:color="auto"/>
-        </w:pBdr>
-        <w:jc w:val="left"/>
-        <w:rPr>
-          <w:rFonts w:ascii="Calibri" w:hAnsi="Calibri" w:cs="Calibri"/>
-          <w:b/>
-          <w:bCs/>
-          <w:sz w:val="18"/>
-          <w:szCs w:val="18"/>
-          <w:lang w:val="es-CO" w:eastAsia="es-CO"/>
-          <w14:ligatures w14:val="none"/>
-        </w:rPr>
-      </w:pPr>
-    </w:p>
-    <w:p>
-      <w:pPr>
-        <w:jc w:val="left"/>
-        <w:rPr>
-          <w:rFonts w:ascii="Calibri" w:hAnsi="Calibri" w:cs="Calibri"/>
-          <w:b/>
-          <w:bCs/>
-          <w:sz w:val="18"/>
-          <w:szCs w:val="18"/>
-          <w:lang w:val="es-CO" w:eastAsia="es-CO"/>
-          <w14:ligatures w14:val="none"/>
-        </w:rPr>
-      </w:pPr>
-      <w:r>
-        <w:rPr>
-          <w:rFonts w:ascii="Calibri" w:hAnsi="Calibri" w:cs="Calibri"/>
-          <w:b/>
-          <w:bCs/>
-          <w:sz w:val="18"/>
-          <w:szCs w:val="18"/>
-          <w:lang w:val="es-CO" w:eastAsia="es-CO"/>
-          <w14:ligatures w14:val="none"/>
-        </w:rPr>
-        <w:t>________________________________________________________________________________________________________________________</w:t>
-      </w:r>
-    </w:p>
-    <w:p>
-      <w:pPr>
-        <w:jc w:val="left"/>
-        <w:rPr>
-          <w:rFonts w:ascii="Calibri" w:hAnsi="Calibri" w:cs="Calibri"/>
-          <w:b/>
-          <w:bCs/>
-          <w:sz w:val="18"/>
-          <w:szCs w:val="18"/>
-          <w:lang w:val="es-CO" w:eastAsia="es-CO"/>
-          <w14:ligatures w14:val="none"/>
-        </w:rPr>
-      </w:pPr>
-      <w:r>
-        <w:rPr>
-          <w:rFonts w:ascii="Calibri" w:hAnsi="Calibri" w:cs="Calibri"/>
-          <w:b/>
-          <w:bCs/>
-          <w:sz w:val="18"/>
-          <w:szCs w:val="18"/>
-          <w:lang w:val="es-CO" w:eastAsia="es-CO"/>
-          <w14:ligatures w14:val="none"/>
-        </w:rPr>
-        <w:t xml:space="preserve">Observaciones del responsable ente </w:t>
-      </w:r>
-      <w:r>
-        <w:rPr>
-          <w:rFonts w:ascii="Calibri" w:hAnsi="Calibri" w:cs="Calibri"/>
-          <w:b/>
-          <w:bCs/>
-          <w:sz w:val="18"/>
-          <w:szCs w:val="18"/>
-          <w:lang w:val="es-CO" w:eastAsia="es-CO"/>
-          <w14:ligatures w14:val="none"/>
-        </w:rPr>
-        <w:t>c</w:t>
-      </w:r>
-      <w:r>
-        <w:rPr>
-          <w:rFonts w:ascii="Calibri" w:hAnsi="Calibri" w:cs="Calibri"/>
-          <w:b/>
-          <w:bCs/>
-          <w:sz w:val="18"/>
-          <w:szCs w:val="18"/>
-          <w:lang w:val="es-CO" w:eastAsia="es-CO"/>
-          <w14:ligatures w14:val="none"/>
-        </w:rPr>
-        <w:t>o-formador</w:t>
-      </w:r>
-      <w:r>
-        <w:rPr>
-          <w:rFonts w:ascii="Calibri" w:hAnsi="Calibri" w:cs="Calibri"/>
-          <w:b/>
-          <w:bCs/>
-          <w:sz w:val="18"/>
-          <w:szCs w:val="18"/>
-          <w:lang w:val="es-CO" w:eastAsia="es-CO"/>
-          <w14:ligatures w14:val="none"/>
-        </w:rPr>
-        <w:t>:</w:t>
-      </w:r>
-      <w:r>
-        <w:rPr>
-          <w:rFonts w:ascii="Calibri" w:hAnsi="Calibri" w:cs="Calibri"/>
-          <w:b/>
-          <w:bCs/>
-          <w:sz w:val="18"/>
-          <w:szCs w:val="18"/>
-          <w:lang w:val="es-CO" w:eastAsia="es-CO"/>
-          <w14:ligatures w14:val="none"/>
-        </w:rPr>
-        <w:t xml:space="preserve"> </w:t>
-      </w:r>
-    </w:p>
-    <w:p>
-      <w:pPr>
-        <w:pBdr>
-          <w:bottom w:val="single" w:sz="4" w:space="1" w:color="auto"/>
-        </w:pBdr>
-        <w:jc w:val="left"/>
-        <w:rPr>
-          <w:rFonts w:ascii="Calibri" w:hAnsi="Calibri" w:cs="Calibri"/>
-          <w:b/>
-          <w:bCs/>
-          <w:sz w:val="18"/>
-          <w:szCs w:val="18"/>
-          <w:lang w:val="es-CO" w:eastAsia="es-CO"/>
-          <w14:ligatures w14:val="none"/>
-        </w:rPr>
-      </w:pPr>
-    </w:p>
-    <w:p>
-      <w:pPr>
-        <w:jc w:val="left"/>
-        <w:rPr>
-          <w:rFonts w:ascii="Calibri" w:hAnsi="Calibri" w:cs="Calibri"/>
-          <w:b/>
-          <w:bCs/>
-          <w:sz w:val="18"/>
-          <w:szCs w:val="18"/>
-          <w:lang w:val="es-CO" w:eastAsia="es-CO"/>
-          <w14:ligatures w14:val="none"/>
-        </w:rPr>
-      </w:pPr>
-      <w:r>
-        <w:rPr>
-          <w:rFonts w:ascii="Calibri" w:hAnsi="Calibri" w:cs="Calibri"/>
-          <w:b/>
-          <w:bCs/>
-          <w:sz w:val="18"/>
-          <w:szCs w:val="18"/>
-          <w:lang w:val="es-CO" w:eastAsia="es-CO"/>
-          <w14:ligatures w14:val="none"/>
-        </w:rPr>
-        <w:t>_______________________________________________________________________________________________________________</w:t>
-      </w:r>
-      <w:r>
-        <w:rPr>
-          <w:rFonts w:ascii="Calibri" w:hAnsi="Calibri" w:cs="Calibri"/>
-          <w:b/>
-          <w:bCs/>
-          <w:sz w:val="18"/>
-          <w:szCs w:val="18"/>
-          <w:lang w:val="es-CO" w:eastAsia="es-CO"/>
-          <w14:ligatures w14:val="none"/>
-        </w:rPr>
-        <w:t>____</w:t>
-      </w:r>
-      <w:r>
-        <w:rPr>
-          <w:rFonts w:ascii="Calibri" w:hAnsi="Calibri" w:cs="Calibri"/>
-          <w:b/>
-          <w:bCs/>
-          <w:sz w:val="18"/>
-          <w:szCs w:val="18"/>
-          <w:lang w:val="es-CO" w:eastAsia="es-CO"/>
-          <w14:ligatures w14:val="none"/>
-        </w:rPr>
-        <w:t>___</w:t>
-      </w:r>
-      <w:r>
-        <w:rPr>
-          <w:rFonts w:ascii="Calibri" w:hAnsi="Calibri" w:cs="Calibri"/>
-          <w:b/>
-          <w:bCs/>
-          <w:sz w:val="18"/>
-          <w:szCs w:val="18"/>
-          <w:lang w:val="es-CO" w:eastAsia="es-CO"/>
-          <w14:ligatures w14:val="none"/>
-        </w:rPr>
-        <w:t>__</w:t>
-      </w:r>
-    </w:p>
-    <w:tbl>
-      <w:tblPr>
-        <w:tblStyle w:val="Tablaconcuadrcula"/>
-        <w:tblW w:w="10864" w:type="dxa"/>
-        <w:tblBorders>
-          <w:top w:val="none" w:sz="0" w:space="0" w:color="auto"/>
-          <w:left w:val="none" w:sz="0" w:space="0" w:color="auto"/>
-          <w:bottom w:val="none" w:sz="0" w:space="0" w:color="auto"/>
-          <w:right w:val="none" w:sz="0" w:space="0" w:color="auto"/>
-          <w:insideH w:val="none" w:sz="0" w:space="0" w:color="auto"/>
-          <w:insideV w:val="none" w:sz="0" w:space="0" w:color="auto"/>
-        </w:tblBorders>
-        <w:tblLook w:val="04A0" w:firstRow="1" w:lastRow="0" w:firstColumn="1" w:lastColumn="0" w:noHBand="0" w:noVBand="1"/>
-      </w:tblPr>
-      <w:tblGrid>
-        <w:gridCol w:w="3506"/>
-        <w:gridCol w:w="284"/>
-        <w:gridCol w:w="3118"/>
-        <w:gridCol w:w="284"/>
-        <w:gridCol w:w="3672"/>
-      </w:tblGrid>
-      <w:tr>
-        <w:trPr>
-          <w:trHeight w:val="510"/>
-        </w:trPr>
-        <w:tc>
-          <w:tcPr>
-            <w:tcW w:w="3506" w:type="dxa"/>
-            <w:tcBorders>
-              <w:bottom w:val="single" w:sz="4" w:space="0" w:color="auto"/>
-            </w:tcBorders>
-          </w:tcPr>
-          <w:p>
-            <w:pPr>
-              <w:jc w:val="center"/>
-              <w:rPr>
-                <w:rFonts w:ascii="Calibri" w:hAnsi="Calibri" w:cs="Calibri"/>
-                <w:b/>
-                <w:bCs/>
-                <w:sz w:val="18"/>
-                <w:szCs w:val="18"/>
-              </w:rPr>
-            </w:pPr>
-          </w:p>
-        </w:tc>
-        <w:tc>
-          <w:tcPr>
-            <w:tcW w:w="284" w:type="dxa"/>
-          </w:tcPr>
-          <w:p>
-            <w:pPr>
-              <w:jc w:val="center"/>
-              <w:rPr>
-                <w:rFonts w:ascii="Calibri" w:hAnsi="Calibri" w:cs="Calibri"/>
-                <w:b/>
-                <w:bCs/>
-                <w:sz w:val="18"/>
-                <w:szCs w:val="18"/>
-              </w:rPr>
-            </w:pPr>
-          </w:p>
-        </w:tc>
-        <w:tc>
-          <w:tcPr>
-            <w:tcW w:w="3118" w:type="dxa"/>
-            <w:tcBorders>
-              <w:bottom w:val="single" w:sz="4" w:space="0" w:color="auto"/>
-            </w:tcBorders>
-          </w:tcPr>
-          <w:p>
-            <w:pPr>
-              <w:jc w:val="center"/>
-              <w:rPr>
-                <w:rFonts w:ascii="Calibri" w:hAnsi="Calibri" w:cs="Calibri"/>
-                <w:b/>
-                <w:bCs/>
-                <w:sz w:val="18"/>
-                <w:szCs w:val="18"/>
-              </w:rPr>
-            </w:pPr>
-          </w:p>
-        </w:tc>
-        <w:tc>
-          <w:tcPr>
-            <w:tcW w:w="284" w:type="dxa"/>
-          </w:tcPr>
-          <w:p>
-            <w:pPr>
-              <w:jc w:val="center"/>
-              <w:rPr>
-                <w:rFonts w:ascii="Calibri" w:hAnsi="Calibri" w:cs="Calibri"/>
-                <w:b/>
-                <w:bCs/>
-                <w:sz w:val="18"/>
-                <w:szCs w:val="18"/>
-              </w:rPr>
-            </w:pPr>
-          </w:p>
-        </w:tc>
-        <w:tc>
-          <w:tcPr>
-            <w:tcW w:w="3672" w:type="dxa"/>
-            <w:tcBorders>
-              <w:bottom w:val="single" w:sz="4" w:space="0" w:color="auto"/>
-            </w:tcBorders>
-          </w:tcPr>
-          <w:p>
-            <w:pPr>
-              <w:jc w:val="center"/>
-              <w:rPr>
-                <w:rFonts w:ascii="Calibri" w:hAnsi="Calibri" w:cs="Calibri"/>
-                <w:b/>
-                <w:bCs/>
-                <w:sz w:val="18"/>
-                <w:szCs w:val="18"/>
-              </w:rPr>
-            </w:pPr>
-          </w:p>
-        </w:tc>
-      </w:tr>
-      <w:tr>
-        <w:trPr>
-          <w:trHeight w:val="510"/>
-        </w:trPr>
-        <w:tc>
-          <w:tcPr>
-            <w:tcW w:w="3506" w:type="dxa"/>
-            <w:tcBorders>
-              <w:top w:val="single" w:sz="4" w:space="0" w:color="auto"/>
-            </w:tcBorders>
-          </w:tcPr>
-          <w:p>
-            <w:pPr>
-              <w:jc w:val="center"/>
-              <w:rPr>
-                <w:rFonts w:ascii="Calibri" w:hAnsi="Calibri" w:cs="Calibri"/>
-                <w:b/>
-                <w:bCs/>
-                <w:color w:val="000000"/>
-                <w:sz w:val="20"/>
-                <w:szCs w:val="20"/>
-                <w:lang w:val="es-CO" w:eastAsia="es-CO"/>
-                <w14:ligatures w14:val="none"/>
-              </w:rPr>
-            </w:pPr>
-            <w:r>
-              <w:rPr>
-                <w:rFonts w:ascii="Calibri" w:hAnsi="Calibri" w:cs="Calibri"/>
-                <w:b/>
-                <w:bCs/>
-                <w:color w:val="000000"/>
-                <w:sz w:val="18"/>
-                <w:szCs w:val="18"/>
-                <w:lang w:val="es-CO" w:eastAsia="es-CO"/>
-                <w14:ligatures w14:val="none"/>
-              </w:rPr>
-              <w:t xml:space="preserve">Firma del </w:t>
-            </w:r>
-            <w:r>
-              <w:rPr>
-                <w:rFonts w:ascii="Calibri" w:hAnsi="Calibri" w:cs="Calibri"/>
-                <w:b/>
-                <w:bCs/>
-                <w:color w:val="000000"/>
-                <w:sz w:val="18"/>
-                <w:szCs w:val="18"/>
-                <w:lang w:val="es-CO" w:eastAsia="es-CO"/>
-                <w14:ligatures w14:val="none"/>
-              </w:rPr>
-              <w:t>a</w:t>
-            </w:r>
-            <w:r>
-              <w:rPr>
-                <w:rFonts w:ascii="Calibri" w:hAnsi="Calibri" w:cs="Calibri"/>
-                <w:b/>
-                <w:bCs/>
-                <w:color w:val="000000"/>
-                <w:sz w:val="18"/>
-                <w:szCs w:val="18"/>
-                <w:lang w:val="es-CO" w:eastAsia="es-CO"/>
-                <w14:ligatures w14:val="none"/>
-              </w:rPr>
-              <w:t>prendiz</w:t>
-            </w:r>
-          </w:p>
-        </w:tc>
-        <w:tc>
-          <w:tcPr>
-            <w:tcW w:w="284" w:type="dxa"/>
-          </w:tcPr>
-          <w:p>
-            <w:pPr>
-              <w:jc w:val="center"/>
-              <w:rPr>
-                <w:rFonts w:ascii="Calibri" w:hAnsi="Calibri" w:cs="Calibri"/>
-                <w:b/>
-                <w:bCs/>
-                <w:sz w:val="18"/>
-                <w:szCs w:val="18"/>
-              </w:rPr>
-            </w:pPr>
-          </w:p>
-        </w:tc>
-        <w:tc>
-          <w:tcPr>
-            <w:tcW w:w="3118" w:type="dxa"/>
-            <w:tcBorders>
-              <w:top w:val="single" w:sz="4" w:space="0" w:color="auto"/>
-            </w:tcBorders>
-          </w:tcPr>
-          <w:p>
-            <w:pPr>
-              <w:jc w:val="center"/>
-              <w:rPr>
-                <w:rFonts w:ascii="Calibri" w:hAnsi="Calibri" w:cs="Calibri"/>
-                <w:b/>
-                <w:bCs/>
-                <w:sz w:val="18"/>
-                <w:szCs w:val="18"/>
-              </w:rPr>
-            </w:pPr>
-            <w:r>
-              <w:rPr>
-                <w:rFonts w:ascii="Calibri" w:hAnsi="Calibri" w:cs="Calibri"/>
-                <w:b/>
-                <w:bCs/>
-                <w:color w:val="000000"/>
-                <w:sz w:val="18"/>
-                <w:szCs w:val="18"/>
-                <w:lang w:val="es-CO" w:eastAsia="es-CO"/>
-                <w14:ligatures w14:val="none"/>
-              </w:rPr>
-              <w:t>Firma Instructor de seguimiento</w:t>
-            </w:r>
-          </w:p>
-        </w:tc>
-        <w:tc>
-          <w:tcPr>
-            <w:tcW w:w="284" w:type="dxa"/>
-          </w:tcPr>
-          <w:p>
-            <w:pPr>
-              <w:jc w:val="center"/>
-              <w:rPr>
-                <w:rFonts w:ascii="Calibri" w:hAnsi="Calibri" w:cs="Calibri"/>
-                <w:b/>
-                <w:bCs/>
-                <w:sz w:val="18"/>
-                <w:szCs w:val="18"/>
-              </w:rPr>
-            </w:pPr>
-          </w:p>
-        </w:tc>
-        <w:tc>
-          <w:tcPr>
-            <w:tcW w:w="3672" w:type="dxa"/>
-            <w:tcBorders>
-              <w:top w:val="single" w:sz="4" w:space="0" w:color="auto"/>
-            </w:tcBorders>
-          </w:tcPr>
-          <w:p>
-            <w:pPr>
-              <w:jc w:val="center"/>
-              <w:rPr>
-                <w:rFonts w:ascii="Calibri" w:hAnsi="Calibri" w:cs="Calibri"/>
-                <w:b/>
-                <w:bCs/>
-                <w:sz w:val="18"/>
-                <w:szCs w:val="18"/>
-              </w:rPr>
-            </w:pPr>
-            <w:r>
-              <w:rPr>
-                <w:rFonts w:ascii="Calibri" w:hAnsi="Calibri" w:cs="Calibri"/>
-                <w:b/>
-                <w:bCs/>
-                <w:sz w:val="18"/>
-                <w:szCs w:val="18"/>
-              </w:rPr>
-              <w:t xml:space="preserve">Firma del ente </w:t>
-            </w:r>
-            <w:r>
-              <w:rPr>
-                <w:rFonts w:ascii="Calibri" w:hAnsi="Calibri" w:cs="Calibri"/>
-                <w:b/>
-                <w:bCs/>
-                <w:sz w:val="18"/>
-                <w:szCs w:val="18"/>
-              </w:rPr>
-              <w:t>c</w:t>
-            </w:r>
-            <w:r>
-              <w:rPr>
-                <w:rFonts w:ascii="Calibri" w:hAnsi="Calibri" w:cs="Calibri"/>
-                <w:b/>
-                <w:bCs/>
-                <w:sz w:val="18"/>
-                <w:szCs w:val="18"/>
-              </w:rPr>
-              <w:t>o-formador</w:t>
-            </w:r>
-          </w:p>
-        </w:tc>
-      </w:tr>
-    </w:tbl>
-    <w:p>
-      <w:pPr>
-        <w:rPr>
-          <w:rFonts w:ascii="Calibri" w:hAnsi="Calibri" w:cs="Calibri"/>
-          <w:b/>
-          <w:bCs/>
-          <w:color w:val="000000" w:themeColor="text1"/>
-          <w:sz w:val="20"/>
-          <w:szCs w:val="20"/>
-          <w:lang w:eastAsia="es-CO"/>
-        </w:rPr>
-        <w:sectPr>
-          <w:headerReference w:type="default" r:id="rId17"/>
-          <w:footerReference w:type="default" r:id="rId18"/>
-          <w:footerReference w:type="first" r:id="rId19"/>
-          <w:type w:val="continuous"/>
-          <w:pgSz w:w="12240" w:h="15840"/>
-          <w:pgMar w:top="720" w:right="720" w:bottom="720" w:left="720" w:header="708" w:footer="708" w:gutter="0"/>
-          <w:cols w:space="708"/>
-          <w:docGrid w:linePitch="360"/>
-        </w:sectPr>
-      </w:pPr>
-    </w:p>
-    <w:p>
-      <w:pPr>
-        <w:jc w:val="center"/>
-        <w:rPr>
-          <w:rFonts w:ascii="Calibri" w:hAnsi="Calibri" w:cs="Calibri"/>
-          <w:b/>
-          <w:bCs/>
-          <w:color w:val="000000"/>
-          <w:sz w:val="20"/>
-          <w:szCs w:val="20"/>
-          <w:lang w:val="es-CO" w:eastAsia="es-CO"/>
-          <w14:ligatures w14:val="none"/>
-        </w:rPr>
-      </w:pPr>
-      <w:r>
-        <w:rPr>
-          <w:rFonts w:ascii="Calibri" w:hAnsi="Calibri" w:cs="Calibri"/>
-          <w:b/>
-          <w:bCs/>
-          <w:color w:val="000000"/>
-          <w:sz w:val="20"/>
-          <w:szCs w:val="20"/>
-          <w:lang w:val="es-CO" w:eastAsia="es-CO"/>
-          <w14:ligatures w14:val="none"/>
-        </w:rPr>
-        <w:t xml:space="preserve">Ciudad____________y fecha </w:t>
-      </w:r>
-      <w:r>
-        <w:rPr>
-          <w:rFonts w:ascii="Calibri" w:hAnsi="Calibri" w:cs="Calibri"/>
-          <w:b/>
-          <w:bCs/>
-          <w:color w:val="000000"/>
-          <w:sz w:val="20"/>
-          <w:szCs w:val="20"/>
-          <w:lang w:val="es-CO" w:eastAsia="es-CO"/>
-          <w14:ligatures w14:val="none"/>
-        </w:rPr>
-        <w:t>de diligenciamiento</w:t>
-      </w:r>
-      <w:r>
-        <w:rPr>
-          <w:rFonts w:ascii="Calibri" w:hAnsi="Calibri" w:cs="Calibri"/>
-          <w:b/>
-          <w:bCs/>
-          <w:color w:val="000000"/>
-          <w:sz w:val="20"/>
-          <w:szCs w:val="20"/>
-          <w:lang w:val="es-CO" w:eastAsia="es-CO"/>
-          <w14:ligatures w14:val="none"/>
-        </w:rPr>
-        <w:t>: __</w:t>
-      </w:r>
-      <w:r>
-        <w:rPr>
-          <w:rFonts w:ascii="Calibri" w:hAnsi="Calibri" w:cs="Calibri"/>
-          <w:b/>
-          <w:bCs/>
-          <w:color w:val="000000"/>
-          <w:sz w:val="20"/>
-          <w:szCs w:val="20"/>
-          <w:lang w:val="es-CO" w:eastAsia="es-CO"/>
-          <w14:ligatures w14:val="none"/>
-        </w:rPr>
-        <w:t>_</w:t>
-      </w:r>
-      <w:r>
-        <w:rPr>
-          <w:rFonts w:ascii="Calibri" w:hAnsi="Calibri" w:cs="Calibri"/>
-          <w:b/>
-          <w:bCs/>
-          <w:color w:val="000000"/>
-          <w:sz w:val="20"/>
-          <w:szCs w:val="20"/>
-          <w:lang w:val="es-CO" w:eastAsia="es-CO"/>
-          <w14:ligatures w14:val="none"/>
-        </w:rPr>
-        <w:t>/__</w:t>
-      </w:r>
-      <w:r>
-        <w:rPr>
-          <w:rFonts w:ascii="Calibri" w:hAnsi="Calibri" w:cs="Calibri"/>
-          <w:b/>
-          <w:bCs/>
-          <w:color w:val="000000"/>
-          <w:sz w:val="20"/>
-          <w:szCs w:val="20"/>
-          <w:lang w:val="es-CO" w:eastAsia="es-CO"/>
-          <w14:ligatures w14:val="none"/>
-        </w:rPr>
-        <w:t>_</w:t>
-      </w:r>
-      <w:r>
-        <w:rPr>
-          <w:rFonts w:ascii="Calibri" w:hAnsi="Calibri" w:cs="Calibri"/>
-          <w:b/>
-          <w:bCs/>
-          <w:color w:val="000000"/>
-          <w:sz w:val="20"/>
-          <w:szCs w:val="20"/>
-          <w:lang w:val="es-CO" w:eastAsia="es-CO"/>
-          <w14:ligatures w14:val="none"/>
-        </w:rPr>
-        <w:t xml:space="preserve">/____ de forma </w:t>
-      </w:r>
-      <w:r>
-        <w:rPr>
-          <w:rFonts w:ascii="Calibri" w:hAnsi="Calibri" w:cs="Calibri"/>
-          <w:b/>
-          <w:bCs/>
-          <w:color w:val="000000"/>
-          <w:sz w:val="20"/>
-          <w:szCs w:val="20"/>
-          <w:lang w:val="es-CO" w:eastAsia="es-CO"/>
-          <w14:ligatures w14:val="none"/>
-        </w:rPr>
-        <w:t>p</w:t>
-      </w:r>
-      <w:r>
-        <w:rPr>
-          <w:rFonts w:ascii="Calibri" w:hAnsi="Calibri" w:cs="Calibri"/>
-          <w:b/>
-          <w:bCs/>
-          <w:color w:val="000000"/>
-          <w:sz w:val="20"/>
-          <w:szCs w:val="20"/>
-          <w:lang w:val="es-CO" w:eastAsia="es-CO"/>
-          <w14:ligatures w14:val="none"/>
-        </w:rPr>
-        <w:t xml:space="preserve">resencial ___ o </w:t>
-      </w:r>
-      <w:r>
-        <w:rPr>
-          <w:rFonts w:ascii="Calibri" w:hAnsi="Calibri" w:cs="Calibri"/>
-          <w:b/>
-          <w:bCs/>
-          <w:color w:val="000000"/>
-          <w:sz w:val="20"/>
-          <w:szCs w:val="20"/>
-          <w:lang w:val="es-CO" w:eastAsia="es-CO"/>
-          <w14:ligatures w14:val="none"/>
-        </w:rPr>
-        <w:t>v</w:t>
-      </w:r>
-      <w:r>
-        <w:rPr>
-          <w:rFonts w:ascii="Calibri" w:hAnsi="Calibri" w:cs="Calibri"/>
-          <w:b/>
-          <w:bCs/>
-          <w:color w:val="000000"/>
-          <w:sz w:val="20"/>
-          <w:szCs w:val="20"/>
-          <w:lang w:val="es-CO" w:eastAsia="es-CO"/>
-          <w14:ligatures w14:val="none"/>
-        </w:rPr>
-        <w:t>irtual ___</w:t>
-      </w:r>
-    </w:p>
-    <w:p>
-      <w:pPr>
-        <w:jc w:val="center"/>
-        <w:rPr>
-          <w:rFonts w:ascii="Calibri" w:hAnsi="Calibri" w:cs="Calibri"/>
-          <w:b/>
-          <w:bCs/>
-          <w:color w:val="000000"/>
-          <w:sz w:val="20"/>
-          <w:szCs w:val="20"/>
-          <w:lang w:val="es-CO" w:eastAsia="es-CO"/>
-          <w14:ligatures w14:val="none"/>
-        </w:rPr>
-      </w:pPr>
-    </w:p>
-    <w:p>
-      <w:pPr>
-        <w:jc w:val="center"/>
-        <w:rPr>
-          <w:rFonts w:ascii="Calibri" w:hAnsi="Calibri" w:cs="Calibri"/>
-          <w:b/>
-          <w:bCs/>
-          <w:color w:val="000000"/>
-          <w:sz w:val="20"/>
-          <w:szCs w:val="20"/>
-          <w:lang w:val="es-CO" w:eastAsia="es-CO"/>
-          <w14:ligatures w14:val="none"/>
-        </w:rPr>
-        <w:sectPr>
-          <w:type w:val="continuous"/>
-          <w:pgSz w:w="12240" w:h="15840"/>
-          <w:pgMar w:top="720" w:right="720" w:bottom="720" w:left="720" w:header="708" w:footer="708" w:gutter="0"/>
-          <w:cols w:space="708"/>
-          <w:docGrid w:linePitch="360"/>
-        </w:sectPr>
-      </w:pPr>
-    </w:p>
-    <w:tbl>
-      <w:tblPr>
-        <w:tblW w:w="4996" w:type="pct"/>
-        <w:tblInd w:w="-15" w:type="dxa"/>
-        <w:tblLayout w:type="fixed"/>
-        <w:tblCellMar>
-          <w:left w:w="70" w:type="dxa"/>
-          <w:right w:w="70" w:type="dxa"/>
-        </w:tblCellMar>
-        <w:tblLook w:val="04A0" w:firstRow="1" w:lastRow="0" w:firstColumn="1" w:lastColumn="0" w:noHBand="0" w:noVBand="1"/>
-      </w:tblPr>
-      <w:tblGrid>
-        <w:gridCol w:w="2544"/>
-        <w:gridCol w:w="13"/>
-        <w:gridCol w:w="349"/>
-        <w:gridCol w:w="924"/>
-        <w:gridCol w:w="392"/>
-        <w:gridCol w:w="1314"/>
-        <w:gridCol w:w="560"/>
-        <w:gridCol w:w="709"/>
-        <w:gridCol w:w="707"/>
-        <w:gridCol w:w="1984"/>
-        <w:gridCol w:w="1275"/>
-      </w:tblGrid>
-      <w:tr>
-        <w:trPr>
-          <w:trHeight w:val="615"/>
-        </w:trPr>
-        <w:tc>
-          <w:tcPr>
-            <w:tcW w:w="5000" w:type="pct"/>
-            <w:gridSpan w:val="11"/>
-            <w:tcBorders>
-              <w:top w:val="single" w:sz="4" w:space="0" w:color="auto"/>
-              <w:left w:val="single" w:sz="12" w:space="0" w:color="000000"/>
-              <w:bottom w:val="single" w:sz="4" w:space="0" w:color="auto"/>
-              <w:right w:val="single" w:sz="4" w:space="0" w:color="000000"/>
-            </w:tcBorders>
-            <w:shd w:val="clear" w:color="auto" w:fill="262626" w:themeFill="text1" w:themeFillTint="D9"/>
-            <w:noWrap/>
-            <w:vAlign w:val="center"/>
-            <w:hideMark/>
-          </w:tcPr>
-          <w:p>
-            <w:pPr>
-              <w:spacing w:before="0" w:after="0"/>
-              <w:jc w:val="center"/>
-              <w:rPr>
-                <w:rFonts w:ascii="Calibri" w:hAnsi="Calibri" w:cs="Calibri"/>
-                <w:b/>
-                <w:bCs/>
-                <w:i/>
-                <w:iCs/>
-                <w:sz w:val="22"/>
-                <w:szCs w:val="22"/>
-                <w:lang w:val="es-CO" w:eastAsia="es-CO"/>
-                <w14:ligatures w14:val="none"/>
-              </w:rPr>
-            </w:pPr>
-            <w:r>
-              <w:rPr>
-                <w:rFonts w:ascii="Calibri" w:hAnsi="Calibri" w:cs="Calibri"/>
-                <w:b/>
-                <w:bCs/>
-                <w:sz w:val="22"/>
-                <w:szCs w:val="22"/>
-                <w:lang w:val="es-CO" w:eastAsia="es-CO"/>
-                <w14:ligatures w14:val="none"/>
-              </w:rPr>
-              <w:lastRenderedPageBreak/>
-              <w:t xml:space="preserve">Momento N° 3 - </w:t>
-            </w:r>
-            <w:r>
-              <w:rPr>
-                <w:rFonts w:ascii="Calibri" w:hAnsi="Calibri" w:cs="Calibri"/>
-                <w:b/>
-                <w:bCs/>
-                <w:sz w:val="22"/>
-                <w:szCs w:val="22"/>
-                <w:lang w:val="es-CO" w:eastAsia="es-CO"/>
-                <w14:ligatures w14:val="none"/>
-              </w:rPr>
-              <w:t>Evaluación etapa productiva</w:t>
-            </w:r>
-            <w:r>
-              <w:rPr>
-                <w:rFonts w:ascii="Calibri" w:hAnsi="Calibri" w:cs="Calibri"/>
-                <w:b/>
-                <w:bCs/>
-                <w:i/>
-                <w:iCs/>
-                <w:sz w:val="22"/>
-                <w:szCs w:val="22"/>
-                <w:lang w:val="es-CO" w:eastAsia="es-CO"/>
-                <w14:ligatures w14:val="none"/>
-              </w:rPr>
-              <w:t xml:space="preserve"> </w:t>
-            </w:r>
-          </w:p>
-          <w:p>
-            <w:pPr>
-              <w:spacing w:before="0" w:after="0"/>
-              <w:jc w:val="center"/>
-              <w:rPr>
-                <w:rFonts w:ascii="Calibri" w:hAnsi="Calibri" w:cs="Calibri"/>
-                <w:b/>
-                <w:bCs/>
-                <w:sz w:val="18"/>
-                <w:szCs w:val="18"/>
-                <w:lang w:val="es-CO" w:eastAsia="es-CO"/>
-                <w14:ligatures w14:val="none"/>
-              </w:rPr>
-            </w:pPr>
-            <w:r>
-              <w:rPr>
-                <w:rFonts w:ascii="Calibri" w:hAnsi="Calibri" w:cs="Calibri"/>
-                <w:i/>
-                <w:iCs/>
-                <w:sz w:val="22"/>
-                <w:szCs w:val="22"/>
-                <w:lang w:val="es-CO" w:eastAsia="es-CO"/>
-                <w14:ligatures w14:val="none"/>
-              </w:rPr>
-              <w:t>(Este ítem solo se diligencia una vez, al finalizar la Etapa Productiva)</w:t>
-            </w:r>
-          </w:p>
-        </w:tc>
-      </w:tr>
-      <w:tr>
-        <w:trPr>
-          <w:trHeight w:val="723"/>
-        </w:trPr>
-        <w:tc>
-          <w:tcPr>
-            <w:tcW w:w="1187" w:type="pct"/>
-            <w:gridSpan w:val="2"/>
-            <w:tcBorders>
-              <w:top w:val="single" w:sz="4" w:space="0" w:color="auto"/>
-              <w:left w:val="single" w:sz="4" w:space="0" w:color="auto"/>
-              <w:bottom w:val="single" w:sz="4" w:space="0" w:color="auto"/>
-              <w:right w:val="single" w:sz="4" w:space="0" w:color="auto"/>
-            </w:tcBorders>
-            <w:vAlign w:val="center"/>
-            <w:hideMark/>
-          </w:tcPr>
-          <w:p>
-            <w:pPr>
-              <w:spacing w:before="0" w:after="0"/>
-              <w:jc w:val="center"/>
-              <w:rPr>
-                <w:rFonts w:ascii="Calibri" w:hAnsi="Calibri" w:cs="Calibri"/>
-                <w:b/>
-                <w:bCs/>
-                <w:sz w:val="18"/>
-                <w:szCs w:val="18"/>
-                <w:lang w:val="es-CO" w:eastAsia="es-CO"/>
-                <w14:ligatures w14:val="none"/>
-              </w:rPr>
-            </w:pPr>
-            <w:r>
-              <w:rPr>
-                <w:rFonts w:ascii="Calibri" w:hAnsi="Calibri" w:cs="Calibri"/>
-                <w:b/>
-                <w:bCs/>
-                <w:sz w:val="18"/>
-                <w:szCs w:val="18"/>
-                <w:lang w:val="es-CO" w:eastAsia="es-CO"/>
-                <w14:ligatures w14:val="none"/>
-              </w:rPr>
-              <w:t xml:space="preserve">Fecha inicio </w:t>
-            </w:r>
-            <w:r>
-              <w:rPr>
-                <w:rFonts w:ascii="Calibri" w:hAnsi="Calibri" w:cs="Calibri"/>
-                <w:b/>
-                <w:bCs/>
-                <w:sz w:val="18"/>
-                <w:szCs w:val="18"/>
-                <w:lang w:val="es-CO" w:eastAsia="es-CO"/>
-                <w14:ligatures w14:val="none"/>
-              </w:rPr>
-              <w:t>e</w:t>
-            </w:r>
-            <w:r>
-              <w:rPr>
-                <w:rFonts w:ascii="Calibri" w:hAnsi="Calibri" w:cs="Calibri"/>
-                <w:b/>
-                <w:bCs/>
-                <w:sz w:val="18"/>
-                <w:szCs w:val="18"/>
-                <w:lang w:val="es-CO" w:eastAsia="es-CO"/>
-                <w14:ligatures w14:val="none"/>
-              </w:rPr>
-              <w:t xml:space="preserve">tapa </w:t>
-            </w:r>
-            <w:r>
-              <w:rPr>
-                <w:rFonts w:ascii="Calibri" w:hAnsi="Calibri" w:cs="Calibri"/>
-                <w:b/>
-                <w:bCs/>
-                <w:sz w:val="18"/>
-                <w:szCs w:val="18"/>
-                <w:lang w:val="es-CO" w:eastAsia="es-CO"/>
-                <w14:ligatures w14:val="none"/>
-              </w:rPr>
-              <w:t>p</w:t>
-            </w:r>
-            <w:r>
-              <w:rPr>
-                <w:rFonts w:ascii="Calibri" w:hAnsi="Calibri" w:cs="Calibri"/>
-                <w:b/>
-                <w:bCs/>
-                <w:sz w:val="18"/>
-                <w:szCs w:val="18"/>
-                <w:lang w:val="es-CO" w:eastAsia="es-CO"/>
-                <w14:ligatures w14:val="none"/>
-              </w:rPr>
-              <w:t xml:space="preserve">roductiva: </w:t>
-            </w:r>
-            <w:r>
-              <w:rPr>
-                <w:rFonts w:ascii="Calibri" w:hAnsi="Calibri" w:cs="Calibri"/>
-                <w:i/>
-                <w:iCs/>
-                <w:sz w:val="18"/>
-                <w:szCs w:val="18"/>
-                <w:lang w:val="es-CO" w:eastAsia="es-CO"/>
-                <w14:ligatures w14:val="none"/>
-              </w:rPr>
-              <w:t>(DD/MM/AA)</w:t>
-            </w:r>
-          </w:p>
-        </w:tc>
-        <w:tc>
-          <w:tcPr>
-            <w:tcW w:w="591" w:type="pct"/>
-            <w:gridSpan w:val="2"/>
-            <w:tcBorders>
-              <w:top w:val="single" w:sz="4" w:space="0" w:color="auto"/>
-              <w:left w:val="nil"/>
-              <w:bottom w:val="single" w:sz="4" w:space="0" w:color="auto"/>
-              <w:right w:val="single" w:sz="4" w:space="0" w:color="auto"/>
-            </w:tcBorders>
-            <w:noWrap/>
-            <w:vAlign w:val="center"/>
-            <w:hideMark/>
-          </w:tcPr>
-          <w:p>
-            <w:pPr>
-              <w:spacing w:before="0" w:after="0"/>
-              <w:jc w:val="center"/>
-              <w:rPr>
-                <w:rFonts w:ascii="Calibri" w:hAnsi="Calibri" w:cs="Calibri"/>
-                <w:b/>
-                <w:bCs/>
-                <w:sz w:val="18"/>
-                <w:szCs w:val="18"/>
-                <w:lang w:val="es-CO" w:eastAsia="es-CO"/>
-                <w14:ligatures w14:val="none"/>
-              </w:rPr>
-            </w:pPr>
-          </w:p>
-          <w:p>
-            <w:pPr>
-              <w:spacing w:before="0" w:after="0"/>
-              <w:jc w:val="center"/>
-              <w:rPr>
-                <w:rFonts w:ascii="Calibri" w:hAnsi="Calibri" w:cs="Calibri"/>
-                <w:b/>
-                <w:bCs/>
-                <w:sz w:val="18"/>
-                <w:szCs w:val="18"/>
-                <w:lang w:val="es-CO" w:eastAsia="es-CO"/>
-                <w14:ligatures w14:val="none"/>
-              </w:rPr>
-            </w:pPr>
-          </w:p>
-          <w:p>
-            <w:pPr>
-              <w:spacing w:before="0" w:after="0"/>
-              <w:jc w:val="center"/>
-              <w:rPr>
-                <w:rFonts w:ascii="Calibri" w:hAnsi="Calibri" w:cs="Calibri"/>
-                <w:b/>
-                <w:bCs/>
-                <w:sz w:val="18"/>
-                <w:szCs w:val="18"/>
-                <w:lang w:val="es-CO" w:eastAsia="es-CO"/>
-                <w14:ligatures w14:val="none"/>
-              </w:rPr>
-            </w:pPr>
-          </w:p>
-        </w:tc>
-        <w:tc>
-          <w:tcPr>
-            <w:tcW w:w="1052" w:type="pct"/>
-            <w:gridSpan w:val="3"/>
-            <w:tcBorders>
-              <w:top w:val="single" w:sz="4" w:space="0" w:color="auto"/>
-              <w:left w:val="nil"/>
-              <w:bottom w:val="single" w:sz="4" w:space="0" w:color="auto"/>
-              <w:right w:val="single" w:sz="4" w:space="0" w:color="auto"/>
-            </w:tcBorders>
-            <w:vAlign w:val="center"/>
-            <w:hideMark/>
-          </w:tcPr>
-          <w:p>
-            <w:pPr>
-              <w:spacing w:before="0" w:after="0"/>
-              <w:jc w:val="center"/>
-              <w:rPr>
-                <w:rFonts w:ascii="Calibri" w:hAnsi="Calibri" w:cs="Calibri"/>
-                <w:b/>
-                <w:bCs/>
-                <w:sz w:val="18"/>
-                <w:szCs w:val="18"/>
-                <w:lang w:val="es-CO" w:eastAsia="es-CO"/>
-                <w14:ligatures w14:val="none"/>
-              </w:rPr>
-            </w:pPr>
-            <w:r>
-              <w:rPr>
-                <w:rFonts w:ascii="Calibri" w:hAnsi="Calibri" w:cs="Calibri"/>
-                <w:b/>
-                <w:bCs/>
-                <w:sz w:val="18"/>
-                <w:szCs w:val="18"/>
-                <w:lang w:val="es-CO" w:eastAsia="es-CO"/>
-                <w14:ligatures w14:val="none"/>
-              </w:rPr>
-              <w:t>Fecha de fin de la ejecución de la etapa productiva:</w:t>
-            </w:r>
-            <w:r>
-              <w:rPr>
-                <w:rFonts w:ascii="Calibri" w:hAnsi="Calibri" w:cs="Calibri"/>
-                <w:b/>
-                <w:bCs/>
-                <w:sz w:val="18"/>
-                <w:szCs w:val="18"/>
-                <w:lang w:val="es-CO" w:eastAsia="es-CO"/>
-                <w14:ligatures w14:val="none"/>
-              </w:rPr>
-              <w:br/>
-            </w:r>
-            <w:r>
-              <w:rPr>
-                <w:rFonts w:ascii="Calibri" w:hAnsi="Calibri" w:cs="Calibri"/>
-                <w:i/>
-                <w:iCs/>
-                <w:sz w:val="18"/>
-                <w:szCs w:val="18"/>
-                <w:lang w:val="es-CO" w:eastAsia="es-CO"/>
-                <w14:ligatures w14:val="none"/>
-              </w:rPr>
-              <w:t>(</w:t>
-            </w:r>
-            <w:r>
-              <w:rPr>
-                <w:rFonts w:ascii="Calibri" w:hAnsi="Calibri" w:cs="Calibri"/>
-                <w:i/>
-                <w:iCs/>
-                <w:sz w:val="18"/>
-                <w:szCs w:val="18"/>
-                <w:lang w:val="es-CO" w:eastAsia="es-CO"/>
-                <w14:ligatures w14:val="none"/>
-              </w:rPr>
-              <w:t>DD/MM/AA</w:t>
-            </w:r>
-            <w:r>
-              <w:rPr>
-                <w:rFonts w:ascii="Calibri" w:hAnsi="Calibri" w:cs="Calibri"/>
-                <w:i/>
-                <w:iCs/>
-                <w:sz w:val="18"/>
-                <w:szCs w:val="18"/>
-                <w:lang w:val="es-CO" w:eastAsia="es-CO"/>
-                <w14:ligatures w14:val="none"/>
-              </w:rPr>
-              <w:t>)</w:t>
-            </w:r>
-          </w:p>
-        </w:tc>
-        <w:tc>
-          <w:tcPr>
-            <w:tcW w:w="657" w:type="pct"/>
-            <w:gridSpan w:val="2"/>
-            <w:tcBorders>
-              <w:top w:val="single" w:sz="4" w:space="0" w:color="auto"/>
-              <w:left w:val="nil"/>
-              <w:bottom w:val="single" w:sz="4" w:space="0" w:color="auto"/>
-              <w:right w:val="single" w:sz="4" w:space="0" w:color="auto"/>
-            </w:tcBorders>
-            <w:noWrap/>
-            <w:vAlign w:val="center"/>
-            <w:hideMark/>
-          </w:tcPr>
-          <w:p>
-            <w:pPr>
-              <w:spacing w:before="0" w:after="0"/>
-              <w:jc w:val="center"/>
-              <w:rPr>
-                <w:rFonts w:ascii="Calibri" w:hAnsi="Calibri" w:cs="Calibri"/>
-                <w:b/>
-                <w:bCs/>
-                <w:sz w:val="18"/>
-                <w:szCs w:val="18"/>
-                <w:lang w:val="es-CO" w:eastAsia="es-CO"/>
-                <w14:ligatures w14:val="none"/>
-              </w:rPr>
-            </w:pPr>
-          </w:p>
-        </w:tc>
-        <w:tc>
-          <w:tcPr>
-            <w:tcW w:w="921" w:type="pct"/>
-            <w:tcBorders>
-              <w:top w:val="single" w:sz="4" w:space="0" w:color="auto"/>
-              <w:left w:val="nil"/>
-              <w:bottom w:val="single" w:sz="4" w:space="0" w:color="auto"/>
-              <w:right w:val="single" w:sz="4" w:space="0" w:color="auto"/>
-            </w:tcBorders>
-            <w:vAlign w:val="center"/>
-          </w:tcPr>
-          <w:p>
-            <w:pPr>
-              <w:spacing w:before="0" w:after="0"/>
-              <w:jc w:val="center"/>
-              <w:rPr>
-                <w:rFonts w:ascii="Calibri" w:hAnsi="Calibri" w:cs="Calibri"/>
-                <w:b/>
-                <w:bCs/>
-                <w:sz w:val="18"/>
-                <w:szCs w:val="18"/>
-                <w:lang w:val="es-CO" w:eastAsia="es-CO"/>
-                <w14:ligatures w14:val="none"/>
-              </w:rPr>
-            </w:pPr>
-            <w:r>
-              <w:rPr>
-                <w:rFonts w:ascii="Calibri" w:hAnsi="Calibri" w:cs="Calibri"/>
-                <w:b/>
-                <w:bCs/>
-                <w:sz w:val="18"/>
-                <w:szCs w:val="18"/>
-                <w:lang w:val="es-CO" w:eastAsia="es-CO"/>
-                <w14:ligatures w14:val="none"/>
-              </w:rPr>
-              <w:t>Número de visitas realizadas en toda la etapa productiva:</w:t>
-            </w:r>
-          </w:p>
-        </w:tc>
-        <w:tc>
-          <w:tcPr>
-            <w:tcW w:w="592" w:type="pct"/>
-            <w:tcBorders>
-              <w:top w:val="single" w:sz="4" w:space="0" w:color="auto"/>
-              <w:left w:val="nil"/>
-              <w:bottom w:val="single" w:sz="4" w:space="0" w:color="auto"/>
-              <w:right w:val="single" w:sz="4" w:space="0" w:color="auto"/>
-            </w:tcBorders>
-            <w:vAlign w:val="center"/>
-          </w:tcPr>
-          <w:p>
-            <w:pPr>
-              <w:spacing w:before="0" w:after="0"/>
-              <w:jc w:val="center"/>
-              <w:rPr>
-                <w:rFonts w:ascii="Calibri" w:hAnsi="Calibri" w:cs="Calibri"/>
-                <w:b/>
-                <w:bCs/>
-                <w:sz w:val="18"/>
-                <w:szCs w:val="18"/>
-                <w:lang w:val="es-CO" w:eastAsia="es-CO"/>
-                <w14:ligatures w14:val="none"/>
-              </w:rPr>
-            </w:pPr>
-          </w:p>
-        </w:tc>
-      </w:tr>
-      <w:tr>
-        <w:trPr>
-          <w:trHeight w:val="598"/>
-        </w:trPr>
-        <w:tc>
-          <w:tcPr>
-            <w:tcW w:w="1181" w:type="pct"/>
-            <w:tcBorders>
-              <w:top w:val="single" w:sz="4" w:space="0" w:color="auto"/>
-              <w:left w:val="single" w:sz="4" w:space="0" w:color="auto"/>
-              <w:bottom w:val="thickThinLargeGap" w:sz="12" w:space="0" w:color="auto"/>
-              <w:right w:val="single" w:sz="4" w:space="0" w:color="auto"/>
-            </w:tcBorders>
-            <w:vAlign w:val="center"/>
-            <w:hideMark/>
-          </w:tcPr>
-          <w:p>
-            <w:pPr>
-              <w:spacing w:before="0" w:after="0"/>
-              <w:jc w:val="center"/>
-              <w:rPr>
-                <w:rFonts w:ascii="Calibri" w:hAnsi="Calibri" w:cs="Calibri"/>
-                <w:b/>
-                <w:bCs/>
-                <w:sz w:val="18"/>
-                <w:szCs w:val="18"/>
-                <w:lang w:val="es-CO" w:eastAsia="es-CO"/>
-                <w14:ligatures w14:val="none"/>
-              </w:rPr>
-            </w:pPr>
-            <w:r>
-              <w:rPr>
-                <w:rFonts w:ascii="Calibri" w:hAnsi="Calibri" w:cs="Calibri"/>
-                <w:b/>
-                <w:bCs/>
-                <w:sz w:val="18"/>
-                <w:szCs w:val="18"/>
-                <w:lang w:val="es-CO" w:eastAsia="es-CO"/>
-                <w14:ligatures w14:val="none"/>
-              </w:rPr>
-              <w:t xml:space="preserve">La evaluación se realizó en forma </w:t>
-            </w:r>
-            <w:r>
-              <w:rPr>
-                <w:rFonts w:ascii="Calibri" w:hAnsi="Calibri" w:cs="Calibri"/>
-                <w:i/>
-                <w:iCs/>
-                <w:sz w:val="18"/>
-                <w:szCs w:val="18"/>
-                <w:lang w:val="es-CO" w:eastAsia="es-CO"/>
-                <w14:ligatures w14:val="none"/>
-              </w:rPr>
-              <w:t>(virtual/presencial)</w:t>
-            </w:r>
-            <w:r>
-              <w:rPr>
-                <w:rFonts w:ascii="Calibri" w:hAnsi="Calibri" w:cs="Calibri"/>
-                <w:b/>
-                <w:bCs/>
-                <w:sz w:val="18"/>
-                <w:szCs w:val="18"/>
-                <w:lang w:val="es-CO" w:eastAsia="es-CO"/>
-                <w14:ligatures w14:val="none"/>
-              </w:rPr>
-              <w:t>:</w:t>
-            </w:r>
-          </w:p>
-        </w:tc>
-        <w:tc>
-          <w:tcPr>
-            <w:tcW w:w="597" w:type="pct"/>
-            <w:gridSpan w:val="3"/>
-            <w:tcBorders>
-              <w:top w:val="single" w:sz="4" w:space="0" w:color="auto"/>
-              <w:left w:val="single" w:sz="4" w:space="0" w:color="auto"/>
-              <w:bottom w:val="thickThinLargeGap" w:sz="12" w:space="0" w:color="auto"/>
-              <w:right w:val="single" w:sz="4" w:space="0" w:color="auto"/>
-            </w:tcBorders>
-            <w:noWrap/>
-            <w:vAlign w:val="center"/>
-            <w:hideMark/>
-          </w:tcPr>
-          <w:p>
-            <w:pPr>
-              <w:spacing w:before="0" w:after="0"/>
-              <w:jc w:val="center"/>
-              <w:rPr>
-                <w:rFonts w:ascii="Calibri" w:hAnsi="Calibri" w:cs="Calibri"/>
-                <w:b/>
-                <w:bCs/>
-                <w:sz w:val="18"/>
-                <w:szCs w:val="18"/>
-                <w:lang w:val="es-CO" w:eastAsia="es-CO"/>
-                <w14:ligatures w14:val="none"/>
-              </w:rPr>
-            </w:pPr>
-          </w:p>
-        </w:tc>
-        <w:tc>
-          <w:tcPr>
-            <w:tcW w:w="1381" w:type="pct"/>
-            <w:gridSpan w:val="4"/>
-            <w:tcBorders>
-              <w:top w:val="single" w:sz="4" w:space="0" w:color="auto"/>
-              <w:left w:val="single" w:sz="4" w:space="0" w:color="auto"/>
-              <w:bottom w:val="thickThinLargeGap" w:sz="12" w:space="0" w:color="auto"/>
-              <w:right w:val="single" w:sz="4" w:space="0" w:color="auto"/>
-            </w:tcBorders>
-            <w:noWrap/>
-            <w:vAlign w:val="center"/>
-            <w:hideMark/>
-          </w:tcPr>
-          <w:p>
-            <w:pPr>
-              <w:spacing w:before="0" w:after="0"/>
-              <w:jc w:val="center"/>
-              <w:rPr>
-                <w:rFonts w:ascii="Calibri" w:hAnsi="Calibri" w:cs="Calibri"/>
-                <w:b/>
-                <w:bCs/>
-                <w:sz w:val="18"/>
-                <w:szCs w:val="18"/>
-                <w:lang w:val="es-CO" w:eastAsia="es-CO"/>
-                <w14:ligatures w14:val="none"/>
-              </w:rPr>
-            </w:pPr>
-            <w:r>
-              <w:rPr>
-                <w:rFonts w:ascii="Calibri" w:hAnsi="Calibri" w:cs="Calibri"/>
-                <w:b/>
-                <w:bCs/>
-                <w:sz w:val="18"/>
-                <w:szCs w:val="18"/>
-                <w:lang w:val="es-CO" w:eastAsia="es-CO"/>
-                <w14:ligatures w14:val="none"/>
-              </w:rPr>
-              <w:t xml:space="preserve">Enlace de grabación del momento 3: </w:t>
-            </w:r>
-            <w:r>
-              <w:rPr>
-                <w:rFonts w:ascii="Calibri" w:hAnsi="Calibri" w:cs="Calibri"/>
-                <w:i/>
-                <w:iCs/>
-                <w:sz w:val="18"/>
-                <w:szCs w:val="18"/>
-                <w:lang w:val="es-CO" w:eastAsia="es-CO"/>
-                <w14:ligatures w14:val="none"/>
-              </w:rPr>
-              <w:t>(si se hace de forma virtual)</w:t>
-            </w:r>
-          </w:p>
-        </w:tc>
-        <w:tc>
-          <w:tcPr>
-            <w:tcW w:w="1842" w:type="pct"/>
-            <w:gridSpan w:val="3"/>
-            <w:tcBorders>
-              <w:top w:val="single" w:sz="4" w:space="0" w:color="auto"/>
-              <w:left w:val="single" w:sz="4" w:space="0" w:color="auto"/>
-              <w:bottom w:val="thickThinLargeGap" w:sz="12" w:space="0" w:color="auto"/>
-              <w:right w:val="single" w:sz="4" w:space="0" w:color="auto"/>
-            </w:tcBorders>
-            <w:vAlign w:val="center"/>
-          </w:tcPr>
-          <w:p>
-            <w:pPr>
-              <w:spacing w:before="0" w:after="0"/>
-              <w:jc w:val="center"/>
-              <w:rPr>
-                <w:rFonts w:ascii="Calibri" w:hAnsi="Calibri" w:cs="Calibri"/>
-                <w:b/>
-                <w:bCs/>
-                <w:sz w:val="18"/>
-                <w:szCs w:val="18"/>
-                <w:lang w:val="es-CO" w:eastAsia="es-CO"/>
-                <w14:ligatures w14:val="none"/>
-              </w:rPr>
-            </w:pPr>
-          </w:p>
-        </w:tc>
-      </w:tr>
-      <w:tr>
-        <w:tblPrEx>
-          <w:tblBorders>
-            <w:top w:val="single" w:sz="4" w:space="0" w:color="auto"/>
-            <w:left w:val="single" w:sz="4" w:space="0" w:color="auto"/>
-            <w:bottom w:val="single" w:sz="4" w:space="0" w:color="auto"/>
-            <w:right w:val="single" w:sz="4" w:space="0" w:color="auto"/>
-            <w:insideH w:val="single" w:sz="4" w:space="0" w:color="auto"/>
-            <w:insideV w:val="single" w:sz="4" w:space="0" w:color="auto"/>
-          </w:tblBorders>
-        </w:tblPrEx>
-        <w:trPr>
-          <w:trHeight w:val="277"/>
-        </w:trPr>
-        <w:tc>
-          <w:tcPr>
-            <w:tcW w:w="5000" w:type="pct"/>
-            <w:gridSpan w:val="11"/>
-            <w:tcBorders>
-              <w:top w:val="thickThinLargeGap" w:sz="12" w:space="0" w:color="auto"/>
-            </w:tcBorders>
-            <w:noWrap/>
-            <w:vAlign w:val="center"/>
-            <w:hideMark/>
-          </w:tcPr>
-          <w:p>
-            <w:pPr>
-              <w:spacing w:before="0" w:after="0"/>
-              <w:jc w:val="center"/>
-              <w:rPr>
-                <w:rFonts w:ascii="Calibri" w:hAnsi="Calibri" w:cs="Calibri"/>
-                <w:b/>
-                <w:bCs/>
-                <w:i/>
-                <w:iCs/>
-                <w:sz w:val="18"/>
-                <w:szCs w:val="18"/>
-                <w:lang w:val="es-CO" w:eastAsia="es-CO"/>
-                <w14:ligatures w14:val="none"/>
-              </w:rPr>
-            </w:pPr>
-            <w:bookmarkStart w:id="0" w:name="_Hlk197673965"/>
-            <w:r>
-              <w:rPr>
-                <w:rFonts w:ascii="Calibri" w:hAnsi="Calibri" w:cs="Calibri"/>
-                <w:b/>
-                <w:bCs/>
-                <w:i/>
-                <w:iCs/>
-                <w:sz w:val="18"/>
-                <w:szCs w:val="18"/>
-                <w:lang w:val="es-CO" w:eastAsia="es-CO"/>
-                <w14:ligatures w14:val="none"/>
-              </w:rPr>
-              <w:t>Factores Técnicos</w:t>
-            </w:r>
-          </w:p>
-        </w:tc>
-      </w:tr>
-      <w:tr>
-        <w:tblPrEx>
-          <w:tblBorders>
-            <w:top w:val="single" w:sz="4" w:space="0" w:color="auto"/>
-            <w:left w:val="single" w:sz="4" w:space="0" w:color="auto"/>
-            <w:bottom w:val="single" w:sz="4" w:space="0" w:color="auto"/>
-            <w:right w:val="single" w:sz="4" w:space="0" w:color="auto"/>
-            <w:insideH w:val="single" w:sz="4" w:space="0" w:color="auto"/>
-            <w:insideV w:val="single" w:sz="4" w:space="0" w:color="auto"/>
-          </w:tblBorders>
-        </w:tblPrEx>
-        <w:trPr>
-          <w:trHeight w:val="128"/>
-        </w:trPr>
-        <w:tc>
-          <w:tcPr>
-            <w:tcW w:w="1349" w:type="pct"/>
-            <w:gridSpan w:val="3"/>
-            <w:vMerge w:val="restart"/>
-            <w:vAlign w:val="center"/>
-            <w:hideMark/>
-          </w:tcPr>
-          <w:p>
-            <w:pPr>
-              <w:spacing w:before="0" w:after="0"/>
-              <w:jc w:val="center"/>
-              <w:rPr>
-                <w:rFonts w:ascii="Calibri" w:hAnsi="Calibri" w:cs="Calibri"/>
-                <w:b/>
-                <w:bCs/>
-                <w:sz w:val="18"/>
-                <w:szCs w:val="18"/>
-                <w:lang w:val="es-CO" w:eastAsia="es-CO"/>
-                <w14:ligatures w14:val="none"/>
-              </w:rPr>
-            </w:pPr>
-            <w:r>
-              <w:rPr>
-                <w:rFonts w:ascii="Calibri" w:hAnsi="Calibri" w:cs="Calibri"/>
-                <w:b/>
-                <w:bCs/>
-                <w:sz w:val="18"/>
-                <w:szCs w:val="18"/>
-                <w:lang w:val="es-CO" w:eastAsia="es-CO"/>
-                <w14:ligatures w14:val="none"/>
-              </w:rPr>
-              <w:t>Variable</w:t>
-            </w:r>
-          </w:p>
-        </w:tc>
-        <w:tc>
-          <w:tcPr>
-            <w:tcW w:w="1221" w:type="pct"/>
-            <w:gridSpan w:val="3"/>
-            <w:vAlign w:val="center"/>
-            <w:hideMark/>
-          </w:tcPr>
-          <w:p>
-            <w:pPr>
-              <w:spacing w:before="0" w:after="0"/>
-              <w:jc w:val="center"/>
-              <w:rPr>
-                <w:rFonts w:ascii="Calibri" w:hAnsi="Calibri" w:cs="Calibri"/>
-                <w:b/>
-                <w:bCs/>
-                <w:sz w:val="18"/>
-                <w:szCs w:val="18"/>
-                <w:lang w:val="es-CO" w:eastAsia="es-CO"/>
-                <w14:ligatures w14:val="none"/>
-              </w:rPr>
-            </w:pPr>
-            <w:r>
-              <w:rPr>
-                <w:rFonts w:ascii="Calibri" w:hAnsi="Calibri" w:cs="Calibri"/>
-                <w:b/>
-                <w:bCs/>
-                <w:sz w:val="18"/>
-                <w:szCs w:val="18"/>
-                <w:lang w:val="es-CO" w:eastAsia="es-CO"/>
-                <w14:ligatures w14:val="none"/>
-              </w:rPr>
-              <w:t>Valoración</w:t>
-            </w:r>
-            <w:r>
-              <w:rPr>
-                <w:rFonts w:ascii="Calibri" w:hAnsi="Calibri" w:cs="Calibri"/>
-                <w:i/>
-                <w:iCs/>
-                <w:sz w:val="18"/>
-                <w:szCs w:val="18"/>
-                <w:lang w:val="es-CO" w:eastAsia="es-CO"/>
-                <w14:ligatures w14:val="none"/>
-              </w:rPr>
-              <w:t xml:space="preserve"> (marcar con X)</w:t>
-            </w:r>
-          </w:p>
-        </w:tc>
-        <w:tc>
-          <w:tcPr>
-            <w:tcW w:w="2430" w:type="pct"/>
-            <w:gridSpan w:val="5"/>
-            <w:vMerge w:val="restart"/>
-            <w:noWrap/>
-            <w:vAlign w:val="center"/>
-            <w:hideMark/>
-          </w:tcPr>
-          <w:p>
-            <w:pPr>
-              <w:spacing w:before="0" w:after="0"/>
-              <w:jc w:val="center"/>
-              <w:rPr>
-                <w:rFonts w:ascii="Calibri" w:hAnsi="Calibri" w:cs="Calibri"/>
-                <w:b/>
-                <w:bCs/>
-                <w:sz w:val="18"/>
-                <w:szCs w:val="18"/>
-                <w:lang w:val="es-CO" w:eastAsia="es-CO"/>
-                <w14:ligatures w14:val="none"/>
-              </w:rPr>
-            </w:pPr>
-            <w:r>
-              <w:rPr>
-                <w:rFonts w:ascii="Calibri" w:hAnsi="Calibri" w:cs="Calibri"/>
-                <w:b/>
-                <w:bCs/>
-                <w:sz w:val="18"/>
-                <w:szCs w:val="18"/>
-                <w:lang w:val="es-CO" w:eastAsia="es-CO"/>
-                <w14:ligatures w14:val="none"/>
-              </w:rPr>
-              <w:t>Observaciones / Compromisos de mejora</w:t>
-            </w:r>
-          </w:p>
-        </w:tc>
-      </w:tr>
-      <w:tr>
-        <w:tblPrEx>
-          <w:tblBorders>
-            <w:top w:val="single" w:sz="4" w:space="0" w:color="auto"/>
-            <w:left w:val="single" w:sz="4" w:space="0" w:color="auto"/>
-            <w:bottom w:val="single" w:sz="4" w:space="0" w:color="auto"/>
-            <w:right w:val="single" w:sz="4" w:space="0" w:color="auto"/>
-            <w:insideH w:val="single" w:sz="4" w:space="0" w:color="auto"/>
-            <w:insideV w:val="single" w:sz="4" w:space="0" w:color="auto"/>
-          </w:tblBorders>
-        </w:tblPrEx>
-        <w:trPr>
-          <w:trHeight w:val="127"/>
-        </w:trPr>
-        <w:tc>
-          <w:tcPr>
-            <w:tcW w:w="1349" w:type="pct"/>
-            <w:gridSpan w:val="3"/>
-            <w:vMerge/>
-            <w:vAlign w:val="center"/>
-          </w:tcPr>
-          <w:p>
-            <w:pPr>
-              <w:spacing w:before="0" w:after="0"/>
-              <w:jc w:val="center"/>
-              <w:rPr>
-                <w:rFonts w:ascii="Calibri" w:hAnsi="Calibri" w:cs="Calibri"/>
-                <w:b/>
-                <w:bCs/>
-                <w:sz w:val="18"/>
-                <w:szCs w:val="18"/>
-                <w:lang w:val="es-CO" w:eastAsia="es-CO"/>
-                <w14:ligatures w14:val="none"/>
-              </w:rPr>
-            </w:pPr>
-          </w:p>
-        </w:tc>
-        <w:tc>
-          <w:tcPr>
-            <w:tcW w:w="611" w:type="pct"/>
-            <w:gridSpan w:val="2"/>
-            <w:vAlign w:val="center"/>
-          </w:tcPr>
-          <w:p>
-            <w:pPr>
-              <w:spacing w:before="0" w:after="0"/>
-              <w:jc w:val="center"/>
-              <w:rPr>
-                <w:rFonts w:ascii="Calibri" w:hAnsi="Calibri" w:cs="Calibri"/>
-                <w:b/>
-                <w:bCs/>
-                <w:sz w:val="18"/>
-                <w:szCs w:val="18"/>
-                <w:lang w:val="es-CO" w:eastAsia="es-CO"/>
-                <w14:ligatures w14:val="none"/>
-              </w:rPr>
-            </w:pPr>
-            <w:r>
-              <w:rPr>
-                <w:rFonts w:ascii="Calibri" w:hAnsi="Calibri" w:cs="Calibri"/>
-                <w:b/>
-                <w:bCs/>
-                <w:color w:val="747474" w:themeColor="background2" w:themeShade="80"/>
-                <w:sz w:val="18"/>
-                <w:szCs w:val="18"/>
-                <w:lang w:val="es-CO" w:eastAsia="es-CO"/>
-                <w14:ligatures w14:val="none"/>
-              </w:rPr>
-              <w:t>Satisfactorio</w:t>
-            </w:r>
-          </w:p>
-        </w:tc>
-        <w:tc>
-          <w:tcPr>
-            <w:tcW w:w="610" w:type="pct"/>
-            <w:vAlign w:val="center"/>
-          </w:tcPr>
-          <w:p>
-            <w:pPr>
-              <w:spacing w:before="0" w:after="0"/>
-              <w:jc w:val="center"/>
-              <w:rPr>
-                <w:rFonts w:ascii="Calibri" w:hAnsi="Calibri" w:cs="Calibri"/>
-                <w:b/>
-                <w:bCs/>
-                <w:sz w:val="18"/>
-                <w:szCs w:val="18"/>
-                <w:lang w:val="es-CO" w:eastAsia="es-CO"/>
-                <w14:ligatures w14:val="none"/>
-              </w:rPr>
-            </w:pPr>
-            <w:r>
-              <w:rPr>
-                <w:rFonts w:ascii="Calibri" w:hAnsi="Calibri" w:cs="Calibri"/>
-                <w:b/>
-                <w:bCs/>
-                <w:color w:val="747474" w:themeColor="background2" w:themeShade="80"/>
-                <w:sz w:val="18"/>
-                <w:szCs w:val="18"/>
-                <w:lang w:val="es-CO" w:eastAsia="es-CO"/>
-                <w14:ligatures w14:val="none"/>
-              </w:rPr>
-              <w:t>Por mejorar</w:t>
-            </w:r>
-          </w:p>
-        </w:tc>
-        <w:tc>
-          <w:tcPr>
-            <w:tcW w:w="2430" w:type="pct"/>
-            <w:gridSpan w:val="5"/>
-            <w:vMerge/>
-            <w:noWrap/>
-            <w:vAlign w:val="center"/>
-          </w:tcPr>
-          <w:p>
-            <w:pPr>
-              <w:spacing w:before="0" w:after="0"/>
-              <w:jc w:val="center"/>
-              <w:rPr>
-                <w:rFonts w:ascii="Calibri" w:hAnsi="Calibri" w:cs="Calibri"/>
-                <w:b/>
-                <w:bCs/>
-                <w:sz w:val="18"/>
-                <w:szCs w:val="18"/>
-                <w:lang w:val="es-CO" w:eastAsia="es-CO"/>
-                <w14:ligatures w14:val="none"/>
-              </w:rPr>
-            </w:pPr>
-          </w:p>
-        </w:tc>
-      </w:tr>
-      <w:tr>
-        <w:tblPrEx>
-          <w:tblBorders>
-            <w:top w:val="single" w:sz="4" w:space="0" w:color="auto"/>
-            <w:left w:val="single" w:sz="4" w:space="0" w:color="auto"/>
-            <w:bottom w:val="single" w:sz="4" w:space="0" w:color="auto"/>
-            <w:right w:val="single" w:sz="4" w:space="0" w:color="auto"/>
-            <w:insideH w:val="single" w:sz="4" w:space="0" w:color="auto"/>
-            <w:insideV w:val="single" w:sz="4" w:space="0" w:color="auto"/>
-          </w:tblBorders>
-        </w:tblPrEx>
-        <w:trPr>
-          <w:trHeight w:val="295"/>
-        </w:trPr>
-        <w:tc>
-          <w:tcPr>
-            <w:tcW w:w="1349" w:type="pct"/>
-            <w:gridSpan w:val="3"/>
-            <w:vAlign w:val="center"/>
-            <w:hideMark/>
-          </w:tcPr>
-          <w:p>
-            <w:pPr>
-              <w:spacing w:before="0" w:after="0"/>
-              <w:jc w:val="left"/>
-              <w:rPr>
-                <w:rFonts w:ascii="Calibri" w:hAnsi="Calibri" w:cs="Calibri"/>
-                <w:b/>
-                <w:bCs/>
-                <w:sz w:val="18"/>
-                <w:szCs w:val="18"/>
-                <w:lang w:val="es-CO" w:eastAsia="es-CO"/>
-                <w14:ligatures w14:val="none"/>
-              </w:rPr>
-            </w:pPr>
-            <w:r>
-              <w:rPr>
-                <w:rFonts w:ascii="Calibri" w:hAnsi="Calibri" w:cs="Calibri"/>
-                <w:b/>
-                <w:bCs/>
-                <w:sz w:val="18"/>
-                <w:szCs w:val="18"/>
-                <w:lang w:val="es-CO" w:eastAsia="es-CO"/>
-                <w14:ligatures w14:val="none"/>
-              </w:rPr>
-              <w:t>Aplicación</w:t>
-            </w:r>
-            <w:r>
-              <w:rPr>
-                <w:rFonts w:ascii="Calibri" w:hAnsi="Calibri" w:cs="Calibri"/>
-                <w:b/>
-                <w:bCs/>
-                <w:sz w:val="18"/>
-                <w:szCs w:val="18"/>
-                <w:lang w:val="es-CO" w:eastAsia="es-CO"/>
-                <w14:ligatures w14:val="none"/>
-              </w:rPr>
-              <w:t xml:space="preserve"> de </w:t>
-            </w:r>
-            <w:r>
-              <w:rPr>
-                <w:rFonts w:ascii="Calibri" w:hAnsi="Calibri" w:cs="Calibri"/>
-                <w:b/>
-                <w:bCs/>
-                <w:sz w:val="18"/>
-                <w:szCs w:val="18"/>
-                <w:lang w:val="es-CO" w:eastAsia="es-CO"/>
-                <w14:ligatures w14:val="none"/>
-              </w:rPr>
-              <w:t>c</w:t>
-            </w:r>
-            <w:r>
-              <w:rPr>
-                <w:rFonts w:ascii="Calibri" w:hAnsi="Calibri" w:cs="Calibri"/>
-                <w:b/>
-                <w:bCs/>
-                <w:sz w:val="18"/>
-                <w:szCs w:val="18"/>
-                <w:lang w:val="es-CO" w:eastAsia="es-CO"/>
-                <w14:ligatures w14:val="none"/>
-              </w:rPr>
-              <w:t>onocimiento</w:t>
-            </w:r>
-          </w:p>
-        </w:tc>
-        <w:tc>
-          <w:tcPr>
-            <w:tcW w:w="611" w:type="pct"/>
-            <w:gridSpan w:val="2"/>
-            <w:vAlign w:val="center"/>
-          </w:tcPr>
-          <w:p>
-            <w:pPr>
-              <w:spacing w:before="0" w:after="0"/>
-              <w:jc w:val="center"/>
-              <w:rPr>
-                <w:rFonts w:ascii="Calibri" w:hAnsi="Calibri" w:cs="Calibri"/>
-                <w:b/>
-                <w:bCs/>
-                <w:color w:val="747474" w:themeColor="background2" w:themeShade="80"/>
-                <w:sz w:val="18"/>
-                <w:szCs w:val="18"/>
-                <w:lang w:val="es-CO" w:eastAsia="es-CO"/>
-                <w14:ligatures w14:val="none"/>
-              </w:rPr>
-            </w:pPr>
-          </w:p>
-        </w:tc>
-        <w:tc>
-          <w:tcPr>
-            <w:tcW w:w="610" w:type="pct"/>
-            <w:vAlign w:val="center"/>
-          </w:tcPr>
-          <w:p>
-            <w:pPr>
-              <w:spacing w:before="0" w:after="0"/>
-              <w:jc w:val="center"/>
-              <w:rPr>
-                <w:rFonts w:ascii="Calibri" w:hAnsi="Calibri" w:cs="Calibri"/>
-                <w:b/>
-                <w:bCs/>
-                <w:color w:val="747474" w:themeColor="background2" w:themeShade="80"/>
-                <w:sz w:val="18"/>
-                <w:szCs w:val="18"/>
-                <w:lang w:val="es-CO" w:eastAsia="es-CO"/>
-                <w14:ligatures w14:val="none"/>
-              </w:rPr>
-            </w:pPr>
-          </w:p>
-        </w:tc>
-        <w:tc>
-          <w:tcPr>
-            <w:tcW w:w="2430" w:type="pct"/>
-            <w:gridSpan w:val="5"/>
-            <w:noWrap/>
-            <w:vAlign w:val="center"/>
-          </w:tcPr>
-          <w:p>
-            <w:pPr>
-              <w:spacing w:before="0" w:after="0"/>
-              <w:rPr>
-                <w:rFonts w:ascii="Calibri" w:hAnsi="Calibri" w:cs="Calibri"/>
-                <w:sz w:val="18"/>
-                <w:szCs w:val="18"/>
-                <w:lang w:val="es-CO" w:eastAsia="es-CO"/>
-                <w14:ligatures w14:val="none"/>
-              </w:rPr>
-            </w:pPr>
-          </w:p>
-        </w:tc>
-      </w:tr>
-      <w:tr>
-        <w:tblPrEx>
-          <w:tblBorders>
-            <w:top w:val="single" w:sz="4" w:space="0" w:color="auto"/>
-            <w:left w:val="single" w:sz="4" w:space="0" w:color="auto"/>
-            <w:bottom w:val="single" w:sz="4" w:space="0" w:color="auto"/>
-            <w:right w:val="single" w:sz="4" w:space="0" w:color="auto"/>
-            <w:insideH w:val="single" w:sz="4" w:space="0" w:color="auto"/>
-            <w:insideV w:val="single" w:sz="4" w:space="0" w:color="auto"/>
-          </w:tblBorders>
-        </w:tblPrEx>
-        <w:trPr>
-          <w:trHeight w:val="295"/>
-        </w:trPr>
-        <w:tc>
-          <w:tcPr>
-            <w:tcW w:w="1349" w:type="pct"/>
-            <w:gridSpan w:val="3"/>
-            <w:vAlign w:val="center"/>
-            <w:hideMark/>
-          </w:tcPr>
-          <w:p>
-            <w:pPr>
-              <w:spacing w:before="0" w:after="0"/>
-              <w:jc w:val="left"/>
-              <w:rPr>
-                <w:rFonts w:ascii="Calibri" w:hAnsi="Calibri" w:cs="Calibri"/>
-                <w:b/>
-                <w:bCs/>
-                <w:sz w:val="18"/>
-                <w:szCs w:val="18"/>
-                <w:lang w:val="es-CO" w:eastAsia="es-CO"/>
-                <w14:ligatures w14:val="none"/>
-              </w:rPr>
-            </w:pPr>
-            <w:r>
-              <w:rPr>
-                <w:rFonts w:ascii="Calibri" w:hAnsi="Calibri" w:cs="Calibri"/>
-                <w:b/>
-                <w:bCs/>
-                <w:sz w:val="18"/>
-                <w:szCs w:val="18"/>
-                <w:lang w:val="es-CO" w:eastAsia="es-CO"/>
-                <w14:ligatures w14:val="none"/>
-              </w:rPr>
-              <w:t xml:space="preserve">Mejora </w:t>
-            </w:r>
-            <w:r>
-              <w:rPr>
-                <w:rFonts w:ascii="Calibri" w:hAnsi="Calibri" w:cs="Calibri"/>
-                <w:b/>
-                <w:bCs/>
-                <w:sz w:val="18"/>
-                <w:szCs w:val="18"/>
-                <w:lang w:val="es-CO" w:eastAsia="es-CO"/>
-                <w14:ligatures w14:val="none"/>
-              </w:rPr>
-              <w:t>c</w:t>
-            </w:r>
-            <w:r>
-              <w:rPr>
-                <w:rFonts w:ascii="Calibri" w:hAnsi="Calibri" w:cs="Calibri"/>
-                <w:b/>
-                <w:bCs/>
-                <w:sz w:val="18"/>
-                <w:szCs w:val="18"/>
-                <w:lang w:val="es-CO" w:eastAsia="es-CO"/>
-                <w14:ligatures w14:val="none"/>
-              </w:rPr>
-              <w:t>ontinua</w:t>
-            </w:r>
-          </w:p>
-        </w:tc>
-        <w:tc>
-          <w:tcPr>
-            <w:tcW w:w="611" w:type="pct"/>
-            <w:gridSpan w:val="2"/>
-            <w:vAlign w:val="center"/>
-          </w:tcPr>
-          <w:p>
-            <w:pPr>
-              <w:spacing w:before="0" w:after="0"/>
-              <w:jc w:val="center"/>
-              <w:rPr>
-                <w:rFonts w:ascii="Calibri" w:hAnsi="Calibri" w:cs="Calibri"/>
-                <w:b/>
-                <w:bCs/>
-                <w:color w:val="747474" w:themeColor="background2" w:themeShade="80"/>
-                <w:sz w:val="18"/>
-                <w:szCs w:val="18"/>
-                <w:lang w:val="es-CO" w:eastAsia="es-CO"/>
-                <w14:ligatures w14:val="none"/>
-              </w:rPr>
-            </w:pPr>
-          </w:p>
-        </w:tc>
-        <w:tc>
-          <w:tcPr>
-            <w:tcW w:w="610" w:type="pct"/>
-            <w:vAlign w:val="center"/>
-          </w:tcPr>
-          <w:p>
-            <w:pPr>
-              <w:spacing w:before="0" w:after="0"/>
-              <w:jc w:val="center"/>
-              <w:rPr>
-                <w:rFonts w:ascii="Calibri" w:hAnsi="Calibri" w:cs="Calibri"/>
-                <w:b/>
-                <w:bCs/>
-                <w:color w:val="747474" w:themeColor="background2" w:themeShade="80"/>
-                <w:sz w:val="18"/>
-                <w:szCs w:val="18"/>
-                <w:lang w:val="es-CO" w:eastAsia="es-CO"/>
-                <w14:ligatures w14:val="none"/>
-              </w:rPr>
-            </w:pPr>
-          </w:p>
-        </w:tc>
-        <w:tc>
-          <w:tcPr>
-            <w:tcW w:w="2430" w:type="pct"/>
-            <w:gridSpan w:val="5"/>
-            <w:noWrap/>
-            <w:vAlign w:val="center"/>
-            <w:hideMark/>
-          </w:tcPr>
-          <w:p>
-            <w:pPr>
-              <w:spacing w:before="0" w:after="0"/>
-              <w:rPr>
-                <w:rFonts w:ascii="Calibri" w:hAnsi="Calibri" w:cs="Calibri"/>
-                <w:sz w:val="18"/>
-                <w:szCs w:val="18"/>
-                <w:lang w:val="es-CO" w:eastAsia="es-CO"/>
-                <w14:ligatures w14:val="none"/>
-              </w:rPr>
-            </w:pPr>
-            <w:r>
-              <w:rPr>
-                <w:rFonts w:ascii="Calibri" w:hAnsi="Calibri" w:cs="Calibri"/>
-                <w:sz w:val="18"/>
-                <w:szCs w:val="18"/>
-                <w:lang w:val="es-CO" w:eastAsia="es-CO"/>
-                <w14:ligatures w14:val="none"/>
-              </w:rPr>
-              <w:t> </w:t>
-            </w:r>
-          </w:p>
-        </w:tc>
-      </w:tr>
-      <w:tr>
-        <w:tblPrEx>
-          <w:tblBorders>
-            <w:top w:val="single" w:sz="4" w:space="0" w:color="auto"/>
-            <w:left w:val="single" w:sz="4" w:space="0" w:color="auto"/>
-            <w:bottom w:val="single" w:sz="4" w:space="0" w:color="auto"/>
-            <w:right w:val="single" w:sz="4" w:space="0" w:color="auto"/>
-            <w:insideH w:val="single" w:sz="4" w:space="0" w:color="auto"/>
-            <w:insideV w:val="single" w:sz="4" w:space="0" w:color="auto"/>
-          </w:tblBorders>
-        </w:tblPrEx>
-        <w:trPr>
-          <w:trHeight w:val="295"/>
-        </w:trPr>
-        <w:tc>
-          <w:tcPr>
-            <w:tcW w:w="1349" w:type="pct"/>
-            <w:gridSpan w:val="3"/>
-            <w:vAlign w:val="center"/>
-            <w:hideMark/>
-          </w:tcPr>
-          <w:p>
-            <w:pPr>
-              <w:spacing w:before="0" w:after="0"/>
-              <w:jc w:val="left"/>
-              <w:rPr>
-                <w:rFonts w:ascii="Calibri" w:hAnsi="Calibri" w:cs="Calibri"/>
-                <w:b/>
-                <w:bCs/>
-                <w:sz w:val="18"/>
-                <w:szCs w:val="18"/>
-                <w:lang w:val="es-CO" w:eastAsia="es-CO"/>
-                <w14:ligatures w14:val="none"/>
-              </w:rPr>
-            </w:pPr>
-            <w:r>
-              <w:rPr>
-                <w:rFonts w:ascii="Calibri" w:hAnsi="Calibri" w:cs="Calibri"/>
-                <w:b/>
-                <w:bCs/>
-                <w:sz w:val="18"/>
-                <w:szCs w:val="18"/>
-                <w:lang w:val="es-CO" w:eastAsia="es-CO"/>
-                <w14:ligatures w14:val="none"/>
-              </w:rPr>
-              <w:t xml:space="preserve">Fortalecimiento </w:t>
-            </w:r>
-            <w:r>
-              <w:rPr>
-                <w:rFonts w:ascii="Calibri" w:hAnsi="Calibri" w:cs="Calibri"/>
-                <w:b/>
-                <w:bCs/>
-                <w:sz w:val="18"/>
-                <w:szCs w:val="18"/>
-                <w:lang w:val="es-CO" w:eastAsia="es-CO"/>
-                <w14:ligatures w14:val="none"/>
-              </w:rPr>
-              <w:t>o</w:t>
-            </w:r>
-            <w:r>
-              <w:rPr>
-                <w:rFonts w:ascii="Calibri" w:hAnsi="Calibri" w:cs="Calibri"/>
-                <w:b/>
-                <w:bCs/>
-                <w:sz w:val="18"/>
-                <w:szCs w:val="18"/>
-                <w:lang w:val="es-CO" w:eastAsia="es-CO"/>
-                <w14:ligatures w14:val="none"/>
-              </w:rPr>
-              <w:t>cupacional</w:t>
-            </w:r>
-          </w:p>
-        </w:tc>
-        <w:tc>
-          <w:tcPr>
-            <w:tcW w:w="611" w:type="pct"/>
-            <w:gridSpan w:val="2"/>
-            <w:vAlign w:val="center"/>
-          </w:tcPr>
-          <w:p>
-            <w:pPr>
-              <w:spacing w:before="0" w:after="0"/>
-              <w:jc w:val="center"/>
-              <w:rPr>
-                <w:rFonts w:ascii="Calibri" w:hAnsi="Calibri" w:cs="Calibri"/>
-                <w:b/>
-                <w:bCs/>
-                <w:color w:val="747474" w:themeColor="background2" w:themeShade="80"/>
-                <w:sz w:val="18"/>
-                <w:szCs w:val="18"/>
-                <w:lang w:val="es-CO" w:eastAsia="es-CO"/>
-                <w14:ligatures w14:val="none"/>
-              </w:rPr>
-            </w:pPr>
-          </w:p>
-        </w:tc>
-        <w:tc>
-          <w:tcPr>
-            <w:tcW w:w="610" w:type="pct"/>
-            <w:vAlign w:val="center"/>
-          </w:tcPr>
-          <w:p>
-            <w:pPr>
-              <w:spacing w:before="0" w:after="0"/>
-              <w:jc w:val="center"/>
-              <w:rPr>
-                <w:rFonts w:ascii="Calibri" w:hAnsi="Calibri" w:cs="Calibri"/>
-                <w:b/>
-                <w:bCs/>
-                <w:color w:val="747474" w:themeColor="background2" w:themeShade="80"/>
-                <w:sz w:val="18"/>
-                <w:szCs w:val="18"/>
-                <w:lang w:val="es-CO" w:eastAsia="es-CO"/>
-                <w14:ligatures w14:val="none"/>
-              </w:rPr>
-            </w:pPr>
-          </w:p>
-        </w:tc>
-        <w:tc>
-          <w:tcPr>
-            <w:tcW w:w="2430" w:type="pct"/>
-            <w:gridSpan w:val="5"/>
-            <w:noWrap/>
-            <w:vAlign w:val="center"/>
-          </w:tcPr>
-          <w:p>
-            <w:pPr>
-              <w:spacing w:before="0" w:after="0"/>
-              <w:rPr>
-                <w:rFonts w:ascii="Calibri" w:hAnsi="Calibri" w:cs="Calibri"/>
-                <w:sz w:val="18"/>
-                <w:szCs w:val="18"/>
-                <w:lang w:val="es-CO" w:eastAsia="es-CO"/>
-                <w14:ligatures w14:val="none"/>
-              </w:rPr>
-            </w:pPr>
-          </w:p>
-        </w:tc>
-      </w:tr>
-      <w:tr>
-        <w:tblPrEx>
-          <w:tblBorders>
-            <w:top w:val="single" w:sz="4" w:space="0" w:color="auto"/>
-            <w:left w:val="single" w:sz="4" w:space="0" w:color="auto"/>
-            <w:bottom w:val="single" w:sz="4" w:space="0" w:color="auto"/>
-            <w:right w:val="single" w:sz="4" w:space="0" w:color="auto"/>
-            <w:insideH w:val="single" w:sz="4" w:space="0" w:color="auto"/>
-            <w:insideV w:val="single" w:sz="4" w:space="0" w:color="auto"/>
-          </w:tblBorders>
-        </w:tblPrEx>
-        <w:trPr>
-          <w:trHeight w:val="295"/>
-        </w:trPr>
-        <w:tc>
-          <w:tcPr>
-            <w:tcW w:w="1349" w:type="pct"/>
-            <w:gridSpan w:val="3"/>
-            <w:vAlign w:val="center"/>
-            <w:hideMark/>
-          </w:tcPr>
-          <w:p>
-            <w:pPr>
-              <w:spacing w:before="0" w:after="0"/>
-              <w:jc w:val="left"/>
-              <w:rPr>
-                <w:rFonts w:ascii="Calibri" w:hAnsi="Calibri" w:cs="Calibri"/>
-                <w:b/>
-                <w:bCs/>
-                <w:sz w:val="18"/>
-                <w:szCs w:val="18"/>
-                <w:lang w:val="es-CO" w:eastAsia="es-CO"/>
-                <w14:ligatures w14:val="none"/>
-              </w:rPr>
-            </w:pPr>
-            <w:r>
-              <w:rPr>
-                <w:rFonts w:ascii="Calibri" w:hAnsi="Calibri" w:cs="Calibri"/>
-                <w:b/>
-                <w:bCs/>
-                <w:sz w:val="18"/>
-                <w:szCs w:val="18"/>
-                <w:lang w:val="es-CO" w:eastAsia="es-CO"/>
-                <w14:ligatures w14:val="none"/>
-              </w:rPr>
-              <w:t xml:space="preserve">Oportunidad y </w:t>
-            </w:r>
-            <w:r>
-              <w:rPr>
-                <w:rFonts w:ascii="Calibri" w:hAnsi="Calibri" w:cs="Calibri"/>
-                <w:b/>
-                <w:bCs/>
-                <w:sz w:val="18"/>
-                <w:szCs w:val="18"/>
-                <w:lang w:val="es-CO" w:eastAsia="es-CO"/>
-                <w14:ligatures w14:val="none"/>
-              </w:rPr>
-              <w:t>c</w:t>
-            </w:r>
-            <w:r>
-              <w:rPr>
-                <w:rFonts w:ascii="Calibri" w:hAnsi="Calibri" w:cs="Calibri"/>
-                <w:b/>
-                <w:bCs/>
-                <w:sz w:val="18"/>
-                <w:szCs w:val="18"/>
-                <w:lang w:val="es-CO" w:eastAsia="es-CO"/>
-                <w14:ligatures w14:val="none"/>
-              </w:rPr>
-              <w:t>alidad</w:t>
-            </w:r>
-          </w:p>
-        </w:tc>
-        <w:tc>
-          <w:tcPr>
-            <w:tcW w:w="611" w:type="pct"/>
-            <w:gridSpan w:val="2"/>
-            <w:vAlign w:val="center"/>
-          </w:tcPr>
-          <w:p>
-            <w:pPr>
-              <w:spacing w:before="0" w:after="0"/>
-              <w:jc w:val="center"/>
-              <w:rPr>
-                <w:rFonts w:ascii="Calibri" w:hAnsi="Calibri" w:cs="Calibri"/>
-                <w:b/>
-                <w:bCs/>
-                <w:color w:val="747474" w:themeColor="background2" w:themeShade="80"/>
-                <w:sz w:val="18"/>
-                <w:szCs w:val="18"/>
-                <w:lang w:val="es-CO" w:eastAsia="es-CO"/>
-                <w14:ligatures w14:val="none"/>
-              </w:rPr>
-            </w:pPr>
-          </w:p>
-        </w:tc>
-        <w:tc>
-          <w:tcPr>
-            <w:tcW w:w="610" w:type="pct"/>
-            <w:vAlign w:val="center"/>
-          </w:tcPr>
-          <w:p>
-            <w:pPr>
-              <w:spacing w:before="0" w:after="0"/>
-              <w:jc w:val="center"/>
-              <w:rPr>
-                <w:rFonts w:ascii="Calibri" w:hAnsi="Calibri" w:cs="Calibri"/>
-                <w:b/>
-                <w:bCs/>
-                <w:color w:val="747474" w:themeColor="background2" w:themeShade="80"/>
-                <w:sz w:val="18"/>
-                <w:szCs w:val="18"/>
-                <w:lang w:val="es-CO" w:eastAsia="es-CO"/>
-                <w14:ligatures w14:val="none"/>
-              </w:rPr>
-            </w:pPr>
-          </w:p>
-        </w:tc>
-        <w:tc>
-          <w:tcPr>
-            <w:tcW w:w="2430" w:type="pct"/>
-            <w:gridSpan w:val="5"/>
-            <w:noWrap/>
-            <w:vAlign w:val="center"/>
-          </w:tcPr>
-          <w:p>
-            <w:pPr>
-              <w:spacing w:before="0" w:after="0"/>
-              <w:jc w:val="center"/>
-              <w:rPr>
-                <w:rFonts w:ascii="Calibri" w:hAnsi="Calibri" w:cs="Calibri"/>
-                <w:sz w:val="18"/>
-                <w:szCs w:val="18"/>
-                <w:lang w:val="es-CO" w:eastAsia="es-CO"/>
-                <w14:ligatures w14:val="none"/>
-              </w:rPr>
-            </w:pPr>
-          </w:p>
-        </w:tc>
-      </w:tr>
-      <w:tr>
-        <w:tblPrEx>
-          <w:tblBorders>
-            <w:top w:val="single" w:sz="4" w:space="0" w:color="auto"/>
-            <w:left w:val="single" w:sz="4" w:space="0" w:color="auto"/>
-            <w:bottom w:val="single" w:sz="4" w:space="0" w:color="auto"/>
-            <w:right w:val="single" w:sz="4" w:space="0" w:color="auto"/>
-            <w:insideH w:val="single" w:sz="4" w:space="0" w:color="auto"/>
-            <w:insideV w:val="single" w:sz="4" w:space="0" w:color="auto"/>
-          </w:tblBorders>
-        </w:tblPrEx>
-        <w:trPr>
-          <w:trHeight w:val="295"/>
-        </w:trPr>
-        <w:tc>
-          <w:tcPr>
-            <w:tcW w:w="1349" w:type="pct"/>
-            <w:gridSpan w:val="3"/>
-            <w:vAlign w:val="center"/>
-            <w:hideMark/>
-          </w:tcPr>
-          <w:p>
-            <w:pPr>
-              <w:spacing w:before="0" w:after="0"/>
-              <w:jc w:val="left"/>
-              <w:rPr>
-                <w:rFonts w:ascii="Calibri" w:hAnsi="Calibri" w:cs="Calibri"/>
-                <w:b/>
-                <w:bCs/>
-                <w:sz w:val="18"/>
-                <w:szCs w:val="18"/>
-                <w:lang w:val="es-CO" w:eastAsia="es-CO"/>
-                <w14:ligatures w14:val="none"/>
-              </w:rPr>
-            </w:pPr>
-            <w:r>
-              <w:rPr>
-                <w:rFonts w:ascii="Calibri" w:hAnsi="Calibri" w:cs="Calibri"/>
-                <w:b/>
-                <w:bCs/>
-                <w:sz w:val="18"/>
-                <w:szCs w:val="18"/>
-                <w:lang w:val="es-CO" w:eastAsia="es-CO"/>
-                <w14:ligatures w14:val="none"/>
-              </w:rPr>
-              <w:t xml:space="preserve">Responsabilidad </w:t>
-            </w:r>
-            <w:r>
-              <w:rPr>
-                <w:rFonts w:ascii="Calibri" w:hAnsi="Calibri" w:cs="Calibri"/>
-                <w:b/>
-                <w:bCs/>
-                <w:sz w:val="18"/>
-                <w:szCs w:val="18"/>
-                <w:lang w:val="es-CO" w:eastAsia="es-CO"/>
-                <w14:ligatures w14:val="none"/>
-              </w:rPr>
-              <w:t>a</w:t>
-            </w:r>
-            <w:r>
-              <w:rPr>
-                <w:rFonts w:ascii="Calibri" w:hAnsi="Calibri" w:cs="Calibri"/>
-                <w:b/>
-                <w:bCs/>
-                <w:sz w:val="18"/>
-                <w:szCs w:val="18"/>
-                <w:lang w:val="es-CO" w:eastAsia="es-CO"/>
-                <w14:ligatures w14:val="none"/>
-              </w:rPr>
-              <w:t>mbiental</w:t>
-            </w:r>
-          </w:p>
-        </w:tc>
-        <w:tc>
-          <w:tcPr>
-            <w:tcW w:w="611" w:type="pct"/>
-            <w:gridSpan w:val="2"/>
-            <w:vAlign w:val="center"/>
-          </w:tcPr>
-          <w:p>
-            <w:pPr>
-              <w:spacing w:before="0" w:after="0"/>
-              <w:jc w:val="center"/>
-              <w:rPr>
-                <w:rFonts w:ascii="Calibri" w:hAnsi="Calibri" w:cs="Calibri"/>
-                <w:b/>
-                <w:bCs/>
-                <w:color w:val="747474" w:themeColor="background2" w:themeShade="80"/>
-                <w:sz w:val="18"/>
-                <w:szCs w:val="18"/>
-                <w:lang w:val="es-CO" w:eastAsia="es-CO"/>
-                <w14:ligatures w14:val="none"/>
-              </w:rPr>
-            </w:pPr>
-          </w:p>
-        </w:tc>
-        <w:tc>
-          <w:tcPr>
-            <w:tcW w:w="610" w:type="pct"/>
-            <w:vAlign w:val="center"/>
-          </w:tcPr>
-          <w:p>
-            <w:pPr>
-              <w:spacing w:before="0" w:after="0"/>
-              <w:jc w:val="center"/>
-              <w:rPr>
-                <w:rFonts w:ascii="Calibri" w:hAnsi="Calibri" w:cs="Calibri"/>
-                <w:b/>
-                <w:bCs/>
-                <w:color w:val="747474" w:themeColor="background2" w:themeShade="80"/>
-                <w:sz w:val="18"/>
-                <w:szCs w:val="18"/>
-                <w:lang w:val="es-CO" w:eastAsia="es-CO"/>
-                <w14:ligatures w14:val="none"/>
-              </w:rPr>
-            </w:pPr>
-          </w:p>
-        </w:tc>
-        <w:tc>
-          <w:tcPr>
-            <w:tcW w:w="2430" w:type="pct"/>
-            <w:gridSpan w:val="5"/>
-            <w:noWrap/>
-            <w:vAlign w:val="center"/>
-          </w:tcPr>
-          <w:p>
-            <w:pPr>
-              <w:spacing w:before="0" w:after="0"/>
-              <w:jc w:val="center"/>
-              <w:rPr>
-                <w:rFonts w:ascii="Calibri" w:hAnsi="Calibri" w:cs="Calibri"/>
-                <w:sz w:val="18"/>
-                <w:szCs w:val="18"/>
-                <w:lang w:val="es-CO" w:eastAsia="es-CO"/>
-                <w14:ligatures w14:val="none"/>
-              </w:rPr>
-            </w:pPr>
-          </w:p>
-        </w:tc>
-      </w:tr>
-      <w:tr>
-        <w:tblPrEx>
-          <w:tblBorders>
-            <w:top w:val="single" w:sz="4" w:space="0" w:color="auto"/>
-            <w:left w:val="single" w:sz="4" w:space="0" w:color="auto"/>
-            <w:bottom w:val="single" w:sz="4" w:space="0" w:color="auto"/>
-            <w:right w:val="single" w:sz="4" w:space="0" w:color="auto"/>
-            <w:insideH w:val="single" w:sz="4" w:space="0" w:color="auto"/>
-            <w:insideV w:val="single" w:sz="4" w:space="0" w:color="auto"/>
-          </w:tblBorders>
-        </w:tblPrEx>
-        <w:trPr>
-          <w:trHeight w:val="295"/>
-        </w:trPr>
-        <w:tc>
-          <w:tcPr>
-            <w:tcW w:w="1349" w:type="pct"/>
-            <w:gridSpan w:val="3"/>
-            <w:vAlign w:val="center"/>
-            <w:hideMark/>
-          </w:tcPr>
-          <w:p>
-            <w:pPr>
-              <w:spacing w:before="0" w:after="0"/>
-              <w:jc w:val="left"/>
-              <w:rPr>
-                <w:rFonts w:ascii="Calibri" w:hAnsi="Calibri" w:cs="Calibri"/>
-                <w:b/>
-                <w:bCs/>
-                <w:sz w:val="18"/>
-                <w:szCs w:val="18"/>
-                <w:lang w:val="es-CO" w:eastAsia="es-CO"/>
-                <w14:ligatures w14:val="none"/>
-              </w:rPr>
-            </w:pPr>
-            <w:r>
-              <w:rPr>
-                <w:rFonts w:ascii="Calibri" w:hAnsi="Calibri" w:cs="Calibri"/>
-                <w:b/>
-                <w:bCs/>
-                <w:sz w:val="18"/>
-                <w:szCs w:val="18"/>
-                <w:lang w:val="es-CO" w:eastAsia="es-CO"/>
-                <w14:ligatures w14:val="none"/>
-              </w:rPr>
-              <w:t xml:space="preserve">Administración de </w:t>
-            </w:r>
-            <w:r>
-              <w:rPr>
-                <w:rFonts w:ascii="Calibri" w:hAnsi="Calibri" w:cs="Calibri"/>
-                <w:b/>
-                <w:bCs/>
-                <w:sz w:val="18"/>
-                <w:szCs w:val="18"/>
-                <w:lang w:val="es-CO" w:eastAsia="es-CO"/>
-                <w14:ligatures w14:val="none"/>
-              </w:rPr>
-              <w:t>r</w:t>
-            </w:r>
-            <w:r>
-              <w:rPr>
-                <w:rFonts w:ascii="Calibri" w:hAnsi="Calibri" w:cs="Calibri"/>
-                <w:b/>
-                <w:bCs/>
-                <w:sz w:val="18"/>
-                <w:szCs w:val="18"/>
-                <w:lang w:val="es-CO" w:eastAsia="es-CO"/>
-                <w14:ligatures w14:val="none"/>
-              </w:rPr>
-              <w:t>ecursos</w:t>
-            </w:r>
-          </w:p>
-        </w:tc>
-        <w:tc>
-          <w:tcPr>
-            <w:tcW w:w="611" w:type="pct"/>
-            <w:gridSpan w:val="2"/>
-            <w:vAlign w:val="center"/>
-          </w:tcPr>
-          <w:p>
-            <w:pPr>
-              <w:spacing w:before="0" w:after="0"/>
-              <w:jc w:val="center"/>
-              <w:rPr>
-                <w:rFonts w:ascii="Calibri" w:hAnsi="Calibri" w:cs="Calibri"/>
-                <w:b/>
-                <w:bCs/>
-                <w:color w:val="747474" w:themeColor="background2" w:themeShade="80"/>
-                <w:sz w:val="18"/>
-                <w:szCs w:val="18"/>
-                <w:lang w:val="es-CO" w:eastAsia="es-CO"/>
-                <w14:ligatures w14:val="none"/>
-              </w:rPr>
-            </w:pPr>
-          </w:p>
-        </w:tc>
-        <w:tc>
-          <w:tcPr>
-            <w:tcW w:w="610" w:type="pct"/>
-            <w:vAlign w:val="center"/>
-          </w:tcPr>
-          <w:p>
-            <w:pPr>
-              <w:spacing w:before="0" w:after="0"/>
-              <w:jc w:val="center"/>
-              <w:rPr>
-                <w:rFonts w:ascii="Calibri" w:hAnsi="Calibri" w:cs="Calibri"/>
-                <w:b/>
-                <w:bCs/>
-                <w:color w:val="747474" w:themeColor="background2" w:themeShade="80"/>
-                <w:sz w:val="18"/>
-                <w:szCs w:val="18"/>
-                <w:lang w:val="es-CO" w:eastAsia="es-CO"/>
-                <w14:ligatures w14:val="none"/>
-              </w:rPr>
-            </w:pPr>
-          </w:p>
-        </w:tc>
-        <w:tc>
-          <w:tcPr>
-            <w:tcW w:w="2430" w:type="pct"/>
-            <w:gridSpan w:val="5"/>
-            <w:noWrap/>
-            <w:vAlign w:val="center"/>
-          </w:tcPr>
-          <w:p>
-            <w:pPr>
-              <w:spacing w:before="0" w:after="0"/>
-              <w:rPr>
-                <w:rFonts w:ascii="Calibri" w:hAnsi="Calibri" w:cs="Calibri"/>
-                <w:sz w:val="18"/>
-                <w:szCs w:val="18"/>
-                <w:lang w:val="es-CO" w:eastAsia="es-CO"/>
-                <w14:ligatures w14:val="none"/>
-              </w:rPr>
-            </w:pPr>
-          </w:p>
-        </w:tc>
-      </w:tr>
-      <w:tr>
-        <w:tblPrEx>
-          <w:tblBorders>
-            <w:top w:val="single" w:sz="4" w:space="0" w:color="auto"/>
-            <w:left w:val="single" w:sz="4" w:space="0" w:color="auto"/>
-            <w:bottom w:val="single" w:sz="4" w:space="0" w:color="auto"/>
-            <w:right w:val="single" w:sz="4" w:space="0" w:color="auto"/>
-            <w:insideH w:val="single" w:sz="4" w:space="0" w:color="auto"/>
-            <w:insideV w:val="single" w:sz="4" w:space="0" w:color="auto"/>
-          </w:tblBorders>
-        </w:tblPrEx>
-        <w:trPr>
-          <w:trHeight w:val="295"/>
-        </w:trPr>
-        <w:tc>
-          <w:tcPr>
-            <w:tcW w:w="1349" w:type="pct"/>
-            <w:gridSpan w:val="3"/>
-            <w:vAlign w:val="center"/>
-            <w:hideMark/>
-          </w:tcPr>
-          <w:p>
-            <w:pPr>
-              <w:spacing w:before="0" w:after="0"/>
-              <w:jc w:val="left"/>
-              <w:rPr>
-                <w:rFonts w:ascii="Calibri" w:hAnsi="Calibri" w:cs="Calibri"/>
-                <w:b/>
-                <w:bCs/>
-                <w:sz w:val="18"/>
-                <w:szCs w:val="18"/>
-                <w:lang w:val="es-CO" w:eastAsia="es-CO"/>
-                <w14:ligatures w14:val="none"/>
-              </w:rPr>
-            </w:pPr>
-            <w:r>
-              <w:rPr>
-                <w:rFonts w:ascii="Calibri" w:hAnsi="Calibri" w:cs="Calibri"/>
-                <w:b/>
-                <w:bCs/>
-                <w:sz w:val="18"/>
-                <w:szCs w:val="18"/>
-                <w:lang w:val="es-CO" w:eastAsia="es-CO"/>
-                <w14:ligatures w14:val="none"/>
-              </w:rPr>
-              <w:t>Seguridad y salud en el trabajo</w:t>
-            </w:r>
-          </w:p>
-        </w:tc>
-        <w:tc>
-          <w:tcPr>
-            <w:tcW w:w="611" w:type="pct"/>
-            <w:gridSpan w:val="2"/>
-            <w:vAlign w:val="center"/>
-          </w:tcPr>
-          <w:p>
-            <w:pPr>
-              <w:spacing w:before="0" w:after="0"/>
-              <w:jc w:val="center"/>
-              <w:rPr>
-                <w:rFonts w:ascii="Calibri" w:hAnsi="Calibri" w:cs="Calibri"/>
-                <w:b/>
-                <w:bCs/>
-                <w:color w:val="747474" w:themeColor="background2" w:themeShade="80"/>
-                <w:sz w:val="18"/>
-                <w:szCs w:val="18"/>
-                <w:lang w:val="es-CO" w:eastAsia="es-CO"/>
-                <w14:ligatures w14:val="none"/>
-              </w:rPr>
-            </w:pPr>
-          </w:p>
-        </w:tc>
-        <w:tc>
-          <w:tcPr>
-            <w:tcW w:w="610" w:type="pct"/>
-            <w:vAlign w:val="center"/>
-          </w:tcPr>
-          <w:p>
-            <w:pPr>
-              <w:spacing w:before="0" w:after="0"/>
-              <w:jc w:val="center"/>
-              <w:rPr>
-                <w:rFonts w:ascii="Calibri" w:hAnsi="Calibri" w:cs="Calibri"/>
-                <w:b/>
-                <w:bCs/>
-                <w:color w:val="747474" w:themeColor="background2" w:themeShade="80"/>
-                <w:sz w:val="18"/>
-                <w:szCs w:val="18"/>
-                <w:lang w:val="es-CO" w:eastAsia="es-CO"/>
-                <w14:ligatures w14:val="none"/>
-              </w:rPr>
-            </w:pPr>
-          </w:p>
-        </w:tc>
-        <w:tc>
-          <w:tcPr>
-            <w:tcW w:w="2430" w:type="pct"/>
-            <w:gridSpan w:val="5"/>
-            <w:noWrap/>
-            <w:vAlign w:val="center"/>
-          </w:tcPr>
-          <w:p>
-            <w:pPr>
-              <w:spacing w:before="0" w:after="0"/>
-              <w:rPr>
-                <w:rFonts w:ascii="Calibri" w:hAnsi="Calibri" w:cs="Calibri"/>
-                <w:sz w:val="18"/>
-                <w:szCs w:val="18"/>
-                <w:lang w:val="es-CO" w:eastAsia="es-CO"/>
-                <w14:ligatures w14:val="none"/>
-              </w:rPr>
-            </w:pPr>
-          </w:p>
-        </w:tc>
-      </w:tr>
-      <w:tr>
-        <w:tblPrEx>
-          <w:tblBorders>
-            <w:top w:val="single" w:sz="4" w:space="0" w:color="auto"/>
-            <w:left w:val="single" w:sz="4" w:space="0" w:color="auto"/>
-            <w:bottom w:val="single" w:sz="4" w:space="0" w:color="auto"/>
-            <w:right w:val="single" w:sz="4" w:space="0" w:color="auto"/>
-            <w:insideH w:val="single" w:sz="4" w:space="0" w:color="auto"/>
-            <w:insideV w:val="single" w:sz="4" w:space="0" w:color="auto"/>
-          </w:tblBorders>
-        </w:tblPrEx>
-        <w:trPr>
-          <w:trHeight w:val="295"/>
-        </w:trPr>
-        <w:tc>
-          <w:tcPr>
-            <w:tcW w:w="1349" w:type="pct"/>
-            <w:gridSpan w:val="3"/>
-            <w:tcBorders>
-              <w:bottom w:val="thickThinLargeGap" w:sz="12" w:space="0" w:color="auto"/>
-            </w:tcBorders>
-            <w:vAlign w:val="center"/>
-            <w:hideMark/>
-          </w:tcPr>
-          <w:p>
-            <w:pPr>
-              <w:spacing w:before="0" w:after="0"/>
-              <w:jc w:val="left"/>
-              <w:rPr>
-                <w:rFonts w:ascii="Calibri" w:hAnsi="Calibri" w:cs="Calibri"/>
-                <w:b/>
-                <w:bCs/>
-                <w:sz w:val="18"/>
-                <w:szCs w:val="18"/>
-                <w:lang w:val="es-CO" w:eastAsia="es-CO"/>
-                <w14:ligatures w14:val="none"/>
-              </w:rPr>
-            </w:pPr>
-            <w:r>
-              <w:rPr>
-                <w:rFonts w:ascii="Calibri" w:hAnsi="Calibri" w:cs="Calibri"/>
-                <w:b/>
-                <w:bCs/>
-                <w:sz w:val="18"/>
-                <w:szCs w:val="18"/>
-                <w:lang w:val="es-CO" w:eastAsia="es-CO"/>
-                <w14:ligatures w14:val="none"/>
-              </w:rPr>
-              <w:t xml:space="preserve">Documentación </w:t>
-            </w:r>
-            <w:r>
-              <w:rPr>
-                <w:rFonts w:ascii="Calibri" w:hAnsi="Calibri" w:cs="Calibri"/>
-                <w:b/>
-                <w:bCs/>
-                <w:sz w:val="18"/>
-                <w:szCs w:val="18"/>
-                <w:lang w:val="es-CO" w:eastAsia="es-CO"/>
-                <w14:ligatures w14:val="none"/>
-              </w:rPr>
-              <w:t>e</w:t>
-            </w:r>
-            <w:r>
-              <w:rPr>
-                <w:rFonts w:ascii="Calibri" w:hAnsi="Calibri" w:cs="Calibri"/>
-                <w:b/>
-                <w:bCs/>
-                <w:sz w:val="18"/>
-                <w:szCs w:val="18"/>
-                <w:lang w:val="es-CO" w:eastAsia="es-CO"/>
-                <w14:ligatures w14:val="none"/>
-              </w:rPr>
-              <w:t xml:space="preserve">tapa </w:t>
-            </w:r>
-            <w:r>
-              <w:rPr>
-                <w:rFonts w:ascii="Calibri" w:hAnsi="Calibri" w:cs="Calibri"/>
-                <w:b/>
-                <w:bCs/>
-                <w:sz w:val="18"/>
-                <w:szCs w:val="18"/>
-                <w:lang w:val="es-CO" w:eastAsia="es-CO"/>
-                <w14:ligatures w14:val="none"/>
-              </w:rPr>
-              <w:t>p</w:t>
-            </w:r>
-            <w:r>
-              <w:rPr>
-                <w:rFonts w:ascii="Calibri" w:hAnsi="Calibri" w:cs="Calibri"/>
-                <w:b/>
-                <w:bCs/>
-                <w:sz w:val="18"/>
-                <w:szCs w:val="18"/>
-                <w:lang w:val="es-CO" w:eastAsia="es-CO"/>
-                <w14:ligatures w14:val="none"/>
-              </w:rPr>
-              <w:t>roductiva</w:t>
-            </w:r>
-          </w:p>
-        </w:tc>
-        <w:tc>
-          <w:tcPr>
-            <w:tcW w:w="611" w:type="pct"/>
-            <w:gridSpan w:val="2"/>
-            <w:tcBorders>
-              <w:bottom w:val="thickThinLargeGap" w:sz="12" w:space="0" w:color="auto"/>
-            </w:tcBorders>
-            <w:vAlign w:val="center"/>
-          </w:tcPr>
-          <w:p>
-            <w:pPr>
-              <w:spacing w:before="0" w:after="0"/>
-              <w:jc w:val="center"/>
-              <w:rPr>
-                <w:rFonts w:ascii="Calibri" w:hAnsi="Calibri" w:cs="Calibri"/>
-                <w:b/>
-                <w:bCs/>
-                <w:color w:val="747474" w:themeColor="background2" w:themeShade="80"/>
-                <w:sz w:val="18"/>
-                <w:szCs w:val="18"/>
-                <w:lang w:val="es-CO" w:eastAsia="es-CO"/>
-                <w14:ligatures w14:val="none"/>
-              </w:rPr>
-            </w:pPr>
-          </w:p>
-        </w:tc>
-        <w:tc>
-          <w:tcPr>
-            <w:tcW w:w="610" w:type="pct"/>
-            <w:tcBorders>
-              <w:bottom w:val="thickThinLargeGap" w:sz="12" w:space="0" w:color="auto"/>
-            </w:tcBorders>
-            <w:vAlign w:val="center"/>
-          </w:tcPr>
-          <w:p>
-            <w:pPr>
-              <w:spacing w:before="0" w:after="0"/>
-              <w:jc w:val="center"/>
-              <w:rPr>
-                <w:rFonts w:ascii="Calibri" w:hAnsi="Calibri" w:cs="Calibri"/>
-                <w:b/>
-                <w:bCs/>
-                <w:color w:val="747474" w:themeColor="background2" w:themeShade="80"/>
-                <w:sz w:val="18"/>
-                <w:szCs w:val="18"/>
-                <w:lang w:val="es-CO" w:eastAsia="es-CO"/>
-                <w14:ligatures w14:val="none"/>
-              </w:rPr>
-            </w:pPr>
-          </w:p>
-        </w:tc>
-        <w:tc>
-          <w:tcPr>
-            <w:tcW w:w="2430" w:type="pct"/>
-            <w:gridSpan w:val="5"/>
-            <w:tcBorders>
-              <w:bottom w:val="thickThinLargeGap" w:sz="12" w:space="0" w:color="auto"/>
-            </w:tcBorders>
-            <w:noWrap/>
-            <w:vAlign w:val="center"/>
-          </w:tcPr>
-          <w:p>
-            <w:pPr>
-              <w:spacing w:before="0" w:after="0"/>
-              <w:rPr>
-                <w:rFonts w:ascii="Calibri" w:hAnsi="Calibri" w:cs="Calibri"/>
-                <w:sz w:val="18"/>
-                <w:szCs w:val="18"/>
-                <w:lang w:val="es-CO" w:eastAsia="es-CO"/>
-                <w14:ligatures w14:val="none"/>
-              </w:rPr>
-            </w:pPr>
-          </w:p>
-        </w:tc>
-      </w:tr>
-      <w:tr>
-        <w:tblPrEx>
-          <w:tblBorders>
-            <w:top w:val="single" w:sz="4" w:space="0" w:color="auto"/>
-            <w:left w:val="single" w:sz="4" w:space="0" w:color="auto"/>
-            <w:bottom w:val="single" w:sz="4" w:space="0" w:color="auto"/>
-            <w:right w:val="single" w:sz="4" w:space="0" w:color="auto"/>
-            <w:insideH w:val="single" w:sz="4" w:space="0" w:color="auto"/>
-            <w:insideV w:val="single" w:sz="4" w:space="0" w:color="auto"/>
-          </w:tblBorders>
-        </w:tblPrEx>
-        <w:trPr>
-          <w:trHeight w:val="322"/>
-        </w:trPr>
-        <w:tc>
-          <w:tcPr>
-            <w:tcW w:w="5000" w:type="pct"/>
-            <w:gridSpan w:val="11"/>
-            <w:tcBorders>
-              <w:top w:val="thickThinLargeGap" w:sz="12" w:space="0" w:color="auto"/>
-            </w:tcBorders>
-            <w:noWrap/>
-            <w:vAlign w:val="center"/>
-            <w:hideMark/>
-          </w:tcPr>
-          <w:p>
-            <w:pPr>
-              <w:spacing w:before="0" w:after="0"/>
-              <w:jc w:val="center"/>
-              <w:rPr>
-                <w:rFonts w:ascii="Calibri" w:hAnsi="Calibri" w:cs="Calibri"/>
-                <w:b/>
-                <w:bCs/>
-                <w:i/>
-                <w:iCs/>
-                <w:sz w:val="18"/>
-                <w:szCs w:val="18"/>
-                <w:lang w:val="es-CO" w:eastAsia="es-CO"/>
-                <w14:ligatures w14:val="none"/>
-              </w:rPr>
-            </w:pPr>
-            <w:r>
-              <w:rPr>
-                <w:rFonts w:ascii="Calibri" w:hAnsi="Calibri" w:cs="Calibri"/>
-                <w:b/>
-                <w:bCs/>
-                <w:i/>
-                <w:iCs/>
-                <w:sz w:val="18"/>
-                <w:szCs w:val="18"/>
-                <w:lang w:val="es-CO" w:eastAsia="es-CO"/>
-                <w14:ligatures w14:val="none"/>
-              </w:rPr>
-              <w:t xml:space="preserve">Factores Actitudinales y Comportamentales </w:t>
-            </w:r>
-          </w:p>
-        </w:tc>
-      </w:tr>
-      <w:tr>
-        <w:tblPrEx>
-          <w:tblBorders>
-            <w:top w:val="single" w:sz="4" w:space="0" w:color="auto"/>
-            <w:left w:val="single" w:sz="4" w:space="0" w:color="auto"/>
-            <w:bottom w:val="single" w:sz="4" w:space="0" w:color="auto"/>
-            <w:right w:val="single" w:sz="4" w:space="0" w:color="auto"/>
-            <w:insideH w:val="single" w:sz="4" w:space="0" w:color="auto"/>
-            <w:insideV w:val="single" w:sz="4" w:space="0" w:color="auto"/>
-          </w:tblBorders>
-        </w:tblPrEx>
-        <w:trPr>
-          <w:trHeight w:val="123"/>
-        </w:trPr>
-        <w:tc>
-          <w:tcPr>
-            <w:tcW w:w="1349" w:type="pct"/>
-            <w:gridSpan w:val="3"/>
-            <w:vMerge w:val="restart"/>
-            <w:vAlign w:val="center"/>
-            <w:hideMark/>
-          </w:tcPr>
-          <w:p>
-            <w:pPr>
-              <w:spacing w:before="0" w:after="0"/>
-              <w:jc w:val="center"/>
-              <w:rPr>
-                <w:rFonts w:ascii="Calibri" w:hAnsi="Calibri" w:cs="Calibri"/>
-                <w:b/>
-                <w:bCs/>
-                <w:sz w:val="18"/>
-                <w:szCs w:val="18"/>
-                <w:lang w:val="es-CO" w:eastAsia="es-CO"/>
-                <w14:ligatures w14:val="none"/>
-              </w:rPr>
-            </w:pPr>
-            <w:r>
-              <w:rPr>
-                <w:rFonts w:ascii="Calibri" w:hAnsi="Calibri" w:cs="Calibri"/>
-                <w:b/>
-                <w:bCs/>
-                <w:sz w:val="18"/>
-                <w:szCs w:val="18"/>
-                <w:lang w:val="es-CO" w:eastAsia="es-CO"/>
-                <w14:ligatures w14:val="none"/>
-              </w:rPr>
-              <w:t>Variable</w:t>
-            </w:r>
-          </w:p>
-        </w:tc>
-        <w:tc>
-          <w:tcPr>
-            <w:tcW w:w="1221" w:type="pct"/>
-            <w:gridSpan w:val="3"/>
-            <w:vAlign w:val="center"/>
-            <w:hideMark/>
-          </w:tcPr>
-          <w:p>
-            <w:pPr>
-              <w:spacing w:before="0" w:after="0"/>
-              <w:jc w:val="center"/>
-              <w:rPr>
-                <w:rFonts w:ascii="Calibri" w:hAnsi="Calibri" w:cs="Calibri"/>
-                <w:b/>
-                <w:bCs/>
-                <w:sz w:val="18"/>
-                <w:szCs w:val="18"/>
-                <w:lang w:val="es-CO" w:eastAsia="es-CO"/>
-                <w14:ligatures w14:val="none"/>
-              </w:rPr>
-            </w:pPr>
-            <w:r>
-              <w:rPr>
-                <w:rFonts w:ascii="Calibri" w:hAnsi="Calibri" w:cs="Calibri"/>
-                <w:b/>
-                <w:bCs/>
-                <w:sz w:val="18"/>
-                <w:szCs w:val="18"/>
-                <w:lang w:val="es-CO" w:eastAsia="es-CO"/>
-                <w14:ligatures w14:val="none"/>
-              </w:rPr>
-              <w:t>Valoración</w:t>
-            </w:r>
-            <w:r>
-              <w:rPr>
-                <w:rFonts w:ascii="Calibri" w:hAnsi="Calibri" w:cs="Calibri"/>
-                <w:i/>
-                <w:iCs/>
-                <w:sz w:val="18"/>
-                <w:szCs w:val="18"/>
-                <w:lang w:val="es-CO" w:eastAsia="es-CO"/>
-                <w14:ligatures w14:val="none"/>
-              </w:rPr>
-              <w:t xml:space="preserve"> (marcar con X)</w:t>
-            </w:r>
-          </w:p>
-        </w:tc>
-        <w:tc>
-          <w:tcPr>
-            <w:tcW w:w="2430" w:type="pct"/>
-            <w:gridSpan w:val="5"/>
-            <w:vMerge w:val="restart"/>
-            <w:noWrap/>
-            <w:vAlign w:val="center"/>
-            <w:hideMark/>
-          </w:tcPr>
-          <w:p>
-            <w:pPr>
-              <w:spacing w:before="0" w:after="0"/>
-              <w:jc w:val="center"/>
-              <w:rPr>
-                <w:rFonts w:ascii="Calibri" w:hAnsi="Calibri" w:cs="Calibri"/>
-                <w:b/>
-                <w:bCs/>
-                <w:sz w:val="18"/>
-                <w:szCs w:val="18"/>
-                <w:lang w:val="es-CO" w:eastAsia="es-CO"/>
-                <w14:ligatures w14:val="none"/>
-              </w:rPr>
-            </w:pPr>
-            <w:r>
-              <w:rPr>
-                <w:rFonts w:ascii="Calibri" w:hAnsi="Calibri" w:cs="Calibri"/>
-                <w:b/>
-                <w:bCs/>
-                <w:sz w:val="18"/>
-                <w:szCs w:val="18"/>
-                <w:lang w:val="es-CO" w:eastAsia="es-CO"/>
-                <w14:ligatures w14:val="none"/>
-              </w:rPr>
-              <w:t>Observaciones / Compromisos de mejora</w:t>
-            </w:r>
-          </w:p>
-        </w:tc>
-      </w:tr>
-      <w:tr>
-        <w:tblPrEx>
-          <w:tblBorders>
-            <w:top w:val="single" w:sz="4" w:space="0" w:color="auto"/>
-            <w:left w:val="single" w:sz="4" w:space="0" w:color="auto"/>
-            <w:bottom w:val="single" w:sz="4" w:space="0" w:color="auto"/>
-            <w:right w:val="single" w:sz="4" w:space="0" w:color="auto"/>
-            <w:insideH w:val="single" w:sz="4" w:space="0" w:color="auto"/>
-            <w:insideV w:val="single" w:sz="4" w:space="0" w:color="auto"/>
-          </w:tblBorders>
-        </w:tblPrEx>
-        <w:trPr>
-          <w:trHeight w:val="122"/>
-        </w:trPr>
-        <w:tc>
-          <w:tcPr>
-            <w:tcW w:w="1349" w:type="pct"/>
-            <w:gridSpan w:val="3"/>
-            <w:vMerge/>
-            <w:vAlign w:val="center"/>
-          </w:tcPr>
-          <w:p>
-            <w:pPr>
-              <w:spacing w:before="0" w:after="0"/>
-              <w:jc w:val="center"/>
-              <w:rPr>
-                <w:rFonts w:ascii="Calibri" w:hAnsi="Calibri" w:cs="Calibri"/>
-                <w:b/>
-                <w:bCs/>
-                <w:sz w:val="18"/>
-                <w:szCs w:val="18"/>
-                <w:lang w:val="es-CO" w:eastAsia="es-CO"/>
-                <w14:ligatures w14:val="none"/>
-              </w:rPr>
-            </w:pPr>
-          </w:p>
-        </w:tc>
-        <w:tc>
-          <w:tcPr>
-            <w:tcW w:w="611" w:type="pct"/>
-            <w:gridSpan w:val="2"/>
-            <w:vAlign w:val="center"/>
-          </w:tcPr>
-          <w:p>
-            <w:pPr>
-              <w:spacing w:before="0" w:after="0"/>
-              <w:jc w:val="center"/>
-              <w:rPr>
-                <w:rFonts w:ascii="Calibri" w:hAnsi="Calibri" w:cs="Calibri"/>
-                <w:b/>
-                <w:bCs/>
-                <w:sz w:val="18"/>
-                <w:szCs w:val="18"/>
-                <w:lang w:val="es-CO" w:eastAsia="es-CO"/>
-                <w14:ligatures w14:val="none"/>
-              </w:rPr>
-            </w:pPr>
-            <w:r>
-              <w:rPr>
-                <w:rFonts w:ascii="Calibri" w:hAnsi="Calibri" w:cs="Calibri"/>
-                <w:b/>
-                <w:bCs/>
-                <w:color w:val="747474" w:themeColor="background2" w:themeShade="80"/>
-                <w:sz w:val="18"/>
-                <w:szCs w:val="18"/>
-                <w:lang w:val="es-CO" w:eastAsia="es-CO"/>
-                <w14:ligatures w14:val="none"/>
-              </w:rPr>
-              <w:t>Satisfactorio</w:t>
-            </w:r>
-          </w:p>
-        </w:tc>
-        <w:tc>
-          <w:tcPr>
-            <w:tcW w:w="610" w:type="pct"/>
-            <w:vAlign w:val="center"/>
-          </w:tcPr>
-          <w:p>
-            <w:pPr>
-              <w:spacing w:before="0" w:after="0"/>
-              <w:jc w:val="center"/>
-              <w:rPr>
-                <w:rFonts w:ascii="Calibri" w:hAnsi="Calibri" w:cs="Calibri"/>
-                <w:b/>
-                <w:bCs/>
-                <w:sz w:val="18"/>
-                <w:szCs w:val="18"/>
-                <w:lang w:val="es-CO" w:eastAsia="es-CO"/>
-                <w14:ligatures w14:val="none"/>
-              </w:rPr>
-            </w:pPr>
-            <w:r>
-              <w:rPr>
-                <w:rFonts w:ascii="Calibri" w:hAnsi="Calibri" w:cs="Calibri"/>
-                <w:b/>
-                <w:bCs/>
-                <w:color w:val="747474" w:themeColor="background2" w:themeShade="80"/>
-                <w:sz w:val="18"/>
-                <w:szCs w:val="18"/>
-                <w:lang w:val="es-CO" w:eastAsia="es-CO"/>
-                <w14:ligatures w14:val="none"/>
-              </w:rPr>
-              <w:t>Por mejorar</w:t>
-            </w:r>
-          </w:p>
-        </w:tc>
-        <w:tc>
-          <w:tcPr>
-            <w:tcW w:w="2430" w:type="pct"/>
-            <w:gridSpan w:val="5"/>
-            <w:vMerge/>
-            <w:noWrap/>
-            <w:vAlign w:val="center"/>
-          </w:tcPr>
-          <w:p>
-            <w:pPr>
-              <w:spacing w:before="0" w:after="0"/>
-              <w:jc w:val="center"/>
-              <w:rPr>
-                <w:rFonts w:ascii="Calibri" w:hAnsi="Calibri" w:cs="Calibri"/>
-                <w:b/>
-                <w:bCs/>
-                <w:sz w:val="18"/>
-                <w:szCs w:val="18"/>
-                <w:lang w:val="es-CO" w:eastAsia="es-CO"/>
-                <w14:ligatures w14:val="none"/>
-              </w:rPr>
-            </w:pPr>
-          </w:p>
-        </w:tc>
-      </w:tr>
-      <w:tr>
-        <w:tblPrEx>
-          <w:tblBorders>
-            <w:top w:val="single" w:sz="4" w:space="0" w:color="auto"/>
-            <w:left w:val="single" w:sz="4" w:space="0" w:color="auto"/>
-            <w:bottom w:val="single" w:sz="4" w:space="0" w:color="auto"/>
-            <w:right w:val="single" w:sz="4" w:space="0" w:color="auto"/>
-            <w:insideH w:val="single" w:sz="4" w:space="0" w:color="auto"/>
-            <w:insideV w:val="single" w:sz="4" w:space="0" w:color="auto"/>
-          </w:tblBorders>
-        </w:tblPrEx>
-        <w:trPr>
-          <w:trHeight w:val="295"/>
-        </w:trPr>
-        <w:tc>
-          <w:tcPr>
-            <w:tcW w:w="1349" w:type="pct"/>
-            <w:gridSpan w:val="3"/>
-            <w:vAlign w:val="center"/>
-            <w:hideMark/>
-          </w:tcPr>
-          <w:p>
-            <w:pPr>
-              <w:spacing w:before="0" w:after="0"/>
-              <w:jc w:val="left"/>
-              <w:rPr>
-                <w:rFonts w:ascii="Calibri" w:hAnsi="Calibri" w:cs="Calibri"/>
-                <w:b/>
-                <w:bCs/>
-                <w:sz w:val="18"/>
-                <w:szCs w:val="18"/>
-                <w:lang w:val="es-CO" w:eastAsia="es-CO"/>
-                <w14:ligatures w14:val="none"/>
-              </w:rPr>
-            </w:pPr>
-            <w:r>
-              <w:rPr>
-                <w:rFonts w:ascii="Calibri" w:hAnsi="Calibri" w:cs="Calibri"/>
-                <w:b/>
-                <w:bCs/>
-                <w:sz w:val="18"/>
-                <w:szCs w:val="18"/>
-                <w:lang w:val="es-CO" w:eastAsia="es-CO"/>
-                <w14:ligatures w14:val="none"/>
-              </w:rPr>
-              <w:t xml:space="preserve">Relaciones </w:t>
-            </w:r>
-            <w:r>
-              <w:rPr>
-                <w:rFonts w:ascii="Calibri" w:hAnsi="Calibri" w:cs="Calibri"/>
-                <w:b/>
-                <w:bCs/>
-                <w:sz w:val="18"/>
-                <w:szCs w:val="18"/>
-                <w:lang w:val="es-CO" w:eastAsia="es-CO"/>
-                <w14:ligatures w14:val="none"/>
-              </w:rPr>
-              <w:t>i</w:t>
-            </w:r>
-            <w:r>
-              <w:rPr>
-                <w:rFonts w:ascii="Calibri" w:hAnsi="Calibri" w:cs="Calibri"/>
-                <w:b/>
-                <w:bCs/>
-                <w:sz w:val="18"/>
-                <w:szCs w:val="18"/>
-                <w:lang w:val="es-CO" w:eastAsia="es-CO"/>
-                <w14:ligatures w14:val="none"/>
-              </w:rPr>
-              <w:t>nterpersonales</w:t>
-            </w:r>
-          </w:p>
-        </w:tc>
-        <w:tc>
-          <w:tcPr>
-            <w:tcW w:w="611" w:type="pct"/>
-            <w:gridSpan w:val="2"/>
-            <w:vAlign w:val="center"/>
-          </w:tcPr>
-          <w:p>
-            <w:pPr>
-              <w:spacing w:before="0" w:after="0"/>
-              <w:jc w:val="center"/>
-              <w:rPr>
-                <w:rFonts w:ascii="Calibri" w:hAnsi="Calibri" w:cs="Calibri"/>
-                <w:b/>
-                <w:bCs/>
-                <w:color w:val="747474" w:themeColor="background2" w:themeShade="80"/>
-                <w:sz w:val="18"/>
-                <w:szCs w:val="18"/>
-                <w:lang w:val="es-CO" w:eastAsia="es-CO"/>
-                <w14:ligatures w14:val="none"/>
-              </w:rPr>
-            </w:pPr>
-          </w:p>
-        </w:tc>
-        <w:tc>
-          <w:tcPr>
-            <w:tcW w:w="610" w:type="pct"/>
-            <w:vAlign w:val="center"/>
-          </w:tcPr>
-          <w:p>
-            <w:pPr>
-              <w:spacing w:before="0" w:after="0"/>
-              <w:jc w:val="center"/>
-              <w:rPr>
-                <w:rFonts w:ascii="Calibri" w:hAnsi="Calibri" w:cs="Calibri"/>
-                <w:b/>
-                <w:bCs/>
-                <w:color w:val="747474" w:themeColor="background2" w:themeShade="80"/>
-                <w:sz w:val="18"/>
-                <w:szCs w:val="18"/>
-                <w:lang w:val="es-CO" w:eastAsia="es-CO"/>
-                <w14:ligatures w14:val="none"/>
-              </w:rPr>
-            </w:pPr>
-          </w:p>
-        </w:tc>
-        <w:tc>
-          <w:tcPr>
-            <w:tcW w:w="2430" w:type="pct"/>
-            <w:gridSpan w:val="5"/>
-            <w:noWrap/>
-            <w:vAlign w:val="center"/>
-          </w:tcPr>
-          <w:p>
-            <w:pPr>
-              <w:spacing w:before="0" w:after="0"/>
-              <w:jc w:val="center"/>
-              <w:rPr>
-                <w:rFonts w:ascii="Calibri" w:hAnsi="Calibri" w:cs="Calibri"/>
-                <w:sz w:val="18"/>
-                <w:szCs w:val="18"/>
-                <w:lang w:val="es-CO" w:eastAsia="es-CO"/>
-                <w14:ligatures w14:val="none"/>
-              </w:rPr>
-            </w:pPr>
-          </w:p>
-        </w:tc>
-      </w:tr>
-      <w:tr>
-        <w:tblPrEx>
-          <w:tblBorders>
-            <w:top w:val="single" w:sz="4" w:space="0" w:color="auto"/>
-            <w:left w:val="single" w:sz="4" w:space="0" w:color="auto"/>
-            <w:bottom w:val="single" w:sz="4" w:space="0" w:color="auto"/>
-            <w:right w:val="single" w:sz="4" w:space="0" w:color="auto"/>
-            <w:insideH w:val="single" w:sz="4" w:space="0" w:color="auto"/>
-            <w:insideV w:val="single" w:sz="4" w:space="0" w:color="auto"/>
-          </w:tblBorders>
-        </w:tblPrEx>
-        <w:trPr>
-          <w:trHeight w:val="295"/>
-        </w:trPr>
-        <w:tc>
-          <w:tcPr>
-            <w:tcW w:w="1349" w:type="pct"/>
-            <w:gridSpan w:val="3"/>
-            <w:vAlign w:val="center"/>
-            <w:hideMark/>
-          </w:tcPr>
-          <w:p>
-            <w:pPr>
-              <w:spacing w:before="0" w:after="0"/>
-              <w:jc w:val="left"/>
-              <w:rPr>
-                <w:rFonts w:ascii="Calibri" w:hAnsi="Calibri" w:cs="Calibri"/>
-                <w:b/>
-                <w:bCs/>
-                <w:sz w:val="18"/>
-                <w:szCs w:val="18"/>
-                <w:lang w:val="es-CO" w:eastAsia="es-CO"/>
-                <w14:ligatures w14:val="none"/>
-              </w:rPr>
-            </w:pPr>
-            <w:r>
-              <w:rPr>
-                <w:rFonts w:ascii="Calibri" w:hAnsi="Calibri" w:cs="Calibri"/>
-                <w:b/>
-                <w:bCs/>
-                <w:sz w:val="18"/>
-                <w:szCs w:val="18"/>
-                <w:lang w:val="es-CO" w:eastAsia="es-CO"/>
-                <w14:ligatures w14:val="none"/>
-              </w:rPr>
-              <w:t xml:space="preserve">Trabajo en </w:t>
-            </w:r>
-            <w:r>
-              <w:rPr>
-                <w:rFonts w:ascii="Calibri" w:hAnsi="Calibri" w:cs="Calibri"/>
-                <w:b/>
-                <w:bCs/>
-                <w:sz w:val="18"/>
-                <w:szCs w:val="18"/>
-                <w:lang w:val="es-CO" w:eastAsia="es-CO"/>
-                <w14:ligatures w14:val="none"/>
-              </w:rPr>
-              <w:t>e</w:t>
-            </w:r>
-            <w:r>
-              <w:rPr>
-                <w:rFonts w:ascii="Calibri" w:hAnsi="Calibri" w:cs="Calibri"/>
-                <w:b/>
-                <w:bCs/>
-                <w:sz w:val="18"/>
-                <w:szCs w:val="18"/>
-                <w:lang w:val="es-CO" w:eastAsia="es-CO"/>
-                <w14:ligatures w14:val="none"/>
-              </w:rPr>
-              <w:t xml:space="preserve">quipo </w:t>
-            </w:r>
-          </w:p>
-        </w:tc>
-        <w:tc>
-          <w:tcPr>
-            <w:tcW w:w="611" w:type="pct"/>
-            <w:gridSpan w:val="2"/>
-            <w:vAlign w:val="center"/>
-          </w:tcPr>
-          <w:p>
-            <w:pPr>
-              <w:spacing w:before="0" w:after="0"/>
-              <w:jc w:val="center"/>
-              <w:rPr>
-                <w:rFonts w:ascii="Calibri" w:hAnsi="Calibri" w:cs="Calibri"/>
-                <w:b/>
-                <w:bCs/>
-                <w:color w:val="747474" w:themeColor="background2" w:themeShade="80"/>
-                <w:sz w:val="18"/>
-                <w:szCs w:val="18"/>
-                <w:lang w:val="es-CO" w:eastAsia="es-CO"/>
-                <w14:ligatures w14:val="none"/>
-              </w:rPr>
-            </w:pPr>
-          </w:p>
-        </w:tc>
-        <w:tc>
-          <w:tcPr>
-            <w:tcW w:w="610" w:type="pct"/>
-            <w:vAlign w:val="center"/>
-          </w:tcPr>
-          <w:p>
-            <w:pPr>
-              <w:spacing w:before="0" w:after="0"/>
-              <w:jc w:val="center"/>
-              <w:rPr>
-                <w:rFonts w:ascii="Calibri" w:hAnsi="Calibri" w:cs="Calibri"/>
-                <w:b/>
-                <w:bCs/>
-                <w:color w:val="747474" w:themeColor="background2" w:themeShade="80"/>
-                <w:sz w:val="18"/>
-                <w:szCs w:val="18"/>
-                <w:lang w:val="es-CO" w:eastAsia="es-CO"/>
-                <w14:ligatures w14:val="none"/>
-              </w:rPr>
-            </w:pPr>
-          </w:p>
-        </w:tc>
-        <w:tc>
-          <w:tcPr>
-            <w:tcW w:w="2430" w:type="pct"/>
-            <w:gridSpan w:val="5"/>
-            <w:noWrap/>
-            <w:vAlign w:val="center"/>
-          </w:tcPr>
-          <w:p>
-            <w:pPr>
-              <w:spacing w:before="0" w:after="0"/>
-              <w:jc w:val="center"/>
-              <w:rPr>
-                <w:rFonts w:ascii="Calibri" w:hAnsi="Calibri" w:cs="Calibri"/>
-                <w:sz w:val="18"/>
-                <w:szCs w:val="18"/>
-                <w:lang w:val="es-CO" w:eastAsia="es-CO"/>
-                <w14:ligatures w14:val="none"/>
-              </w:rPr>
-            </w:pPr>
-          </w:p>
-        </w:tc>
-      </w:tr>
-      <w:tr>
-        <w:tblPrEx>
-          <w:tblBorders>
-            <w:top w:val="single" w:sz="4" w:space="0" w:color="auto"/>
-            <w:left w:val="single" w:sz="4" w:space="0" w:color="auto"/>
-            <w:bottom w:val="single" w:sz="4" w:space="0" w:color="auto"/>
-            <w:right w:val="single" w:sz="4" w:space="0" w:color="auto"/>
-            <w:insideH w:val="single" w:sz="4" w:space="0" w:color="auto"/>
-            <w:insideV w:val="single" w:sz="4" w:space="0" w:color="auto"/>
-          </w:tblBorders>
-        </w:tblPrEx>
-        <w:trPr>
-          <w:trHeight w:val="295"/>
-        </w:trPr>
-        <w:tc>
-          <w:tcPr>
-            <w:tcW w:w="1349" w:type="pct"/>
-            <w:gridSpan w:val="3"/>
-            <w:vAlign w:val="center"/>
-            <w:hideMark/>
-          </w:tcPr>
-          <w:p>
-            <w:pPr>
-              <w:spacing w:before="0" w:after="0"/>
-              <w:jc w:val="left"/>
-              <w:rPr>
-                <w:rFonts w:ascii="Calibri" w:hAnsi="Calibri" w:cs="Calibri"/>
-                <w:b/>
-                <w:bCs/>
-                <w:sz w:val="18"/>
-                <w:szCs w:val="18"/>
-                <w:lang w:val="es-CO" w:eastAsia="es-CO"/>
-                <w14:ligatures w14:val="none"/>
-              </w:rPr>
-            </w:pPr>
-            <w:r>
-              <w:rPr>
-                <w:rFonts w:ascii="Calibri" w:hAnsi="Calibri" w:cs="Calibri"/>
-                <w:b/>
-                <w:bCs/>
-                <w:sz w:val="18"/>
-                <w:szCs w:val="18"/>
-                <w:lang w:val="es-CO" w:eastAsia="es-CO"/>
-                <w14:ligatures w14:val="none"/>
-              </w:rPr>
-              <w:t xml:space="preserve">Solución de </w:t>
-            </w:r>
-            <w:r>
-              <w:rPr>
-                <w:rFonts w:ascii="Calibri" w:hAnsi="Calibri" w:cs="Calibri"/>
-                <w:b/>
-                <w:bCs/>
-                <w:sz w:val="18"/>
-                <w:szCs w:val="18"/>
-                <w:lang w:val="es-CO" w:eastAsia="es-CO"/>
-                <w14:ligatures w14:val="none"/>
-              </w:rPr>
-              <w:t>p</w:t>
-            </w:r>
-            <w:r>
-              <w:rPr>
-                <w:rFonts w:ascii="Calibri" w:hAnsi="Calibri" w:cs="Calibri"/>
-                <w:b/>
-                <w:bCs/>
-                <w:sz w:val="18"/>
-                <w:szCs w:val="18"/>
-                <w:lang w:val="es-CO" w:eastAsia="es-CO"/>
-                <w14:ligatures w14:val="none"/>
-              </w:rPr>
-              <w:t>roblemas</w:t>
-            </w:r>
-          </w:p>
-        </w:tc>
-        <w:tc>
-          <w:tcPr>
-            <w:tcW w:w="611" w:type="pct"/>
-            <w:gridSpan w:val="2"/>
-            <w:vAlign w:val="center"/>
-          </w:tcPr>
-          <w:p>
-            <w:pPr>
-              <w:spacing w:before="0" w:after="0"/>
-              <w:jc w:val="center"/>
-              <w:rPr>
-                <w:rFonts w:ascii="Calibri" w:hAnsi="Calibri" w:cs="Calibri"/>
-                <w:b/>
-                <w:bCs/>
-                <w:color w:val="747474" w:themeColor="background2" w:themeShade="80"/>
-                <w:sz w:val="18"/>
-                <w:szCs w:val="18"/>
-                <w:lang w:val="es-CO" w:eastAsia="es-CO"/>
-                <w14:ligatures w14:val="none"/>
-              </w:rPr>
-            </w:pPr>
-          </w:p>
-        </w:tc>
-        <w:tc>
-          <w:tcPr>
-            <w:tcW w:w="610" w:type="pct"/>
-            <w:vAlign w:val="center"/>
-          </w:tcPr>
-          <w:p>
-            <w:pPr>
-              <w:spacing w:before="0" w:after="0"/>
-              <w:jc w:val="center"/>
-              <w:rPr>
-                <w:rFonts w:ascii="Calibri" w:hAnsi="Calibri" w:cs="Calibri"/>
-                <w:b/>
-                <w:bCs/>
-                <w:color w:val="747474" w:themeColor="background2" w:themeShade="80"/>
-                <w:sz w:val="18"/>
-                <w:szCs w:val="18"/>
-                <w:lang w:val="es-CO" w:eastAsia="es-CO"/>
-                <w14:ligatures w14:val="none"/>
-              </w:rPr>
-            </w:pPr>
-          </w:p>
-        </w:tc>
-        <w:tc>
-          <w:tcPr>
-            <w:tcW w:w="2430" w:type="pct"/>
-            <w:gridSpan w:val="5"/>
-            <w:noWrap/>
-            <w:vAlign w:val="center"/>
-          </w:tcPr>
-          <w:p>
-            <w:pPr>
-              <w:spacing w:before="0" w:after="0"/>
-              <w:jc w:val="center"/>
-              <w:rPr>
-                <w:rFonts w:ascii="Calibri" w:hAnsi="Calibri" w:cs="Calibri"/>
-                <w:sz w:val="18"/>
-                <w:szCs w:val="18"/>
-                <w:lang w:val="es-CO" w:eastAsia="es-CO"/>
-                <w14:ligatures w14:val="none"/>
-              </w:rPr>
-            </w:pPr>
-          </w:p>
-        </w:tc>
-      </w:tr>
-      <w:tr>
-        <w:tblPrEx>
-          <w:tblBorders>
-            <w:top w:val="single" w:sz="4" w:space="0" w:color="auto"/>
-            <w:left w:val="single" w:sz="4" w:space="0" w:color="auto"/>
-            <w:bottom w:val="single" w:sz="4" w:space="0" w:color="auto"/>
-            <w:right w:val="single" w:sz="4" w:space="0" w:color="auto"/>
-            <w:insideH w:val="single" w:sz="4" w:space="0" w:color="auto"/>
-            <w:insideV w:val="single" w:sz="4" w:space="0" w:color="auto"/>
-          </w:tblBorders>
-        </w:tblPrEx>
-        <w:trPr>
-          <w:trHeight w:val="295"/>
-        </w:trPr>
-        <w:tc>
-          <w:tcPr>
-            <w:tcW w:w="1349" w:type="pct"/>
-            <w:gridSpan w:val="3"/>
-            <w:vAlign w:val="center"/>
-            <w:hideMark/>
-          </w:tcPr>
-          <w:p>
-            <w:pPr>
-              <w:spacing w:before="0" w:after="0"/>
-              <w:jc w:val="left"/>
-              <w:rPr>
-                <w:rFonts w:ascii="Calibri" w:hAnsi="Calibri" w:cs="Calibri"/>
-                <w:b/>
-                <w:bCs/>
-                <w:sz w:val="18"/>
-                <w:szCs w:val="18"/>
-                <w:lang w:val="es-CO" w:eastAsia="es-CO"/>
-                <w14:ligatures w14:val="none"/>
-              </w:rPr>
-            </w:pPr>
-            <w:r>
-              <w:rPr>
-                <w:rFonts w:ascii="Calibri" w:hAnsi="Calibri" w:cs="Calibri"/>
-                <w:b/>
-                <w:bCs/>
-                <w:sz w:val="18"/>
-                <w:szCs w:val="18"/>
-                <w:lang w:val="es-CO" w:eastAsia="es-CO"/>
-                <w14:ligatures w14:val="none"/>
-              </w:rPr>
-              <w:t>Cumplimiento</w:t>
-            </w:r>
-          </w:p>
-        </w:tc>
-        <w:tc>
-          <w:tcPr>
-            <w:tcW w:w="611" w:type="pct"/>
-            <w:gridSpan w:val="2"/>
-            <w:vAlign w:val="center"/>
-          </w:tcPr>
-          <w:p>
-            <w:pPr>
-              <w:spacing w:before="0" w:after="0"/>
-              <w:jc w:val="center"/>
-              <w:rPr>
-                <w:rFonts w:ascii="Calibri" w:hAnsi="Calibri" w:cs="Calibri"/>
-                <w:b/>
-                <w:bCs/>
-                <w:color w:val="747474" w:themeColor="background2" w:themeShade="80"/>
-                <w:sz w:val="18"/>
-                <w:szCs w:val="18"/>
-                <w:lang w:val="es-CO" w:eastAsia="es-CO"/>
-                <w14:ligatures w14:val="none"/>
-              </w:rPr>
-            </w:pPr>
-          </w:p>
-        </w:tc>
-        <w:tc>
-          <w:tcPr>
-            <w:tcW w:w="610" w:type="pct"/>
-            <w:vAlign w:val="center"/>
-          </w:tcPr>
-          <w:p>
-            <w:pPr>
-              <w:spacing w:before="0" w:after="0"/>
-              <w:jc w:val="center"/>
-              <w:rPr>
-                <w:rFonts w:ascii="Calibri" w:hAnsi="Calibri" w:cs="Calibri"/>
-                <w:b/>
-                <w:bCs/>
-                <w:color w:val="747474" w:themeColor="background2" w:themeShade="80"/>
-                <w:sz w:val="18"/>
-                <w:szCs w:val="18"/>
-                <w:lang w:val="es-CO" w:eastAsia="es-CO"/>
-                <w14:ligatures w14:val="none"/>
-              </w:rPr>
-            </w:pPr>
-          </w:p>
-        </w:tc>
-        <w:tc>
-          <w:tcPr>
-            <w:tcW w:w="2430" w:type="pct"/>
-            <w:gridSpan w:val="5"/>
-            <w:noWrap/>
-            <w:vAlign w:val="center"/>
-          </w:tcPr>
-          <w:p>
-            <w:pPr>
-              <w:spacing w:before="0" w:after="0"/>
-              <w:jc w:val="center"/>
-              <w:rPr>
-                <w:rFonts w:ascii="Calibri" w:hAnsi="Calibri" w:cs="Calibri"/>
-                <w:sz w:val="18"/>
-                <w:szCs w:val="18"/>
-                <w:lang w:val="es-CO" w:eastAsia="es-CO"/>
-                <w14:ligatures w14:val="none"/>
-              </w:rPr>
-            </w:pPr>
-          </w:p>
-        </w:tc>
-      </w:tr>
-      <w:tr>
-        <w:tblPrEx>
-          <w:tblBorders>
-            <w:top w:val="single" w:sz="4" w:space="0" w:color="auto"/>
-            <w:left w:val="single" w:sz="4" w:space="0" w:color="auto"/>
-            <w:bottom w:val="single" w:sz="4" w:space="0" w:color="auto"/>
-            <w:right w:val="single" w:sz="4" w:space="0" w:color="auto"/>
-            <w:insideH w:val="single" w:sz="4" w:space="0" w:color="auto"/>
-            <w:insideV w:val="single" w:sz="4" w:space="0" w:color="auto"/>
-          </w:tblBorders>
-        </w:tblPrEx>
-        <w:trPr>
-          <w:trHeight w:val="295"/>
-        </w:trPr>
-        <w:tc>
-          <w:tcPr>
-            <w:tcW w:w="1349" w:type="pct"/>
-            <w:gridSpan w:val="3"/>
-            <w:vAlign w:val="center"/>
-            <w:hideMark/>
-          </w:tcPr>
-          <w:p>
-            <w:pPr>
-              <w:spacing w:before="0" w:after="0"/>
-              <w:jc w:val="left"/>
-              <w:rPr>
-                <w:rFonts w:ascii="Calibri" w:hAnsi="Calibri" w:cs="Calibri"/>
-                <w:b/>
-                <w:bCs/>
-                <w:sz w:val="18"/>
-                <w:szCs w:val="18"/>
-                <w:lang w:val="es-CO" w:eastAsia="es-CO"/>
-                <w14:ligatures w14:val="none"/>
-              </w:rPr>
-            </w:pPr>
-            <w:r>
-              <w:rPr>
-                <w:rFonts w:ascii="Calibri" w:hAnsi="Calibri" w:cs="Calibri"/>
-                <w:b/>
-                <w:bCs/>
-                <w:sz w:val="18"/>
-                <w:szCs w:val="18"/>
-                <w:lang w:val="es-CO" w:eastAsia="es-CO"/>
-                <w14:ligatures w14:val="none"/>
-              </w:rPr>
-              <w:t>Organización</w:t>
-            </w:r>
-          </w:p>
-        </w:tc>
-        <w:tc>
-          <w:tcPr>
-            <w:tcW w:w="611" w:type="pct"/>
-            <w:gridSpan w:val="2"/>
-            <w:vAlign w:val="center"/>
-          </w:tcPr>
-          <w:p>
-            <w:pPr>
-              <w:spacing w:before="0" w:after="0"/>
-              <w:jc w:val="center"/>
-              <w:rPr>
-                <w:rFonts w:ascii="Calibri" w:hAnsi="Calibri" w:cs="Calibri"/>
-                <w:b/>
-                <w:bCs/>
-                <w:color w:val="747474" w:themeColor="background2" w:themeShade="80"/>
-                <w:sz w:val="18"/>
-                <w:szCs w:val="18"/>
-                <w:lang w:val="es-CO" w:eastAsia="es-CO"/>
-                <w14:ligatures w14:val="none"/>
-              </w:rPr>
-            </w:pPr>
-          </w:p>
-        </w:tc>
-        <w:tc>
-          <w:tcPr>
-            <w:tcW w:w="610" w:type="pct"/>
-            <w:vAlign w:val="center"/>
-          </w:tcPr>
-          <w:p>
-            <w:pPr>
-              <w:spacing w:before="0" w:after="0"/>
-              <w:jc w:val="center"/>
-              <w:rPr>
-                <w:rFonts w:ascii="Calibri" w:hAnsi="Calibri" w:cs="Calibri"/>
-                <w:b/>
-                <w:bCs/>
-                <w:color w:val="747474" w:themeColor="background2" w:themeShade="80"/>
-                <w:sz w:val="18"/>
-                <w:szCs w:val="18"/>
-                <w:lang w:val="es-CO" w:eastAsia="es-CO"/>
-                <w14:ligatures w14:val="none"/>
-              </w:rPr>
-            </w:pPr>
-          </w:p>
-        </w:tc>
-        <w:tc>
-          <w:tcPr>
-            <w:tcW w:w="2430" w:type="pct"/>
-            <w:gridSpan w:val="5"/>
-            <w:noWrap/>
-            <w:vAlign w:val="center"/>
-          </w:tcPr>
-          <w:p>
-            <w:pPr>
-              <w:spacing w:before="0" w:after="0"/>
-              <w:jc w:val="center"/>
-              <w:rPr>
-                <w:rFonts w:ascii="Calibri" w:hAnsi="Calibri" w:cs="Calibri"/>
-                <w:sz w:val="18"/>
-                <w:szCs w:val="18"/>
-                <w:lang w:val="es-CO" w:eastAsia="es-CO"/>
-                <w14:ligatures w14:val="none"/>
-              </w:rPr>
-            </w:pPr>
-          </w:p>
-        </w:tc>
-      </w:tr>
-      <w:bookmarkEnd w:id="0"/>
-    </w:tbl>
-    <w:p>
-      <w:pPr>
-        <w:jc w:val="center"/>
-        <w:rPr>
-          <w:rFonts w:ascii="Calibri" w:hAnsi="Calibri" w:cs="Calibri"/>
-          <w:b/>
-          <w:bCs/>
-          <w:color w:val="000000"/>
-          <w:sz w:val="22"/>
-          <w:szCs w:val="22"/>
-          <w:bdr w:val="single" w:sz="4" w:space="0" w:color="auto"/>
-          <w:lang w:val="es-CO" w:eastAsia="es-CO"/>
-          <w14:ligatures w14:val="none"/>
-        </w:rPr>
-      </w:pPr>
-    </w:p>
-    <w:tbl>
-      <w:tblPr>
-        <w:tblW w:w="4990" w:type="pct"/>
-        <w:tblLayout w:type="fixed"/>
-        <w:tblCellMar>
-          <w:left w:w="70" w:type="dxa"/>
-          <w:right w:w="70" w:type="dxa"/>
-        </w:tblCellMar>
-        <w:tblLook w:val="04A0" w:firstRow="1" w:lastRow="0" w:firstColumn="1" w:lastColumn="0" w:noHBand="0" w:noVBand="1"/>
-      </w:tblPr>
-      <w:tblGrid>
-        <w:gridCol w:w="2121"/>
-        <w:gridCol w:w="8647"/>
-      </w:tblGrid>
-      <w:tr>
-        <w:trPr>
-          <w:trHeight w:val="465"/>
-        </w:trPr>
-        <w:tc>
-          <w:tcPr>
-            <w:tcW w:w="5000" w:type="pct"/>
-            <w:gridSpan w:val="2"/>
-            <w:tcBorders>
-              <w:top w:val="single" w:sz="4" w:space="0" w:color="auto"/>
-              <w:left w:val="single" w:sz="4" w:space="0" w:color="auto"/>
-              <w:bottom w:val="single" w:sz="4" w:space="0" w:color="auto"/>
-              <w:right w:val="single" w:sz="4" w:space="0" w:color="auto"/>
-            </w:tcBorders>
-            <w:noWrap/>
-            <w:vAlign w:val="center"/>
-            <w:hideMark/>
-          </w:tcPr>
-          <w:p>
-            <w:pPr>
-              <w:spacing w:before="0" w:after="0"/>
-              <w:jc w:val="center"/>
-              <w:rPr>
-                <w:rFonts w:ascii="Calibri" w:hAnsi="Calibri" w:cs="Calibri"/>
-                <w:b/>
-                <w:bCs/>
-                <w:sz w:val="18"/>
-                <w:szCs w:val="18"/>
-                <w:lang w:val="es-CO" w:eastAsia="es-CO"/>
-                <w14:ligatures w14:val="none"/>
-              </w:rPr>
-            </w:pPr>
-            <w:r>
-              <w:rPr>
-                <w:rFonts w:ascii="Calibri" w:hAnsi="Calibri" w:cs="Calibri"/>
-                <w:b/>
-                <w:bCs/>
-                <w:sz w:val="18"/>
-                <w:szCs w:val="18"/>
-                <w:lang w:val="es-CO" w:eastAsia="es-CO"/>
-                <w14:ligatures w14:val="none"/>
-              </w:rPr>
-              <w:t xml:space="preserve">Retroalimentación ente </w:t>
-            </w:r>
-            <w:r>
-              <w:rPr>
-                <w:rFonts w:ascii="Calibri" w:hAnsi="Calibri" w:cs="Calibri"/>
-                <w:b/>
-                <w:bCs/>
-                <w:sz w:val="18"/>
-                <w:szCs w:val="18"/>
-                <w:lang w:val="es-CO" w:eastAsia="es-CO"/>
-                <w14:ligatures w14:val="none"/>
-              </w:rPr>
-              <w:t>co-formador</w:t>
-            </w:r>
-            <w:r>
-              <w:rPr>
-                <w:rFonts w:ascii="Calibri" w:hAnsi="Calibri" w:cs="Calibri"/>
-                <w:b/>
-                <w:bCs/>
-                <w:sz w:val="18"/>
-                <w:szCs w:val="18"/>
-                <w:lang w:val="es-CO" w:eastAsia="es-CO"/>
-                <w14:ligatures w14:val="none"/>
-              </w:rPr>
-              <w:t xml:space="preserve"> o reconocimientos especiales</w:t>
-            </w:r>
-          </w:p>
-        </w:tc>
-      </w:tr>
-      <w:tr>
-        <w:trPr>
-          <w:trHeight w:val="991"/>
-        </w:trPr>
-        <w:tc>
-          <w:tcPr>
-            <w:tcW w:w="985" w:type="pct"/>
-            <w:tcBorders>
-              <w:top w:val="single" w:sz="4" w:space="0" w:color="auto"/>
-              <w:left w:val="single" w:sz="4" w:space="0" w:color="auto"/>
-              <w:bottom w:val="single" w:sz="4" w:space="0" w:color="auto"/>
-              <w:right w:val="single" w:sz="4" w:space="0" w:color="auto"/>
-            </w:tcBorders>
-            <w:vAlign w:val="center"/>
-            <w:hideMark/>
-          </w:tcPr>
-          <w:p>
-            <w:pPr>
-              <w:spacing w:before="0" w:after="0"/>
-              <w:jc w:val="left"/>
-              <w:rPr>
-                <w:rFonts w:ascii="Calibri" w:hAnsi="Calibri" w:cs="Calibri"/>
-                <w:b/>
-                <w:bCs/>
-                <w:sz w:val="18"/>
-                <w:szCs w:val="18"/>
-                <w:lang w:val="es-CO" w:eastAsia="es-CO"/>
-                <w14:ligatures w14:val="none"/>
-              </w:rPr>
-            </w:pPr>
-            <w:r>
-              <w:rPr>
-                <w:rFonts w:ascii="Calibri" w:hAnsi="Calibri" w:cs="Calibri"/>
-                <w:b/>
-                <w:bCs/>
-                <w:sz w:val="18"/>
-                <w:szCs w:val="18"/>
-                <w:lang w:val="es-CO" w:eastAsia="es-CO"/>
-                <w14:ligatures w14:val="none"/>
-              </w:rPr>
-              <w:t xml:space="preserve">Proceso de </w:t>
-            </w:r>
-            <w:r>
-              <w:rPr>
-                <w:rFonts w:ascii="Calibri" w:hAnsi="Calibri" w:cs="Calibri"/>
-                <w:b/>
-                <w:bCs/>
-                <w:sz w:val="18"/>
-                <w:szCs w:val="18"/>
-                <w:lang w:val="es-CO" w:eastAsia="es-CO"/>
-                <w14:ligatures w14:val="none"/>
-              </w:rPr>
-              <w:t>f</w:t>
-            </w:r>
-            <w:r>
-              <w:rPr>
-                <w:rFonts w:ascii="Calibri" w:hAnsi="Calibri" w:cs="Calibri"/>
-                <w:b/>
-                <w:bCs/>
-                <w:sz w:val="18"/>
-                <w:szCs w:val="18"/>
-                <w:lang w:val="es-CO" w:eastAsia="es-CO"/>
-                <w14:ligatures w14:val="none"/>
-              </w:rPr>
-              <w:t xml:space="preserve">ormación del </w:t>
-            </w:r>
-            <w:r>
-              <w:rPr>
-                <w:rFonts w:ascii="Calibri" w:hAnsi="Calibri" w:cs="Calibri"/>
-                <w:b/>
-                <w:bCs/>
-                <w:sz w:val="18"/>
-                <w:szCs w:val="18"/>
-                <w:lang w:val="es-CO" w:eastAsia="es-CO"/>
-                <w14:ligatures w14:val="none"/>
-              </w:rPr>
-              <w:t>a</w:t>
-            </w:r>
-            <w:r>
-              <w:rPr>
-                <w:rFonts w:ascii="Calibri" w:hAnsi="Calibri" w:cs="Calibri"/>
-                <w:b/>
-                <w:bCs/>
-                <w:sz w:val="18"/>
-                <w:szCs w:val="18"/>
-                <w:lang w:val="es-CO" w:eastAsia="es-CO"/>
-                <w14:ligatures w14:val="none"/>
-              </w:rPr>
-              <w:t>prendiz:</w:t>
-            </w:r>
-          </w:p>
-        </w:tc>
-        <w:tc>
-          <w:tcPr>
-            <w:tcW w:w="4015" w:type="pct"/>
-            <w:tcBorders>
-              <w:top w:val="single" w:sz="4" w:space="0" w:color="auto"/>
-              <w:left w:val="single" w:sz="4" w:space="0" w:color="auto"/>
-              <w:bottom w:val="single" w:sz="4" w:space="0" w:color="auto"/>
-              <w:right w:val="single" w:sz="4" w:space="0" w:color="auto"/>
-            </w:tcBorders>
-            <w:noWrap/>
-          </w:tcPr>
-          <w:p>
-            <w:pPr>
-              <w:spacing w:before="0" w:after="0"/>
-              <w:jc w:val="left"/>
-              <w:rPr>
-                <w:rFonts w:ascii="Calibri" w:hAnsi="Calibri" w:cs="Calibri"/>
-                <w:b/>
-                <w:bCs/>
-                <w:sz w:val="18"/>
-                <w:szCs w:val="18"/>
-                <w:lang w:val="es-CO" w:eastAsia="es-CO"/>
-                <w14:ligatures w14:val="none"/>
-              </w:rPr>
-            </w:pPr>
-          </w:p>
-          <w:p>
-            <w:pPr>
-              <w:spacing w:before="0" w:after="0"/>
-              <w:jc w:val="left"/>
-              <w:rPr>
-                <w:rFonts w:ascii="Calibri" w:hAnsi="Calibri" w:cs="Calibri"/>
-                <w:b/>
-                <w:bCs/>
-                <w:sz w:val="18"/>
-                <w:szCs w:val="18"/>
-                <w:lang w:val="es-CO" w:eastAsia="es-CO"/>
-                <w14:ligatures w14:val="none"/>
-              </w:rPr>
-            </w:pPr>
-          </w:p>
-          <w:p>
-            <w:pPr>
-              <w:spacing w:before="0" w:after="0"/>
-              <w:jc w:val="left"/>
-              <w:rPr>
-                <w:rFonts w:ascii="Calibri" w:hAnsi="Calibri" w:cs="Calibri"/>
-                <w:b/>
-                <w:bCs/>
-                <w:sz w:val="18"/>
-                <w:szCs w:val="18"/>
-                <w:lang w:val="es-CO" w:eastAsia="es-CO"/>
-                <w14:ligatures w14:val="none"/>
-              </w:rPr>
-            </w:pPr>
-          </w:p>
-          <w:p>
-            <w:pPr>
-              <w:spacing w:before="0" w:after="0"/>
-              <w:jc w:val="left"/>
-              <w:rPr>
-                <w:rFonts w:ascii="Calibri" w:hAnsi="Calibri" w:cs="Calibri"/>
-                <w:b/>
-                <w:bCs/>
-                <w:sz w:val="18"/>
-                <w:szCs w:val="18"/>
-                <w:lang w:val="es-CO" w:eastAsia="es-CO"/>
-                <w14:ligatures w14:val="none"/>
-              </w:rPr>
-            </w:pPr>
-          </w:p>
-          <w:p>
-            <w:pPr>
-              <w:spacing w:before="0" w:after="0"/>
-              <w:jc w:val="left"/>
-              <w:rPr>
-                <w:rFonts w:ascii="Calibri" w:hAnsi="Calibri" w:cs="Calibri"/>
-                <w:b/>
-                <w:bCs/>
-                <w:sz w:val="18"/>
-                <w:szCs w:val="18"/>
-                <w:lang w:val="es-CO" w:eastAsia="es-CO"/>
-                <w14:ligatures w14:val="none"/>
-              </w:rPr>
-            </w:pPr>
-          </w:p>
-          <w:p>
-            <w:pPr>
-              <w:spacing w:before="0" w:after="0"/>
-              <w:jc w:val="left"/>
-              <w:rPr>
-                <w:rFonts w:ascii="Calibri" w:hAnsi="Calibri" w:cs="Calibri"/>
-                <w:b/>
-                <w:bCs/>
-                <w:sz w:val="18"/>
-                <w:szCs w:val="18"/>
-                <w:lang w:val="es-CO" w:eastAsia="es-CO"/>
-                <w14:ligatures w14:val="none"/>
-              </w:rPr>
-            </w:pPr>
-          </w:p>
-          <w:p>
-            <w:pPr>
-              <w:spacing w:before="0" w:after="0"/>
-              <w:jc w:val="left"/>
-              <w:rPr>
-                <w:rFonts w:ascii="Calibri" w:hAnsi="Calibri" w:cs="Calibri"/>
-                <w:b/>
-                <w:bCs/>
-                <w:sz w:val="18"/>
-                <w:szCs w:val="18"/>
-                <w:lang w:val="es-CO" w:eastAsia="es-CO"/>
-                <w14:ligatures w14:val="none"/>
-              </w:rPr>
-            </w:pPr>
-          </w:p>
-          <w:p>
-            <w:pPr>
-              <w:spacing w:before="0" w:after="0"/>
-              <w:jc w:val="left"/>
-              <w:rPr>
-                <w:rFonts w:ascii="Calibri" w:hAnsi="Calibri" w:cs="Calibri"/>
-                <w:b/>
-                <w:bCs/>
-                <w:sz w:val="18"/>
-                <w:szCs w:val="18"/>
-                <w:lang w:val="es-CO" w:eastAsia="es-CO"/>
-                <w14:ligatures w14:val="none"/>
-              </w:rPr>
-            </w:pPr>
-          </w:p>
-        </w:tc>
-      </w:tr>
-      <w:tr>
-        <w:trPr>
-          <w:trHeight w:val="1850"/>
-        </w:trPr>
-        <w:tc>
-          <w:tcPr>
-            <w:tcW w:w="985" w:type="pct"/>
-            <w:tcBorders>
-              <w:top w:val="single" w:sz="4" w:space="0" w:color="auto"/>
-              <w:left w:val="single" w:sz="4" w:space="0" w:color="auto"/>
-              <w:bottom w:val="single" w:sz="4" w:space="0" w:color="auto"/>
-              <w:right w:val="single" w:sz="4" w:space="0" w:color="auto"/>
-            </w:tcBorders>
-            <w:vAlign w:val="center"/>
-            <w:hideMark/>
-          </w:tcPr>
-          <w:p>
-            <w:pPr>
-              <w:spacing w:before="0" w:after="0"/>
-              <w:jc w:val="left"/>
-              <w:rPr>
-                <w:rFonts w:ascii="Calibri" w:hAnsi="Calibri" w:cs="Calibri"/>
-                <w:b/>
-                <w:bCs/>
-                <w:sz w:val="18"/>
-                <w:szCs w:val="18"/>
-                <w:lang w:val="es-CO" w:eastAsia="es-CO"/>
-                <w14:ligatures w14:val="none"/>
-              </w:rPr>
-            </w:pPr>
-            <w:r>
-              <w:rPr>
-                <w:rFonts w:ascii="Calibri" w:hAnsi="Calibri" w:cs="Calibri"/>
-                <w:b/>
-                <w:bCs/>
-                <w:sz w:val="18"/>
-                <w:szCs w:val="18"/>
-                <w:lang w:val="es-CO" w:eastAsia="es-CO"/>
-                <w14:ligatures w14:val="none"/>
-              </w:rPr>
-              <w:t>Desempeño de las competencias técnicas y actitudinales del programa de formación que el aprendiz pone en práctica durante la etapa productiva:</w:t>
-            </w:r>
-          </w:p>
-        </w:tc>
-        <w:tc>
-          <w:tcPr>
-            <w:tcW w:w="4015" w:type="pct"/>
-            <w:tcBorders>
-              <w:top w:val="single" w:sz="4" w:space="0" w:color="auto"/>
-              <w:left w:val="single" w:sz="4" w:space="0" w:color="auto"/>
-              <w:bottom w:val="single" w:sz="4" w:space="0" w:color="auto"/>
-              <w:right w:val="single" w:sz="4" w:space="0" w:color="auto"/>
-            </w:tcBorders>
-            <w:noWrap/>
-            <w:vAlign w:val="center"/>
-          </w:tcPr>
-          <w:p>
-            <w:pPr>
-              <w:spacing w:before="0" w:after="0"/>
-              <w:jc w:val="left"/>
-              <w:rPr>
-                <w:rFonts w:ascii="Calibri" w:hAnsi="Calibri" w:cs="Calibri"/>
-                <w:b/>
-                <w:bCs/>
-                <w:sz w:val="18"/>
-                <w:szCs w:val="18"/>
-                <w:lang w:val="es-CO" w:eastAsia="es-CO"/>
-                <w14:ligatures w14:val="none"/>
-              </w:rPr>
-            </w:pPr>
-          </w:p>
-          <w:p>
-            <w:pPr>
-              <w:spacing w:before="0" w:after="0"/>
-              <w:jc w:val="left"/>
-              <w:rPr>
-                <w:rFonts w:ascii="Calibri" w:hAnsi="Calibri" w:cs="Calibri"/>
-                <w:b/>
-                <w:bCs/>
-                <w:sz w:val="18"/>
-                <w:szCs w:val="18"/>
-                <w:lang w:val="es-CO" w:eastAsia="es-CO"/>
-                <w14:ligatures w14:val="none"/>
-              </w:rPr>
-            </w:pPr>
-          </w:p>
-          <w:p>
-            <w:pPr>
-              <w:spacing w:before="0" w:after="0"/>
-              <w:jc w:val="left"/>
-              <w:rPr>
-                <w:rFonts w:ascii="Calibri" w:hAnsi="Calibri" w:cs="Calibri"/>
-                <w:b/>
-                <w:bCs/>
-                <w:sz w:val="18"/>
-                <w:szCs w:val="18"/>
-                <w:lang w:val="es-CO" w:eastAsia="es-CO"/>
-                <w14:ligatures w14:val="none"/>
-              </w:rPr>
-            </w:pPr>
-          </w:p>
-          <w:p>
-            <w:pPr>
-              <w:spacing w:before="0" w:after="0"/>
-              <w:jc w:val="left"/>
-              <w:rPr>
-                <w:rFonts w:ascii="Calibri" w:hAnsi="Calibri" w:cs="Calibri"/>
-                <w:b/>
-                <w:bCs/>
-                <w:sz w:val="18"/>
-                <w:szCs w:val="18"/>
-                <w:lang w:val="es-CO" w:eastAsia="es-CO"/>
-                <w14:ligatures w14:val="none"/>
-              </w:rPr>
-            </w:pPr>
-          </w:p>
-          <w:p>
-            <w:pPr>
-              <w:spacing w:before="0" w:after="0"/>
-              <w:jc w:val="left"/>
-              <w:rPr>
-                <w:rFonts w:ascii="Calibri" w:hAnsi="Calibri" w:cs="Calibri"/>
-                <w:b/>
-                <w:bCs/>
-                <w:sz w:val="18"/>
-                <w:szCs w:val="18"/>
-                <w:lang w:val="es-CO" w:eastAsia="es-CO"/>
-                <w14:ligatures w14:val="none"/>
-              </w:rPr>
-            </w:pPr>
-          </w:p>
-          <w:p>
-            <w:pPr>
-              <w:spacing w:before="0" w:after="0"/>
-              <w:jc w:val="left"/>
-              <w:rPr>
-                <w:rFonts w:ascii="Calibri" w:hAnsi="Calibri" w:cs="Calibri"/>
-                <w:b/>
-                <w:bCs/>
-                <w:sz w:val="18"/>
-                <w:szCs w:val="18"/>
-                <w:lang w:val="es-CO" w:eastAsia="es-CO"/>
-                <w14:ligatures w14:val="none"/>
-              </w:rPr>
-            </w:pPr>
-          </w:p>
-          <w:p>
-            <w:pPr>
-              <w:spacing w:before="0" w:after="0"/>
-              <w:jc w:val="left"/>
-              <w:rPr>
-                <w:rFonts w:ascii="Calibri" w:hAnsi="Calibri" w:cs="Calibri"/>
-                <w:b/>
-                <w:bCs/>
-                <w:sz w:val="18"/>
-                <w:szCs w:val="18"/>
-                <w:lang w:val="es-CO" w:eastAsia="es-CO"/>
-                <w14:ligatures w14:val="none"/>
-              </w:rPr>
-            </w:pPr>
-          </w:p>
-        </w:tc>
-      </w:tr>
-    </w:tbl>
-    <w:p>
-      <w:pPr>
-        <w:jc w:val="center"/>
-        <w:rPr>
-          <w:rFonts w:ascii="Calibri" w:hAnsi="Calibri" w:cs="Calibri"/>
-          <w:b/>
-          <w:bCs/>
-          <w:color w:val="000000"/>
-          <w:sz w:val="18"/>
-          <w:szCs w:val="18"/>
-          <w:lang w:val="es-CO" w:eastAsia="es-CO"/>
-          <w14:ligatures w14:val="none"/>
-        </w:rPr>
-      </w:pPr>
-      <w:r>
-        <w:rPr>
-          <w:rFonts w:ascii="Calibri" w:hAnsi="Calibri" w:cs="Calibri"/>
-          <w:b/>
-          <w:bCs/>
-          <w:color w:val="000000"/>
-          <w:sz w:val="18"/>
-          <w:szCs w:val="18"/>
-          <w:lang w:val="es-CO" w:eastAsia="es-CO"/>
-          <w14:ligatures w14:val="none"/>
-        </w:rPr>
-        <w:t xml:space="preserve"> </w:t>
-      </w:r>
-    </w:p>
-    <w:p>
-      <w:pPr>
-        <w:jc w:val="center"/>
-        <w:rPr>
-          <w:rFonts w:ascii="Calibri" w:hAnsi="Calibri" w:cs="Calibri"/>
-          <w:b/>
-          <w:bCs/>
-          <w:color w:val="000000"/>
-          <w:sz w:val="18"/>
-          <w:szCs w:val="18"/>
-          <w:lang w:val="es-CO" w:eastAsia="es-CO"/>
-          <w14:ligatures w14:val="none"/>
-        </w:rPr>
-      </w:pPr>
-    </w:p>
-    <w:p>
-      <w:pPr>
-        <w:jc w:val="center"/>
-        <w:rPr>
-          <w:rFonts w:ascii="Calibri" w:hAnsi="Calibri" w:cs="Calibri"/>
-          <w:b/>
-          <w:bCs/>
-          <w:sz w:val="18"/>
-          <w:szCs w:val="18"/>
-          <w:lang w:val="es-CO"/>
-        </w:rPr>
-      </w:pPr>
-    </w:p>
-    <w:tbl>
-      <w:tblPr>
-        <w:tblW w:w="4990" w:type="pct"/>
-        <w:tblLayout w:type="fixed"/>
-        <w:tblCellMar>
-          <w:left w:w="70" w:type="dxa"/>
-          <w:right w:w="70" w:type="dxa"/>
-        </w:tblCellMar>
-        <w:tblLook w:val="04A0" w:firstRow="1" w:lastRow="0" w:firstColumn="1" w:lastColumn="0" w:noHBand="0" w:noVBand="1"/>
-      </w:tblPr>
-      <w:tblGrid>
-        <w:gridCol w:w="2121"/>
-        <w:gridCol w:w="8647"/>
-      </w:tblGrid>
-      <w:tr>
-        <w:trPr>
-          <w:trHeight w:val="450"/>
-        </w:trPr>
-        <w:tc>
-          <w:tcPr>
-            <w:tcW w:w="5000" w:type="pct"/>
-            <w:gridSpan w:val="2"/>
-            <w:tcBorders>
-              <w:top w:val="single" w:sz="4" w:space="0" w:color="auto"/>
-              <w:left w:val="single" w:sz="4" w:space="0" w:color="auto"/>
-              <w:bottom w:val="single" w:sz="4" w:space="0" w:color="auto"/>
-              <w:right w:val="single" w:sz="4" w:space="0" w:color="auto"/>
-            </w:tcBorders>
-            <w:noWrap/>
-            <w:vAlign w:val="center"/>
-            <w:hideMark/>
-          </w:tcPr>
-          <w:p>
-            <w:pPr>
-              <w:spacing w:before="0" w:after="0"/>
-              <w:jc w:val="center"/>
-              <w:rPr>
-                <w:rFonts w:ascii="Calibri" w:hAnsi="Calibri" w:cs="Calibri"/>
-                <w:b/>
-                <w:bCs/>
-                <w:sz w:val="18"/>
-                <w:szCs w:val="18"/>
-                <w:lang w:val="es-CO" w:eastAsia="es-CO"/>
-                <w14:ligatures w14:val="none"/>
-              </w:rPr>
-            </w:pPr>
-            <w:r>
-              <w:rPr>
-                <w:rFonts w:ascii="Calibri" w:hAnsi="Calibri" w:cs="Calibri"/>
-                <w:b/>
-                <w:bCs/>
-                <w:sz w:val="18"/>
-                <w:szCs w:val="18"/>
-                <w:lang w:val="es-CO" w:eastAsia="es-CO"/>
-                <w14:ligatures w14:val="none"/>
-              </w:rPr>
-              <w:lastRenderedPageBreak/>
-              <w:t>Retroalimentación instructor de seguimiento o reconocimientos especiales</w:t>
-            </w:r>
-          </w:p>
-        </w:tc>
-      </w:tr>
-      <w:tr>
-        <w:trPr>
-          <w:trHeight w:val="340"/>
-        </w:trPr>
-        <w:tc>
-          <w:tcPr>
-            <w:tcW w:w="985" w:type="pct"/>
-            <w:tcBorders>
-              <w:top w:val="single" w:sz="4" w:space="0" w:color="auto"/>
-              <w:left w:val="single" w:sz="4" w:space="0" w:color="auto"/>
-              <w:bottom w:val="single" w:sz="4" w:space="0" w:color="auto"/>
-              <w:right w:val="single" w:sz="4" w:space="0" w:color="auto"/>
-            </w:tcBorders>
-            <w:vAlign w:val="center"/>
-            <w:hideMark/>
-          </w:tcPr>
-          <w:p>
-            <w:pPr>
-              <w:spacing w:before="0" w:after="0"/>
-              <w:jc w:val="left"/>
-              <w:rPr>
-                <w:rFonts w:ascii="Calibri" w:hAnsi="Calibri" w:cs="Calibri"/>
-                <w:b/>
-                <w:bCs/>
-                <w:sz w:val="18"/>
-                <w:szCs w:val="18"/>
-                <w:lang w:val="es-CO" w:eastAsia="es-CO"/>
-                <w14:ligatures w14:val="none"/>
-              </w:rPr>
-            </w:pPr>
-            <w:r>
-              <w:rPr>
-                <w:rFonts w:ascii="Calibri" w:hAnsi="Calibri" w:cs="Calibri"/>
-                <w:b/>
-                <w:bCs/>
-                <w:sz w:val="18"/>
-                <w:szCs w:val="18"/>
-                <w:lang w:val="es-CO" w:eastAsia="es-CO"/>
-                <w14:ligatures w14:val="none"/>
-              </w:rPr>
-              <w:t xml:space="preserve">Proceso de </w:t>
-            </w:r>
-            <w:r>
-              <w:rPr>
-                <w:rFonts w:ascii="Calibri" w:hAnsi="Calibri" w:cs="Calibri"/>
-                <w:b/>
-                <w:bCs/>
-                <w:sz w:val="18"/>
-                <w:szCs w:val="18"/>
-                <w:lang w:val="es-CO" w:eastAsia="es-CO"/>
-                <w14:ligatures w14:val="none"/>
-              </w:rPr>
-              <w:t>f</w:t>
-            </w:r>
-            <w:r>
-              <w:rPr>
-                <w:rFonts w:ascii="Calibri" w:hAnsi="Calibri" w:cs="Calibri"/>
-                <w:b/>
-                <w:bCs/>
-                <w:sz w:val="18"/>
-                <w:szCs w:val="18"/>
-                <w:lang w:val="es-CO" w:eastAsia="es-CO"/>
-                <w14:ligatures w14:val="none"/>
-              </w:rPr>
-              <w:t xml:space="preserve">ormación del </w:t>
-            </w:r>
-            <w:r>
-              <w:rPr>
-                <w:rFonts w:ascii="Calibri" w:hAnsi="Calibri" w:cs="Calibri"/>
-                <w:b/>
-                <w:bCs/>
-                <w:sz w:val="18"/>
-                <w:szCs w:val="18"/>
-                <w:lang w:val="es-CO" w:eastAsia="es-CO"/>
-                <w14:ligatures w14:val="none"/>
-              </w:rPr>
-              <w:t>a</w:t>
-            </w:r>
-            <w:r>
-              <w:rPr>
-                <w:rFonts w:ascii="Calibri" w:hAnsi="Calibri" w:cs="Calibri"/>
-                <w:b/>
-                <w:bCs/>
-                <w:sz w:val="18"/>
-                <w:szCs w:val="18"/>
-                <w:lang w:val="es-CO" w:eastAsia="es-CO"/>
-                <w14:ligatures w14:val="none"/>
-              </w:rPr>
-              <w:t>prendiz:</w:t>
-            </w:r>
-          </w:p>
-        </w:tc>
-        <w:tc>
-          <w:tcPr>
-            <w:tcW w:w="4015" w:type="pct"/>
-            <w:tcBorders>
-              <w:top w:val="single" w:sz="4" w:space="0" w:color="auto"/>
-              <w:left w:val="single" w:sz="4" w:space="0" w:color="auto"/>
-              <w:bottom w:val="single" w:sz="4" w:space="0" w:color="auto"/>
-              <w:right w:val="single" w:sz="4" w:space="0" w:color="auto"/>
-            </w:tcBorders>
-            <w:noWrap/>
-            <w:vAlign w:val="center"/>
-          </w:tcPr>
-          <w:p>
-            <w:pPr>
-              <w:spacing w:before="0" w:after="0"/>
-              <w:jc w:val="left"/>
-              <w:rPr>
-                <w:rFonts w:ascii="Calibri" w:hAnsi="Calibri" w:cs="Calibri"/>
-                <w:b/>
-                <w:bCs/>
-                <w:sz w:val="18"/>
-                <w:szCs w:val="18"/>
-                <w:lang w:val="es-CO" w:eastAsia="es-CO"/>
-                <w14:ligatures w14:val="none"/>
-              </w:rPr>
-            </w:pPr>
-          </w:p>
-          <w:p>
-            <w:pPr>
-              <w:spacing w:before="0" w:after="0"/>
-              <w:jc w:val="left"/>
-              <w:rPr>
-                <w:rFonts w:ascii="Calibri" w:hAnsi="Calibri" w:cs="Calibri"/>
-                <w:b/>
-                <w:bCs/>
-                <w:sz w:val="18"/>
-                <w:szCs w:val="18"/>
-                <w:lang w:val="es-CO" w:eastAsia="es-CO"/>
-                <w14:ligatures w14:val="none"/>
-              </w:rPr>
-            </w:pPr>
-          </w:p>
-          <w:p>
-            <w:pPr>
-              <w:spacing w:before="0" w:after="0"/>
-              <w:jc w:val="left"/>
-              <w:rPr>
-                <w:rFonts w:ascii="Calibri" w:hAnsi="Calibri" w:cs="Calibri"/>
-                <w:b/>
-                <w:bCs/>
-                <w:sz w:val="18"/>
-                <w:szCs w:val="18"/>
-                <w:lang w:val="es-CO" w:eastAsia="es-CO"/>
-                <w14:ligatures w14:val="none"/>
-              </w:rPr>
-            </w:pPr>
-          </w:p>
-          <w:p>
-            <w:pPr>
-              <w:spacing w:before="0" w:after="0"/>
-              <w:jc w:val="left"/>
-              <w:rPr>
-                <w:rFonts w:ascii="Calibri" w:hAnsi="Calibri" w:cs="Calibri"/>
-                <w:b/>
-                <w:bCs/>
-                <w:sz w:val="18"/>
-                <w:szCs w:val="18"/>
-                <w:lang w:val="es-CO" w:eastAsia="es-CO"/>
-                <w14:ligatures w14:val="none"/>
-              </w:rPr>
-            </w:pPr>
-          </w:p>
-          <w:p>
-            <w:pPr>
-              <w:spacing w:before="0" w:after="0"/>
-              <w:jc w:val="left"/>
-              <w:rPr>
-                <w:rFonts w:ascii="Calibri" w:hAnsi="Calibri" w:cs="Calibri"/>
-                <w:b/>
-                <w:bCs/>
-                <w:sz w:val="18"/>
-                <w:szCs w:val="18"/>
-                <w:lang w:val="es-CO" w:eastAsia="es-CO"/>
-                <w14:ligatures w14:val="none"/>
-              </w:rPr>
-            </w:pPr>
-          </w:p>
-          <w:p>
-            <w:pPr>
-              <w:spacing w:before="0" w:after="0"/>
-              <w:jc w:val="left"/>
-              <w:rPr>
-                <w:rFonts w:ascii="Calibri" w:hAnsi="Calibri" w:cs="Calibri"/>
-                <w:b/>
-                <w:bCs/>
-                <w:sz w:val="18"/>
-                <w:szCs w:val="18"/>
-                <w:lang w:val="es-CO" w:eastAsia="es-CO"/>
-                <w14:ligatures w14:val="none"/>
-              </w:rPr>
-            </w:pPr>
-          </w:p>
-          <w:p>
-            <w:pPr>
-              <w:spacing w:before="0" w:after="0"/>
-              <w:jc w:val="left"/>
-              <w:rPr>
-                <w:rFonts w:ascii="Calibri" w:hAnsi="Calibri" w:cs="Calibri"/>
-                <w:b/>
-                <w:bCs/>
-                <w:sz w:val="18"/>
-                <w:szCs w:val="18"/>
-                <w:lang w:val="es-CO" w:eastAsia="es-CO"/>
-                <w14:ligatures w14:val="none"/>
-              </w:rPr>
-            </w:pPr>
-          </w:p>
-          <w:p>
-            <w:pPr>
-              <w:spacing w:before="0" w:after="0"/>
-              <w:jc w:val="left"/>
-              <w:rPr>
-                <w:rFonts w:ascii="Calibri" w:hAnsi="Calibri" w:cs="Calibri"/>
-                <w:b/>
-                <w:bCs/>
-                <w:sz w:val="18"/>
-                <w:szCs w:val="18"/>
-                <w:lang w:val="es-CO" w:eastAsia="es-CO"/>
-                <w14:ligatures w14:val="none"/>
-              </w:rPr>
-            </w:pPr>
-          </w:p>
-        </w:tc>
-      </w:tr>
-      <w:tr>
-        <w:trPr>
-          <w:trHeight w:val="567"/>
-        </w:trPr>
-        <w:tc>
-          <w:tcPr>
-            <w:tcW w:w="985" w:type="pct"/>
-            <w:tcBorders>
-              <w:top w:val="single" w:sz="4" w:space="0" w:color="auto"/>
-              <w:left w:val="single" w:sz="4" w:space="0" w:color="auto"/>
-              <w:bottom w:val="single" w:sz="4" w:space="0" w:color="auto"/>
-              <w:right w:val="single" w:sz="4" w:space="0" w:color="auto"/>
-            </w:tcBorders>
-            <w:vAlign w:val="center"/>
-            <w:hideMark/>
-          </w:tcPr>
-          <w:p>
-            <w:pPr>
-              <w:spacing w:before="0" w:after="0"/>
-              <w:jc w:val="left"/>
-              <w:rPr>
-                <w:rFonts w:ascii="Calibri" w:hAnsi="Calibri" w:cs="Calibri"/>
-                <w:b/>
-                <w:bCs/>
-                <w:sz w:val="18"/>
-                <w:szCs w:val="18"/>
-                <w:lang w:val="es-CO" w:eastAsia="es-CO"/>
-                <w14:ligatures w14:val="none"/>
-              </w:rPr>
-            </w:pPr>
-            <w:r>
-              <w:rPr>
-                <w:rFonts w:ascii="Calibri" w:hAnsi="Calibri" w:cs="Calibri"/>
-                <w:b/>
-                <w:bCs/>
-                <w:sz w:val="18"/>
-                <w:szCs w:val="18"/>
-                <w:lang w:val="es-CO" w:eastAsia="es-CO"/>
-                <w14:ligatures w14:val="none"/>
-              </w:rPr>
-              <w:t>Desempeño de las competencias técnicas y actitudinales del programa de formación que el aprendiz pone en práctica durante la etapa productiva:</w:t>
-            </w:r>
-          </w:p>
-        </w:tc>
-        <w:tc>
-          <w:tcPr>
-            <w:tcW w:w="4015" w:type="pct"/>
-            <w:tcBorders>
-              <w:top w:val="single" w:sz="4" w:space="0" w:color="auto"/>
-              <w:left w:val="single" w:sz="4" w:space="0" w:color="auto"/>
-              <w:bottom w:val="single" w:sz="4" w:space="0" w:color="auto"/>
-              <w:right w:val="single" w:sz="4" w:space="0" w:color="auto"/>
-            </w:tcBorders>
-            <w:noWrap/>
-          </w:tcPr>
-          <w:p>
-            <w:pPr>
-              <w:spacing w:before="0" w:after="0"/>
-              <w:jc w:val="left"/>
-              <w:rPr>
-                <w:rFonts w:ascii="Calibri" w:hAnsi="Calibri" w:cs="Calibri"/>
-                <w:b/>
-                <w:bCs/>
-                <w:sz w:val="18"/>
-                <w:szCs w:val="18"/>
-                <w:lang w:val="es-CO" w:eastAsia="es-CO"/>
-                <w14:ligatures w14:val="none"/>
-              </w:rPr>
-            </w:pPr>
-          </w:p>
-          <w:p>
-            <w:pPr>
-              <w:spacing w:before="0" w:after="0"/>
-              <w:jc w:val="left"/>
-              <w:rPr>
-                <w:rFonts w:ascii="Calibri" w:hAnsi="Calibri" w:cs="Calibri"/>
-                <w:b/>
-                <w:bCs/>
-                <w:sz w:val="18"/>
-                <w:szCs w:val="18"/>
-                <w:lang w:val="es-CO" w:eastAsia="es-CO"/>
-                <w14:ligatures w14:val="none"/>
-              </w:rPr>
-            </w:pPr>
-          </w:p>
-          <w:p>
-            <w:pPr>
-              <w:spacing w:before="0" w:after="0"/>
-              <w:jc w:val="left"/>
-              <w:rPr>
-                <w:rFonts w:ascii="Calibri" w:hAnsi="Calibri" w:cs="Calibri"/>
-                <w:b/>
-                <w:bCs/>
-                <w:sz w:val="18"/>
-                <w:szCs w:val="18"/>
-                <w:lang w:val="es-CO" w:eastAsia="es-CO"/>
-                <w14:ligatures w14:val="none"/>
-              </w:rPr>
-            </w:pPr>
-          </w:p>
-          <w:p>
-            <w:pPr>
-              <w:spacing w:before="0" w:after="0"/>
-              <w:jc w:val="left"/>
-              <w:rPr>
-                <w:rFonts w:ascii="Calibri" w:hAnsi="Calibri" w:cs="Calibri"/>
-                <w:b/>
-                <w:bCs/>
-                <w:sz w:val="18"/>
-                <w:szCs w:val="18"/>
-                <w:lang w:val="es-CO" w:eastAsia="es-CO"/>
-                <w14:ligatures w14:val="none"/>
-              </w:rPr>
-            </w:pPr>
-          </w:p>
-          <w:p>
-            <w:pPr>
-              <w:spacing w:before="0" w:after="0"/>
-              <w:jc w:val="left"/>
-              <w:rPr>
-                <w:rFonts w:ascii="Calibri" w:hAnsi="Calibri" w:cs="Calibri"/>
-                <w:b/>
-                <w:bCs/>
-                <w:sz w:val="18"/>
-                <w:szCs w:val="18"/>
-                <w:lang w:val="es-CO" w:eastAsia="es-CO"/>
-                <w14:ligatures w14:val="none"/>
-              </w:rPr>
-            </w:pPr>
-          </w:p>
-          <w:p>
-            <w:pPr>
-              <w:spacing w:before="0" w:after="0"/>
-              <w:jc w:val="left"/>
-              <w:rPr>
-                <w:rFonts w:ascii="Calibri" w:hAnsi="Calibri" w:cs="Calibri"/>
-                <w:b/>
-                <w:bCs/>
-                <w:sz w:val="18"/>
-                <w:szCs w:val="18"/>
-                <w:lang w:val="es-CO" w:eastAsia="es-CO"/>
-                <w14:ligatures w14:val="none"/>
-              </w:rPr>
-            </w:pPr>
-          </w:p>
-          <w:p>
-            <w:pPr>
-              <w:spacing w:before="0" w:after="0"/>
-              <w:jc w:val="left"/>
-              <w:rPr>
-                <w:rFonts w:ascii="Calibri" w:hAnsi="Calibri" w:cs="Calibri"/>
-                <w:b/>
-                <w:bCs/>
-                <w:sz w:val="18"/>
-                <w:szCs w:val="18"/>
-                <w:lang w:val="es-CO" w:eastAsia="es-CO"/>
-                <w14:ligatures w14:val="none"/>
-              </w:rPr>
-            </w:pPr>
-          </w:p>
-          <w:p>
-            <w:pPr>
-              <w:spacing w:before="0" w:after="0"/>
-              <w:jc w:val="left"/>
-              <w:rPr>
-                <w:rFonts w:ascii="Calibri" w:hAnsi="Calibri" w:cs="Calibri"/>
-                <w:b/>
-                <w:bCs/>
-                <w:sz w:val="18"/>
-                <w:szCs w:val="18"/>
-                <w:lang w:val="es-CO" w:eastAsia="es-CO"/>
-                <w14:ligatures w14:val="none"/>
-              </w:rPr>
-            </w:pPr>
-          </w:p>
-        </w:tc>
-      </w:tr>
-    </w:tbl>
-    <w:p>
-      <w:pPr>
-        <w:rPr>
-          <w:rFonts w:ascii="Calibri" w:hAnsi="Calibri" w:cs="Calibri"/>
-        </w:rPr>
-      </w:pPr>
-    </w:p>
-    <w:tbl>
-      <w:tblPr>
-        <w:tblW w:w="5000" w:type="pct"/>
-        <w:tblLayout w:type="fixed"/>
-        <w:tblCellMar>
-          <w:left w:w="70" w:type="dxa"/>
-          <w:right w:w="70" w:type="dxa"/>
-        </w:tblCellMar>
-        <w:tblLook w:val="04A0" w:firstRow="1" w:lastRow="0" w:firstColumn="1" w:lastColumn="0" w:noHBand="0" w:noVBand="1"/>
-      </w:tblPr>
-      <w:tblGrid>
-        <w:gridCol w:w="2121"/>
-        <w:gridCol w:w="8669"/>
-      </w:tblGrid>
-      <w:tr>
-        <w:trPr>
-          <w:trHeight w:val="315"/>
-        </w:trPr>
-        <w:tc>
-          <w:tcPr>
-            <w:tcW w:w="5000" w:type="pct"/>
-            <w:gridSpan w:val="2"/>
-            <w:tcBorders>
-              <w:top w:val="single" w:sz="4" w:space="0" w:color="auto"/>
-              <w:left w:val="single" w:sz="4" w:space="0" w:color="auto"/>
-              <w:bottom w:val="single" w:sz="4" w:space="0" w:color="auto"/>
-              <w:right w:val="single" w:sz="4" w:space="0" w:color="auto"/>
-            </w:tcBorders>
-            <w:noWrap/>
-            <w:vAlign w:val="center"/>
-            <w:hideMark/>
-          </w:tcPr>
-          <w:p>
-            <w:pPr>
-              <w:spacing w:before="0" w:after="0"/>
-              <w:jc w:val="center"/>
-              <w:rPr>
-                <w:rFonts w:ascii="Calibri" w:hAnsi="Calibri" w:cs="Calibri"/>
-                <w:b/>
-                <w:bCs/>
-                <w:sz w:val="18"/>
-                <w:szCs w:val="18"/>
-                <w:lang w:val="es-CO" w:eastAsia="es-CO"/>
-                <w14:ligatures w14:val="none"/>
-              </w:rPr>
-            </w:pPr>
-            <w:r>
-              <w:rPr>
-                <w:rFonts w:ascii="Calibri" w:hAnsi="Calibri" w:cs="Calibri"/>
-                <w:b/>
-                <w:bCs/>
-                <w:sz w:val="18"/>
-                <w:szCs w:val="18"/>
-                <w:lang w:val="es-CO" w:eastAsia="es-CO"/>
-                <w14:ligatures w14:val="none"/>
-              </w:rPr>
-              <w:t>Retroalimentación del aprendiz</w:t>
-            </w:r>
-          </w:p>
-        </w:tc>
-      </w:tr>
-      <w:tr>
-        <w:trPr>
-          <w:trHeight w:val="340"/>
-        </w:trPr>
-        <w:tc>
-          <w:tcPr>
-            <w:tcW w:w="983" w:type="pct"/>
-            <w:tcBorders>
-              <w:top w:val="single" w:sz="4" w:space="0" w:color="auto"/>
-              <w:left w:val="single" w:sz="4" w:space="0" w:color="auto"/>
-              <w:bottom w:val="single" w:sz="4" w:space="0" w:color="auto"/>
-              <w:right w:val="single" w:sz="4" w:space="0" w:color="auto"/>
-            </w:tcBorders>
-            <w:vAlign w:val="center"/>
-            <w:hideMark/>
-          </w:tcPr>
-          <w:p>
-            <w:pPr>
-              <w:spacing w:before="0" w:after="0"/>
-              <w:jc w:val="left"/>
-              <w:rPr>
-                <w:rFonts w:ascii="Calibri" w:hAnsi="Calibri" w:cs="Calibri"/>
-                <w:b/>
-                <w:bCs/>
-                <w:sz w:val="18"/>
-                <w:szCs w:val="18"/>
-                <w:lang w:val="es-CO" w:eastAsia="es-CO"/>
-                <w14:ligatures w14:val="none"/>
-              </w:rPr>
-            </w:pPr>
-            <w:r>
-              <w:rPr>
-                <w:rFonts w:ascii="Calibri" w:hAnsi="Calibri" w:cs="Calibri"/>
-                <w:b/>
-                <w:bCs/>
-                <w:sz w:val="18"/>
-                <w:szCs w:val="18"/>
-                <w:lang w:val="es-CO" w:eastAsia="es-CO"/>
-                <w14:ligatures w14:val="none"/>
-              </w:rPr>
-              <w:t xml:space="preserve">Proceso de </w:t>
-            </w:r>
-            <w:r>
-              <w:rPr>
-                <w:rFonts w:ascii="Calibri" w:hAnsi="Calibri" w:cs="Calibri"/>
-                <w:b/>
-                <w:bCs/>
-                <w:sz w:val="18"/>
-                <w:szCs w:val="18"/>
-                <w:lang w:val="es-CO" w:eastAsia="es-CO"/>
-                <w14:ligatures w14:val="none"/>
-              </w:rPr>
-              <w:t>f</w:t>
-            </w:r>
-            <w:r>
-              <w:rPr>
-                <w:rFonts w:ascii="Calibri" w:hAnsi="Calibri" w:cs="Calibri"/>
-                <w:b/>
-                <w:bCs/>
-                <w:sz w:val="18"/>
-                <w:szCs w:val="18"/>
-                <w:lang w:val="es-CO" w:eastAsia="es-CO"/>
-                <w14:ligatures w14:val="none"/>
-              </w:rPr>
-              <w:t xml:space="preserve">ormación del </w:t>
-            </w:r>
-            <w:r>
-              <w:rPr>
-                <w:rFonts w:ascii="Calibri" w:hAnsi="Calibri" w:cs="Calibri"/>
-                <w:b/>
-                <w:bCs/>
-                <w:sz w:val="18"/>
-                <w:szCs w:val="18"/>
-                <w:lang w:val="es-CO" w:eastAsia="es-CO"/>
-                <w14:ligatures w14:val="none"/>
-              </w:rPr>
-              <w:t>a</w:t>
-            </w:r>
-            <w:r>
-              <w:rPr>
-                <w:rFonts w:ascii="Calibri" w:hAnsi="Calibri" w:cs="Calibri"/>
-                <w:b/>
-                <w:bCs/>
-                <w:sz w:val="18"/>
-                <w:szCs w:val="18"/>
-                <w:lang w:val="es-CO" w:eastAsia="es-CO"/>
-                <w14:ligatures w14:val="none"/>
-              </w:rPr>
-              <w:t>prendiz:</w:t>
-            </w:r>
-          </w:p>
-        </w:tc>
-        <w:tc>
-          <w:tcPr>
-            <w:tcW w:w="4017" w:type="pct"/>
-            <w:tcBorders>
-              <w:top w:val="single" w:sz="4" w:space="0" w:color="auto"/>
-              <w:left w:val="single" w:sz="4" w:space="0" w:color="auto"/>
-              <w:bottom w:val="single" w:sz="4" w:space="0" w:color="auto"/>
-              <w:right w:val="single" w:sz="4" w:space="0" w:color="auto"/>
-            </w:tcBorders>
-          </w:tcPr>
-          <w:p>
-            <w:pPr>
-              <w:spacing w:before="0" w:after="0"/>
-              <w:jc w:val="left"/>
-              <w:rPr>
-                <w:rFonts w:ascii="Calibri" w:hAnsi="Calibri" w:cs="Calibri"/>
-                <w:b/>
-                <w:bCs/>
-                <w:sz w:val="18"/>
-                <w:szCs w:val="18"/>
-                <w:lang w:val="es-CO" w:eastAsia="es-CO"/>
-                <w14:ligatures w14:val="none"/>
-              </w:rPr>
-            </w:pPr>
-          </w:p>
-          <w:p>
-            <w:pPr>
-              <w:spacing w:before="0" w:after="0"/>
-              <w:jc w:val="left"/>
-              <w:rPr>
-                <w:rFonts w:ascii="Calibri" w:hAnsi="Calibri" w:cs="Calibri"/>
-                <w:b/>
-                <w:bCs/>
-                <w:sz w:val="18"/>
-                <w:szCs w:val="18"/>
-                <w:lang w:val="es-CO" w:eastAsia="es-CO"/>
-                <w14:ligatures w14:val="none"/>
-              </w:rPr>
-            </w:pPr>
-          </w:p>
-          <w:p>
-            <w:pPr>
-              <w:spacing w:before="0" w:after="0"/>
-              <w:jc w:val="left"/>
-              <w:rPr>
-                <w:rFonts w:ascii="Calibri" w:hAnsi="Calibri" w:cs="Calibri"/>
-                <w:b/>
-                <w:bCs/>
-                <w:sz w:val="18"/>
-                <w:szCs w:val="18"/>
-                <w:lang w:val="es-CO" w:eastAsia="es-CO"/>
-                <w14:ligatures w14:val="none"/>
-              </w:rPr>
-            </w:pPr>
-          </w:p>
-          <w:p>
-            <w:pPr>
-              <w:spacing w:before="0" w:after="0"/>
-              <w:jc w:val="left"/>
-              <w:rPr>
-                <w:rFonts w:ascii="Calibri" w:hAnsi="Calibri" w:cs="Calibri"/>
-                <w:b/>
-                <w:bCs/>
-                <w:sz w:val="18"/>
-                <w:szCs w:val="18"/>
-                <w:lang w:val="es-CO" w:eastAsia="es-CO"/>
-                <w14:ligatures w14:val="none"/>
-              </w:rPr>
-            </w:pPr>
-          </w:p>
-          <w:p>
-            <w:pPr>
-              <w:spacing w:before="0" w:after="0"/>
-              <w:jc w:val="left"/>
-              <w:rPr>
-                <w:rFonts w:ascii="Calibri" w:hAnsi="Calibri" w:cs="Calibri"/>
-                <w:b/>
-                <w:bCs/>
-                <w:sz w:val="18"/>
-                <w:szCs w:val="18"/>
-                <w:lang w:val="es-CO" w:eastAsia="es-CO"/>
-                <w14:ligatures w14:val="none"/>
-              </w:rPr>
-            </w:pPr>
-          </w:p>
-          <w:p>
-            <w:pPr>
-              <w:spacing w:before="0" w:after="0"/>
-              <w:jc w:val="left"/>
-              <w:rPr>
-                <w:rFonts w:ascii="Calibri" w:hAnsi="Calibri" w:cs="Calibri"/>
-                <w:b/>
-                <w:bCs/>
-                <w:sz w:val="18"/>
-                <w:szCs w:val="18"/>
-                <w:lang w:val="es-CO" w:eastAsia="es-CO"/>
-                <w14:ligatures w14:val="none"/>
-              </w:rPr>
-            </w:pPr>
-          </w:p>
-          <w:p>
-            <w:pPr>
-              <w:spacing w:before="0" w:after="0"/>
-              <w:jc w:val="left"/>
-              <w:rPr>
-                <w:rFonts w:ascii="Calibri" w:hAnsi="Calibri" w:cs="Calibri"/>
-                <w:b/>
-                <w:bCs/>
-                <w:sz w:val="18"/>
-                <w:szCs w:val="18"/>
-                <w:lang w:val="es-CO" w:eastAsia="es-CO"/>
-                <w14:ligatures w14:val="none"/>
-              </w:rPr>
-            </w:pPr>
-          </w:p>
-          <w:p>
-            <w:pPr>
-              <w:spacing w:before="0" w:after="0"/>
-              <w:jc w:val="left"/>
-              <w:rPr>
-                <w:rFonts w:ascii="Calibri" w:hAnsi="Calibri" w:cs="Calibri"/>
-                <w:b/>
-                <w:bCs/>
-                <w:sz w:val="18"/>
-                <w:szCs w:val="18"/>
-                <w:lang w:val="es-CO" w:eastAsia="es-CO"/>
-                <w14:ligatures w14:val="none"/>
-              </w:rPr>
-            </w:pPr>
-          </w:p>
-          <w:p>
-            <w:pPr>
-              <w:spacing w:before="0" w:after="0"/>
-              <w:jc w:val="left"/>
-              <w:rPr>
-                <w:rFonts w:ascii="Calibri" w:hAnsi="Calibri" w:cs="Calibri"/>
-                <w:b/>
-                <w:bCs/>
-                <w:sz w:val="18"/>
-                <w:szCs w:val="18"/>
-                <w:lang w:val="es-CO" w:eastAsia="es-CO"/>
-                <w14:ligatures w14:val="none"/>
-              </w:rPr>
-            </w:pPr>
-          </w:p>
-        </w:tc>
-      </w:tr>
-      <w:tr>
-        <w:trPr>
-          <w:trHeight w:val="567"/>
-        </w:trPr>
-        <w:tc>
-          <w:tcPr>
-            <w:tcW w:w="983" w:type="pct"/>
-            <w:tcBorders>
-              <w:top w:val="single" w:sz="4" w:space="0" w:color="auto"/>
-              <w:left w:val="single" w:sz="4" w:space="0" w:color="auto"/>
-              <w:bottom w:val="single" w:sz="4" w:space="0" w:color="auto"/>
-              <w:right w:val="single" w:sz="4" w:space="0" w:color="auto"/>
-            </w:tcBorders>
-            <w:vAlign w:val="center"/>
-            <w:hideMark/>
-          </w:tcPr>
-          <w:p>
-            <w:pPr>
-              <w:spacing w:before="0" w:after="0"/>
-              <w:jc w:val="left"/>
-              <w:rPr>
-                <w:rFonts w:ascii="Calibri" w:hAnsi="Calibri" w:cs="Calibri"/>
-                <w:b/>
-                <w:bCs/>
-                <w:sz w:val="18"/>
-                <w:szCs w:val="18"/>
-                <w:lang w:val="es-CO" w:eastAsia="es-CO"/>
-                <w14:ligatures w14:val="none"/>
-              </w:rPr>
-            </w:pPr>
-            <w:r>
-              <w:rPr>
-                <w:rFonts w:ascii="Calibri" w:hAnsi="Calibri" w:cs="Calibri"/>
-                <w:b/>
-                <w:bCs/>
-                <w:sz w:val="18"/>
-                <w:szCs w:val="18"/>
-                <w:lang w:val="es-CO" w:eastAsia="es-CO"/>
-                <w14:ligatures w14:val="none"/>
-              </w:rPr>
-              <w:t>Desempeño de las competencias técnicas y actitudinales del programa de formación que el aprendiz pone en práctica durante la etapa productiva:</w:t>
-            </w:r>
-            <w:r>
-              <w:rPr>
-                <w:rFonts w:ascii="Calibri" w:hAnsi="Calibri" w:cs="Calibri"/>
-                <w:b/>
-                <w:bCs/>
-                <w:sz w:val="18"/>
-                <w:szCs w:val="18"/>
-                <w:lang w:val="es-CO" w:eastAsia="es-CO"/>
-                <w14:ligatures w14:val="none"/>
-              </w:rPr>
-              <w:t>:</w:t>
-            </w:r>
-          </w:p>
-        </w:tc>
-        <w:tc>
-          <w:tcPr>
-            <w:tcW w:w="4017" w:type="pct"/>
-            <w:tcBorders>
-              <w:top w:val="single" w:sz="4" w:space="0" w:color="auto"/>
-              <w:left w:val="single" w:sz="4" w:space="0" w:color="auto"/>
-              <w:bottom w:val="single" w:sz="4" w:space="0" w:color="auto"/>
-              <w:right w:val="single" w:sz="4" w:space="0" w:color="auto"/>
-            </w:tcBorders>
-            <w:noWrap/>
-          </w:tcPr>
-          <w:p>
-            <w:pPr>
-              <w:spacing w:before="0" w:after="0"/>
-              <w:jc w:val="left"/>
-              <w:rPr>
-                <w:rFonts w:ascii="Calibri" w:hAnsi="Calibri" w:cs="Calibri"/>
-                <w:b/>
-                <w:bCs/>
-                <w:sz w:val="18"/>
-                <w:szCs w:val="18"/>
-                <w:lang w:val="es-CO" w:eastAsia="es-CO"/>
-                <w14:ligatures w14:val="none"/>
-              </w:rPr>
-            </w:pPr>
-          </w:p>
-          <w:p>
-            <w:pPr>
-              <w:spacing w:before="0" w:after="0"/>
-              <w:jc w:val="left"/>
-              <w:rPr>
-                <w:rFonts w:ascii="Calibri" w:hAnsi="Calibri" w:cs="Calibri"/>
-                <w:b/>
-                <w:bCs/>
-                <w:sz w:val="18"/>
-                <w:szCs w:val="18"/>
-                <w:lang w:val="es-CO" w:eastAsia="es-CO"/>
-                <w14:ligatures w14:val="none"/>
-              </w:rPr>
-            </w:pPr>
-          </w:p>
-          <w:p>
-            <w:pPr>
-              <w:spacing w:before="0" w:after="0"/>
-              <w:jc w:val="left"/>
-              <w:rPr>
-                <w:rFonts w:ascii="Calibri" w:hAnsi="Calibri" w:cs="Calibri"/>
-                <w:b/>
-                <w:bCs/>
-                <w:sz w:val="18"/>
-                <w:szCs w:val="18"/>
-                <w:lang w:val="es-CO" w:eastAsia="es-CO"/>
-                <w14:ligatures w14:val="none"/>
-              </w:rPr>
-            </w:pPr>
-          </w:p>
-          <w:p>
-            <w:pPr>
-              <w:spacing w:before="0" w:after="0"/>
-              <w:jc w:val="left"/>
-              <w:rPr>
-                <w:rFonts w:ascii="Calibri" w:hAnsi="Calibri" w:cs="Calibri"/>
-                <w:b/>
-                <w:bCs/>
-                <w:sz w:val="18"/>
-                <w:szCs w:val="18"/>
-                <w:lang w:val="es-CO" w:eastAsia="es-CO"/>
-                <w14:ligatures w14:val="none"/>
-              </w:rPr>
-            </w:pPr>
-          </w:p>
-          <w:p>
-            <w:pPr>
-              <w:spacing w:before="0" w:after="0"/>
-              <w:jc w:val="left"/>
-              <w:rPr>
-                <w:rFonts w:ascii="Calibri" w:hAnsi="Calibri" w:cs="Calibri"/>
-                <w:b/>
-                <w:bCs/>
-                <w:sz w:val="18"/>
-                <w:szCs w:val="18"/>
-                <w:lang w:val="es-CO" w:eastAsia="es-CO"/>
-                <w14:ligatures w14:val="none"/>
-              </w:rPr>
-            </w:pPr>
-          </w:p>
-          <w:p>
-            <w:pPr>
-              <w:spacing w:before="0" w:after="0"/>
-              <w:jc w:val="left"/>
-              <w:rPr>
-                <w:rFonts w:ascii="Calibri" w:hAnsi="Calibri" w:cs="Calibri"/>
-                <w:b/>
-                <w:bCs/>
-                <w:sz w:val="18"/>
-                <w:szCs w:val="18"/>
-                <w:lang w:val="es-CO" w:eastAsia="es-CO"/>
-                <w14:ligatures w14:val="none"/>
-              </w:rPr>
-            </w:pPr>
-          </w:p>
-          <w:p>
-            <w:pPr>
-              <w:spacing w:before="0" w:after="0"/>
-              <w:jc w:val="left"/>
-              <w:rPr>
-                <w:rFonts w:ascii="Calibri" w:hAnsi="Calibri" w:cs="Calibri"/>
-                <w:b/>
-                <w:bCs/>
-                <w:sz w:val="18"/>
-                <w:szCs w:val="18"/>
-                <w:lang w:val="es-CO" w:eastAsia="es-CO"/>
-                <w14:ligatures w14:val="none"/>
-              </w:rPr>
-            </w:pPr>
-          </w:p>
-          <w:p>
-            <w:pPr>
-              <w:spacing w:before="0" w:after="0"/>
-              <w:jc w:val="left"/>
-              <w:rPr>
-                <w:rFonts w:ascii="Calibri" w:hAnsi="Calibri" w:cs="Calibri"/>
-                <w:b/>
-                <w:bCs/>
-                <w:sz w:val="18"/>
-                <w:szCs w:val="18"/>
-                <w:lang w:val="es-CO" w:eastAsia="es-CO"/>
-                <w14:ligatures w14:val="none"/>
-              </w:rPr>
-            </w:pPr>
-          </w:p>
-          <w:p>
-            <w:pPr>
-              <w:spacing w:before="0" w:after="0"/>
-              <w:jc w:val="left"/>
-              <w:rPr>
-                <w:rFonts w:ascii="Calibri" w:hAnsi="Calibri" w:cs="Calibri"/>
-                <w:b/>
-                <w:bCs/>
-                <w:sz w:val="18"/>
-                <w:szCs w:val="18"/>
-                <w:lang w:val="es-CO" w:eastAsia="es-CO"/>
-                <w14:ligatures w14:val="none"/>
-              </w:rPr>
-            </w:pPr>
-          </w:p>
-          <w:p>
-            <w:pPr>
-              <w:spacing w:before="0" w:after="0"/>
-              <w:jc w:val="left"/>
-              <w:rPr>
-                <w:rFonts w:ascii="Calibri" w:hAnsi="Calibri" w:cs="Calibri"/>
-                <w:b/>
-                <w:bCs/>
-                <w:sz w:val="18"/>
-                <w:szCs w:val="18"/>
-                <w:lang w:val="es-CO" w:eastAsia="es-CO"/>
-                <w14:ligatures w14:val="none"/>
-              </w:rPr>
-            </w:pPr>
-          </w:p>
-        </w:tc>
-      </w:tr>
-    </w:tbl>
-    <w:p>
-      <w:pPr>
-        <w:jc w:val="center"/>
-        <w:rPr>
-          <w:rFonts w:ascii="Calibri" w:hAnsi="Calibri" w:cs="Calibri"/>
-          <w:b/>
-          <w:bCs/>
-          <w:color w:val="000000"/>
-          <w:sz w:val="22"/>
-          <w:szCs w:val="22"/>
-          <w:bdr w:val="single" w:sz="4" w:space="0" w:color="auto"/>
-          <w:lang w:val="es-CO" w:eastAsia="es-CO"/>
-          <w14:ligatures w14:val="none"/>
-        </w:rPr>
-      </w:pPr>
-      <w:bookmarkStart w:id="1" w:name="_Hlk197527663"/>
-      <w:r>
-        <w:rPr>
-          <w:rFonts w:ascii="Calibri" w:hAnsi="Calibri" w:cs="Calibri"/>
-          <w:b/>
-          <w:bCs/>
-          <w:color w:val="000000"/>
-          <w:sz w:val="22"/>
-          <w:szCs w:val="22"/>
-          <w:u w:val="single"/>
-          <w:lang w:val="es-CO" w:eastAsia="es-CO"/>
-          <w14:ligatures w14:val="none"/>
-        </w:rPr>
-        <w:t>Juicio de evaluación de la etapa productiva (seleccione</w:t>
-      </w:r>
-      <w:r>
-        <w:rPr>
-          <w:rFonts w:ascii="Calibri" w:hAnsi="Calibri" w:cs="Calibri"/>
-          <w:b/>
-          <w:bCs/>
-          <w:color w:val="000000"/>
-          <w:sz w:val="22"/>
-          <w:szCs w:val="22"/>
-          <w:u w:val="single"/>
-          <w:lang w:val="es-CO" w:eastAsia="es-CO"/>
-          <w14:ligatures w14:val="none"/>
-        </w:rPr>
-        <w:t xml:space="preserve">): </w:t>
-      </w:r>
-      <w:r>
-        <w:rPr>
-          <w:rFonts w:ascii="Calibri" w:hAnsi="Calibri" w:cs="Calibri"/>
-          <w:b/>
-          <w:bCs/>
-          <w:color w:val="000000"/>
-          <w:sz w:val="22"/>
-          <w:szCs w:val="22"/>
-          <w:lang w:val="es-CO" w:eastAsia="es-CO"/>
-          <w14:ligatures w14:val="none"/>
-        </w:rPr>
-        <w:t xml:space="preserve">    </w:t>
-      </w:r>
-      <w:r>
-        <w:rPr>
-          <w:rFonts w:ascii="Calibri" w:hAnsi="Calibri" w:cs="Calibri"/>
-          <w:b/>
-          <w:bCs/>
-          <w:color w:val="000000"/>
-          <w:sz w:val="22"/>
-          <w:szCs w:val="22"/>
-          <w:lang w:val="es-CO" w:eastAsia="es-CO"/>
-          <w14:ligatures w14:val="none"/>
-        </w:rPr>
-        <w:t>Aprobado</w:t>
-      </w:r>
-      <w:r>
-        <w:rPr>
-          <w:rFonts w:ascii="Calibri" w:hAnsi="Calibri" w:cs="Calibri"/>
-          <w:b/>
-          <w:bCs/>
-          <w:color w:val="000000"/>
-          <w:sz w:val="22"/>
-          <w:szCs w:val="22"/>
-          <w:lang w:val="es-CO" w:eastAsia="es-CO"/>
-          <w14:ligatures w14:val="none"/>
-        </w:rPr>
-        <w:t xml:space="preserve"> </w:t>
-      </w:r>
-      <w:r>
-        <w:rPr>
-          <w:rFonts w:ascii="Calibri" w:hAnsi="Calibri" w:cs="Calibri"/>
-          <w:b/>
-          <w:bCs/>
-          <w:color w:val="000000"/>
-          <w:sz w:val="40"/>
-          <w:szCs w:val="40"/>
-          <w:lang w:val="es-CO" w:eastAsia="es-CO"/>
-          <w14:ligatures w14:val="none"/>
-        </w:rPr>
-        <w:t xml:space="preserve">□ </w:t>
-      </w:r>
-      <w:r>
-        <w:rPr>
-          <w:rFonts w:ascii="Calibri" w:hAnsi="Calibri" w:cs="Calibri"/>
-          <w:b/>
-          <w:bCs/>
-          <w:color w:val="000000"/>
-          <w:sz w:val="22"/>
-          <w:szCs w:val="22"/>
-          <w:lang w:val="es-CO" w:eastAsia="es-CO"/>
-          <w14:ligatures w14:val="none"/>
-        </w:rPr>
-        <w:t xml:space="preserve">       </w:t>
-      </w:r>
-      <w:r>
-        <w:rPr>
-          <w:rFonts w:ascii="Calibri" w:hAnsi="Calibri" w:cs="Calibri"/>
-          <w:b/>
-          <w:bCs/>
-          <w:color w:val="000000"/>
-          <w:sz w:val="22"/>
-          <w:szCs w:val="22"/>
-          <w:lang w:val="es-CO" w:eastAsia="es-CO"/>
-          <w14:ligatures w14:val="none"/>
-        </w:rPr>
-        <w:t xml:space="preserve">No aprobado </w:t>
-      </w:r>
-      <w:r>
-        <w:rPr>
-          <w:rFonts w:ascii="Calibri" w:hAnsi="Calibri" w:cs="Calibri"/>
-          <w:b/>
-          <w:bCs/>
-          <w:color w:val="000000"/>
-          <w:sz w:val="40"/>
-          <w:szCs w:val="40"/>
-          <w:lang w:val="es-CO" w:eastAsia="es-CO"/>
-          <w14:ligatures w14:val="none"/>
-        </w:rPr>
-        <w:t>□</w:t>
-      </w:r>
-      <w:r>
-        <w:rPr>
-          <w:rFonts w:ascii="Calibri" w:hAnsi="Calibri" w:cs="Calibri"/>
-          <w:b/>
-          <w:bCs/>
-          <w:color w:val="000000"/>
-          <w:sz w:val="40"/>
-          <w:szCs w:val="40"/>
-          <w:bdr w:val="single" w:sz="4" w:space="0" w:color="auto"/>
-          <w:lang w:val="es-CO" w:eastAsia="es-CO"/>
-          <w14:ligatures w14:val="none"/>
-        </w:rPr>
-        <w:t xml:space="preserve">   </w:t>
-      </w:r>
-      <w:r>
-        <w:rPr>
-          <w:rFonts w:ascii="Calibri" w:hAnsi="Calibri" w:cs="Calibri"/>
-          <w:b/>
-          <w:bCs/>
-          <w:color w:val="000000"/>
-          <w:sz w:val="22"/>
-          <w:szCs w:val="22"/>
-          <w:bdr w:val="single" w:sz="4" w:space="0" w:color="auto"/>
-          <w:lang w:val="es-CO" w:eastAsia="es-CO"/>
-          <w14:ligatures w14:val="none"/>
-        </w:rPr>
-        <w:t xml:space="preserve">      </w:t>
-      </w:r>
-    </w:p>
-    <w:bookmarkEnd w:id="1"/>
-    <w:p>
-      <w:pPr>
-        <w:rPr>
-          <w:rFonts w:ascii="Calibri" w:hAnsi="Calibri" w:cs="Calibri"/>
-        </w:rPr>
-        <w:sectPr>
-          <w:footerReference w:type="default" r:id="rId20"/>
-          <w:type w:val="continuous"/>
-          <w:pgSz w:w="12240" w:h="15840" w:code="1"/>
-          <w:pgMar w:top="720" w:right="720" w:bottom="720" w:left="720" w:header="708" w:footer="708" w:gutter="0"/>
-          <w:cols w:space="708"/>
-          <w:docGrid w:linePitch="360"/>
-        </w:sectPr>
-      </w:pPr>
-    </w:p>
-    <w:tbl>
-      <w:tblPr>
-        <w:tblStyle w:val="Tablaconcuadrcula"/>
-        <w:tblW w:w="10864" w:type="dxa"/>
-        <w:tblBorders>
-          <w:top w:val="none" w:sz="0" w:space="0" w:color="auto"/>
-          <w:left w:val="none" w:sz="0" w:space="0" w:color="auto"/>
-          <w:bottom w:val="none" w:sz="0" w:space="0" w:color="auto"/>
-          <w:right w:val="none" w:sz="0" w:space="0" w:color="auto"/>
-          <w:insideH w:val="none" w:sz="0" w:space="0" w:color="auto"/>
-          <w:insideV w:val="none" w:sz="0" w:space="0" w:color="auto"/>
-        </w:tblBorders>
-        <w:tblLook w:val="04A0" w:firstRow="1" w:lastRow="0" w:firstColumn="1" w:lastColumn="0" w:noHBand="0" w:noVBand="1"/>
-      </w:tblPr>
-      <w:tblGrid>
-        <w:gridCol w:w="3506"/>
-        <w:gridCol w:w="284"/>
-        <w:gridCol w:w="3118"/>
-        <w:gridCol w:w="284"/>
-        <w:gridCol w:w="3672"/>
-      </w:tblGrid>
-      <w:tr>
-        <w:trPr>
-          <w:trHeight w:val="510"/>
-        </w:trPr>
-        <w:tc>
-          <w:tcPr>
-            <w:tcW w:w="3506" w:type="dxa"/>
-            <w:tcBorders>
-              <w:bottom w:val="single" w:sz="4" w:space="0" w:color="auto"/>
-            </w:tcBorders>
-          </w:tcPr>
-          <w:p>
-            <w:pPr>
-              <w:jc w:val="center"/>
-              <w:rPr>
-                <w:rFonts w:ascii="Calibri" w:hAnsi="Calibri" w:cs="Calibri"/>
-                <w:b/>
-                <w:bCs/>
-                <w:sz w:val="18"/>
-                <w:szCs w:val="18"/>
-              </w:rPr>
-            </w:pPr>
-          </w:p>
-        </w:tc>
-        <w:tc>
-          <w:tcPr>
-            <w:tcW w:w="284" w:type="dxa"/>
-          </w:tcPr>
-          <w:p>
-            <w:pPr>
-              <w:jc w:val="center"/>
-              <w:rPr>
-                <w:rFonts w:ascii="Calibri" w:hAnsi="Calibri" w:cs="Calibri"/>
-                <w:b/>
-                <w:bCs/>
-                <w:sz w:val="18"/>
-                <w:szCs w:val="18"/>
-              </w:rPr>
-            </w:pPr>
-          </w:p>
-        </w:tc>
-        <w:tc>
-          <w:tcPr>
-            <w:tcW w:w="3118" w:type="dxa"/>
-            <w:tcBorders>
-              <w:bottom w:val="single" w:sz="4" w:space="0" w:color="auto"/>
-            </w:tcBorders>
-          </w:tcPr>
-          <w:p>
-            <w:pPr>
-              <w:jc w:val="center"/>
-              <w:rPr>
-                <w:rFonts w:ascii="Calibri" w:hAnsi="Calibri" w:cs="Calibri"/>
-                <w:b/>
-                <w:bCs/>
-                <w:sz w:val="18"/>
-                <w:szCs w:val="18"/>
-              </w:rPr>
-            </w:pPr>
-          </w:p>
-        </w:tc>
-        <w:tc>
-          <w:tcPr>
-            <w:tcW w:w="284" w:type="dxa"/>
-          </w:tcPr>
-          <w:p>
-            <w:pPr>
-              <w:jc w:val="center"/>
-              <w:rPr>
-                <w:rFonts w:ascii="Calibri" w:hAnsi="Calibri" w:cs="Calibri"/>
-                <w:b/>
-                <w:bCs/>
-                <w:sz w:val="18"/>
-                <w:szCs w:val="18"/>
-              </w:rPr>
-            </w:pPr>
-          </w:p>
-        </w:tc>
-        <w:tc>
-          <w:tcPr>
-            <w:tcW w:w="3672" w:type="dxa"/>
-            <w:tcBorders>
-              <w:bottom w:val="single" w:sz="4" w:space="0" w:color="auto"/>
-            </w:tcBorders>
-          </w:tcPr>
-          <w:p>
-            <w:pPr>
-              <w:jc w:val="center"/>
-              <w:rPr>
-                <w:rFonts w:ascii="Calibri" w:hAnsi="Calibri" w:cs="Calibri"/>
-                <w:b/>
-                <w:bCs/>
-                <w:sz w:val="18"/>
-                <w:szCs w:val="18"/>
-              </w:rPr>
-            </w:pPr>
-          </w:p>
-        </w:tc>
-      </w:tr>
-      <w:tr>
-        <w:trPr>
-          <w:trHeight w:val="510"/>
-        </w:trPr>
-        <w:tc>
-          <w:tcPr>
-            <w:tcW w:w="3506" w:type="dxa"/>
-            <w:tcBorders>
-              <w:top w:val="single" w:sz="4" w:space="0" w:color="auto"/>
-            </w:tcBorders>
-          </w:tcPr>
-          <w:p>
-            <w:pPr>
-              <w:jc w:val="center"/>
-              <w:rPr>
-                <w:rFonts w:ascii="Calibri" w:hAnsi="Calibri" w:cs="Calibri"/>
-                <w:b/>
-                <w:bCs/>
-                <w:color w:val="000000"/>
-                <w:sz w:val="20"/>
-                <w:szCs w:val="20"/>
-                <w:lang w:val="es-CO" w:eastAsia="es-CO"/>
-                <w14:ligatures w14:val="none"/>
-              </w:rPr>
-            </w:pPr>
-            <w:r>
-              <w:rPr>
-                <w:rFonts w:ascii="Calibri" w:hAnsi="Calibri" w:cs="Calibri"/>
-                <w:b/>
-                <w:bCs/>
-                <w:color w:val="000000"/>
-                <w:sz w:val="18"/>
-                <w:szCs w:val="18"/>
-                <w:lang w:val="es-CO" w:eastAsia="es-CO"/>
-                <w14:ligatures w14:val="none"/>
-              </w:rPr>
-              <w:t xml:space="preserve">Firma del </w:t>
-            </w:r>
-            <w:r>
-              <w:rPr>
-                <w:rFonts w:ascii="Calibri" w:hAnsi="Calibri" w:cs="Calibri"/>
-                <w:b/>
-                <w:bCs/>
-                <w:color w:val="000000"/>
-                <w:sz w:val="18"/>
-                <w:szCs w:val="18"/>
-                <w:lang w:val="es-CO" w:eastAsia="es-CO"/>
-                <w14:ligatures w14:val="none"/>
-              </w:rPr>
-              <w:t>a</w:t>
-            </w:r>
-            <w:r>
-              <w:rPr>
-                <w:rFonts w:ascii="Calibri" w:hAnsi="Calibri" w:cs="Calibri"/>
-                <w:b/>
-                <w:bCs/>
-                <w:color w:val="000000"/>
-                <w:sz w:val="18"/>
-                <w:szCs w:val="18"/>
-                <w:lang w:val="es-CO" w:eastAsia="es-CO"/>
-                <w14:ligatures w14:val="none"/>
-              </w:rPr>
-              <w:t>prendiz</w:t>
-            </w:r>
-          </w:p>
-        </w:tc>
-        <w:tc>
-          <w:tcPr>
-            <w:tcW w:w="284" w:type="dxa"/>
-          </w:tcPr>
-          <w:p>
-            <w:pPr>
-              <w:jc w:val="center"/>
-              <w:rPr>
-                <w:rFonts w:ascii="Calibri" w:hAnsi="Calibri" w:cs="Calibri"/>
-                <w:b/>
-                <w:bCs/>
-                <w:sz w:val="18"/>
-                <w:szCs w:val="18"/>
-              </w:rPr>
-            </w:pPr>
-          </w:p>
-        </w:tc>
-        <w:tc>
-          <w:tcPr>
-            <w:tcW w:w="3118" w:type="dxa"/>
-            <w:tcBorders>
-              <w:top w:val="single" w:sz="4" w:space="0" w:color="auto"/>
-            </w:tcBorders>
-          </w:tcPr>
-          <w:p>
-            <w:pPr>
-              <w:jc w:val="center"/>
-              <w:rPr>
-                <w:rFonts w:ascii="Calibri" w:hAnsi="Calibri" w:cs="Calibri"/>
-                <w:b/>
-                <w:bCs/>
-                <w:sz w:val="18"/>
-                <w:szCs w:val="18"/>
-              </w:rPr>
-            </w:pPr>
-            <w:r>
-              <w:rPr>
-                <w:rFonts w:ascii="Calibri" w:hAnsi="Calibri" w:cs="Calibri"/>
-                <w:b/>
-                <w:bCs/>
-                <w:color w:val="000000"/>
-                <w:sz w:val="18"/>
-                <w:szCs w:val="18"/>
-                <w:lang w:val="es-CO" w:eastAsia="es-CO"/>
-                <w14:ligatures w14:val="none"/>
-              </w:rPr>
-              <w:t>Firma Instructor de seguimiento</w:t>
-            </w:r>
-          </w:p>
-        </w:tc>
-        <w:tc>
-          <w:tcPr>
-            <w:tcW w:w="284" w:type="dxa"/>
-          </w:tcPr>
-          <w:p>
-            <w:pPr>
-              <w:jc w:val="center"/>
-              <w:rPr>
-                <w:rFonts w:ascii="Calibri" w:hAnsi="Calibri" w:cs="Calibri"/>
-                <w:b/>
-                <w:bCs/>
-                <w:sz w:val="18"/>
-                <w:szCs w:val="18"/>
-              </w:rPr>
-            </w:pPr>
-          </w:p>
-        </w:tc>
-        <w:tc>
-          <w:tcPr>
-            <w:tcW w:w="3672" w:type="dxa"/>
-            <w:tcBorders>
-              <w:top w:val="single" w:sz="4" w:space="0" w:color="auto"/>
-            </w:tcBorders>
-          </w:tcPr>
-          <w:p>
-            <w:pPr>
-              <w:jc w:val="center"/>
-              <w:rPr>
-                <w:rFonts w:ascii="Calibri" w:hAnsi="Calibri" w:cs="Calibri"/>
-                <w:b/>
-                <w:bCs/>
-                <w:sz w:val="18"/>
-                <w:szCs w:val="18"/>
-              </w:rPr>
-            </w:pPr>
-            <w:r>
-              <w:rPr>
-                <w:rFonts w:ascii="Calibri" w:hAnsi="Calibri" w:cs="Calibri"/>
-                <w:b/>
-                <w:bCs/>
-                <w:sz w:val="18"/>
-                <w:szCs w:val="18"/>
-              </w:rPr>
-              <w:t xml:space="preserve">Firma del ente </w:t>
-            </w:r>
-            <w:r>
-              <w:rPr>
-                <w:rFonts w:ascii="Calibri" w:hAnsi="Calibri" w:cs="Calibri"/>
-                <w:b/>
-                <w:bCs/>
-                <w:sz w:val="18"/>
-                <w:szCs w:val="18"/>
-              </w:rPr>
-              <w:t>c</w:t>
-            </w:r>
-            <w:r>
-              <w:rPr>
-                <w:rFonts w:ascii="Calibri" w:hAnsi="Calibri" w:cs="Calibri"/>
-                <w:b/>
-                <w:bCs/>
-                <w:sz w:val="18"/>
-                <w:szCs w:val="18"/>
-              </w:rPr>
-              <w:t>o-formador</w:t>
-            </w:r>
-          </w:p>
-        </w:tc>
-      </w:tr>
-    </w:tbl>
-    <w:p>
-      <w:pPr>
-        <w:jc w:val="center"/>
-        <w:rPr>
-          <w:rFonts w:ascii="Calibri" w:hAnsi="Calibri" w:cs="Calibri"/>
-          <w:b/>
-          <w:bCs/>
-          <w:color w:val="000000"/>
-          <w:sz w:val="20"/>
-          <w:szCs w:val="20"/>
-          <w:lang w:eastAsia="es-CO"/>
-          <w14:ligatures w14:val="none"/>
-        </w:rPr>
-      </w:pPr>
-    </w:p>
-    <w:p>
-      <w:pPr>
-        <w:jc w:val="center"/>
-        <w:rPr>
-          <w:rFonts w:ascii="Calibri" w:hAnsi="Calibri" w:cs="Calibri"/>
-          <w:b/>
-          <w:bCs/>
-          <w:color w:val="000000"/>
-          <w:sz w:val="20"/>
-          <w:szCs w:val="20"/>
-          <w:lang w:eastAsia="es-CO"/>
-          <w14:ligatures w14:val="none"/>
-        </w:rPr>
-      </w:pPr>
-    </w:p>
-    <w:p>
-      <w:pPr>
-        <w:jc w:val="center"/>
-        <w:rPr>
-          <w:rFonts w:ascii="Calibri" w:hAnsi="Calibri" w:cs="Calibri"/>
-          <w:b/>
-          <w:bCs/>
-          <w:color w:val="000000"/>
-          <w:sz w:val="20"/>
-          <w:szCs w:val="20"/>
-          <w:lang w:eastAsia="es-CO"/>
-          <w14:ligatures w14:val="none"/>
-        </w:rPr>
-        <w:sectPr>
-          <w:type w:val="continuous"/>
-          <w:pgSz w:w="12240" w:h="15840"/>
-          <w:pgMar w:top="720" w:right="720" w:bottom="720" w:left="720" w:header="708" w:footer="708" w:gutter="0"/>
-          <w:cols w:space="708"/>
-          <w:docGrid w:linePitch="360"/>
-        </w:sectPr>
-      </w:pPr>
-    </w:p>
-    <w:p>
-      <w:pPr>
-        <w:jc w:val="center"/>
-        <w:rPr>
-          <w:rFonts w:ascii="Calibri" w:hAnsi="Calibri" w:cs="Calibri"/>
-          <w:b/>
-          <w:bCs/>
-          <w:color w:val="000000"/>
-          <w:sz w:val="20"/>
-          <w:szCs w:val="20"/>
-          <w:lang w:val="es-CO" w:eastAsia="es-CO"/>
-          <w14:ligatures w14:val="none"/>
-        </w:rPr>
-      </w:pPr>
-      <w:r>
-        <w:rPr>
-          <w:rFonts w:ascii="Calibri" w:hAnsi="Calibri" w:cs="Calibri"/>
-          <w:b/>
-          <w:bCs/>
-          <w:color w:val="000000"/>
-          <w:sz w:val="20"/>
-          <w:szCs w:val="20"/>
-          <w:lang w:val="es-CO" w:eastAsia="es-CO"/>
-          <w14:ligatures w14:val="none"/>
-        </w:rPr>
-        <w:t xml:space="preserve">El momento 3 – Evaluación se llevó a cabo en la </w:t>
-      </w:r>
-      <w:r>
-        <w:rPr>
-          <w:rFonts w:ascii="Calibri" w:hAnsi="Calibri" w:cs="Calibri"/>
-          <w:b/>
-          <w:bCs/>
-          <w:color w:val="000000"/>
-          <w:sz w:val="20"/>
-          <w:szCs w:val="20"/>
-          <w:lang w:val="es-CO" w:eastAsia="es-CO"/>
-          <w14:ligatures w14:val="none"/>
-        </w:rPr>
-        <w:t>c</w:t>
-      </w:r>
-      <w:r>
-        <w:rPr>
-          <w:rFonts w:ascii="Calibri" w:hAnsi="Calibri" w:cs="Calibri"/>
-          <w:b/>
-          <w:bCs/>
-          <w:color w:val="000000"/>
-          <w:sz w:val="20"/>
-          <w:szCs w:val="20"/>
-          <w:lang w:val="es-CO" w:eastAsia="es-CO"/>
-          <w14:ligatures w14:val="none"/>
-        </w:rPr>
-        <w:t>iudad____________</w:t>
-      </w:r>
-      <w:r>
-        <w:rPr>
-          <w:rFonts w:ascii="Calibri" w:hAnsi="Calibri" w:cs="Calibri"/>
-          <w:b/>
-          <w:bCs/>
-          <w:color w:val="000000"/>
-          <w:sz w:val="20"/>
-          <w:szCs w:val="20"/>
-          <w:lang w:val="es-CO" w:eastAsia="es-CO"/>
-          <w14:ligatures w14:val="none"/>
-        </w:rPr>
-        <w:t xml:space="preserve"> con </w:t>
-      </w:r>
-      <w:r>
-        <w:rPr>
-          <w:rFonts w:ascii="Calibri" w:hAnsi="Calibri" w:cs="Calibri"/>
-          <w:b/>
-          <w:bCs/>
-          <w:color w:val="000000"/>
-          <w:sz w:val="20"/>
-          <w:szCs w:val="20"/>
-          <w:lang w:val="es-CO" w:eastAsia="es-CO"/>
-          <w14:ligatures w14:val="none"/>
-        </w:rPr>
-        <w:t xml:space="preserve">fecha </w:t>
-      </w:r>
-      <w:r>
-        <w:rPr>
-          <w:rFonts w:ascii="Calibri" w:hAnsi="Calibri" w:cs="Calibri"/>
-          <w:b/>
-          <w:bCs/>
-          <w:color w:val="000000"/>
-          <w:sz w:val="20"/>
-          <w:szCs w:val="20"/>
-          <w:lang w:val="es-CO" w:eastAsia="es-CO"/>
-          <w14:ligatures w14:val="none"/>
-        </w:rPr>
-        <w:t>de diligenciamiento</w:t>
-      </w:r>
-      <w:r>
-        <w:rPr>
-          <w:rFonts w:ascii="Calibri" w:hAnsi="Calibri" w:cs="Calibri"/>
-          <w:b/>
-          <w:bCs/>
-          <w:color w:val="000000"/>
-          <w:sz w:val="20"/>
-          <w:szCs w:val="20"/>
-          <w:lang w:val="es-CO" w:eastAsia="es-CO"/>
-          <w14:ligatures w14:val="none"/>
-        </w:rPr>
-        <w:t>: __</w:t>
-      </w:r>
-      <w:r>
-        <w:rPr>
-          <w:rFonts w:ascii="Calibri" w:hAnsi="Calibri" w:cs="Calibri"/>
-          <w:b/>
-          <w:bCs/>
-          <w:color w:val="000000"/>
-          <w:sz w:val="20"/>
-          <w:szCs w:val="20"/>
-          <w:lang w:val="es-CO" w:eastAsia="es-CO"/>
-          <w14:ligatures w14:val="none"/>
-        </w:rPr>
-        <w:t>_</w:t>
-      </w:r>
-      <w:r>
-        <w:rPr>
-          <w:rFonts w:ascii="Calibri" w:hAnsi="Calibri" w:cs="Calibri"/>
-          <w:b/>
-          <w:bCs/>
-          <w:color w:val="000000"/>
-          <w:sz w:val="20"/>
-          <w:szCs w:val="20"/>
-          <w:lang w:val="es-CO" w:eastAsia="es-CO"/>
-          <w14:ligatures w14:val="none"/>
-        </w:rPr>
-        <w:t>/__</w:t>
-      </w:r>
-      <w:r>
-        <w:rPr>
-          <w:rFonts w:ascii="Calibri" w:hAnsi="Calibri" w:cs="Calibri"/>
-          <w:b/>
-          <w:bCs/>
-          <w:color w:val="000000"/>
-          <w:sz w:val="20"/>
-          <w:szCs w:val="20"/>
-          <w:lang w:val="es-CO" w:eastAsia="es-CO"/>
-          <w14:ligatures w14:val="none"/>
-        </w:rPr>
-        <w:t>_</w:t>
-      </w:r>
-      <w:r>
-        <w:rPr>
-          <w:rFonts w:ascii="Calibri" w:hAnsi="Calibri" w:cs="Calibri"/>
-          <w:b/>
-          <w:bCs/>
-          <w:color w:val="000000"/>
-          <w:sz w:val="20"/>
-          <w:szCs w:val="20"/>
-          <w:lang w:val="es-CO" w:eastAsia="es-CO"/>
-          <w14:ligatures w14:val="none"/>
-        </w:rPr>
-        <w:t xml:space="preserve">/____ de forma </w:t>
-      </w:r>
-      <w:r>
-        <w:rPr>
-          <w:rFonts w:ascii="Calibri" w:hAnsi="Calibri" w:cs="Calibri"/>
-          <w:b/>
-          <w:bCs/>
-          <w:color w:val="000000"/>
-          <w:sz w:val="20"/>
-          <w:szCs w:val="20"/>
-          <w:lang w:val="es-CO" w:eastAsia="es-CO"/>
-          <w14:ligatures w14:val="none"/>
-        </w:rPr>
-        <w:t>p</w:t>
-      </w:r>
-      <w:r>
-        <w:rPr>
-          <w:rFonts w:ascii="Calibri" w:hAnsi="Calibri" w:cs="Calibri"/>
-          <w:b/>
-          <w:bCs/>
-          <w:color w:val="000000"/>
-          <w:sz w:val="20"/>
-          <w:szCs w:val="20"/>
-          <w:lang w:val="es-CO" w:eastAsia="es-CO"/>
-          <w14:ligatures w14:val="none"/>
-        </w:rPr>
-        <w:t xml:space="preserve">resencial ___ o </w:t>
-      </w:r>
-      <w:r>
-        <w:rPr>
-          <w:rFonts w:ascii="Calibri" w:hAnsi="Calibri" w:cs="Calibri"/>
-          <w:b/>
-          <w:bCs/>
-          <w:color w:val="000000"/>
-          <w:sz w:val="20"/>
-          <w:szCs w:val="20"/>
-          <w:lang w:val="es-CO" w:eastAsia="es-CO"/>
-          <w14:ligatures w14:val="none"/>
-        </w:rPr>
-        <w:t>v</w:t>
-      </w:r>
-      <w:r>
-        <w:rPr>
-          <w:rFonts w:ascii="Calibri" w:hAnsi="Calibri" w:cs="Calibri"/>
-          <w:b/>
-          <w:bCs/>
-          <w:color w:val="000000"/>
-          <w:sz w:val="20"/>
-          <w:szCs w:val="20"/>
-          <w:lang w:val="es-CO" w:eastAsia="es-CO"/>
-          <w14:ligatures w14:val="none"/>
-        </w:rPr>
-        <w:t>irtual ___</w:t>
-      </w:r>
-    </w:p>
     <w:sectPr>
-      <w:footerReference w:type="default" r:id="rId21"/>
-      <w:headerReference w:type="first" r:id="rId22"/>
-      <w:footerReference w:type="first" r:id="rId23"/>
+      <w:footerReference w:type="default" r:id="rId12"/>
+      <w:headerReference w:type="first" r:id="rId13"/>
+      <w:footerReference w:type="first" r:id="rId14"/>
       <w:type w:val="continuous"/>
       <w:pgSz w:w="12240" w:h="15840"/>
       <w:pgMar w:top="720" w:right="720" w:bottom="720" w:left="720" w:header="708" w:footer="708" w:gutter="0"/>
@@ -18140,7 +8988,7 @@
 </file>
 
 <file path=word/endnotes.xml><?xml version="1.0" encoding="utf-8"?>
-<w:endnotes xmlns:wpc="http://schemas.microsoft.com/office/word/2010/wordprocessingCanvas" xmlns:cx="http://schemas.microsoft.com/office/drawing/2014/chartex" xmlns:cx1="http://schemas.microsoft.com/office/drawing/2015/9/8/chartex" xmlns:cx2="http://schemas.microsoft.com/office/drawing/2015/10/21/chartex" xmlns:cx3="http://schemas.microsoft.com/office/drawing/2016/5/9/chartex" xmlns:cx4="http://schemas.microsoft.com/office/drawing/2016/5/10/chartex" xmlns:cx5="http://schemas.microsoft.com/office/drawing/2016/5/11/chartex" xmlns:cx6="http://schemas.microsoft.com/office/drawing/2016/5/12/chartex" xmlns:cx7="http://schemas.microsoft.com/office/drawing/2016/5/13/chartex" xmlns:cx8="http://schemas.microsoft.com/office/drawing/2016/5/14/chartex" xmlns:mc="http://schemas.openxmlformats.org/markup-compatibility/2006" xmlns:aink="http://schemas.microsoft.com/office/drawing/2016/ink" xmlns:am3d="http://schemas.microsoft.com/office/drawing/2017/model3d" xmlns:o="urn:schemas-microsoft-com:office:office" xmlns:oel="http://schemas.microsoft.com/office/2019/extlst" xmlns:r="http://schemas.openxmlformats.org/officeDocument/2006/relationships" xmlns:m="http://schemas.openxmlformats.org/officeDocument/2006/math" xmlns:v="urn:schemas-microsoft-com:vml" xmlns:wp14="http://schemas.microsoft.com/office/word/2010/wordprocessingDrawing" xmlns:wp="http://schemas.openxmlformats.org/drawingml/2006/wordprocessingDrawing" xmlns:w10="urn:schemas-microsoft-com:office:word" xmlns:w="http://schemas.openxmlformats.org/wordprocessingml/2006/main" xmlns:w14="http://schemas.microsoft.com/office/word/2010/wordml" xmlns:w15="http://schemas.microsoft.com/office/word/2012/wordml" xmlns:w16cei="http://schemas.microsoft.com/office/word/2026/wordml/cei" xmlns:w16cex="http://schemas.microsoft.com/office/word/2018/wordml/cex" xmlns:w16cid="http://schemas.microsoft.com/office/word/2016/wordml/cid" xmlns:w16="http://schemas.microsoft.com/office/word/2018/wordml" xmlns:w16du="http://schemas.microsoft.com/office/word/2023/wordml/word16du" xmlns:w16sdtdh="http://schemas.microsoft.com/office/word/2020/wordml/sdtdatahash" xmlns:w16sdtfl="http://schemas.microsoft.com/office/word/2024/wordml/sdtformatlock" xmlns:w16se="http://schemas.microsoft.com/office/word/2015/wordml/symex" xmlns:wpg="http://schemas.microsoft.com/office/word/2010/wordprocessingGroup" xmlns:wpi="http://schemas.microsoft.com/office/word/2010/wordprocessingInk" xmlns:wne="http://schemas.microsoft.com/office/word/2006/wordml" xmlns:wps="http://schemas.microsoft.com/office/word/2010/wordprocessingShape" mc:Ignorable="w14 w15 w16se w16cid w16 w16cex w16sdtdh w16sdtfl w16du wp14">
+<w:endnotes xmlns:wpc="http://schemas.microsoft.com/office/word/2010/wordprocessingCanvas" xmlns:cx="http://schemas.microsoft.com/office/drawing/2014/chartex" xmlns:cx1="http://schemas.microsoft.com/office/drawing/2015/9/8/chartex" xmlns:cx2="http://schemas.microsoft.com/office/drawing/2015/10/21/chartex" xmlns:cx3="http://schemas.microsoft.com/office/drawing/2016/5/9/chartex" xmlns:cx4="http://schemas.microsoft.com/office/drawing/2016/5/10/chartex" xmlns:cx5="http://schemas.microsoft.com/office/drawing/2016/5/11/chartex" xmlns:cx6="http://schemas.microsoft.com/office/drawing/2016/5/12/chartex" xmlns:cx7="http://schemas.microsoft.com/office/drawing/2016/5/13/chartex" xmlns:cx8="http://schemas.microsoft.com/office/drawing/2016/5/14/chartex" xmlns:mc="http://schemas.openxmlformats.org/markup-compatibility/2006" xmlns:aink="http://schemas.microsoft.com/office/drawing/2016/ink" xmlns:am3d="http://schemas.microsoft.com/office/drawing/2017/model3d" xmlns:o="urn:schemas-microsoft-com:office:office" xmlns:oel="http://schemas.microsoft.com/office/2019/extlst" xmlns:r="http://schemas.openxmlformats.org/officeDocument/2006/relationships" xmlns:m="http://schemas.openxmlformats.org/officeDocument/2006/math" xmlns:v="urn:schemas-microsoft-com:vml" xmlns:wp14="http://schemas.microsoft.com/office/word/2010/wordprocessingDrawing" xmlns:wp="http://schemas.openxmlformats.org/drawingml/2006/wordprocessingDrawing" xmlns:w10="urn:schemas-microsoft-com:office:word" xmlns:w="http://schemas.openxmlformats.org/wordprocessingml/2006/main" xmlns:w14="http://schemas.microsoft.com/office/word/2010/wordml" xmlns:w15="http://schemas.microsoft.com/office/word/2012/wordml" xmlns:w16cex="http://schemas.microsoft.com/office/word/2018/wordml/cex" xmlns:w16cid="http://schemas.microsoft.com/office/word/2016/wordml/cid" xmlns:w16="http://schemas.microsoft.com/office/word/2018/wordml" xmlns:w16du="http://schemas.microsoft.com/office/word/2023/wordml/word16du" xmlns:w16sdtdh="http://schemas.microsoft.com/office/word/2020/wordml/sdtdatahash" xmlns:w16sdtfl="http://schemas.microsoft.com/office/word/2024/wordml/sdtformatlock" xmlns:w16se="http://schemas.microsoft.com/office/word/2015/wordml/symex" xmlns:wpg="http://schemas.microsoft.com/office/word/2010/wordprocessingGroup" xmlns:wpi="http://schemas.microsoft.com/office/word/2010/wordprocessingInk" xmlns:wne="http://schemas.microsoft.com/office/word/2006/wordml" xmlns:wps="http://schemas.microsoft.com/office/word/2010/wordprocessingShape" mc:Ignorable="w14 w15 w16se w16cid w16 w16cex w16sdtdh w16sdtfl w16du wp14">
   <w:endnote w:type="separator" w:id="-1">
     <w:p>
       <w:pPr>
@@ -18165,338 +9013,7 @@
 </file>
 
 <file path=word/footer1.xml><?xml version="1.0" encoding="utf-8"?>
-<w:ftr xmlns:wpc="http://schemas.microsoft.com/office/word/2010/wordprocessingCanvas" xmlns:cx="http://schemas.microsoft.com/office/drawing/2014/chartex" xmlns:cx1="http://schemas.microsoft.com/office/drawing/2015/9/8/chartex" xmlns:cx2="http://schemas.microsoft.com/office/drawing/2015/10/21/chartex" xmlns:cx3="http://schemas.microsoft.com/office/drawing/2016/5/9/chartex" xmlns:cx4="http://schemas.microsoft.com/office/drawing/2016/5/10/chartex" xmlns:cx5="http://schemas.microsoft.com/office/drawing/2016/5/11/chartex" xmlns:cx6="http://schemas.microsoft.com/office/drawing/2016/5/12/chartex" xmlns:cx7="http://schemas.microsoft.com/office/drawing/2016/5/13/chartex" xmlns:cx8="http://schemas.microsoft.com/office/drawing/2016/5/14/chartex" xmlns:mc="http://schemas.openxmlformats.org/markup-compatibility/2006" xmlns:aink="http://schemas.microsoft.com/office/drawing/2016/ink" xmlns:am3d="http://schemas.microsoft.com/office/drawing/2017/model3d" xmlns:o="urn:schemas-microsoft-com:office:office" xmlns:oel="http://schemas.microsoft.com/office/2019/extlst" xmlns:r="http://schemas.openxmlformats.org/officeDocument/2006/relationships" xmlns:m="http://schemas.openxmlformats.org/officeDocument/2006/math" xmlns:v="urn:schemas-microsoft-com:vml" xmlns:wp14="http://schemas.microsoft.com/office/word/2010/wordprocessingDrawing" xmlns:wp="http://schemas.openxmlformats.org/drawingml/2006/wordprocessingDrawing" xmlns:w10="urn:schemas-microsoft-com:office:word" xmlns:w="http://schemas.openxmlformats.org/wordprocessingml/2006/main" xmlns:w14="http://schemas.microsoft.com/office/word/2010/wordml" xmlns:w15="http://schemas.microsoft.com/office/word/2012/wordml" xmlns:w16cei="http://schemas.microsoft.com/office/word/2026/wordml/cei" xmlns:w16cex="http://schemas.microsoft.com/office/word/2018/wordml/cex" xmlns:w16cid="http://schemas.microsoft.com/office/word/2016/wordml/cid" xmlns:w16="http://schemas.microsoft.com/office/word/2018/wordml" xmlns:w16du="http://schemas.microsoft.com/office/word/2023/wordml/word16du" xmlns:w16sdtdh="http://schemas.microsoft.com/office/word/2020/wordml/sdtdatahash" xmlns:w16sdtfl="http://schemas.microsoft.com/office/word/2024/wordml/sdtformatlock" xmlns:w16se="http://schemas.microsoft.com/office/word/2015/wordml/symex" xmlns:wpg="http://schemas.microsoft.com/office/word/2010/wordprocessingGroup" xmlns:wpi="http://schemas.microsoft.com/office/word/2010/wordprocessingInk" xmlns:wne="http://schemas.microsoft.com/office/word/2006/wordml" xmlns:wps="http://schemas.microsoft.com/office/word/2010/wordprocessingShape" mc:Ignorable="w14 w15 w16se w16cid w16 w16cex w16sdtdh w16sdtfl w16du wp14">
-  <w:p>
-    <w:pPr>
-      <w:pStyle w:val="Piedepgina"/>
-      <w:jc w:val="center"/>
-      <w:rPr>
-        <w:rFonts w:ascii="Calibri" w:hAnsi="Calibri" w:cs="Calibri"/>
-        <w:sz w:val="20"/>
-        <w:szCs w:val="20"/>
-        <w:lang w:val="es-CO" w:eastAsia="es-CO"/>
-        <w14:ligatures w14:val="none"/>
-      </w:rPr>
-    </w:pPr>
-    <w:r>
-      <w:rPr>
-        <w:rFonts w:ascii="Calibri" w:hAnsi="Calibri" w:cs="Calibri"/>
-        <w:sz w:val="20"/>
-        <w:szCs w:val="20"/>
-        <w:lang w:val="es-CO" w:eastAsia="es-CO"/>
-        <w14:ligatures w14:val="none"/>
-      </w:rPr>
-      <w:t>GFPI-F-023</w:t>
-    </w:r>
-    <w:r>
-      <w:rPr>
-        <w:rFonts w:ascii="Calibri" w:hAnsi="Calibri" w:cs="Calibri"/>
-        <w:sz w:val="20"/>
-        <w:szCs w:val="20"/>
-        <w:lang w:val="es-CO" w:eastAsia="es-CO"/>
-        <w14:ligatures w14:val="none"/>
-      </w:rPr>
-      <w:t xml:space="preserve"> V6</w:t>
-    </w:r>
-    <w:r>
-      <w:rPr>
-        <w:rFonts w:ascii="Calibri" w:hAnsi="Calibri" w:cs="Calibri"/>
-        <w:sz w:val="20"/>
-        <w:szCs w:val="20"/>
-        <w:lang w:val="es-CO" w:eastAsia="es-CO"/>
-        <w14:ligatures w14:val="none"/>
-      </w:rPr>
-      <w:t>.</w:t>
-    </w:r>
-    <w:r>
-      <w:rPr>
-        <w:rFonts w:ascii="Calibri" w:hAnsi="Calibri" w:cs="Calibri"/>
-        <w:sz w:val="20"/>
-        <w:szCs w:val="20"/>
-        <w:lang w:val="es-CO" w:eastAsia="es-CO"/>
-        <w14:ligatures w14:val="none"/>
-      </w:rPr>
-      <w:t xml:space="preserve"> </w:t>
-    </w:r>
-  </w:p>
-</w:ftr>
-</file>
-
-<file path=word/footer2.xml><?xml version="1.0" encoding="utf-8"?>
-<w:ftr xmlns:wpc="http://schemas.microsoft.com/office/word/2010/wordprocessingCanvas" xmlns:cx="http://schemas.microsoft.com/office/drawing/2014/chartex" xmlns:cx1="http://schemas.microsoft.com/office/drawing/2015/9/8/chartex" xmlns:cx2="http://schemas.microsoft.com/office/drawing/2015/10/21/chartex" xmlns:cx3="http://schemas.microsoft.com/office/drawing/2016/5/9/chartex" xmlns:cx4="http://schemas.microsoft.com/office/drawing/2016/5/10/chartex" xmlns:cx5="http://schemas.microsoft.com/office/drawing/2016/5/11/chartex" xmlns:cx6="http://schemas.microsoft.com/office/drawing/2016/5/12/chartex" xmlns:cx7="http://schemas.microsoft.com/office/drawing/2016/5/13/chartex" xmlns:cx8="http://schemas.microsoft.com/office/drawing/2016/5/14/chartex" xmlns:mc="http://schemas.openxmlformats.org/markup-compatibility/2006" xmlns:aink="http://schemas.microsoft.com/office/drawing/2016/ink" xmlns:am3d="http://schemas.microsoft.com/office/drawing/2017/model3d" xmlns:o="urn:schemas-microsoft-com:office:office" xmlns:oel="http://schemas.microsoft.com/office/2019/extlst" xmlns:r="http://schemas.openxmlformats.org/officeDocument/2006/relationships" xmlns:m="http://schemas.openxmlformats.org/officeDocument/2006/math" xmlns:v="urn:schemas-microsoft-com:vml" xmlns:wp14="http://schemas.microsoft.com/office/word/2010/wordprocessingDrawing" xmlns:wp="http://schemas.openxmlformats.org/drawingml/2006/wordprocessingDrawing" xmlns:w10="urn:schemas-microsoft-com:office:word" xmlns:w="http://schemas.openxmlformats.org/wordprocessingml/2006/main" xmlns:w14="http://schemas.microsoft.com/office/word/2010/wordml" xmlns:w15="http://schemas.microsoft.com/office/word/2012/wordml" xmlns:w16cei="http://schemas.microsoft.com/office/word/2026/wordml/cei" xmlns:w16cex="http://schemas.microsoft.com/office/word/2018/wordml/cex" xmlns:w16cid="http://schemas.microsoft.com/office/word/2016/wordml/cid" xmlns:w16="http://schemas.microsoft.com/office/word/2018/wordml" xmlns:w16du="http://schemas.microsoft.com/office/word/2023/wordml/word16du" xmlns:w16sdtdh="http://schemas.microsoft.com/office/word/2020/wordml/sdtdatahash" xmlns:w16sdtfl="http://schemas.microsoft.com/office/word/2024/wordml/sdtformatlock" xmlns:w16se="http://schemas.microsoft.com/office/word/2015/wordml/symex" xmlns:wpg="http://schemas.microsoft.com/office/word/2010/wordprocessingGroup" xmlns:wpi="http://schemas.microsoft.com/office/word/2010/wordprocessingInk" xmlns:wne="http://schemas.microsoft.com/office/word/2006/wordml" xmlns:wps="http://schemas.microsoft.com/office/word/2010/wordprocessingShape" mc:Ignorable="w14 w15 w16se w16cid w16 w16cex w16sdtdh w16sdtfl w16du wp14">
-  <w:p>
-    <w:pPr>
-      <w:pStyle w:val="Piedepgina"/>
-      <w:jc w:val="center"/>
-      <w:rPr>
-        <w:rFonts w:ascii="Calibri" w:hAnsi="Calibri" w:cs="Calibri"/>
-        <w:sz w:val="20"/>
-        <w:szCs w:val="20"/>
-        <w:lang w:val="es-CO" w:eastAsia="es-CO"/>
-        <w14:ligatures w14:val="none"/>
-      </w:rPr>
-    </w:pPr>
-    <w:r>
-      <w:rPr>
-        <w:rFonts w:ascii="Calibri" w:hAnsi="Calibri" w:cs="Calibri"/>
-        <w:sz w:val="20"/>
-        <w:szCs w:val="20"/>
-        <w:lang w:val="es-CO" w:eastAsia="es-CO"/>
-        <w14:ligatures w14:val="none"/>
-      </w:rPr>
-      <w:t>GFPI-F-023</w:t>
-    </w:r>
-    <w:r>
-      <w:rPr>
-        <w:rFonts w:ascii="Calibri" w:hAnsi="Calibri" w:cs="Calibri"/>
-        <w:sz w:val="20"/>
-        <w:szCs w:val="20"/>
-        <w:lang w:val="es-CO" w:eastAsia="es-CO"/>
-        <w14:ligatures w14:val="none"/>
-      </w:rPr>
-      <w:t xml:space="preserve"> V6</w:t>
-    </w:r>
-    <w:r>
-      <w:rPr>
-        <w:rFonts w:ascii="Calibri" w:hAnsi="Calibri" w:cs="Calibri"/>
-        <w:sz w:val="20"/>
-        <w:szCs w:val="20"/>
-        <w:lang w:val="es-CO" w:eastAsia="es-CO"/>
-        <w14:ligatures w14:val="none"/>
-      </w:rPr>
-      <w:t xml:space="preserve">. </w:t>
-    </w:r>
-  </w:p>
-  <w:p>
-    <w:pPr>
-      <w:pStyle w:val="Piedepgina"/>
-      <w:jc w:val="center"/>
-      <w:rPr>
-        <w:rFonts w:ascii="Calibri" w:hAnsi="Calibri" w:cs="Calibri"/>
-        <w:sz w:val="20"/>
-        <w:szCs w:val="20"/>
-        <w:lang w:val="es-CO" w:eastAsia="es-CO"/>
-        <w14:ligatures w14:val="none"/>
-      </w:rPr>
-    </w:pPr>
-  </w:p>
-</w:ftr>
-</file>
-
-<file path=word/footer3.xml><?xml version="1.0" encoding="utf-8"?>
-<w:ftr xmlns:wpc="http://schemas.microsoft.com/office/word/2010/wordprocessingCanvas" xmlns:cx="http://schemas.microsoft.com/office/drawing/2014/chartex" xmlns:cx1="http://schemas.microsoft.com/office/drawing/2015/9/8/chartex" xmlns:cx2="http://schemas.microsoft.com/office/drawing/2015/10/21/chartex" xmlns:cx3="http://schemas.microsoft.com/office/drawing/2016/5/9/chartex" xmlns:cx4="http://schemas.microsoft.com/office/drawing/2016/5/10/chartex" xmlns:cx5="http://schemas.microsoft.com/office/drawing/2016/5/11/chartex" xmlns:cx6="http://schemas.microsoft.com/office/drawing/2016/5/12/chartex" xmlns:cx7="http://schemas.microsoft.com/office/drawing/2016/5/13/chartex" xmlns:cx8="http://schemas.microsoft.com/office/drawing/2016/5/14/chartex" xmlns:mc="http://schemas.openxmlformats.org/markup-compatibility/2006" xmlns:aink="http://schemas.microsoft.com/office/drawing/2016/ink" xmlns:am3d="http://schemas.microsoft.com/office/drawing/2017/model3d" xmlns:o="urn:schemas-microsoft-com:office:office" xmlns:oel="http://schemas.microsoft.com/office/2019/extlst" xmlns:r="http://schemas.openxmlformats.org/officeDocument/2006/relationships" xmlns:m="http://schemas.openxmlformats.org/officeDocument/2006/math" xmlns:v="urn:schemas-microsoft-com:vml" xmlns:wp14="http://schemas.microsoft.com/office/word/2010/wordprocessingDrawing" xmlns:wp="http://schemas.openxmlformats.org/drawingml/2006/wordprocessingDrawing" xmlns:w10="urn:schemas-microsoft-com:office:word" xmlns:w="http://schemas.openxmlformats.org/wordprocessingml/2006/main" xmlns:w14="http://schemas.microsoft.com/office/word/2010/wordml" xmlns:w15="http://schemas.microsoft.com/office/word/2012/wordml" xmlns:w16cei="http://schemas.microsoft.com/office/word/2026/wordml/cei" xmlns:w16cex="http://schemas.microsoft.com/office/word/2018/wordml/cex" xmlns:w16cid="http://schemas.microsoft.com/office/word/2016/wordml/cid" xmlns:w16="http://schemas.microsoft.com/office/word/2018/wordml" xmlns:w16du="http://schemas.microsoft.com/office/word/2023/wordml/word16du" xmlns:w16sdtdh="http://schemas.microsoft.com/office/word/2020/wordml/sdtdatahash" xmlns:w16sdtfl="http://schemas.microsoft.com/office/word/2024/wordml/sdtformatlock" xmlns:w16se="http://schemas.microsoft.com/office/word/2015/wordml/symex" xmlns:wpg="http://schemas.microsoft.com/office/word/2010/wordprocessingGroup" xmlns:wpi="http://schemas.microsoft.com/office/word/2010/wordprocessingInk" xmlns:wne="http://schemas.microsoft.com/office/word/2006/wordml" xmlns:wps="http://schemas.microsoft.com/office/word/2010/wordprocessingShape" mc:Ignorable="w14 w15 w16se w16cid w16 w16cex w16sdtdh w16sdtfl w16du wp14">
-  <w:p>
-    <w:pPr>
-      <w:pStyle w:val="Piedepgina"/>
-      <w:jc w:val="center"/>
-      <w:rPr>
-        <w:rFonts w:ascii="Calibri" w:hAnsi="Calibri" w:cs="Calibri"/>
-        <w:sz w:val="20"/>
-        <w:szCs w:val="20"/>
-        <w:lang w:val="es-CO" w:eastAsia="es-CO"/>
-        <w14:ligatures w14:val="none"/>
-      </w:rPr>
-    </w:pPr>
-    <w:r>
-      <w:rPr>
-        <w:rFonts w:ascii="Calibri" w:hAnsi="Calibri" w:cs="Calibri"/>
-        <w:sz w:val="20"/>
-        <w:szCs w:val="20"/>
-        <w:lang w:val="es-CO" w:eastAsia="es-CO"/>
-        <w14:ligatures w14:val="none"/>
-      </w:rPr>
-      <w:t>GFPI-F-023</w:t>
-    </w:r>
-    <w:r>
-      <w:rPr>
-        <w:rFonts w:ascii="Calibri" w:hAnsi="Calibri" w:cs="Calibri"/>
-        <w:sz w:val="20"/>
-        <w:szCs w:val="20"/>
-        <w:lang w:val="es-CO" w:eastAsia="es-CO"/>
-        <w14:ligatures w14:val="none"/>
-      </w:rPr>
-      <w:t xml:space="preserve"> V6</w:t>
-    </w:r>
-    <w:r>
-      <w:rPr>
-        <w:rFonts w:ascii="Calibri" w:hAnsi="Calibri" w:cs="Calibri"/>
-        <w:sz w:val="20"/>
-        <w:szCs w:val="20"/>
-        <w:lang w:val="es-CO" w:eastAsia="es-CO"/>
-        <w14:ligatures w14:val="none"/>
-      </w:rPr>
-      <w:t xml:space="preserve">. </w:t>
-    </w:r>
-  </w:p>
-</w:ftr>
-</file>
-
-<file path=word/footer4.xml><?xml version="1.0" encoding="utf-8"?>
-<w:ftr xmlns:wpc="http://schemas.microsoft.com/office/word/2010/wordprocessingCanvas" xmlns:cx="http://schemas.microsoft.com/office/drawing/2014/chartex" xmlns:cx1="http://schemas.microsoft.com/office/drawing/2015/9/8/chartex" xmlns:cx2="http://schemas.microsoft.com/office/drawing/2015/10/21/chartex" xmlns:cx3="http://schemas.microsoft.com/office/drawing/2016/5/9/chartex" xmlns:cx4="http://schemas.microsoft.com/office/drawing/2016/5/10/chartex" xmlns:cx5="http://schemas.microsoft.com/office/drawing/2016/5/11/chartex" xmlns:cx6="http://schemas.microsoft.com/office/drawing/2016/5/12/chartex" xmlns:cx7="http://schemas.microsoft.com/office/drawing/2016/5/13/chartex" xmlns:cx8="http://schemas.microsoft.com/office/drawing/2016/5/14/chartex" xmlns:mc="http://schemas.openxmlformats.org/markup-compatibility/2006" xmlns:aink="http://schemas.microsoft.com/office/drawing/2016/ink" xmlns:am3d="http://schemas.microsoft.com/office/drawing/2017/model3d" xmlns:o="urn:schemas-microsoft-com:office:office" xmlns:oel="http://schemas.microsoft.com/office/2019/extlst" xmlns:r="http://schemas.openxmlformats.org/officeDocument/2006/relationships" xmlns:m="http://schemas.openxmlformats.org/officeDocument/2006/math" xmlns:v="urn:schemas-microsoft-com:vml" xmlns:wp14="http://schemas.microsoft.com/office/word/2010/wordprocessingDrawing" xmlns:wp="http://schemas.openxmlformats.org/drawingml/2006/wordprocessingDrawing" xmlns:w10="urn:schemas-microsoft-com:office:word" xmlns:w="http://schemas.openxmlformats.org/wordprocessingml/2006/main" xmlns:w14="http://schemas.microsoft.com/office/word/2010/wordml" xmlns:w15="http://schemas.microsoft.com/office/word/2012/wordml" xmlns:w16cei="http://schemas.microsoft.com/office/word/2026/wordml/cei" xmlns:w16cex="http://schemas.microsoft.com/office/word/2018/wordml/cex" xmlns:w16cid="http://schemas.microsoft.com/office/word/2016/wordml/cid" xmlns:w16="http://schemas.microsoft.com/office/word/2018/wordml" xmlns:w16du="http://schemas.microsoft.com/office/word/2023/wordml/word16du" xmlns:w16sdtdh="http://schemas.microsoft.com/office/word/2020/wordml/sdtdatahash" xmlns:w16sdtfl="http://schemas.microsoft.com/office/word/2024/wordml/sdtformatlock" xmlns:w16se="http://schemas.microsoft.com/office/word/2015/wordml/symex" xmlns:wpg="http://schemas.microsoft.com/office/word/2010/wordprocessingGroup" xmlns:wpi="http://schemas.microsoft.com/office/word/2010/wordprocessingInk" xmlns:wne="http://schemas.microsoft.com/office/word/2006/wordml" xmlns:wps="http://schemas.microsoft.com/office/word/2010/wordprocessingShape" mc:Ignorable="w14 w15 w16se w16cid w16 w16cex w16sdtdh w16sdtfl w16du wp14">
-  <w:p>
-    <w:pPr>
-      <w:pStyle w:val="Piedepgina"/>
-      <w:jc w:val="center"/>
-      <w:rPr>
-        <w:rFonts w:ascii="Calibri" w:hAnsi="Calibri" w:cs="Calibri"/>
-        <w:sz w:val="20"/>
-        <w:szCs w:val="20"/>
-        <w:lang w:val="es-CO" w:eastAsia="es-CO"/>
-        <w14:ligatures w14:val="none"/>
-      </w:rPr>
-    </w:pPr>
-    <w:r>
-      <w:rPr>
-        <w:rFonts w:ascii="Calibri" w:hAnsi="Calibri" w:cs="Calibri"/>
-        <w:sz w:val="20"/>
-        <w:szCs w:val="20"/>
-        <w:lang w:val="es-CO" w:eastAsia="es-CO"/>
-        <w14:ligatures w14:val="none"/>
-      </w:rPr>
-      <w:t>GFPI-F-023</w:t>
-    </w:r>
-    <w:r>
-      <w:rPr>
-        <w:rFonts w:ascii="Calibri" w:hAnsi="Calibri" w:cs="Calibri"/>
-        <w:sz w:val="20"/>
-        <w:szCs w:val="20"/>
-        <w:lang w:val="es-CO" w:eastAsia="es-CO"/>
-        <w14:ligatures w14:val="none"/>
-      </w:rPr>
-      <w:t xml:space="preserve"> V6</w:t>
-    </w:r>
-    <w:r>
-      <w:rPr>
-        <w:rFonts w:ascii="Calibri" w:hAnsi="Calibri" w:cs="Calibri"/>
-        <w:sz w:val="20"/>
-        <w:szCs w:val="20"/>
-        <w:lang w:val="es-CO" w:eastAsia="es-CO"/>
-        <w14:ligatures w14:val="none"/>
-      </w:rPr>
-      <w:t xml:space="preserve">. </w:t>
-    </w:r>
-    <w:r>
-      <w:rPr>
-        <w:rFonts w:ascii="Calibri" w:hAnsi="Calibri" w:cs="Calibri"/>
-        <w:sz w:val="20"/>
-        <w:szCs w:val="20"/>
-        <w:lang w:val="es-CO" w:eastAsia="es-CO"/>
-        <w14:ligatures w14:val="none"/>
-      </w:rPr>
-      <w:t>Momento 1 – Planeación.</w:t>
-    </w:r>
-  </w:p>
-</w:ftr>
-</file>
-
-<file path=word/footer5.xml><?xml version="1.0" encoding="utf-8"?>
-<w:ftr xmlns:wpc="http://schemas.microsoft.com/office/word/2010/wordprocessingCanvas" xmlns:cx="http://schemas.microsoft.com/office/drawing/2014/chartex" xmlns:cx1="http://schemas.microsoft.com/office/drawing/2015/9/8/chartex" xmlns:cx2="http://schemas.microsoft.com/office/drawing/2015/10/21/chartex" xmlns:cx3="http://schemas.microsoft.com/office/drawing/2016/5/9/chartex" xmlns:cx4="http://schemas.microsoft.com/office/drawing/2016/5/10/chartex" xmlns:cx5="http://schemas.microsoft.com/office/drawing/2016/5/11/chartex" xmlns:cx6="http://schemas.microsoft.com/office/drawing/2016/5/12/chartex" xmlns:cx7="http://schemas.microsoft.com/office/drawing/2016/5/13/chartex" xmlns:cx8="http://schemas.microsoft.com/office/drawing/2016/5/14/chartex" xmlns:mc="http://schemas.openxmlformats.org/markup-compatibility/2006" xmlns:aink="http://schemas.microsoft.com/office/drawing/2016/ink" xmlns:am3d="http://schemas.microsoft.com/office/drawing/2017/model3d" xmlns:o="urn:schemas-microsoft-com:office:office" xmlns:oel="http://schemas.microsoft.com/office/2019/extlst" xmlns:r="http://schemas.openxmlformats.org/officeDocument/2006/relationships" xmlns:m="http://schemas.openxmlformats.org/officeDocument/2006/math" xmlns:v="urn:schemas-microsoft-com:vml" xmlns:wp14="http://schemas.microsoft.com/office/word/2010/wordprocessingDrawing" xmlns:wp="http://schemas.openxmlformats.org/drawingml/2006/wordprocessingDrawing" xmlns:w10="urn:schemas-microsoft-com:office:word" xmlns:w="http://schemas.openxmlformats.org/wordprocessingml/2006/main" xmlns:w14="http://schemas.microsoft.com/office/word/2010/wordml" xmlns:w15="http://schemas.microsoft.com/office/word/2012/wordml" xmlns:w16cei="http://schemas.microsoft.com/office/word/2026/wordml/cei" xmlns:w16cex="http://schemas.microsoft.com/office/word/2018/wordml/cex" xmlns:w16cid="http://schemas.microsoft.com/office/word/2016/wordml/cid" xmlns:w16="http://schemas.microsoft.com/office/word/2018/wordml" xmlns:w16du="http://schemas.microsoft.com/office/word/2023/wordml/word16du" xmlns:w16sdtdh="http://schemas.microsoft.com/office/word/2020/wordml/sdtdatahash" xmlns:w16sdtfl="http://schemas.microsoft.com/office/word/2024/wordml/sdtformatlock" xmlns:w16se="http://schemas.microsoft.com/office/word/2015/wordml/symex" xmlns:wpg="http://schemas.microsoft.com/office/word/2010/wordprocessingGroup" xmlns:wpi="http://schemas.microsoft.com/office/word/2010/wordprocessingInk" xmlns:wne="http://schemas.microsoft.com/office/word/2006/wordml" xmlns:wps="http://schemas.microsoft.com/office/word/2010/wordprocessingShape" mc:Ignorable="w14 w15 w16se w16cid w16 w16cex w16sdtdh w16sdtfl w16du wp14">
-  <w:p>
-    <w:pPr>
-      <w:pStyle w:val="Piedepgina"/>
-      <w:jc w:val="center"/>
-      <w:rPr>
-        <w:rFonts w:ascii="Calibri" w:hAnsi="Calibri" w:cs="Calibri"/>
-        <w:sz w:val="20"/>
-        <w:szCs w:val="20"/>
-        <w:lang w:val="es-CO" w:eastAsia="es-CO"/>
-        <w14:ligatures w14:val="none"/>
-      </w:rPr>
-    </w:pPr>
-    <w:r>
-      <w:rPr>
-        <w:rFonts w:ascii="Calibri" w:hAnsi="Calibri" w:cs="Calibri"/>
-        <w:sz w:val="20"/>
-        <w:szCs w:val="20"/>
-        <w:lang w:val="es-CO" w:eastAsia="es-CO"/>
-        <w14:ligatures w14:val="none"/>
-      </w:rPr>
-      <w:t>GFPI-F-023</w:t>
-    </w:r>
-    <w:r>
-      <w:rPr>
-        <w:rFonts w:ascii="Calibri" w:hAnsi="Calibri" w:cs="Calibri"/>
-        <w:sz w:val="20"/>
-        <w:szCs w:val="20"/>
-        <w:lang w:val="es-CO" w:eastAsia="es-CO"/>
-        <w14:ligatures w14:val="none"/>
-      </w:rPr>
-      <w:t xml:space="preserve"> V6</w:t>
-    </w:r>
-    <w:r>
-      <w:rPr>
-        <w:rFonts w:ascii="Calibri" w:hAnsi="Calibri" w:cs="Calibri"/>
-        <w:sz w:val="20"/>
-        <w:szCs w:val="20"/>
-        <w:lang w:val="es-CO" w:eastAsia="es-CO"/>
-        <w14:ligatures w14:val="none"/>
-      </w:rPr>
-      <w:t xml:space="preserve">. </w:t>
-    </w:r>
-    <w:r>
-      <w:rPr>
-        <w:rFonts w:ascii="Calibri" w:hAnsi="Calibri" w:cs="Calibri"/>
-        <w:sz w:val="20"/>
-        <w:szCs w:val="20"/>
-        <w:lang w:val="es-CO" w:eastAsia="es-CO"/>
-        <w14:ligatures w14:val="none"/>
-      </w:rPr>
-      <w:t>Momento 2 – Seguimiento.</w:t>
-    </w:r>
-  </w:p>
-</w:ftr>
-</file>
-
-<file path=word/footer6.xml><?xml version="1.0" encoding="utf-8"?>
-<w:ftr xmlns:wpc="http://schemas.microsoft.com/office/word/2010/wordprocessingCanvas" xmlns:cx="http://schemas.microsoft.com/office/drawing/2014/chartex" xmlns:cx1="http://schemas.microsoft.com/office/drawing/2015/9/8/chartex" xmlns:cx2="http://schemas.microsoft.com/office/drawing/2015/10/21/chartex" xmlns:cx3="http://schemas.microsoft.com/office/drawing/2016/5/9/chartex" xmlns:cx4="http://schemas.microsoft.com/office/drawing/2016/5/10/chartex" xmlns:cx5="http://schemas.microsoft.com/office/drawing/2016/5/11/chartex" xmlns:cx6="http://schemas.microsoft.com/office/drawing/2016/5/12/chartex" xmlns:cx7="http://schemas.microsoft.com/office/drawing/2016/5/13/chartex" xmlns:cx8="http://schemas.microsoft.com/office/drawing/2016/5/14/chartex" xmlns:mc="http://schemas.openxmlformats.org/markup-compatibility/2006" xmlns:aink="http://schemas.microsoft.com/office/drawing/2016/ink" xmlns:am3d="http://schemas.microsoft.com/office/drawing/2017/model3d" xmlns:o="urn:schemas-microsoft-com:office:office" xmlns:oel="http://schemas.microsoft.com/office/2019/extlst" xmlns:r="http://schemas.openxmlformats.org/officeDocument/2006/relationships" xmlns:m="http://schemas.openxmlformats.org/officeDocument/2006/math" xmlns:v="urn:schemas-microsoft-com:vml" xmlns:wp14="http://schemas.microsoft.com/office/word/2010/wordprocessingDrawing" xmlns:wp="http://schemas.openxmlformats.org/drawingml/2006/wordprocessingDrawing" xmlns:w10="urn:schemas-microsoft-com:office:word" xmlns:w="http://schemas.openxmlformats.org/wordprocessingml/2006/main" xmlns:w14="http://schemas.microsoft.com/office/word/2010/wordml" xmlns:w15="http://schemas.microsoft.com/office/word/2012/wordml" xmlns:w16cei="http://schemas.microsoft.com/office/word/2026/wordml/cei" xmlns:w16cex="http://schemas.microsoft.com/office/word/2018/wordml/cex" xmlns:w16cid="http://schemas.microsoft.com/office/word/2016/wordml/cid" xmlns:w16="http://schemas.microsoft.com/office/word/2018/wordml" xmlns:w16du="http://schemas.microsoft.com/office/word/2023/wordml/word16du" xmlns:w16sdtdh="http://schemas.microsoft.com/office/word/2020/wordml/sdtdatahash" xmlns:w16sdtfl="http://schemas.microsoft.com/office/word/2024/wordml/sdtformatlock" xmlns:w16se="http://schemas.microsoft.com/office/word/2015/wordml/symex" xmlns:wpg="http://schemas.microsoft.com/office/word/2010/wordprocessingGroup" xmlns:wpi="http://schemas.microsoft.com/office/word/2010/wordprocessingInk" xmlns:wne="http://schemas.microsoft.com/office/word/2006/wordml" xmlns:wps="http://schemas.microsoft.com/office/word/2010/wordprocessingShape" mc:Ignorable="w14 w15 w16se w16cid w16 w16cex w16sdtdh w16sdtfl w16du wp14">
-  <w:p>
-    <w:pPr>
-      <w:pStyle w:val="Piedepgina"/>
-      <w:jc w:val="center"/>
-      <w:rPr>
-        <w:rFonts w:ascii="Calibri" w:hAnsi="Calibri" w:cs="Calibri"/>
-        <w:sz w:val="20"/>
-        <w:szCs w:val="20"/>
-        <w:lang w:val="es-CO" w:eastAsia="es-CO"/>
-        <w14:ligatures w14:val="none"/>
-      </w:rPr>
-    </w:pPr>
-    <w:r>
-      <w:rPr>
-        <w:rFonts w:ascii="Calibri" w:hAnsi="Calibri" w:cs="Calibri"/>
-        <w:sz w:val="20"/>
-        <w:szCs w:val="20"/>
-        <w:lang w:val="es-CO" w:eastAsia="es-CO"/>
-        <w14:ligatures w14:val="none"/>
-      </w:rPr>
-      <w:t>GFPI-F-023</w:t>
-    </w:r>
-    <w:r>
-      <w:rPr>
-        <w:rFonts w:ascii="Calibri" w:hAnsi="Calibri" w:cs="Calibri"/>
-        <w:sz w:val="20"/>
-        <w:szCs w:val="20"/>
-        <w:lang w:val="es-CO" w:eastAsia="es-CO"/>
-        <w14:ligatures w14:val="none"/>
-      </w:rPr>
-      <w:t xml:space="preserve"> V6</w:t>
-    </w:r>
-    <w:r>
-      <w:rPr>
-        <w:rFonts w:ascii="Calibri" w:hAnsi="Calibri" w:cs="Calibri"/>
-        <w:sz w:val="20"/>
-        <w:szCs w:val="20"/>
-        <w:lang w:val="es-CO" w:eastAsia="es-CO"/>
-        <w14:ligatures w14:val="none"/>
-      </w:rPr>
-      <w:t xml:space="preserve">. </w:t>
-    </w:r>
-  </w:p>
-</w:ftr>
-</file>
-
-<file path=word/footer7.xml><?xml version="1.0" encoding="utf-8"?>
-<w:ftr xmlns:wpc="http://schemas.microsoft.com/office/word/2010/wordprocessingCanvas" xmlns:cx="http://schemas.microsoft.com/office/drawing/2014/chartex" xmlns:cx1="http://schemas.microsoft.com/office/drawing/2015/9/8/chartex" xmlns:cx2="http://schemas.microsoft.com/office/drawing/2015/10/21/chartex" xmlns:cx3="http://schemas.microsoft.com/office/drawing/2016/5/9/chartex" xmlns:cx4="http://schemas.microsoft.com/office/drawing/2016/5/10/chartex" xmlns:cx5="http://schemas.microsoft.com/office/drawing/2016/5/11/chartex" xmlns:cx6="http://schemas.microsoft.com/office/drawing/2016/5/12/chartex" xmlns:cx7="http://schemas.microsoft.com/office/drawing/2016/5/13/chartex" xmlns:cx8="http://schemas.microsoft.com/office/drawing/2016/5/14/chartex" xmlns:mc="http://schemas.openxmlformats.org/markup-compatibility/2006" xmlns:aink="http://schemas.microsoft.com/office/drawing/2016/ink" xmlns:am3d="http://schemas.microsoft.com/office/drawing/2017/model3d" xmlns:o="urn:schemas-microsoft-com:office:office" xmlns:oel="http://schemas.microsoft.com/office/2019/extlst" xmlns:r="http://schemas.openxmlformats.org/officeDocument/2006/relationships" xmlns:m="http://schemas.openxmlformats.org/officeDocument/2006/math" xmlns:v="urn:schemas-microsoft-com:vml" xmlns:wp14="http://schemas.microsoft.com/office/word/2010/wordprocessingDrawing" xmlns:wp="http://schemas.openxmlformats.org/drawingml/2006/wordprocessingDrawing" xmlns:w10="urn:schemas-microsoft-com:office:word" xmlns:w="http://schemas.openxmlformats.org/wordprocessingml/2006/main" xmlns:w14="http://schemas.microsoft.com/office/word/2010/wordml" xmlns:w15="http://schemas.microsoft.com/office/word/2012/wordml" xmlns:w16cei="http://schemas.microsoft.com/office/word/2026/wordml/cei" xmlns:w16cex="http://schemas.microsoft.com/office/word/2018/wordml/cex" xmlns:w16cid="http://schemas.microsoft.com/office/word/2016/wordml/cid" xmlns:w16="http://schemas.microsoft.com/office/word/2018/wordml" xmlns:w16du="http://schemas.microsoft.com/office/word/2023/wordml/word16du" xmlns:w16sdtdh="http://schemas.microsoft.com/office/word/2020/wordml/sdtdatahash" xmlns:w16sdtfl="http://schemas.microsoft.com/office/word/2024/wordml/sdtformatlock" xmlns:w16se="http://schemas.microsoft.com/office/word/2015/wordml/symex" xmlns:wpg="http://schemas.microsoft.com/office/word/2010/wordprocessingGroup" xmlns:wpi="http://schemas.microsoft.com/office/word/2010/wordprocessingInk" xmlns:wne="http://schemas.microsoft.com/office/word/2006/wordml" xmlns:wps="http://schemas.microsoft.com/office/word/2010/wordprocessingShape" mc:Ignorable="w14 w15 w16se w16cid w16 w16cex w16sdtdh w16sdtfl w16du wp14">
+<w:ftr xmlns:wpc="http://schemas.microsoft.com/office/word/2010/wordprocessingCanvas" xmlns:cx="http://schemas.microsoft.com/office/drawing/2014/chartex" xmlns:cx1="http://schemas.microsoft.com/office/drawing/2015/9/8/chartex" xmlns:cx2="http://schemas.microsoft.com/office/drawing/2015/10/21/chartex" xmlns:cx3="http://schemas.microsoft.com/office/drawing/2016/5/9/chartex" xmlns:cx4="http://schemas.microsoft.com/office/drawing/2016/5/10/chartex" xmlns:cx5="http://schemas.microsoft.com/office/drawing/2016/5/11/chartex" xmlns:cx6="http://schemas.microsoft.com/office/drawing/2016/5/12/chartex" xmlns:cx7="http://schemas.microsoft.com/office/drawing/2016/5/13/chartex" xmlns:cx8="http://schemas.microsoft.com/office/drawing/2016/5/14/chartex" xmlns:mc="http://schemas.openxmlformats.org/markup-compatibility/2006" xmlns:aink="http://schemas.microsoft.com/office/drawing/2016/ink" xmlns:am3d="http://schemas.microsoft.com/office/drawing/2017/model3d" xmlns:o="urn:schemas-microsoft-com:office:office" xmlns:oel="http://schemas.microsoft.com/office/2019/extlst" xmlns:r="http://schemas.openxmlformats.org/officeDocument/2006/relationships" xmlns:m="http://schemas.openxmlformats.org/officeDocument/2006/math" xmlns:v="urn:schemas-microsoft-com:vml" xmlns:wp14="http://schemas.microsoft.com/office/word/2010/wordprocessingDrawing" xmlns:wp="http://schemas.openxmlformats.org/drawingml/2006/wordprocessingDrawing" xmlns:w10="urn:schemas-microsoft-com:office:word" xmlns:w="http://schemas.openxmlformats.org/wordprocessingml/2006/main" xmlns:w14="http://schemas.microsoft.com/office/word/2010/wordml" xmlns:w15="http://schemas.microsoft.com/office/word/2012/wordml" xmlns:w16cex="http://schemas.microsoft.com/office/word/2018/wordml/cex" xmlns:w16cid="http://schemas.microsoft.com/office/word/2016/wordml/cid" xmlns:w16="http://schemas.microsoft.com/office/word/2018/wordml" xmlns:w16du="http://schemas.microsoft.com/office/word/2023/wordml/word16du" xmlns:w16sdtdh="http://schemas.microsoft.com/office/word/2020/wordml/sdtdatahash" xmlns:w16sdtfl="http://schemas.microsoft.com/office/word/2024/wordml/sdtformatlock" xmlns:w16se="http://schemas.microsoft.com/office/word/2015/wordml/symex" xmlns:wpg="http://schemas.microsoft.com/office/word/2010/wordprocessingGroup" xmlns:wpi="http://schemas.microsoft.com/office/word/2010/wordprocessingInk" xmlns:wne="http://schemas.microsoft.com/office/word/2006/wordml" xmlns:wps="http://schemas.microsoft.com/office/word/2010/wordprocessingShape" mc:Ignorable="w14 w15 w16se w16cid w16 w16cex w16sdtdh w16sdtfl w16du wp14">
   <w:p>
     <w:pPr>
       <w:pStyle w:val="Piedepgina"/>
@@ -18558,8 +9075,8 @@
 </w:ftr>
 </file>
 
-<file path=word/footer8.xml><?xml version="1.0" encoding="utf-8"?>
-<w:ftr xmlns:wpc="http://schemas.microsoft.com/office/word/2010/wordprocessingCanvas" xmlns:cx="http://schemas.microsoft.com/office/drawing/2014/chartex" xmlns:cx1="http://schemas.microsoft.com/office/drawing/2015/9/8/chartex" xmlns:cx2="http://schemas.microsoft.com/office/drawing/2015/10/21/chartex" xmlns:cx3="http://schemas.microsoft.com/office/drawing/2016/5/9/chartex" xmlns:cx4="http://schemas.microsoft.com/office/drawing/2016/5/10/chartex" xmlns:cx5="http://schemas.microsoft.com/office/drawing/2016/5/11/chartex" xmlns:cx6="http://schemas.microsoft.com/office/drawing/2016/5/12/chartex" xmlns:cx7="http://schemas.microsoft.com/office/drawing/2016/5/13/chartex" xmlns:cx8="http://schemas.microsoft.com/office/drawing/2016/5/14/chartex" xmlns:mc="http://schemas.openxmlformats.org/markup-compatibility/2006" xmlns:aink="http://schemas.microsoft.com/office/drawing/2016/ink" xmlns:am3d="http://schemas.microsoft.com/office/drawing/2017/model3d" xmlns:o="urn:schemas-microsoft-com:office:office" xmlns:oel="http://schemas.microsoft.com/office/2019/extlst" xmlns:r="http://schemas.openxmlformats.org/officeDocument/2006/relationships" xmlns:m="http://schemas.openxmlformats.org/officeDocument/2006/math" xmlns:v="urn:schemas-microsoft-com:vml" xmlns:wp14="http://schemas.microsoft.com/office/word/2010/wordprocessingDrawing" xmlns:wp="http://schemas.openxmlformats.org/drawingml/2006/wordprocessingDrawing" xmlns:w10="urn:schemas-microsoft-com:office:word" xmlns:w="http://schemas.openxmlformats.org/wordprocessingml/2006/main" xmlns:w14="http://schemas.microsoft.com/office/word/2010/wordml" xmlns:w15="http://schemas.microsoft.com/office/word/2012/wordml" xmlns:w16cei="http://schemas.microsoft.com/office/word/2026/wordml/cei" xmlns:w16cex="http://schemas.microsoft.com/office/word/2018/wordml/cex" xmlns:w16cid="http://schemas.microsoft.com/office/word/2016/wordml/cid" xmlns:w16="http://schemas.microsoft.com/office/word/2018/wordml" xmlns:w16du="http://schemas.microsoft.com/office/word/2023/wordml/word16du" xmlns:w16sdtdh="http://schemas.microsoft.com/office/word/2020/wordml/sdtdatahash" xmlns:w16sdtfl="http://schemas.microsoft.com/office/word/2024/wordml/sdtformatlock" xmlns:w16se="http://schemas.microsoft.com/office/word/2015/wordml/symex" xmlns:wpg="http://schemas.microsoft.com/office/word/2010/wordprocessingGroup" xmlns:wpi="http://schemas.microsoft.com/office/word/2010/wordprocessingInk" xmlns:wne="http://schemas.microsoft.com/office/word/2006/wordml" xmlns:wps="http://schemas.microsoft.com/office/word/2010/wordprocessingShape" mc:Ignorable="w14 w15 w16se w16cid w16 w16cex w16sdtdh w16sdtfl w16du wp14">
+<file path=word/footer2.xml><?xml version="1.0" encoding="utf-8"?>
+<w:ftr xmlns:wpc="http://schemas.microsoft.com/office/word/2010/wordprocessingCanvas" xmlns:cx="http://schemas.microsoft.com/office/drawing/2014/chartex" xmlns:cx1="http://schemas.microsoft.com/office/drawing/2015/9/8/chartex" xmlns:cx2="http://schemas.microsoft.com/office/drawing/2015/10/21/chartex" xmlns:cx3="http://schemas.microsoft.com/office/drawing/2016/5/9/chartex" xmlns:cx4="http://schemas.microsoft.com/office/drawing/2016/5/10/chartex" xmlns:cx5="http://schemas.microsoft.com/office/drawing/2016/5/11/chartex" xmlns:cx6="http://schemas.microsoft.com/office/drawing/2016/5/12/chartex" xmlns:cx7="http://schemas.microsoft.com/office/drawing/2016/5/13/chartex" xmlns:cx8="http://schemas.microsoft.com/office/drawing/2016/5/14/chartex" xmlns:mc="http://schemas.openxmlformats.org/markup-compatibility/2006" xmlns:aink="http://schemas.microsoft.com/office/drawing/2016/ink" xmlns:am3d="http://schemas.microsoft.com/office/drawing/2017/model3d" xmlns:o="urn:schemas-microsoft-com:office:office" xmlns:oel="http://schemas.microsoft.com/office/2019/extlst" xmlns:r="http://schemas.openxmlformats.org/officeDocument/2006/relationships" xmlns:m="http://schemas.openxmlformats.org/officeDocument/2006/math" xmlns:v="urn:schemas-microsoft-com:vml" xmlns:wp14="http://schemas.microsoft.com/office/word/2010/wordprocessingDrawing" xmlns:wp="http://schemas.openxmlformats.org/drawingml/2006/wordprocessingDrawing" xmlns:w10="urn:schemas-microsoft-com:office:word" xmlns:w="http://schemas.openxmlformats.org/wordprocessingml/2006/main" xmlns:w14="http://schemas.microsoft.com/office/word/2010/wordml" xmlns:w15="http://schemas.microsoft.com/office/word/2012/wordml" xmlns:w16cex="http://schemas.microsoft.com/office/word/2018/wordml/cex" xmlns:w16cid="http://schemas.microsoft.com/office/word/2016/wordml/cid" xmlns:w16="http://schemas.microsoft.com/office/word/2018/wordml" xmlns:w16du="http://schemas.microsoft.com/office/word/2023/wordml/word16du" xmlns:w16sdtdh="http://schemas.microsoft.com/office/word/2020/wordml/sdtdatahash" xmlns:w16sdtfl="http://schemas.microsoft.com/office/word/2024/wordml/sdtformatlock" xmlns:w16se="http://schemas.microsoft.com/office/word/2015/wordml/symex" xmlns:wpg="http://schemas.microsoft.com/office/word/2010/wordprocessingGroup" xmlns:wpi="http://schemas.microsoft.com/office/word/2010/wordprocessingInk" xmlns:wne="http://schemas.microsoft.com/office/word/2006/wordml" xmlns:wps="http://schemas.microsoft.com/office/word/2010/wordprocessingShape" mc:Ignorable="w14 w15 w16se w16cid w16 w16cex w16sdtdh w16sdtfl w16du wp14">
   <w:p>
     <w:pPr>
       <w:pStyle w:val="Piedepgina"/>
@@ -18622,7 +9139,7 @@
 </file>
 
 <file path=word/footnotes.xml><?xml version="1.0" encoding="utf-8"?>
-<w:footnotes xmlns:wpc="http://schemas.microsoft.com/office/word/2010/wordprocessingCanvas" xmlns:cx="http://schemas.microsoft.com/office/drawing/2014/chartex" xmlns:cx1="http://schemas.microsoft.com/office/drawing/2015/9/8/chartex" xmlns:cx2="http://schemas.microsoft.com/office/drawing/2015/10/21/chartex" xmlns:cx3="http://schemas.microsoft.com/office/drawing/2016/5/9/chartex" xmlns:cx4="http://schemas.microsoft.com/office/drawing/2016/5/10/chartex" xmlns:cx5="http://schemas.microsoft.com/office/drawing/2016/5/11/chartex" xmlns:cx6="http://schemas.microsoft.com/office/drawing/2016/5/12/chartex" xmlns:cx7="http://schemas.microsoft.com/office/drawing/2016/5/13/chartex" xmlns:cx8="http://schemas.microsoft.com/office/drawing/2016/5/14/chartex" xmlns:mc="http://schemas.openxmlformats.org/markup-compatibility/2006" xmlns:aink="http://schemas.microsoft.com/office/drawing/2016/ink" xmlns:am3d="http://schemas.microsoft.com/office/drawing/2017/model3d" xmlns:o="urn:schemas-microsoft-com:office:office" xmlns:oel="http://schemas.microsoft.com/office/2019/extlst" xmlns:r="http://schemas.openxmlformats.org/officeDocument/2006/relationships" xmlns:m="http://schemas.openxmlformats.org/officeDocument/2006/math" xmlns:v="urn:schemas-microsoft-com:vml" xmlns:wp14="http://schemas.microsoft.com/office/word/2010/wordprocessingDrawing" xmlns:wp="http://schemas.openxmlformats.org/drawingml/2006/wordprocessingDrawing" xmlns:w10="urn:schemas-microsoft-com:office:word" xmlns:w="http://schemas.openxmlformats.org/wordprocessingml/2006/main" xmlns:w14="http://schemas.microsoft.com/office/word/2010/wordml" xmlns:w15="http://schemas.microsoft.com/office/word/2012/wordml" xmlns:w16cei="http://schemas.microsoft.com/office/word/2026/wordml/cei" xmlns:w16cex="http://schemas.microsoft.com/office/word/2018/wordml/cex" xmlns:w16cid="http://schemas.microsoft.com/office/word/2016/wordml/cid" xmlns:w16="http://schemas.microsoft.com/office/word/2018/wordml" xmlns:w16du="http://schemas.microsoft.com/office/word/2023/wordml/word16du" xmlns:w16sdtdh="http://schemas.microsoft.com/office/word/2020/wordml/sdtdatahash" xmlns:w16sdtfl="http://schemas.microsoft.com/office/word/2024/wordml/sdtformatlock" xmlns:w16se="http://schemas.microsoft.com/office/word/2015/wordml/symex" xmlns:wpg="http://schemas.microsoft.com/office/word/2010/wordprocessingGroup" xmlns:wpi="http://schemas.microsoft.com/office/word/2010/wordprocessingInk" xmlns:wne="http://schemas.microsoft.com/office/word/2006/wordml" xmlns:wps="http://schemas.microsoft.com/office/word/2010/wordprocessingShape" mc:Ignorable="w14 w15 w16se w16cid w16 w16cex w16sdtdh w16sdtfl w16du wp14">
+<w:footnotes xmlns:wpc="http://schemas.microsoft.com/office/word/2010/wordprocessingCanvas" xmlns:cx="http://schemas.microsoft.com/office/drawing/2014/chartex" xmlns:cx1="http://schemas.microsoft.com/office/drawing/2015/9/8/chartex" xmlns:cx2="http://schemas.microsoft.com/office/drawing/2015/10/21/chartex" xmlns:cx3="http://schemas.microsoft.com/office/drawing/2016/5/9/chartex" xmlns:cx4="http://schemas.microsoft.com/office/drawing/2016/5/10/chartex" xmlns:cx5="http://schemas.microsoft.com/office/drawing/2016/5/11/chartex" xmlns:cx6="http://schemas.microsoft.com/office/drawing/2016/5/12/chartex" xmlns:cx7="http://schemas.microsoft.com/office/drawing/2016/5/13/chartex" xmlns:cx8="http://schemas.microsoft.com/office/drawing/2016/5/14/chartex" xmlns:mc="http://schemas.openxmlformats.org/markup-compatibility/2006" xmlns:aink="http://schemas.microsoft.com/office/drawing/2016/ink" xmlns:am3d="http://schemas.microsoft.com/office/drawing/2017/model3d" xmlns:o="urn:schemas-microsoft-com:office:office" xmlns:oel="http://schemas.microsoft.com/office/2019/extlst" xmlns:r="http://schemas.openxmlformats.org/officeDocument/2006/relationships" xmlns:m="http://schemas.openxmlformats.org/officeDocument/2006/math" xmlns:v="urn:schemas-microsoft-com:vml" xmlns:wp14="http://schemas.microsoft.com/office/word/2010/wordprocessingDrawing" xmlns:wp="http://schemas.openxmlformats.org/drawingml/2006/wordprocessingDrawing" xmlns:w10="urn:schemas-microsoft-com:office:word" xmlns:w="http://schemas.openxmlformats.org/wordprocessingml/2006/main" xmlns:w14="http://schemas.microsoft.com/office/word/2010/wordml" xmlns:w15="http://schemas.microsoft.com/office/word/2012/wordml" xmlns:w16cex="http://schemas.microsoft.com/office/word/2018/wordml/cex" xmlns:w16cid="http://schemas.microsoft.com/office/word/2016/wordml/cid" xmlns:w16="http://schemas.microsoft.com/office/word/2018/wordml" xmlns:w16du="http://schemas.microsoft.com/office/word/2023/wordml/word16du" xmlns:w16sdtdh="http://schemas.microsoft.com/office/word/2020/wordml/sdtdatahash" xmlns:w16sdtfl="http://schemas.microsoft.com/office/word/2024/wordml/sdtformatlock" xmlns:w16se="http://schemas.microsoft.com/office/word/2015/wordml/symex" xmlns:wpg="http://schemas.microsoft.com/office/word/2010/wordprocessingGroup" xmlns:wpi="http://schemas.microsoft.com/office/word/2010/wordprocessingInk" xmlns:wne="http://schemas.microsoft.com/office/word/2006/wordml" xmlns:wps="http://schemas.microsoft.com/office/word/2010/wordprocessingShape" mc:Ignorable="w14 w15 w16se w16cid w16 w16cex w16sdtdh w16sdtfl w16du wp14">
   <w:footnote w:type="separator" w:id="-1">
     <w:p>
       <w:pPr>
@@ -18647,227 +9164,7 @@
 </file>
 
 <file path=word/header1.xml><?xml version="1.0" encoding="utf-8"?>
-<w:hdr xmlns:wpc="http://schemas.microsoft.com/office/word/2010/wordprocessingCanvas" xmlns:cx="http://schemas.microsoft.com/office/drawing/2014/chartex" xmlns:cx1="http://schemas.microsoft.com/office/drawing/2015/9/8/chartex" xmlns:cx2="http://schemas.microsoft.com/office/drawing/2015/10/21/chartex" xmlns:cx3="http://schemas.microsoft.com/office/drawing/2016/5/9/chartex" xmlns:cx4="http://schemas.microsoft.com/office/drawing/2016/5/10/chartex" xmlns:cx5="http://schemas.microsoft.com/office/drawing/2016/5/11/chartex" xmlns:cx6="http://schemas.microsoft.com/office/drawing/2016/5/12/chartex" xmlns:cx7="http://schemas.microsoft.com/office/drawing/2016/5/13/chartex" xmlns:cx8="http://schemas.microsoft.com/office/drawing/2016/5/14/chartex" xmlns:mc="http://schemas.openxmlformats.org/markup-compatibility/2006" xmlns:aink="http://schemas.microsoft.com/office/drawing/2016/ink" xmlns:am3d="http://schemas.microsoft.com/office/drawing/2017/model3d" xmlns:o="urn:schemas-microsoft-com:office:office" xmlns:oel="http://schemas.microsoft.com/office/2019/extlst" xmlns:r="http://schemas.openxmlformats.org/officeDocument/2006/relationships" xmlns:m="http://schemas.openxmlformats.org/officeDocument/2006/math" xmlns:v="urn:schemas-microsoft-com:vml" xmlns:wp14="http://schemas.microsoft.com/office/word/2010/wordprocessingDrawing" xmlns:wp="http://schemas.openxmlformats.org/drawingml/2006/wordprocessingDrawing" xmlns:w10="urn:schemas-microsoft-com:office:word" xmlns:w="http://schemas.openxmlformats.org/wordprocessingml/2006/main" xmlns:w14="http://schemas.microsoft.com/office/word/2010/wordml" xmlns:w15="http://schemas.microsoft.com/office/word/2012/wordml" xmlns:w16cei="http://schemas.microsoft.com/office/word/2026/wordml/cei" xmlns:w16cex="http://schemas.microsoft.com/office/word/2018/wordml/cex" xmlns:w16cid="http://schemas.microsoft.com/office/word/2016/wordml/cid" xmlns:w16="http://schemas.microsoft.com/office/word/2018/wordml" xmlns:w16du="http://schemas.microsoft.com/office/word/2023/wordml/word16du" xmlns:w16sdtdh="http://schemas.microsoft.com/office/word/2020/wordml/sdtdatahash" xmlns:w16sdtfl="http://schemas.microsoft.com/office/word/2024/wordml/sdtformatlock" xmlns:w16se="http://schemas.microsoft.com/office/word/2015/wordml/symex" xmlns:wpg="http://schemas.microsoft.com/office/word/2010/wordprocessingGroup" xmlns:wpi="http://schemas.microsoft.com/office/word/2010/wordprocessingInk" xmlns:wne="http://schemas.microsoft.com/office/word/2006/wordml" xmlns:wps="http://schemas.microsoft.com/office/word/2010/wordprocessingShape" mc:Ignorable="w14 w15 w16se w16cid w16 w16cex w16sdtdh w16sdtfl w16du wp14">
-  <w:p>
-    <w:pPr>
-      <w:pStyle w:val="Encabezado"/>
-    </w:pPr>
-  </w:p>
-  <w:p>
-    <w:pPr>
-      <w:pStyle w:val="Encabezado"/>
-    </w:pPr>
-    <w:r>
-      <w:rPr>
-        <w:noProof/>
-      </w:rPr>
-      <w:drawing>
-        <wp:anchor distT="114300" distB="114300" distL="114300" distR="114300" simplePos="0" relativeHeight="251661312" behindDoc="1" locked="0" layoutInCell="1" hidden="0" allowOverlap="1" wp14:anchorId="6208E44A" wp14:editId="4A467A65">
-          <wp:simplePos x="0" y="0"/>
-          <wp:positionH relativeFrom="margin">
-            <wp:align>center</wp:align>
-          </wp:positionH>
-          <wp:positionV relativeFrom="page">
-            <wp:posOffset>98213</wp:posOffset>
-          </wp:positionV>
-          <wp:extent cx="677228" cy="615661"/>
-          <wp:effectExtent l="0" t="0" r="8890" b="0"/>
-          <wp:wrapNone/>
-          <wp:docPr id="8882827" name="Imagen 8882827">
-            <a:extLst xmlns:a="http://schemas.openxmlformats.org/drawingml/2006/main">
-              <a:ext uri="{C183D7F6-B498-43B3-948B-1728B52AA6E4}">
-                <adec:decorative xmlns:adec="http://schemas.microsoft.com/office/drawing/2017/decorative" val="1"/>
-              </a:ext>
-            </a:extLst>
-          </wp:docPr>
-          <wp:cNvGraphicFramePr/>
-          <a:graphic xmlns:a="http://schemas.openxmlformats.org/drawingml/2006/main">
-            <a:graphicData uri="http://schemas.openxmlformats.org/drawingml/2006/picture">
-              <pic:pic xmlns:pic="http://schemas.openxmlformats.org/drawingml/2006/picture">
-                <pic:nvPicPr>
-                  <pic:cNvPr id="9" name="Imagen 9">
-                    <a:extLst>
-                      <a:ext uri="{C183D7F6-B498-43B3-948B-1728B52AA6E4}">
-                        <adec:decorative xmlns:adec="http://schemas.microsoft.com/office/drawing/2017/decorative" val="1"/>
-                      </a:ext>
-                    </a:extLst>
-                  </pic:cNvPr>
-                  <pic:cNvPicPr preferRelativeResize="0"/>
-                </pic:nvPicPr>
-                <pic:blipFill>
-                  <a:blip r:embed="rId1"/>
-                  <a:srcRect/>
-                  <a:stretch>
-                    <a:fillRect/>
-                  </a:stretch>
-                </pic:blipFill>
-                <pic:spPr>
-                  <a:xfrm>
-                    <a:off x="0" y="0"/>
-                    <a:ext cx="677228" cy="615661"/>
-                  </a:xfrm>
-                  <a:prstGeom prst="rect">
-                    <a:avLst/>
-                  </a:prstGeom>
-                  <a:ln/>
-                </pic:spPr>
-              </pic:pic>
-            </a:graphicData>
-          </a:graphic>
-        </wp:anchor>
-      </w:drawing>
-    </w:r>
-  </w:p>
-</w:hdr>
-</file>
-
-<file path=word/header2.xml><?xml version="1.0" encoding="utf-8"?>
-<w:hdr xmlns:wpc="http://schemas.microsoft.com/office/word/2010/wordprocessingCanvas" xmlns:cx="http://schemas.microsoft.com/office/drawing/2014/chartex" xmlns:cx1="http://schemas.microsoft.com/office/drawing/2015/9/8/chartex" xmlns:cx2="http://schemas.microsoft.com/office/drawing/2015/10/21/chartex" xmlns:cx3="http://schemas.microsoft.com/office/drawing/2016/5/9/chartex" xmlns:cx4="http://schemas.microsoft.com/office/drawing/2016/5/10/chartex" xmlns:cx5="http://schemas.microsoft.com/office/drawing/2016/5/11/chartex" xmlns:cx6="http://schemas.microsoft.com/office/drawing/2016/5/12/chartex" xmlns:cx7="http://schemas.microsoft.com/office/drawing/2016/5/13/chartex" xmlns:cx8="http://schemas.microsoft.com/office/drawing/2016/5/14/chartex" xmlns:mc="http://schemas.openxmlformats.org/markup-compatibility/2006" xmlns:aink="http://schemas.microsoft.com/office/drawing/2016/ink" xmlns:am3d="http://schemas.microsoft.com/office/drawing/2017/model3d" xmlns:o="urn:schemas-microsoft-com:office:office" xmlns:oel="http://schemas.microsoft.com/office/2019/extlst" xmlns:r="http://schemas.openxmlformats.org/officeDocument/2006/relationships" xmlns:m="http://schemas.openxmlformats.org/officeDocument/2006/math" xmlns:v="urn:schemas-microsoft-com:vml" xmlns:wp14="http://schemas.microsoft.com/office/word/2010/wordprocessingDrawing" xmlns:wp="http://schemas.openxmlformats.org/drawingml/2006/wordprocessingDrawing" xmlns:w10="urn:schemas-microsoft-com:office:word" xmlns:w="http://schemas.openxmlformats.org/wordprocessingml/2006/main" xmlns:w14="http://schemas.microsoft.com/office/word/2010/wordml" xmlns:w15="http://schemas.microsoft.com/office/word/2012/wordml" xmlns:w16cei="http://schemas.microsoft.com/office/word/2026/wordml/cei" xmlns:w16cex="http://schemas.microsoft.com/office/word/2018/wordml/cex" xmlns:w16cid="http://schemas.microsoft.com/office/word/2016/wordml/cid" xmlns:w16="http://schemas.microsoft.com/office/word/2018/wordml" xmlns:w16du="http://schemas.microsoft.com/office/word/2023/wordml/word16du" xmlns:w16sdtdh="http://schemas.microsoft.com/office/word/2020/wordml/sdtdatahash" xmlns:w16sdtfl="http://schemas.microsoft.com/office/word/2024/wordml/sdtformatlock" xmlns:w16se="http://schemas.microsoft.com/office/word/2015/wordml/symex" xmlns:wpg="http://schemas.microsoft.com/office/word/2010/wordprocessingGroup" xmlns:wpi="http://schemas.microsoft.com/office/word/2010/wordprocessingInk" xmlns:wne="http://schemas.microsoft.com/office/word/2006/wordml" xmlns:wps="http://schemas.microsoft.com/office/word/2010/wordprocessingShape" mc:Ignorable="w14 w15 w16se w16cid w16 w16cex w16sdtdh w16sdtfl w16du wp14">
-  <w:p>
-    <w:pPr>
-      <w:pStyle w:val="Encabezado"/>
-    </w:pPr>
-    <w:r>
-      <w:rPr>
-        <w:noProof/>
-      </w:rPr>
-      <w:drawing>
-        <wp:anchor distT="114300" distB="114300" distL="114300" distR="114300" simplePos="0" relativeHeight="251659264" behindDoc="1" locked="0" layoutInCell="1" hidden="0" allowOverlap="1" wp14:anchorId="5E6C22A1" wp14:editId="35273536">
-          <wp:simplePos x="0" y="0"/>
-          <wp:positionH relativeFrom="margin">
-            <wp:align>center</wp:align>
-          </wp:positionH>
-          <wp:positionV relativeFrom="page">
-            <wp:posOffset>141850</wp:posOffset>
-          </wp:positionV>
-          <wp:extent cx="677228" cy="615661"/>
-          <wp:effectExtent l="0" t="0" r="8890" b="0"/>
-          <wp:wrapNone/>
-          <wp:docPr id="9" name="Imagen 9">
-            <a:extLst xmlns:a="http://schemas.openxmlformats.org/drawingml/2006/main">
-              <a:ext uri="{C183D7F6-B498-43B3-948B-1728B52AA6E4}">
-                <adec:decorative xmlns:adec="http://schemas.microsoft.com/office/drawing/2017/decorative" val="1"/>
-              </a:ext>
-            </a:extLst>
-          </wp:docPr>
-          <wp:cNvGraphicFramePr/>
-          <a:graphic xmlns:a="http://schemas.openxmlformats.org/drawingml/2006/main">
-            <a:graphicData uri="http://schemas.openxmlformats.org/drawingml/2006/picture">
-              <pic:pic xmlns:pic="http://schemas.openxmlformats.org/drawingml/2006/picture">
-                <pic:nvPicPr>
-                  <pic:cNvPr id="9" name="Imagen 9">
-                    <a:extLst>
-                      <a:ext uri="{C183D7F6-B498-43B3-948B-1728B52AA6E4}">
-                        <adec:decorative xmlns:adec="http://schemas.microsoft.com/office/drawing/2017/decorative" val="1"/>
-                      </a:ext>
-                    </a:extLst>
-                  </pic:cNvPr>
-                  <pic:cNvPicPr preferRelativeResize="0"/>
-                </pic:nvPicPr>
-                <pic:blipFill>
-                  <a:blip r:embed="rId1"/>
-                  <a:srcRect/>
-                  <a:stretch>
-                    <a:fillRect/>
-                  </a:stretch>
-                </pic:blipFill>
-                <pic:spPr>
-                  <a:xfrm>
-                    <a:off x="0" y="0"/>
-                    <a:ext cx="677228" cy="615661"/>
-                  </a:xfrm>
-                  <a:prstGeom prst="rect">
-                    <a:avLst/>
-                  </a:prstGeom>
-                  <a:ln/>
-                </pic:spPr>
-              </pic:pic>
-            </a:graphicData>
-          </a:graphic>
-        </wp:anchor>
-      </w:drawing>
-    </w:r>
-  </w:p>
-</w:hdr>
-</file>
-
-<file path=word/header3.xml><?xml version="1.0" encoding="utf-8"?>
-<w:hdr xmlns:wpc="http://schemas.microsoft.com/office/word/2010/wordprocessingCanvas" xmlns:cx="http://schemas.microsoft.com/office/drawing/2014/chartex" xmlns:cx1="http://schemas.microsoft.com/office/drawing/2015/9/8/chartex" xmlns:cx2="http://schemas.microsoft.com/office/drawing/2015/10/21/chartex" xmlns:cx3="http://schemas.microsoft.com/office/drawing/2016/5/9/chartex" xmlns:cx4="http://schemas.microsoft.com/office/drawing/2016/5/10/chartex" xmlns:cx5="http://schemas.microsoft.com/office/drawing/2016/5/11/chartex" xmlns:cx6="http://schemas.microsoft.com/office/drawing/2016/5/12/chartex" xmlns:cx7="http://schemas.microsoft.com/office/drawing/2016/5/13/chartex" xmlns:cx8="http://schemas.microsoft.com/office/drawing/2016/5/14/chartex" xmlns:mc="http://schemas.openxmlformats.org/markup-compatibility/2006" xmlns:aink="http://schemas.microsoft.com/office/drawing/2016/ink" xmlns:am3d="http://schemas.microsoft.com/office/drawing/2017/model3d" xmlns:o="urn:schemas-microsoft-com:office:office" xmlns:oel="http://schemas.microsoft.com/office/2019/extlst" xmlns:r="http://schemas.openxmlformats.org/officeDocument/2006/relationships" xmlns:m="http://schemas.openxmlformats.org/officeDocument/2006/math" xmlns:v="urn:schemas-microsoft-com:vml" xmlns:wp14="http://schemas.microsoft.com/office/word/2010/wordprocessingDrawing" xmlns:wp="http://schemas.openxmlformats.org/drawingml/2006/wordprocessingDrawing" xmlns:w10="urn:schemas-microsoft-com:office:word" xmlns:w="http://schemas.openxmlformats.org/wordprocessingml/2006/main" xmlns:w14="http://schemas.microsoft.com/office/word/2010/wordml" xmlns:w15="http://schemas.microsoft.com/office/word/2012/wordml" xmlns:w16cei="http://schemas.microsoft.com/office/word/2026/wordml/cei" xmlns:w16cex="http://schemas.microsoft.com/office/word/2018/wordml/cex" xmlns:w16cid="http://schemas.microsoft.com/office/word/2016/wordml/cid" xmlns:w16="http://schemas.microsoft.com/office/word/2018/wordml" xmlns:w16du="http://schemas.microsoft.com/office/word/2023/wordml/word16du" xmlns:w16sdtdh="http://schemas.microsoft.com/office/word/2020/wordml/sdtdatahash" xmlns:w16sdtfl="http://schemas.microsoft.com/office/word/2024/wordml/sdtformatlock" xmlns:w16se="http://schemas.microsoft.com/office/word/2015/wordml/symex" xmlns:wpg="http://schemas.microsoft.com/office/word/2010/wordprocessingGroup" xmlns:wpi="http://schemas.microsoft.com/office/word/2010/wordprocessingInk" xmlns:wne="http://schemas.microsoft.com/office/word/2006/wordml" xmlns:wps="http://schemas.microsoft.com/office/word/2010/wordprocessingShape" mc:Ignorable="w14 w15 w16se w16cid w16 w16cex w16sdtdh w16sdtfl w16du wp14">
-  <w:p>
-    <w:pPr>
-      <w:pStyle w:val="Encabezado"/>
-    </w:pPr>
-  </w:p>
-  <w:p>
-    <w:pPr>
-      <w:pStyle w:val="Encabezado"/>
-    </w:pPr>
-    <w:r>
-      <w:rPr>
-        <w:noProof/>
-      </w:rPr>
-      <w:drawing>
-        <wp:anchor distT="114300" distB="114300" distL="114300" distR="114300" simplePos="0" relativeHeight="251663360" behindDoc="1" locked="0" layoutInCell="1" hidden="0" allowOverlap="1" wp14:anchorId="19E68826" wp14:editId="54EC929C">
-          <wp:simplePos x="0" y="0"/>
-          <wp:positionH relativeFrom="margin">
-            <wp:posOffset>2840567</wp:posOffset>
-          </wp:positionH>
-          <wp:positionV relativeFrom="page">
-            <wp:posOffset>67945</wp:posOffset>
-          </wp:positionV>
-          <wp:extent cx="677228" cy="615661"/>
-          <wp:effectExtent l="0" t="0" r="8890" b="0"/>
-          <wp:wrapNone/>
-          <wp:docPr id="22803443" name="Imagen 22803443">
-            <a:extLst xmlns:a="http://schemas.openxmlformats.org/drawingml/2006/main">
-              <a:ext uri="{C183D7F6-B498-43B3-948B-1728B52AA6E4}">
-                <adec:decorative xmlns:adec="http://schemas.microsoft.com/office/drawing/2017/decorative" val="1"/>
-              </a:ext>
-            </a:extLst>
-          </wp:docPr>
-          <wp:cNvGraphicFramePr/>
-          <a:graphic xmlns:a="http://schemas.openxmlformats.org/drawingml/2006/main">
-            <a:graphicData uri="http://schemas.openxmlformats.org/drawingml/2006/picture">
-              <pic:pic xmlns:pic="http://schemas.openxmlformats.org/drawingml/2006/picture">
-                <pic:nvPicPr>
-                  <pic:cNvPr id="9" name="Imagen 9">
-                    <a:extLst>
-                      <a:ext uri="{C183D7F6-B498-43B3-948B-1728B52AA6E4}">
-                        <adec:decorative xmlns:adec="http://schemas.microsoft.com/office/drawing/2017/decorative" val="1"/>
-                      </a:ext>
-                    </a:extLst>
-                  </pic:cNvPr>
-                  <pic:cNvPicPr preferRelativeResize="0"/>
-                </pic:nvPicPr>
-                <pic:blipFill>
-                  <a:blip r:embed="rId1"/>
-                  <a:srcRect/>
-                  <a:stretch>
-                    <a:fillRect/>
-                  </a:stretch>
-                </pic:blipFill>
-                <pic:spPr>
-                  <a:xfrm>
-                    <a:off x="0" y="0"/>
-                    <a:ext cx="677228" cy="615661"/>
-                  </a:xfrm>
-                  <a:prstGeom prst="rect">
-                    <a:avLst/>
-                  </a:prstGeom>
-                  <a:ln/>
-                </pic:spPr>
-              </pic:pic>
-            </a:graphicData>
-          </a:graphic>
-        </wp:anchor>
-      </w:drawing>
-    </w:r>
-  </w:p>
-</w:hdr>
-</file>
-
-<file path=word/header4.xml><?xml version="1.0" encoding="utf-8"?>
-<w:hdr xmlns:wpc="http://schemas.microsoft.com/office/word/2010/wordprocessingCanvas" xmlns:cx="http://schemas.microsoft.com/office/drawing/2014/chartex" xmlns:cx1="http://schemas.microsoft.com/office/drawing/2015/9/8/chartex" xmlns:cx2="http://schemas.microsoft.com/office/drawing/2015/10/21/chartex" xmlns:cx3="http://schemas.microsoft.com/office/drawing/2016/5/9/chartex" xmlns:cx4="http://schemas.microsoft.com/office/drawing/2016/5/10/chartex" xmlns:cx5="http://schemas.microsoft.com/office/drawing/2016/5/11/chartex" xmlns:cx6="http://schemas.microsoft.com/office/drawing/2016/5/12/chartex" xmlns:cx7="http://schemas.microsoft.com/office/drawing/2016/5/13/chartex" xmlns:cx8="http://schemas.microsoft.com/office/drawing/2016/5/14/chartex" xmlns:mc="http://schemas.openxmlformats.org/markup-compatibility/2006" xmlns:aink="http://schemas.microsoft.com/office/drawing/2016/ink" xmlns:am3d="http://schemas.microsoft.com/office/drawing/2017/model3d" xmlns:o="urn:schemas-microsoft-com:office:office" xmlns:oel="http://schemas.microsoft.com/office/2019/extlst" xmlns:r="http://schemas.openxmlformats.org/officeDocument/2006/relationships" xmlns:m="http://schemas.openxmlformats.org/officeDocument/2006/math" xmlns:v="urn:schemas-microsoft-com:vml" xmlns:wp14="http://schemas.microsoft.com/office/word/2010/wordprocessingDrawing" xmlns:wp="http://schemas.openxmlformats.org/drawingml/2006/wordprocessingDrawing" xmlns:w10="urn:schemas-microsoft-com:office:word" xmlns:w="http://schemas.openxmlformats.org/wordprocessingml/2006/main" xmlns:w14="http://schemas.microsoft.com/office/word/2010/wordml" xmlns:w15="http://schemas.microsoft.com/office/word/2012/wordml" xmlns:w16cei="http://schemas.microsoft.com/office/word/2026/wordml/cei" xmlns:w16cex="http://schemas.microsoft.com/office/word/2018/wordml/cex" xmlns:w16cid="http://schemas.microsoft.com/office/word/2016/wordml/cid" xmlns:w16="http://schemas.microsoft.com/office/word/2018/wordml" xmlns:w16du="http://schemas.microsoft.com/office/word/2023/wordml/word16du" xmlns:w16sdtdh="http://schemas.microsoft.com/office/word/2020/wordml/sdtdatahash" xmlns:w16sdtfl="http://schemas.microsoft.com/office/word/2024/wordml/sdtformatlock" xmlns:w16se="http://schemas.microsoft.com/office/word/2015/wordml/symex" xmlns:wpg="http://schemas.microsoft.com/office/word/2010/wordprocessingGroup" xmlns:wpi="http://schemas.microsoft.com/office/word/2010/wordprocessingInk" xmlns:wne="http://schemas.microsoft.com/office/word/2006/wordml" xmlns:wps="http://schemas.microsoft.com/office/word/2010/wordprocessingShape" mc:Ignorable="w14 w15 w16se w16cid w16 w16cex w16sdtdh w16sdtfl w16du wp14">
+<w:hdr xmlns:wpc="http://schemas.microsoft.com/office/word/2010/wordprocessingCanvas" xmlns:cx="http://schemas.microsoft.com/office/drawing/2014/chartex" xmlns:cx1="http://schemas.microsoft.com/office/drawing/2015/9/8/chartex" xmlns:cx2="http://schemas.microsoft.com/office/drawing/2015/10/21/chartex" xmlns:cx3="http://schemas.microsoft.com/office/drawing/2016/5/9/chartex" xmlns:cx4="http://schemas.microsoft.com/office/drawing/2016/5/10/chartex" xmlns:cx5="http://schemas.microsoft.com/office/drawing/2016/5/11/chartex" xmlns:cx6="http://schemas.microsoft.com/office/drawing/2016/5/12/chartex" xmlns:cx7="http://schemas.microsoft.com/office/drawing/2016/5/13/chartex" xmlns:cx8="http://schemas.microsoft.com/office/drawing/2016/5/14/chartex" xmlns:mc="http://schemas.openxmlformats.org/markup-compatibility/2006" xmlns:aink="http://schemas.microsoft.com/office/drawing/2016/ink" xmlns:am3d="http://schemas.microsoft.com/office/drawing/2017/model3d" xmlns:o="urn:schemas-microsoft-com:office:office" xmlns:oel="http://schemas.microsoft.com/office/2019/extlst" xmlns:r="http://schemas.openxmlformats.org/officeDocument/2006/relationships" xmlns:m="http://schemas.openxmlformats.org/officeDocument/2006/math" xmlns:v="urn:schemas-microsoft-com:vml" xmlns:wp14="http://schemas.microsoft.com/office/word/2010/wordprocessingDrawing" xmlns:wp="http://schemas.openxmlformats.org/drawingml/2006/wordprocessingDrawing" xmlns:w10="urn:schemas-microsoft-com:office:word" xmlns:w="http://schemas.openxmlformats.org/wordprocessingml/2006/main" xmlns:w14="http://schemas.microsoft.com/office/word/2010/wordml" xmlns:w15="http://schemas.microsoft.com/office/word/2012/wordml" xmlns:w16cex="http://schemas.microsoft.com/office/word/2018/wordml/cex" xmlns:w16cid="http://schemas.microsoft.com/office/word/2016/wordml/cid" xmlns:w16="http://schemas.microsoft.com/office/word/2018/wordml" xmlns:w16du="http://schemas.microsoft.com/office/word/2023/wordml/word16du" xmlns:w16sdtdh="http://schemas.microsoft.com/office/word/2020/wordml/sdtdatahash" xmlns:w16sdtfl="http://schemas.microsoft.com/office/word/2024/wordml/sdtformatlock" xmlns:w16se="http://schemas.microsoft.com/office/word/2015/wordml/symex" xmlns:wpg="http://schemas.microsoft.com/office/word/2010/wordprocessingGroup" xmlns:wpi="http://schemas.microsoft.com/office/word/2010/wordprocessingInk" xmlns:wne="http://schemas.microsoft.com/office/word/2006/wordml" xmlns:wps="http://schemas.microsoft.com/office/word/2010/wordprocessingShape" mc:Ignorable="w14 w15 w16se w16cid w16 w16cex w16sdtdh w16sdtfl w16du wp14">
   <w:p>
     <w:pPr>
       <w:pStyle w:val="Encabezado"/>
@@ -18942,7 +9239,7 @@
 </file>
 
 <file path=word/numbering.xml><?xml version="1.0" encoding="utf-8"?>
-<w:numbering xmlns:wpc="http://schemas.microsoft.com/office/word/2010/wordprocessingCanvas" xmlns:cx="http://schemas.microsoft.com/office/drawing/2014/chartex" xmlns:cx1="http://schemas.microsoft.com/office/drawing/2015/9/8/chartex" xmlns:cx2="http://schemas.microsoft.com/office/drawing/2015/10/21/chartex" xmlns:cx3="http://schemas.microsoft.com/office/drawing/2016/5/9/chartex" xmlns:cx4="http://schemas.microsoft.com/office/drawing/2016/5/10/chartex" xmlns:cx5="http://schemas.microsoft.com/office/drawing/2016/5/11/chartex" xmlns:cx6="http://schemas.microsoft.com/office/drawing/2016/5/12/chartex" xmlns:cx7="http://schemas.microsoft.com/office/drawing/2016/5/13/chartex" xmlns:cx8="http://schemas.microsoft.com/office/drawing/2016/5/14/chartex" xmlns:mc="http://schemas.openxmlformats.org/markup-compatibility/2006" xmlns:aink="http://schemas.microsoft.com/office/drawing/2016/ink" xmlns:am3d="http://schemas.microsoft.com/office/drawing/2017/model3d" xmlns:o="urn:schemas-microsoft-com:office:office" xmlns:oel="http://schemas.microsoft.com/office/2019/extlst" xmlns:r="http://schemas.openxmlformats.org/officeDocument/2006/relationships" xmlns:m="http://schemas.openxmlformats.org/officeDocument/2006/math" xmlns:v="urn:schemas-microsoft-com:vml" xmlns:wp14="http://schemas.microsoft.com/office/word/2010/wordprocessingDrawing" xmlns:wp="http://schemas.openxmlformats.org/drawingml/2006/wordprocessingDrawing" xmlns:w10="urn:schemas-microsoft-com:office:word" xmlns:w="http://schemas.openxmlformats.org/wordprocessingml/2006/main" xmlns:w14="http://schemas.microsoft.com/office/word/2010/wordml" xmlns:w15="http://schemas.microsoft.com/office/word/2012/wordml" xmlns:w16cei="http://schemas.microsoft.com/office/word/2026/wordml/cei" xmlns:w16cex="http://schemas.microsoft.com/office/word/2018/wordml/cex" xmlns:w16cid="http://schemas.microsoft.com/office/word/2016/wordml/cid" xmlns:w16="http://schemas.microsoft.com/office/word/2018/wordml" xmlns:w16du="http://schemas.microsoft.com/office/word/2023/wordml/word16du" xmlns:w16sdtdh="http://schemas.microsoft.com/office/word/2020/wordml/sdtdatahash" xmlns:w16sdtfl="http://schemas.microsoft.com/office/word/2024/wordml/sdtformatlock" xmlns:w16se="http://schemas.microsoft.com/office/word/2015/wordml/symex" xmlns:wpg="http://schemas.microsoft.com/office/word/2010/wordprocessingGroup" xmlns:wpi="http://schemas.microsoft.com/office/word/2010/wordprocessingInk" xmlns:wne="http://schemas.microsoft.com/office/word/2006/wordml" xmlns:wps="http://schemas.microsoft.com/office/word/2010/wordprocessingShape" mc:Ignorable="w14 w15 w16se w16cid w16 w16cex w16sdtdh w16sdtfl w16du wp14">
+<w:numbering xmlns:wpc="http://schemas.microsoft.com/office/word/2010/wordprocessingCanvas" xmlns:cx="http://schemas.microsoft.com/office/drawing/2014/chartex" xmlns:cx1="http://schemas.microsoft.com/office/drawing/2015/9/8/chartex" xmlns:cx2="http://schemas.microsoft.com/office/drawing/2015/10/21/chartex" xmlns:cx3="http://schemas.microsoft.com/office/drawing/2016/5/9/chartex" xmlns:cx4="http://schemas.microsoft.com/office/drawing/2016/5/10/chartex" xmlns:cx5="http://schemas.microsoft.com/office/drawing/2016/5/11/chartex" xmlns:cx6="http://schemas.microsoft.com/office/drawing/2016/5/12/chartex" xmlns:cx7="http://schemas.microsoft.com/office/drawing/2016/5/13/chartex" xmlns:cx8="http://schemas.microsoft.com/office/drawing/2016/5/14/chartex" xmlns:mc="http://schemas.openxmlformats.org/markup-compatibility/2006" xmlns:aink="http://schemas.microsoft.com/office/drawing/2016/ink" xmlns:am3d="http://schemas.microsoft.com/office/drawing/2017/model3d" xmlns:o="urn:schemas-microsoft-com:office:office" xmlns:oel="http://schemas.microsoft.com/office/2019/extlst" xmlns:r="http://schemas.openxmlformats.org/officeDocument/2006/relationships" xmlns:m="http://schemas.openxmlformats.org/officeDocument/2006/math" xmlns:v="urn:schemas-microsoft-com:vml" xmlns:wp14="http://schemas.microsoft.com/office/word/2010/wordprocessingDrawing" xmlns:wp="http://schemas.openxmlformats.org/drawingml/2006/wordprocessingDrawing" xmlns:w10="urn:schemas-microsoft-com:office:word" xmlns:w="http://schemas.openxmlformats.org/wordprocessingml/2006/main" xmlns:w14="http://schemas.microsoft.com/office/word/2010/wordml" xmlns:w15="http://schemas.microsoft.com/office/word/2012/wordml" xmlns:w16cex="http://schemas.microsoft.com/office/word/2018/wordml/cex" xmlns:w16cid="http://schemas.microsoft.com/office/word/2016/wordml/cid" xmlns:w16="http://schemas.microsoft.com/office/word/2018/wordml" xmlns:w16du="http://schemas.microsoft.com/office/word/2023/wordml/word16du" xmlns:w16sdtdh="http://schemas.microsoft.com/office/word/2020/wordml/sdtdatahash" xmlns:w16sdtfl="http://schemas.microsoft.com/office/word/2024/wordml/sdtformatlock" xmlns:w16se="http://schemas.microsoft.com/office/word/2015/wordml/symex" xmlns:wpg="http://schemas.microsoft.com/office/word/2010/wordprocessingGroup" xmlns:wpi="http://schemas.microsoft.com/office/word/2010/wordprocessingInk" xmlns:wne="http://schemas.microsoft.com/office/word/2006/wordml" xmlns:wps="http://schemas.microsoft.com/office/word/2010/wordprocessingShape" mc:Ignorable="w14 w15 w16se w16cid w16 w16cex w16sdtdh w16sdtfl w16du wp14">
   <w:abstractNum w:abstractNumId="0" w15:restartNumberingAfterBreak="0">
     <w:nsid w:val="219E5A31"/>
     <w:multiLevelType w:val="hybridMultilevel"/>
